--- a/notes.docx
+++ b/notes.docx
@@ -513,7 +513,7 @@
           <w:lang w:val="en-GB"/>
         </w:rPr>
         <w:drawing>
-          <wp:anchor distT="0" distB="0" distL="114300" distR="114300" simplePos="0" relativeHeight="251650560" behindDoc="0" locked="0" layoutInCell="1" allowOverlap="1" wp14:anchorId="64D19122" wp14:editId="4B8F4FE6">
+          <wp:anchor distT="0" distB="0" distL="114300" distR="114300" simplePos="0" relativeHeight="251650560" behindDoc="0" locked="0" layoutInCell="1" allowOverlap="1" wp14:anchorId="64D19122" wp14:editId="33696E5D">
             <wp:simplePos x="0" y="0"/>
             <wp:positionH relativeFrom="margin">
               <wp:align>center</wp:align>
@@ -876,7 +876,7 @@
           </mc:Choice>
           <mc:Fallback>
             <w:pict>
-              <v:shapetype w14:anchorId="10C6C37C" id="_x0000_t38" coordsize="21600,21600" o:spt="38" o:oned="t" path="m,c@0,0@1,5400@1,10800@1,16200@2,21600,21600,21600e" filled="f">
+              <v:shapetype w14:anchorId="7FF6FB68" id="_x0000_t38" coordsize="21600,21600" o:spt="38" o:oned="t" path="m,c@0,0@1,5400@1,10800@1,16200@2,21600,21600,21600e" filled="f">
                 <v:formulas>
                   <v:f eqn="mid #0 0"/>
                   <v:f eqn="val #0"/>
@@ -11692,14 +11692,12 @@
         <w:rPr>
           <w:b/>
           <w:bCs/>
-          <w:lang w:val="en-GB"/>
-        </w:rPr>
-      </w:pPr>
-      <w:r>
-        <w:rPr>
-          <w:b/>
-          <w:bCs/>
-          <w:lang w:val="en-GB"/>
+        </w:rPr>
+      </w:pPr>
+      <w:r>
+        <w:rPr>
+          <w:b/>
+          <w:bCs/>
         </w:rPr>
         <w:t>57</w:t>
       </w:r>
@@ -11714,9 +11712,6 @@
         </w:rPr>
       </w:pPr>
       <w:r>
-        <w:rPr>
-          <w:lang w:val="en-GB"/>
-        </w:rPr>
         <w:t>A. Sousa, L. Madureira, J. Coelho, J. Pinto, J. Pereira, J. Sousa, P. Dias, LAUV: The man-portable autonomous underwater vehicle. </w:t>
       </w:r>
       <w:r>
@@ -22073,6 +22068,1599 @@
         <w:t>descriptor = específico da classe prevista / protótipo</w:t>
       </w:r>
     </w:p>
+    <w:p>
+      <w:pPr>
+        <w:rPr>
+          <w:color w:val="FF0000"/>
+        </w:rPr>
+      </w:pPr>
+    </w:p>
+    <w:p>
+      <w:r>
+        <w:t>C:\Users\E713181\Documents\Dados\FILIPA_DADOS\results\fossum_roi_x490_step11d_multi_auv_regime_separation_20260524_114809</w:t>
+      </w:r>
+      <w:r>
+        <w:t>:</w:t>
+      </w:r>
+    </w:p>
+    <w:p>
+      <w:r>
+        <w:t>Preciso entender as diferentes imagens e path que tens em figures e perceber como cada uma foi gerada. Se as os path tiverem overlay, vou ter de resolver isso.</w:t>
+      </w:r>
+    </w:p>
+    <w:p>
+      <w:r>
+        <w:t>C:\Users\E713181\Documents\Dados\FILIPA_DADOS\results\fossum_roi_x490_step11c_single_auv_boundary_crossing_reward_20260523_200322</w:t>
+      </w:r>
+      <w:r>
+        <w:t>:</w:t>
+      </w:r>
+    </w:p>
+    <w:p>
+      <w:r>
+        <w:t>Aqui os resultados não estão mal de todo. Eu queria que quando fosse um único AUV que ele andasse pelos dois regimes diferentes. Mas o que está a acontecer aqui é que ele cruza o boundarie mas cruza muito pouco, ficando-se apenas pela região do boundarie.</w:t>
+      </w:r>
+    </w:p>
+    <w:p/>
+    <w:p>
+      <w:r>
+        <w:t>C:\Users\E713181\Documents\Dados\FILIPA_DADOS\results\fossum_roi_x490_step11b_descriptor_ablation_planner_tests_20260520_194733</w:t>
+      </w:r>
+      <w:r>
+        <w:t>:</w:t>
+      </w:r>
+    </w:p>
+    <w:p/>
+    <w:p>
+      <w:r>
+        <w:t>Aqui não consigo perceber se está a atravessar os regimes ou não pois em /figures os mapas que aparecem são os de STD. Queria entender a logica por tras</w:t>
+      </w:r>
+    </w:p>
+    <w:p/>
+    <w:p>
+      <w:r>
+        <w:t>C:\Users\E713181\Documents\Dados\FILIPA_DADOS\results\fossum_roi_x490_step11b_descriptor_ablation_planner_tests_20260520_165239</w:t>
+      </w:r>
+      <w:r>
+        <w:t>:</w:t>
+      </w:r>
+    </w:p>
+    <w:p>
+      <w:r>
+        <w:t>Aqui também aparece os mapas STD . Queria entender a logica por tras</w:t>
+      </w:r>
+    </w:p>
+    <w:p>
+      <w:r>
+        <w:t>C:\Users\E713181\Documents\Dados\FILIPA_DADOS\results\fossum_roi_x490_step11b_descriptor_ablation_planner_tests_20260520_160652</w:t>
+      </w:r>
+      <w:r>
+        <w:t>:</w:t>
+      </w:r>
+    </w:p>
+    <w:p>
+      <w:r>
+        <w:t>os mapas que aparecem são os de STD. Queria entender a logica por tras</w:t>
+      </w:r>
+    </w:p>
+    <w:p/>
+    <w:p>
+      <w:r>
+        <w:lastRenderedPageBreak/>
+        <w:t>C:\Users\E713181\Documents\Dados\FILIPA_DADOS\results\fossum_roi_x490_step11a_minimal_boundary_planner_runs_20260520_102117</w:t>
+      </w:r>
+      <w:r>
+        <w:t>:</w:t>
+      </w:r>
+    </w:p>
+    <w:p>
+      <w:r>
+        <w:t>Esse foi a primeira run de todas. Queria entender a logica por tras</w:t>
+      </w:r>
+    </w:p>
+    <w:p/>
+    <w:p>
+      <w:r>
+        <w:t xml:space="preserve">Resumo das alternativas para garantir que </w:t>
+      </w:r>
+      <w:r>
+        <w:rPr>
+          <w:b/>
+          <w:bCs/>
+        </w:rPr>
+        <w:t>um único AUV atravesse diferentes regimes</w:t>
+      </w:r>
+      <w:r>
+        <w:t>:</w:t>
+      </w:r>
+    </w:p>
+    <w:p>
+      <w:pPr>
+        <w:numPr>
+          <w:ilvl w:val="0"/>
+          <w:numId w:val="64"/>
+        </w:numPr>
+        <w:rPr>
+          <w:lang w:val="en-GB"/>
+        </w:rPr>
+      </w:pPr>
+      <w:r>
+        <w:rPr>
+          <w:b/>
+          <w:bCs/>
+        </w:rPr>
+        <w:t>Mapa estático de custo/reward</w:t>
+      </w:r>
+      <w:r>
+        <w:br/>
+      </w:r>
+      <w:r>
+        <w:rPr>
+          <w:highlight w:val="yellow"/>
+        </w:rPr>
+        <w:t xml:space="preserve">Usar STD + boundary_score é simples, mas </w:t>
+      </w:r>
+      <w:r>
+        <w:rPr>
+          <w:b/>
+          <w:bCs/>
+          <w:highlight w:val="yellow"/>
+        </w:rPr>
+        <w:t>não garante crossing</w:t>
+      </w:r>
+      <w:r>
+        <w:rPr>
+          <w:highlight w:val="yellow"/>
+        </w:rPr>
+        <w:t xml:space="preserve">. Apenas incentiva o AUV a visitar células valiosas; ele pode continuar do mesmo lado do boundary. </w:t>
+      </w:r>
+      <w:r>
+        <w:rPr>
+          <w:highlight w:val="yellow"/>
+          <w:lang w:val="en-GB"/>
+        </w:rPr>
+        <w:t>Serve como teste exploratório.</w:t>
+      </w:r>
+      <w:r>
+        <w:rPr>
+          <w:lang w:val="en-GB"/>
+        </w:rPr>
+        <w:t xml:space="preserve"> </w:t>
+      </w:r>
+    </w:p>
+    <w:p>
+      <w:pPr>
+        <w:numPr>
+          <w:ilvl w:val="0"/>
+          <w:numId w:val="64"/>
+        </w:numPr>
+      </w:pPr>
+      <w:r>
+        <w:rPr>
+          <w:b/>
+          <w:bCs/>
+        </w:rPr>
+        <w:t>Reward de transição entre regimes</w:t>
+      </w:r>
+      <w:r>
+        <w:br/>
+        <w:t xml:space="preserve">É a opção mais correta cientificamente: premiar a trajetória quando passa de region_A para region_B. O problema é que o planner atual parece não suportar reward dependente da rota, só prémios estáticos por nó. Teria de modificar o planner/PyVRP ou criar uma camada externa. </w:t>
+      </w:r>
+    </w:p>
+    <w:p>
+      <w:pPr>
+        <w:numPr>
+          <w:ilvl w:val="0"/>
+          <w:numId w:val="64"/>
+        </w:numPr>
+        <w:rPr>
+          <w:lang w:val="en-GB"/>
+        </w:rPr>
+      </w:pPr>
+      <w:r>
+        <w:rPr>
+          <w:b/>
+          <w:bCs/>
+        </w:rPr>
+        <w:t>Reward por cobertura balanceada</w:t>
+      </w:r>
+      <w:r>
+        <w:br/>
+        <w:t xml:space="preserve">Em vez de contar crossing, premia-se a presença nos dois regimes, por exemplo com min(fraction_A, fraction_B). É melhor do que apenas contar cruzamentos, porque evita uma trajetória que só toca brevemente no outro regime. </w:t>
+      </w:r>
+      <w:r>
+        <w:rPr>
+          <w:lang w:val="en-GB"/>
+        </w:rPr>
+        <w:t xml:space="preserve">Também exige objetivo dependente da trajetória. </w:t>
+      </w:r>
+    </w:p>
+    <w:p>
+      <w:pPr>
+        <w:numPr>
+          <w:ilvl w:val="0"/>
+          <w:numId w:val="64"/>
+        </w:numPr>
+      </w:pPr>
+      <w:r>
+        <w:rPr>
+          <w:b/>
+          <w:bCs/>
+        </w:rPr>
+        <w:t>Hard constraint</w:t>
+      </w:r>
+      <w:r>
+        <w:rPr>
+          <w:b/>
+          <w:bCs/>
+        </w:rPr>
+        <w:t xml:space="preserve"> </w:t>
+      </w:r>
+      <w:r>
+        <w:br/>
+        <w:t xml:space="preserve">Obrigar a trajetória a visitar pelo menos um ou vários pontos em region_A e region_B. Esta opção </w:t>
+      </w:r>
+      <w:r>
+        <w:rPr>
+          <w:b/>
+          <w:bCs/>
+        </w:rPr>
+        <w:t>garante</w:t>
+      </w:r>
+      <w:r>
+        <w:t xml:space="preserve"> crossing/cobertura dos dois regimes, mas pode tornar o problema mais rígido e artificial se a missão for curta ou os regimes forem distantes. </w:t>
+      </w:r>
+    </w:p>
+    <w:p>
+      <w:pPr>
+        <w:numPr>
+          <w:ilvl w:val="0"/>
+          <w:numId w:val="64"/>
+        </w:numPr>
+      </w:pPr>
+      <w:r>
+        <w:rPr>
+          <w:b/>
+          <w:bCs/>
+        </w:rPr>
+        <w:t>Waypoints-alvo nos dois regimes</w:t>
+      </w:r>
+      <w:r>
+        <w:br/>
+        <w:t xml:space="preserve">Escolher automaticamente um target_A e um target_B, por exemplo os pontos com maior STD ou mais representativos em cada região. Depois podes dar um reward muito alto a esses pontos ou torná-los waypoints obrigatórios. </w:t>
+      </w:r>
+    </w:p>
+    <w:p>
+      <w:pPr>
+        <w:numPr>
+          <w:ilvl w:val="0"/>
+          <w:numId w:val="64"/>
+        </w:numPr>
+      </w:pPr>
+      <w:r>
+        <w:rPr>
+          <w:b/>
+          <w:bCs/>
+        </w:rPr>
+        <w:t>Planeamento em duas fases</w:t>
+      </w:r>
+      <w:r>
+        <w:br/>
+        <w:t xml:space="preserve">Planear primeiro até uma região e depois até à outra: A → B ou B → A, escolhendo a melhor ordem. </w:t>
+      </w:r>
+    </w:p>
+    <w:p>
+      <w:pPr>
+        <w:numPr>
+          <w:ilvl w:val="0"/>
+          <w:numId w:val="64"/>
+        </w:numPr>
+      </w:pPr>
+      <w:r>
+        <w:rPr>
+          <w:b/>
+          <w:bCs/>
+        </w:rPr>
+        <w:t>Gerar várias rotas candidatas e escolher a melhor</w:t>
+      </w:r>
+      <w:r>
+        <w:br/>
+        <w:t xml:space="preserve">Correr várias versões do planner, como baseline_STD, boundary, region_A_focused, region_B_focused, target_A/B_bonus, e depois escolher </w:t>
+      </w:r>
+      <w:r>
+        <w:lastRenderedPageBreak/>
+        <w:t xml:space="preserve">a melhor rota com uma função externa que valorize STD, balanceamento entre regimes e crossing. </w:t>
+      </w:r>
+      <w:r>
+        <w:t>Isto é um wrapper de seleção pós-solver.</w:t>
+      </w:r>
+    </w:p>
+    <w:p/>
+    <w:p/>
+    <w:p/>
+    <w:p/>
+    <w:p>
+      <w:pPr>
+        <w:pStyle w:val="NormalWeb"/>
+      </w:pPr>
+      <w:r>
+        <w:t xml:space="preserve">Resumo do </w:t>
+      </w:r>
+      <w:r>
+        <w:rPr>
+          <w:rStyle w:val="Strong"/>
+        </w:rPr>
+        <w:t>Passo 3 — Melhorar multi-AUV com vehicle-specific maps</w:t>
+      </w:r>
+      <w:r>
+        <w:t>:</w:t>
+      </w:r>
+    </w:p>
+    <w:p>
+      <w:pPr>
+        <w:pStyle w:val="HTMLPreformatted"/>
+        <w:rPr>
+          <w:lang w:val="pt-PT"/>
+        </w:rPr>
+      </w:pPr>
+      <w:r>
+        <w:rPr>
+          <w:rStyle w:val="HTMLCode"/>
+          <w:lang w:val="pt-PT"/>
+        </w:rPr>
+        <w:t>AUV1 → explorar maioritariamente o regime A</w:t>
+      </w:r>
+      <w:r>
+        <w:rPr>
+          <w:lang w:val="pt-PT"/>
+        </w:rPr>
+        <w:br/>
+      </w:r>
+      <w:r>
+        <w:rPr>
+          <w:rStyle w:val="HTMLCode"/>
+          <w:lang w:val="pt-PT"/>
+        </w:rPr>
+        <w:t>AUV2 → explorar maioritariamente o regime B</w:t>
+      </w:r>
+    </w:p>
+    <w:p>
+      <w:pPr>
+        <w:pStyle w:val="NormalWeb"/>
+      </w:pPr>
+      <w:r>
+        <w:t xml:space="preserve">A auditoria mostrou que o problema não era tanto o </w:t>
+      </w:r>
+      <w:r>
+        <w:rPr>
+          <w:rStyle w:val="Strong"/>
+        </w:rPr>
+        <w:t>overlap exato</w:t>
+      </w:r>
+      <w:r>
+        <w:t xml:space="preserve"> entre trajetórias, porque esse já era baixo. O problema era que os AUVs continuavam atraídos por zonas parecidas de maior valor. Por isso, a melhor direção é usar </w:t>
+      </w:r>
+      <w:r>
+        <w:rPr>
+          <w:rStyle w:val="Strong"/>
+        </w:rPr>
+        <w:t>mapas de informação diferentes por veículo</w:t>
+      </w:r>
+      <w:r>
+        <w:t>.</w:t>
+      </w:r>
+    </w:p>
+    <w:p>
+      <w:pPr>
+        <w:pStyle w:val="Heading2"/>
+        <w:rPr>
+          <w:lang w:val="en-GB"/>
+        </w:rPr>
+      </w:pPr>
+      <w:r>
+        <w:rPr>
+          <w:lang w:val="en-GB"/>
+        </w:rPr>
+        <w:t>Formulação base</w:t>
+      </w:r>
+    </w:p>
+    <w:p>
+      <w:pPr>
+        <w:pStyle w:val="HTMLPreformatted"/>
+      </w:pPr>
+      <w:r>
+        <w:rPr>
+          <w:rStyle w:val="HTMLCode"/>
+        </w:rPr>
+        <w:t>AUV1_map = w_STD * STD_norm + w_A * prototype_region_A</w:t>
+      </w:r>
+      <w:r>
+        <w:br/>
+      </w:r>
+      <w:r>
+        <w:br/>
+      </w:r>
+      <w:r>
+        <w:rPr>
+          <w:rStyle w:val="HTMLCode"/>
+        </w:rPr>
+        <w:t>AUV2_map = w_STD * STD_norm + w_B * prototype_region_B</w:t>
+      </w:r>
+    </w:p>
+    <w:p>
+      <w:pPr>
+        <w:pStyle w:val="NormalWeb"/>
+      </w:pPr>
+      <w:r>
+        <w:t>Exemplo:</w:t>
+      </w:r>
+    </w:p>
+    <w:p>
+      <w:pPr>
+        <w:pStyle w:val="HTMLPreformatted"/>
+        <w:rPr>
+          <w:lang w:val="pt-PT"/>
+        </w:rPr>
+      </w:pPr>
+      <w:r>
+        <w:rPr>
+          <w:rStyle w:val="HTMLCode"/>
+          <w:lang w:val="pt-PT"/>
+        </w:rPr>
+        <w:t>AUV1 = 0.7 * STD_norm + 0.3 * region_A</w:t>
+      </w:r>
+      <w:r>
+        <w:rPr>
+          <w:lang w:val="pt-PT"/>
+        </w:rPr>
+        <w:br/>
+      </w:r>
+      <w:r>
+        <w:rPr>
+          <w:rStyle w:val="HTMLCode"/>
+          <w:lang w:val="pt-PT"/>
+        </w:rPr>
+        <w:t>AUV2 = 0.7 * STD_norm + 0.3 * region_B</w:t>
+      </w:r>
+    </w:p>
+    <w:p>
+      <w:pPr>
+        <w:pStyle w:val="NormalWeb"/>
+      </w:pPr>
+      <w:r>
+        <w:t>region_A[y, x] = 1 se aquela célula pertence à região A</w:t>
+      </w:r>
+    </w:p>
+    <w:p>
+      <w:pPr>
+        <w:pStyle w:val="NormalWeb"/>
+      </w:pPr>
+      <w:r>
+        <w:t>region_A[y, x] = 0 se não pertence</w:t>
+      </w:r>
+    </w:p>
+    <w:p>
+      <w:pPr>
+        <w:pStyle w:val="NormalWeb"/>
+      </w:pPr>
+      <w:r>
+        <w:t>Assim, a incerteza continua importante, mas cada veículo recebe um incentivo diferente.</w:t>
+      </w:r>
+    </w:p>
+    <w:p>
+      <w:pPr>
+        <w:pStyle w:val="Heading2"/>
+      </w:pPr>
+      <w:r>
+        <w:t>Alternativas principais</w:t>
+      </w:r>
+    </w:p>
+    <w:p>
+      <w:pPr>
+        <w:pStyle w:val="Heading3"/>
+      </w:pPr>
+      <w:r>
+        <w:t>1. Testar pesos diferentes</w:t>
+      </w:r>
+    </w:p>
+    <w:p>
+      <w:pPr>
+        <w:pStyle w:val="NormalWeb"/>
+      </w:pPr>
+      <w:r>
+        <w:t>É a primeira melhoria recomendada:</w:t>
+      </w:r>
+    </w:p>
+    <w:p>
+      <w:pPr>
+        <w:pStyle w:val="HTMLPreformatted"/>
+        <w:rPr>
+          <w:lang w:val="pt-PT"/>
+        </w:rPr>
+      </w:pPr>
+      <w:r>
+        <w:rPr>
+          <w:rStyle w:val="HTMLCode"/>
+          <w:lang w:val="pt-PT"/>
+        </w:rPr>
+        <w:t>0.8 STD + 0.2 região</w:t>
+      </w:r>
+      <w:r>
+        <w:rPr>
+          <w:lang w:val="pt-PT"/>
+        </w:rPr>
+        <w:br/>
+      </w:r>
+      <w:r>
+        <w:rPr>
+          <w:rStyle w:val="HTMLCode"/>
+          <w:lang w:val="pt-PT"/>
+        </w:rPr>
+        <w:t>0.7 STD + 0.3 região</w:t>
+      </w:r>
+      <w:r>
+        <w:rPr>
+          <w:lang w:val="pt-PT"/>
+        </w:rPr>
+        <w:br/>
+      </w:r>
+      <w:r>
+        <w:rPr>
+          <w:rStyle w:val="HTMLCode"/>
+          <w:lang w:val="pt-PT"/>
+        </w:rPr>
+        <w:t>0.6 STD + 0.4 região</w:t>
+      </w:r>
+    </w:p>
+    <w:p>
+      <w:pPr>
+        <w:pStyle w:val="NormalWeb"/>
+      </w:pPr>
+      <w:r>
+        <w:t xml:space="preserve">Isto permite encontrar o melhor equilíbrio entre </w:t>
+      </w:r>
+      <w:r>
+        <w:rPr>
+          <w:rStyle w:val="Strong"/>
+        </w:rPr>
+        <w:t>STD recolhido</w:t>
+      </w:r>
+      <w:r>
+        <w:t xml:space="preserve"> e </w:t>
+      </w:r>
+      <w:r>
+        <w:rPr>
+          <w:rStyle w:val="Strong"/>
+        </w:rPr>
+        <w:t>cobertura complementar dos regimes</w:t>
+      </w:r>
+      <w:r>
+        <w:t>.</w:t>
+      </w:r>
+    </w:p>
+    <w:p>
+      <w:pPr>
+        <w:pStyle w:val="Heading3"/>
+      </w:pPr>
+      <w:r>
+        <w:lastRenderedPageBreak/>
+        <w:t>2. Adicionar boundary com peso baixo</w:t>
+      </w:r>
+      <w:r>
+        <w:t xml:space="preserve"> Não vai funcionar</w:t>
+      </w:r>
+    </w:p>
+    <w:p>
+      <w:pPr>
+        <w:pStyle w:val="NormalWeb"/>
+        <w:rPr>
+          <w:lang w:val="en-GB"/>
+        </w:rPr>
+      </w:pPr>
+      <w:r>
+        <w:rPr>
+          <w:lang w:val="en-GB"/>
+        </w:rPr>
+        <w:t>Pode-se testar:</w:t>
+      </w:r>
+    </w:p>
+    <w:p>
+      <w:pPr>
+        <w:pStyle w:val="HTMLPreformatted"/>
+      </w:pPr>
+      <w:r>
+        <w:rPr>
+          <w:rStyle w:val="HTMLCode"/>
+        </w:rPr>
+        <w:t>AUV1 = 0.6 STD + 0.3 region_A + 0.1 boundary</w:t>
+      </w:r>
+      <w:r>
+        <w:br/>
+      </w:r>
+      <w:r>
+        <w:rPr>
+          <w:rStyle w:val="HTMLCode"/>
+        </w:rPr>
+        <w:t>AUV2 = 0.6 STD + 0.3 region_B + 0.1 boundary</w:t>
+      </w:r>
+    </w:p>
+    <w:p>
+      <w:pPr>
+        <w:pStyle w:val="NormalWeb"/>
+      </w:pPr>
+      <w:r>
+        <w:t xml:space="preserve">Mas o peso do </w:t>
+      </w:r>
+      <w:r>
+        <w:rPr>
+          <w:rStyle w:val="HTMLCode"/>
+        </w:rPr>
+        <w:t>boundary</w:t>
+      </w:r>
+      <w:r>
+        <w:t xml:space="preserve"> deve ser baixo, porque se for demasiado alto os dois AUVs podem voltar a ser atraídos para a mesma zona de fronteira.</w:t>
+      </w:r>
+    </w:p>
+    <w:p>
+      <w:pPr>
+        <w:pStyle w:val="Heading3"/>
+      </w:pPr>
+      <w:r>
+        <w:t>3. Inverter os papéis</w:t>
+      </w:r>
+    </w:p>
+    <w:p>
+      <w:pPr>
+        <w:pStyle w:val="NormalWeb"/>
+      </w:pPr>
+      <w:r>
+        <w:t>Testar as duas opções:</w:t>
+      </w:r>
+    </w:p>
+    <w:p>
+      <w:pPr>
+        <w:pStyle w:val="HTMLPreformatted"/>
+        <w:rPr>
+          <w:lang w:val="pt-PT"/>
+        </w:rPr>
+      </w:pPr>
+      <w:r>
+        <w:rPr>
+          <w:rStyle w:val="HTMLCode"/>
+          <w:lang w:val="pt-PT"/>
+        </w:rPr>
+        <w:t>AUV1 → region_A / AUV2 → region_B</w:t>
+      </w:r>
+      <w:r>
+        <w:rPr>
+          <w:lang w:val="pt-PT"/>
+        </w:rPr>
+        <w:br/>
+      </w:r>
+      <w:r>
+        <w:rPr>
+          <w:rStyle w:val="HTMLCode"/>
+          <w:lang w:val="pt-PT"/>
+        </w:rPr>
+        <w:t>AUV1 → region_B / AUV2 → region_A</w:t>
+      </w:r>
+    </w:p>
+    <w:p>
+      <w:pPr>
+        <w:pStyle w:val="NormalWeb"/>
+      </w:pPr>
+      <w:r>
+        <w:t>Isto é importante porque a posição inicial, recuperação e geometria da missão podem fazer uma ordem ser melhor que a outra.</w:t>
+      </w:r>
+    </w:p>
+    <w:p>
+      <w:pPr>
+        <w:pStyle w:val="Heading3"/>
+      </w:pPr>
+      <w:r>
+        <w:t>4. Sequential planning</w:t>
+      </w:r>
+    </w:p>
+    <w:p>
+      <w:pPr>
+        <w:pStyle w:val="NormalWeb"/>
+      </w:pPr>
+      <w:r>
+        <w:t>Se o planner não suportar mapas diferentes por veículo, podes usar um wrapper:</w:t>
+      </w:r>
+    </w:p>
+    <w:p>
+      <w:pPr>
+        <w:pStyle w:val="HTMLPreformatted"/>
+        <w:rPr>
+          <w:lang w:val="pt-PT"/>
+        </w:rPr>
+      </w:pPr>
+      <w:r>
+        <w:rPr>
+          <w:rStyle w:val="HTMLCode"/>
+          <w:lang w:val="pt-PT"/>
+        </w:rPr>
+        <w:t>1. planear AUV1 com mapa A</w:t>
+      </w:r>
+      <w:r>
+        <w:rPr>
+          <w:lang w:val="pt-PT"/>
+        </w:rPr>
+        <w:br/>
+      </w:r>
+      <w:r>
+        <w:rPr>
+          <w:rStyle w:val="HTMLCode"/>
+          <w:lang w:val="pt-PT"/>
+        </w:rPr>
+        <w:t>2. reduzir o reward perto da trajetória do AUV1</w:t>
+      </w:r>
+      <w:r>
+        <w:rPr>
+          <w:lang w:val="pt-PT"/>
+        </w:rPr>
+        <w:br/>
+      </w:r>
+      <w:r>
+        <w:rPr>
+          <w:rStyle w:val="HTMLCode"/>
+          <w:lang w:val="pt-PT"/>
+        </w:rPr>
+        <w:t>3. planear AUV2 com mapa B</w:t>
+      </w:r>
+      <w:r>
+        <w:rPr>
+          <w:lang w:val="pt-PT"/>
+        </w:rPr>
+        <w:br/>
+      </w:r>
+      <w:r>
+        <w:rPr>
+          <w:rStyle w:val="HTMLCode"/>
+          <w:lang w:val="pt-PT"/>
+        </w:rPr>
+        <w:t>4. combinar as trajetórias</w:t>
+      </w:r>
+    </w:p>
+    <w:p>
+      <w:pPr>
+        <w:pStyle w:val="NormalWeb"/>
+      </w:pPr>
+      <w:r>
+        <w:t>É operacionalmente defensável, mas não é otimização conjunta real.</w:t>
+      </w:r>
+    </w:p>
+    <w:p>
+      <w:pPr>
+        <w:pStyle w:val="Heading3"/>
+      </w:pPr>
+      <w:r>
+        <w:t>5. Constraints mínimas por regime</w:t>
+      </w:r>
+    </w:p>
+    <w:p>
+      <w:pPr>
+        <w:pStyle w:val="NormalWeb"/>
+      </w:pPr>
+      <w:r>
+        <w:t>Mais forte, mas mais difícil:</w:t>
+      </w:r>
+    </w:p>
+    <w:p>
+      <w:pPr>
+        <w:pStyle w:val="HTMLPreformatted"/>
+        <w:rPr>
+          <w:lang w:val="pt-PT"/>
+        </w:rPr>
+      </w:pPr>
+      <w:r>
+        <w:rPr>
+          <w:rStyle w:val="HTMLCode"/>
+          <w:lang w:val="pt-PT"/>
+        </w:rPr>
+        <w:t>A frota deve visitar pelo menos N pontos em region_A</w:t>
+      </w:r>
+      <w:r>
+        <w:rPr>
+          <w:lang w:val="pt-PT"/>
+        </w:rPr>
+        <w:br/>
+      </w:r>
+      <w:r>
+        <w:rPr>
+          <w:rStyle w:val="HTMLCode"/>
+          <w:lang w:val="pt-PT"/>
+        </w:rPr>
+        <w:t>e N pontos em region_B.</w:t>
+      </w:r>
+    </w:p>
+    <w:p>
+      <w:pPr>
+        <w:pStyle w:val="NormalWeb"/>
+      </w:pPr>
+      <w:r>
+        <w:t>Ou:</w:t>
+      </w:r>
+    </w:p>
+    <w:p>
+      <w:pPr>
+        <w:pStyle w:val="HTMLPreformatted"/>
+        <w:rPr>
+          <w:lang w:val="pt-PT"/>
+        </w:rPr>
+      </w:pPr>
+      <w:r>
+        <w:rPr>
+          <w:rStyle w:val="HTMLCode"/>
+          <w:lang w:val="pt-PT"/>
+        </w:rPr>
+        <w:t>AUV1 deve visitar region_A.</w:t>
+      </w:r>
+      <w:r>
+        <w:rPr>
+          <w:lang w:val="pt-PT"/>
+        </w:rPr>
+        <w:br/>
+      </w:r>
+      <w:r>
+        <w:rPr>
+          <w:rStyle w:val="HTMLCode"/>
+          <w:lang w:val="pt-PT"/>
+        </w:rPr>
+        <w:t>AUV2 deve visitar region_B.</w:t>
+      </w:r>
+    </w:p>
+    <w:p>
+      <w:pPr>
+        <w:pStyle w:val="NormalWeb"/>
+      </w:pPr>
+      <w:r>
+        <w:t>Isto garante cobertura, mas pode tornar o problema menos flexível.</w:t>
+      </w:r>
+    </w:p>
+    <w:p>
+      <w:pPr>
+        <w:pStyle w:val="Heading3"/>
+      </w:pPr>
+      <w:r>
+        <w:t>6. Post-solver selection</w:t>
+      </w:r>
+    </w:p>
+    <w:p>
+      <w:pPr>
+        <w:pStyle w:val="NormalWeb"/>
+      </w:pPr>
+      <w:r>
+        <w:t>Gerar várias trajetórias candidatas e escolher o melhor par com uma função externa:</w:t>
+      </w:r>
+    </w:p>
+    <w:p>
+      <w:pPr>
+        <w:pStyle w:val="HTMLPreformatted"/>
+      </w:pPr>
+      <w:r>
+        <w:rPr>
+          <w:rStyle w:val="HTMLCode"/>
+        </w:rPr>
+        <w:lastRenderedPageBreak/>
+        <w:t>score_pair =</w:t>
+      </w:r>
+      <w:r>
+        <w:br/>
+      </w:r>
+      <w:r>
+        <w:rPr>
+          <w:rStyle w:val="HTMLCode"/>
+        </w:rPr>
+        <w:t xml:space="preserve">    STD_total</w:t>
+      </w:r>
+      <w:r>
+        <w:br/>
+      </w:r>
+      <w:r>
+        <w:rPr>
+          <w:rStyle w:val="HTMLCode"/>
+        </w:rPr>
+        <w:t xml:space="preserve">  + region_A_coverage</w:t>
+      </w:r>
+      <w:r>
+        <w:br/>
+      </w:r>
+      <w:r>
+        <w:rPr>
+          <w:rStyle w:val="HTMLCode"/>
+        </w:rPr>
+        <w:t xml:space="preserve">  + region_B_coverage</w:t>
+      </w:r>
+      <w:r>
+        <w:br/>
+      </w:r>
+      <w:r>
+        <w:rPr>
+          <w:rStyle w:val="HTMLCode"/>
+        </w:rPr>
+        <w:t xml:space="preserve">  + regime_balance</w:t>
+      </w:r>
+      <w:r>
+        <w:br/>
+      </w:r>
+      <w:r>
+        <w:rPr>
+          <w:rStyle w:val="HTMLCode"/>
+        </w:rPr>
+        <w:t xml:space="preserve">  - overlap</w:t>
+      </w:r>
+      <w:r>
+        <w:br/>
+      </w:r>
+      <w:r>
+        <w:rPr>
+          <w:rStyle w:val="HTMLCode"/>
+        </w:rPr>
+        <w:t xml:space="preserve">  - operational_cost</w:t>
+      </w:r>
+    </w:p>
+    <w:p>
+      <w:pPr>
+        <w:pStyle w:val="NormalWeb"/>
+      </w:pPr>
+      <w:r>
+        <w:t>É útil para diagnóstico, mas é mais fraco como solução final do que integrar vehicle-specific maps diretamente no planner.</w:t>
+      </w:r>
+    </w:p>
+    <w:p/>
+    <w:p/>
+    <w:p>
+      <w:r>
+        <w:t>Com single AUV, tenho que arranjar uma forma de que ele cruze os dois regimes diferentes, tetse com 6h e 12h. Talvez para um path mais longo como 20h ou mais ele consiga explorar bem os regimes diferentes.</w:t>
+      </w:r>
+      <w:r>
+        <w:br/>
+      </w:r>
+      <w:r>
+        <w:br/>
+        <w:t>Com Multi AUV, os resultados foram melhores, mas em alguns existe um pequeno overlap entre trajetorias. Talvez colocar uma penalização se os path do AUV1 e AUV2 ficarem próximos um do outro.</w:t>
+      </w:r>
+    </w:p>
+    <w:p/>
+    <w:p>
+      <w:pPr>
+        <w:rPr>
+          <w:highlight w:val="yellow"/>
+        </w:rPr>
+      </w:pPr>
+      <w:r>
+        <w:rPr>
+          <w:highlight w:val="yellow"/>
+        </w:rPr>
+        <w:t>penalização aproximada = sim</w:t>
+      </w:r>
+    </w:p>
+    <w:p>
+      <w:r>
+        <w:rPr>
+          <w:highlight w:val="yellow"/>
+        </w:rPr>
+        <w:t>penalização nativa no objective multi-AUV = não</w:t>
+      </w:r>
+    </w:p>
+    <w:p/>
+    <w:p>
+      <w:r>
+        <w:t>Preciso corrigir a bibliografia</w:t>
+      </w:r>
+    </w:p>
+    <w:p/>
+    <w:p>
+      <w:r>
+        <w:t>Achar alguma forma de embasar os pesos escolhidos na função custo</w:t>
+      </w:r>
+      <w:r>
+        <w:br/>
+      </w:r>
+      <w:r>
+        <w:br/>
+        <w:t>Testar valores extremos de peso para os descriptors</w:t>
+      </w:r>
+    </w:p>
+    <w:p>
+      <w:r>
+        <w:t>Mission duration: 12, 24, 48</w:t>
+      </w:r>
+    </w:p>
+    <w:p/>
+    <w:p>
+      <w:r>
+        <w:t>Ter justificação para os valores escolhidos(alo longo do pipeline)</w:t>
+      </w:r>
+    </w:p>
+    <w:p>
+      <w:r>
+        <w:t>O porque que escolho 6 classes</w:t>
+      </w:r>
+    </w:p>
+    <w:p>
+      <w:r>
+        <w:t>Justificação na escolha dos descriptors</w:t>
+      </w:r>
+    </w:p>
+    <w:p>
+      <w:r>
+        <w:t>Confirmar o tempo de run</w:t>
+      </w:r>
+    </w:p>
+    <w:p>
+      <w:r>
+        <w:t xml:space="preserve">Justificar os dias escolhidos </w:t>
+      </w:r>
+    </w:p>
+    <w:p>
+      <w:pPr>
+        <w:pStyle w:val="Heading1"/>
+      </w:pPr>
+      <w:r>
+        <w:lastRenderedPageBreak/>
+        <w:t>Conferências</w:t>
+      </w:r>
+    </w:p>
+    <w:p>
+      <w:pPr>
+        <w:pStyle w:val="Heading3"/>
+      </w:pPr>
+      <w:r>
+        <w:t>AUV 2026 Southampton</w:t>
+      </w:r>
+    </w:p>
+    <w:p>
+      <w:r>
+        <w:drawing>
+          <wp:inline distT="0" distB="0" distL="0" distR="0" wp14:anchorId="5218A260" wp14:editId="68B50EA7">
+            <wp:extent cx="5400040" cy="3385185"/>
+            <wp:effectExtent l="0" t="0" r="0" b="5715"/>
+            <wp:docPr id="286785588" name="Picture 1"/>
+            <wp:cNvGraphicFramePr>
+              <a:graphicFrameLocks xmlns:a="http://schemas.openxmlformats.org/drawingml/2006/main" noChangeAspect="1"/>
+            </wp:cNvGraphicFramePr>
+            <a:graphic xmlns:a="http://schemas.openxmlformats.org/drawingml/2006/main">
+              <a:graphicData uri="http://schemas.openxmlformats.org/drawingml/2006/picture">
+                <pic:pic xmlns:pic="http://schemas.openxmlformats.org/drawingml/2006/picture">
+                  <pic:nvPicPr>
+                    <pic:cNvPr id="286785588" name=""/>
+                    <pic:cNvPicPr/>
+                  </pic:nvPicPr>
+                  <pic:blipFill>
+                    <a:blip r:embed="rId223"/>
+                    <a:stretch>
+                      <a:fillRect/>
+                    </a:stretch>
+                  </pic:blipFill>
+                  <pic:spPr>
+                    <a:xfrm>
+                      <a:off x="0" y="0"/>
+                      <a:ext cx="5400040" cy="3385185"/>
+                    </a:xfrm>
+                    <a:prstGeom prst="rect">
+                      <a:avLst/>
+                    </a:prstGeom>
+                  </pic:spPr>
+                </pic:pic>
+              </a:graphicData>
+            </a:graphic>
+          </wp:inline>
+        </w:drawing>
+      </w:r>
+    </w:p>
+    <w:p>
+      <w:pPr>
+        <w:pStyle w:val="Heading3"/>
+      </w:pPr>
+      <w:r>
+        <w:t>OCEANS 2026 Monterey</w:t>
+      </w:r>
+    </w:p>
+    <w:p>
+      <w:r>
+        <w:drawing>
+          <wp:inline distT="0" distB="0" distL="0" distR="0" wp14:anchorId="7EECF190" wp14:editId="5AA85080">
+            <wp:extent cx="5400040" cy="3108325"/>
+            <wp:effectExtent l="0" t="0" r="0" b="0"/>
+            <wp:docPr id="1534228160" name="Picture 1"/>
+            <wp:cNvGraphicFramePr>
+              <a:graphicFrameLocks xmlns:a="http://schemas.openxmlformats.org/drawingml/2006/main" noChangeAspect="1"/>
+            </wp:cNvGraphicFramePr>
+            <a:graphic xmlns:a="http://schemas.openxmlformats.org/drawingml/2006/main">
+              <a:graphicData uri="http://schemas.openxmlformats.org/drawingml/2006/picture">
+                <pic:pic xmlns:pic="http://schemas.openxmlformats.org/drawingml/2006/picture">
+                  <pic:nvPicPr>
+                    <pic:cNvPr id="1534228160" name=""/>
+                    <pic:cNvPicPr/>
+                  </pic:nvPicPr>
+                  <pic:blipFill>
+                    <a:blip r:embed="rId224"/>
+                    <a:stretch>
+                      <a:fillRect/>
+                    </a:stretch>
+                  </pic:blipFill>
+                  <pic:spPr>
+                    <a:xfrm>
+                      <a:off x="0" y="0"/>
+                      <a:ext cx="5400040" cy="3108325"/>
+                    </a:xfrm>
+                    <a:prstGeom prst="rect">
+                      <a:avLst/>
+                    </a:prstGeom>
+                  </pic:spPr>
+                </pic:pic>
+              </a:graphicData>
+            </a:graphic>
+          </wp:inline>
+        </w:drawing>
+      </w:r>
+    </w:p>
+    <w:p>
+      <w:pPr>
+        <w:pStyle w:val="Heading3"/>
+        <w:rPr>
+          <w:lang w:val="en-GB"/>
+        </w:rPr>
+      </w:pPr>
+    </w:p>
+    <w:p>
+      <w:pPr>
+        <w:pStyle w:val="Heading3"/>
+        <w:rPr>
+          <w:lang w:val="en-GB"/>
+        </w:rPr>
+      </w:pPr>
+    </w:p>
+    <w:p>
+      <w:pPr>
+        <w:rPr>
+          <w:lang w:val="en-GB"/>
+        </w:rPr>
+      </w:pPr>
+    </w:p>
+    <w:p>
+      <w:pPr>
+        <w:pStyle w:val="Heading3"/>
+        <w:rPr>
+          <w:lang w:val="en-GB"/>
+        </w:rPr>
+      </w:pPr>
+      <w:r>
+        <w:rPr>
+          <w:lang w:val="en-GB"/>
+        </w:rPr>
+        <w:lastRenderedPageBreak/>
+        <w:t>EIT Digital Maritime Informatics &amp; Robotics Summer School</w:t>
+      </w:r>
+    </w:p>
+    <w:p>
+      <w:pPr>
+        <w:rPr>
+          <w:lang w:val="en-GB"/>
+        </w:rPr>
+      </w:pPr>
+      <w:r>
+        <w:rPr>
+          <w:lang w:val="en-GB"/>
+        </w:rPr>
+        <w:t>2 semanas</w:t>
+      </w:r>
+    </w:p>
+    <w:p>
+      <w:pPr>
+        <w:rPr>
+          <w:lang w:val="en-GB"/>
+        </w:rPr>
+      </w:pPr>
+    </w:p>
+    <w:p>
+      <w:pPr>
+        <w:pStyle w:val="Heading3"/>
+        <w:rPr>
+          <w:lang w:val="en-GB"/>
+        </w:rPr>
+      </w:pPr>
+      <w:r>
+        <w:rPr>
+          <w:lang w:val="en-GB"/>
+        </w:rPr>
+        <w:t>IEEE MFI 2026</w:t>
+      </w:r>
+      <w:r>
+        <w:rPr>
+          <w:lang w:val="en-GB"/>
+        </w:rPr>
+        <w:t xml:space="preserve"> ?</w:t>
+      </w:r>
+    </w:p>
+    <w:p>
+      <w:r>
+        <w:t xml:space="preserve">Full paper deadline estendido para </w:t>
+      </w:r>
+      <w:r>
+        <w:rPr>
+          <w:b/>
+          <w:bCs/>
+        </w:rPr>
+        <w:t>8 junho 2026</w:t>
+      </w:r>
+      <w:r>
+        <w:t>.</w:t>
+      </w:r>
+    </w:p>
+    <w:p>
+      <w:pPr>
+        <w:rPr>
+          <w:lang w:val="en-GB"/>
+        </w:rPr>
+      </w:pPr>
+      <w:hyperlink r:id="rId225" w:history="1">
+        <w:r>
+          <w:rPr>
+            <w:rStyle w:val="Hyperlink"/>
+            <w:lang w:val="en-GB"/>
+          </w:rPr>
+          <w:t>https://www.mfi2026.org/</w:t>
+        </w:r>
+      </w:hyperlink>
+    </w:p>
+    <w:tbl>
+      <w:tblPr>
+        <w:tblW w:w="0" w:type="auto"/>
+        <w:tblCellSpacing w:w="15" w:type="dxa"/>
+        <w:tblCellMar>
+          <w:top w:w="15" w:type="dxa"/>
+          <w:left w:w="15" w:type="dxa"/>
+          <w:bottom w:w="15" w:type="dxa"/>
+          <w:right w:w="15" w:type="dxa"/>
+        </w:tblCellMar>
+        <w:tblLook w:val="04A0" w:firstRow="1" w:lastRow="0" w:firstColumn="1" w:lastColumn="0" w:noHBand="0" w:noVBand="1"/>
+      </w:tblPr>
+      <w:tblGrid>
+        <w:gridCol w:w="96"/>
+      </w:tblGrid>
+      <w:tr>
+        <w:trPr>
+          <w:tblCellSpacing w:w="15" w:type="dxa"/>
+        </w:trPr>
+        <w:tc>
+          <w:tcPr>
+            <w:tcW w:w="0" w:type="auto"/>
+            <w:vAlign w:val="center"/>
+            <w:hideMark/>
+          </w:tcPr>
+          <w:p>
+            <w:pPr>
+              <w:rPr>
+                <w:lang w:val="en-GB"/>
+              </w:rPr>
+            </w:pPr>
+          </w:p>
+        </w:tc>
+      </w:tr>
+    </w:tbl>
+    <w:p>
+      <w:pPr>
+        <w:pStyle w:val="Heading3"/>
+      </w:pPr>
+      <w:r>
+        <w:t>ICYMARE 2026 Bremen</w:t>
+      </w:r>
+    </w:p>
+    <w:p>
+      <w:r>
+        <w:t xml:space="preserve">Abstract até </w:t>
+      </w:r>
+      <w:r>
+        <w:rPr>
+          <w:b/>
+          <w:bCs/>
+        </w:rPr>
+        <w:t>31 maio 2026</w:t>
+      </w:r>
+      <w:r>
+        <w:t>. Aceita trabalho em progresso, talk ou poster.</w:t>
+      </w:r>
+    </w:p>
+    <w:tbl>
+      <w:tblPr>
+        <w:tblW w:w="0" w:type="auto"/>
+        <w:tblCellSpacing w:w="15" w:type="dxa"/>
+        <w:tblCellMar>
+          <w:top w:w="15" w:type="dxa"/>
+          <w:left w:w="15" w:type="dxa"/>
+          <w:bottom w:w="15" w:type="dxa"/>
+          <w:right w:w="15" w:type="dxa"/>
+        </w:tblCellMar>
+        <w:tblLook w:val="04A0" w:firstRow="1" w:lastRow="0" w:firstColumn="1" w:lastColumn="0" w:noHBand="0" w:noVBand="1"/>
+      </w:tblPr>
+      <w:tblGrid>
+        <w:gridCol w:w="96"/>
+      </w:tblGrid>
+      <w:tr>
+        <w:trPr>
+          <w:tblCellSpacing w:w="15" w:type="dxa"/>
+        </w:trPr>
+        <w:tc>
+          <w:tcPr>
+            <w:tcW w:w="0" w:type="auto"/>
+            <w:vAlign w:val="center"/>
+            <w:hideMark/>
+          </w:tcPr>
+          <w:p>
+            <w:pPr>
+              <w:rPr>
+                <w:lang w:val="en-GB"/>
+              </w:rPr>
+            </w:pPr>
+          </w:p>
+        </w:tc>
+      </w:tr>
+    </w:tbl>
+    <w:p>
+      <w:pPr>
+        <w:pStyle w:val="Heading3"/>
+        <w:rPr>
+          <w:lang w:val="en-GB"/>
+        </w:rPr>
+      </w:pPr>
+    </w:p>
+    <w:p>
+      <w:pPr>
+        <w:pStyle w:val="Heading3"/>
+        <w:rPr>
+          <w:lang w:val="en-GB"/>
+        </w:rPr>
+      </w:pPr>
+      <w:r>
+        <w:rPr>
+          <w:lang w:val="en-GB"/>
+        </w:rPr>
+        <w:t>IEEE Underwater Technology 2027</w:t>
+      </w:r>
+    </w:p>
+    <w:p>
+      <w:pPr>
+        <w:pStyle w:val="Heading3"/>
+      </w:pPr>
+      <w:r>
+        <w:t xml:space="preserve">Draft paper deadline: </w:t>
+      </w:r>
+      <w:r>
+        <w:rPr>
+          <w:rStyle w:val="Strong"/>
+        </w:rPr>
+        <w:t>18 setembro 2026</w:t>
+      </w:r>
+      <w:r>
+        <w:t xml:space="preserve">. Conferência: </w:t>
+      </w:r>
+      <w:r>
+        <w:rPr>
+          <w:rStyle w:val="Strong"/>
+        </w:rPr>
+        <w:t>28 fevereiro–3 março 2027</w:t>
+      </w:r>
+      <w:r>
+        <w:t>, Tokyo.</w:t>
+      </w:r>
+    </w:p>
+    <w:p>
+      <w:r>
+        <w:t xml:space="preserve">  </w:t>
+      </w:r>
+    </w:p>
+    <w:p>
+      <w:pPr>
+        <w:pStyle w:val="Heading3"/>
+      </w:pPr>
+      <w:r>
+        <w:t>Sea Tech Week 2026</w:t>
+      </w:r>
+    </w:p>
+    <w:p>
+      <w:r>
+        <w:t>https://www.seatechweek.eu/call-for-speakers-1045-0-0-0.html</w:t>
+      </w:r>
+    </w:p>
+    <w:p>
+      <w:r>
+        <w:t>Brest, França, 6–8 outubro 2026</w:t>
+      </w:r>
+    </w:p>
+    <w:p/>
+    <w:p>
+      <w:pPr>
+        <w:rPr>
+          <w:rFonts w:eastAsiaTheme="majorEastAsia" w:cstheme="majorBidi"/>
+          <w:color w:val="0F4761" w:themeColor="accent1" w:themeShade="BF"/>
+          <w:sz w:val="28"/>
+          <w:szCs w:val="28"/>
+        </w:rPr>
+      </w:pPr>
+      <w:r>
+        <w:rPr>
+          <w:rFonts w:eastAsiaTheme="majorEastAsia" w:cstheme="majorBidi"/>
+          <w:color w:val="0F4761" w:themeColor="accent1" w:themeShade="BF"/>
+          <w:sz w:val="28"/>
+          <w:szCs w:val="28"/>
+        </w:rPr>
+        <w:t>ROBOT2026 — Iberian Robotics Conference</w:t>
+      </w:r>
+    </w:p>
+    <w:p>
+      <w:r>
+        <w:t>Barcelona, Espanha, 18–20 novembro 2026</w:t>
+      </w:r>
+    </w:p>
+    <w:p>
+      <w:r>
+        <w:t xml:space="preserve">Prazo: </w:t>
+      </w:r>
+      <w:r>
+        <w:t>23 junho 2026</w:t>
+      </w:r>
+    </w:p>
+    <w:p/>
+    <w:tbl>
+      <w:tblPr>
+        <w:tblW w:w="0" w:type="auto"/>
+        <w:tblCellSpacing w:w="15" w:type="dxa"/>
+        <w:tblCellMar>
+          <w:top w:w="15" w:type="dxa"/>
+          <w:left w:w="15" w:type="dxa"/>
+          <w:bottom w:w="15" w:type="dxa"/>
+          <w:right w:w="15" w:type="dxa"/>
+        </w:tblCellMar>
+        <w:tblLook w:val="04A0" w:firstRow="1" w:lastRow="0" w:firstColumn="1" w:lastColumn="0" w:noHBand="0" w:noVBand="1"/>
+      </w:tblPr>
+      <w:tblGrid>
+        <w:gridCol w:w="96"/>
+      </w:tblGrid>
+      <w:tr>
+        <w:trPr>
+          <w:tblCellSpacing w:w="15" w:type="dxa"/>
+        </w:trPr>
+        <w:tc>
+          <w:tcPr>
+            <w:tcW w:w="0" w:type="auto"/>
+            <w:vAlign w:val="center"/>
+            <w:hideMark/>
+          </w:tcPr>
+          <w:p>
+            <w:pPr>
+              <w:rPr>
+                <w:lang w:val="en-GB"/>
+              </w:rPr>
+            </w:pPr>
+          </w:p>
+        </w:tc>
+      </w:tr>
+    </w:tbl>
+    <w:p>
+      <w:pPr>
+        <w:rPr>
+          <w:vanish/>
+          <w:lang w:val="en-GB"/>
+        </w:rPr>
+      </w:pPr>
+    </w:p>
+    <w:tbl>
+      <w:tblPr>
+        <w:tblW w:w="0" w:type="auto"/>
+        <w:tblCellSpacing w:w="15" w:type="dxa"/>
+        <w:tblCellMar>
+          <w:top w:w="15" w:type="dxa"/>
+          <w:left w:w="15" w:type="dxa"/>
+          <w:bottom w:w="15" w:type="dxa"/>
+          <w:right w:w="15" w:type="dxa"/>
+        </w:tblCellMar>
+        <w:tblLook w:val="04A0" w:firstRow="1" w:lastRow="0" w:firstColumn="1" w:lastColumn="0" w:noHBand="0" w:noVBand="1"/>
+      </w:tblPr>
+      <w:tblGrid>
+        <w:gridCol w:w="5924"/>
+      </w:tblGrid>
+      <w:tr>
+        <w:trPr>
+          <w:tblCellSpacing w:w="15" w:type="dxa"/>
+        </w:trPr>
+        <w:tc>
+          <w:tcPr>
+            <w:tcW w:w="0" w:type="auto"/>
+            <w:vAlign w:val="center"/>
+            <w:hideMark/>
+          </w:tcPr>
+          <w:p>
+            <w:pPr>
+              <w:pStyle w:val="Heading3"/>
+              <w:rPr>
+                <w:lang w:val="en-GB"/>
+              </w:rPr>
+            </w:pPr>
+            <w:r>
+              <w:rPr>
+                <w:lang w:val="en-GB"/>
+              </w:rPr>
+              <w:t>ECoR 2026 — European Conference on Robotics</w:t>
+            </w:r>
+          </w:p>
+          <w:p>
+            <w:r>
+              <w:t>Oxford, Reino Unido, 14–16 dezembro 2026</w:t>
+            </w:r>
+          </w:p>
+          <w:p>
+            <w:r>
+              <w:t xml:space="preserve">Prazo: </w:t>
+            </w:r>
+            <w:r>
+              <w:t>10 julho 2026</w:t>
+            </w:r>
+            <w:r>
+              <w:t xml:space="preserve"> </w:t>
+            </w:r>
+            <w:r>
+              <w:t>Abstract ou full paper</w:t>
+            </w:r>
+          </w:p>
+          <w:p>
+            <w:r>
+              <w:t>https://ecor.cc/call-for-papers/</w:t>
+            </w:r>
+          </w:p>
+        </w:tc>
+      </w:tr>
+    </w:tbl>
+    <w:p/>
+    <w:p>
+      <w:pPr>
+        <w:pStyle w:val="Heading3"/>
+        <w:rPr>
+          <w:lang w:val="en-GB"/>
+        </w:rPr>
+      </w:pPr>
+      <w:r>
+        <w:rPr>
+          <w:lang w:val="en-GB"/>
+        </w:rPr>
+        <w:lastRenderedPageBreak/>
+        <w:t>IOCMSE 2026 — Online Conference on Marine Science and Engineering</w:t>
+      </w:r>
+    </w:p>
+    <w:p>
+      <w:pPr>
+        <w:rPr>
+          <w:lang w:val="en-GB"/>
+        </w:rPr>
+      </w:pPr>
+    </w:p>
+    <w:p>
+      <w:r>
+        <w:t>Online, horário CET, 23–25 novembro 2026</w:t>
+      </w:r>
+    </w:p>
+    <w:p>
+      <w:r>
+        <w:t xml:space="preserve">Prazo: </w:t>
+      </w:r>
+      <w:r>
+        <w:t>10 julho 2026</w:t>
+      </w:r>
+      <w:r>
+        <w:t xml:space="preserve"> </w:t>
+      </w:r>
+      <w:r>
+        <w:t>Abstract</w:t>
+      </w:r>
+    </w:p>
+    <w:p>
+      <w:r>
+        <w:t>https://sciforum.net/event/IOCMSE2026</w:t>
+      </w:r>
+    </w:p>
     <w:sectPr>
       <w:pgSz w:w="11906" w:h="16838"/>
       <w:pgMar w:top="1417" w:right="1701" w:bottom="1417" w:left="1701" w:header="708" w:footer="708" w:gutter="0"/>
@@ -23599,6 +25187,119 @@
     </w:lvl>
   </w:abstractNum>
   <w:abstractNum w:abstractNumId="11" w15:restartNumberingAfterBreak="0">
+    <w:nsid w:val="11DE15D1"/>
+    <w:multiLevelType w:val="multilevel"/>
+    <w:tmpl w:val="64848C28"/>
+    <w:lvl w:ilvl="0">
+      <w:start w:val="1"/>
+      <w:numFmt w:val="decimal"/>
+      <w:lvlText w:val="%1."/>
+      <w:lvlJc w:val="left"/>
+      <w:pPr>
+        <w:tabs>
+          <w:tab w:val="num" w:pos="720"/>
+        </w:tabs>
+        <w:ind w:left="720" w:hanging="360"/>
+      </w:pPr>
+    </w:lvl>
+    <w:lvl w:ilvl="1" w:tentative="1">
+      <w:start w:val="1"/>
+      <w:numFmt w:val="decimal"/>
+      <w:lvlText w:val="%2."/>
+      <w:lvlJc w:val="left"/>
+      <w:pPr>
+        <w:tabs>
+          <w:tab w:val="num" w:pos="1440"/>
+        </w:tabs>
+        <w:ind w:left="1440" w:hanging="360"/>
+      </w:pPr>
+    </w:lvl>
+    <w:lvl w:ilvl="2" w:tentative="1">
+      <w:start w:val="1"/>
+      <w:numFmt w:val="decimal"/>
+      <w:lvlText w:val="%3."/>
+      <w:lvlJc w:val="left"/>
+      <w:pPr>
+        <w:tabs>
+          <w:tab w:val="num" w:pos="2160"/>
+        </w:tabs>
+        <w:ind w:left="2160" w:hanging="360"/>
+      </w:pPr>
+    </w:lvl>
+    <w:lvl w:ilvl="3" w:tentative="1">
+      <w:start w:val="1"/>
+      <w:numFmt w:val="decimal"/>
+      <w:lvlText w:val="%4."/>
+      <w:lvlJc w:val="left"/>
+      <w:pPr>
+        <w:tabs>
+          <w:tab w:val="num" w:pos="2880"/>
+        </w:tabs>
+        <w:ind w:left="2880" w:hanging="360"/>
+      </w:pPr>
+    </w:lvl>
+    <w:lvl w:ilvl="4" w:tentative="1">
+      <w:start w:val="1"/>
+      <w:numFmt w:val="decimal"/>
+      <w:lvlText w:val="%5."/>
+      <w:lvlJc w:val="left"/>
+      <w:pPr>
+        <w:tabs>
+          <w:tab w:val="num" w:pos="3600"/>
+        </w:tabs>
+        <w:ind w:left="3600" w:hanging="360"/>
+      </w:pPr>
+    </w:lvl>
+    <w:lvl w:ilvl="5" w:tentative="1">
+      <w:start w:val="1"/>
+      <w:numFmt w:val="decimal"/>
+      <w:lvlText w:val="%6."/>
+      <w:lvlJc w:val="left"/>
+      <w:pPr>
+        <w:tabs>
+          <w:tab w:val="num" w:pos="4320"/>
+        </w:tabs>
+        <w:ind w:left="4320" w:hanging="360"/>
+      </w:pPr>
+    </w:lvl>
+    <w:lvl w:ilvl="6" w:tentative="1">
+      <w:start w:val="1"/>
+      <w:numFmt w:val="decimal"/>
+      <w:lvlText w:val="%7."/>
+      <w:lvlJc w:val="left"/>
+      <w:pPr>
+        <w:tabs>
+          <w:tab w:val="num" w:pos="5040"/>
+        </w:tabs>
+        <w:ind w:left="5040" w:hanging="360"/>
+      </w:pPr>
+    </w:lvl>
+    <w:lvl w:ilvl="7" w:tentative="1">
+      <w:start w:val="1"/>
+      <w:numFmt w:val="decimal"/>
+      <w:lvlText w:val="%8."/>
+      <w:lvlJc w:val="left"/>
+      <w:pPr>
+        <w:tabs>
+          <w:tab w:val="num" w:pos="5760"/>
+        </w:tabs>
+        <w:ind w:left="5760" w:hanging="360"/>
+      </w:pPr>
+    </w:lvl>
+    <w:lvl w:ilvl="8" w:tentative="1">
+      <w:start w:val="1"/>
+      <w:numFmt w:val="decimal"/>
+      <w:lvlText w:val="%9."/>
+      <w:lvlJc w:val="left"/>
+      <w:pPr>
+        <w:tabs>
+          <w:tab w:val="num" w:pos="6480"/>
+        </w:tabs>
+        <w:ind w:left="6480" w:hanging="360"/>
+      </w:pPr>
+    </w:lvl>
+  </w:abstractNum>
+  <w:abstractNum w:abstractNumId="12" w15:restartNumberingAfterBreak="0">
     <w:nsid w:val="13177D98"/>
     <w:multiLevelType w:val="multilevel"/>
     <w:tmpl w:val="08BEC748"/>
@@ -23711,7 +25412,7 @@
       </w:pPr>
     </w:lvl>
   </w:abstractNum>
-  <w:abstractNum w:abstractNumId="12" w15:restartNumberingAfterBreak="0">
+  <w:abstractNum w:abstractNumId="13" w15:restartNumberingAfterBreak="0">
     <w:nsid w:val="13386E79"/>
     <w:multiLevelType w:val="multilevel"/>
     <w:tmpl w:val="E6607314"/>
@@ -23860,7 +25561,7 @@
       </w:rPr>
     </w:lvl>
   </w:abstractNum>
-  <w:abstractNum w:abstractNumId="13" w15:restartNumberingAfterBreak="0">
+  <w:abstractNum w:abstractNumId="14" w15:restartNumberingAfterBreak="0">
     <w:nsid w:val="15D822F4"/>
     <w:multiLevelType w:val="multilevel"/>
     <w:tmpl w:val="3C46DCAA"/>
@@ -23973,7 +25674,7 @@
       </w:pPr>
     </w:lvl>
   </w:abstractNum>
-  <w:abstractNum w:abstractNumId="14" w15:restartNumberingAfterBreak="0">
+  <w:abstractNum w:abstractNumId="15" w15:restartNumberingAfterBreak="0">
     <w:nsid w:val="19B32A3F"/>
     <w:multiLevelType w:val="multilevel"/>
     <w:tmpl w:val="F74A54CE"/>
@@ -24122,7 +25823,7 @@
       </w:rPr>
     </w:lvl>
   </w:abstractNum>
-  <w:abstractNum w:abstractNumId="15" w15:restartNumberingAfterBreak="0">
+  <w:abstractNum w:abstractNumId="16" w15:restartNumberingAfterBreak="0">
     <w:nsid w:val="1A1A0BF4"/>
     <w:multiLevelType w:val="multilevel"/>
     <w:tmpl w:val="8878E87C"/>
@@ -24235,7 +25936,7 @@
       </w:pPr>
     </w:lvl>
   </w:abstractNum>
-  <w:abstractNum w:abstractNumId="16" w15:restartNumberingAfterBreak="0">
+  <w:abstractNum w:abstractNumId="17" w15:restartNumberingAfterBreak="0">
     <w:nsid w:val="1DC373F0"/>
     <w:multiLevelType w:val="multilevel"/>
     <w:tmpl w:val="05760296"/>
@@ -24384,7 +26085,7 @@
       </w:rPr>
     </w:lvl>
   </w:abstractNum>
-  <w:abstractNum w:abstractNumId="17" w15:restartNumberingAfterBreak="0">
+  <w:abstractNum w:abstractNumId="18" w15:restartNumberingAfterBreak="0">
     <w:nsid w:val="207735A0"/>
     <w:multiLevelType w:val="multilevel"/>
     <w:tmpl w:val="E1924928"/>
@@ -24533,7 +26234,7 @@
       </w:rPr>
     </w:lvl>
   </w:abstractNum>
-  <w:abstractNum w:abstractNumId="18" w15:restartNumberingAfterBreak="0">
+  <w:abstractNum w:abstractNumId="19" w15:restartNumberingAfterBreak="0">
     <w:nsid w:val="25DC3514"/>
     <w:multiLevelType w:val="multilevel"/>
     <w:tmpl w:val="FD600146"/>
@@ -24646,7 +26347,7 @@
       </w:pPr>
     </w:lvl>
   </w:abstractNum>
-  <w:abstractNum w:abstractNumId="19" w15:restartNumberingAfterBreak="0">
+  <w:abstractNum w:abstractNumId="20" w15:restartNumberingAfterBreak="0">
     <w:nsid w:val="27174A9D"/>
     <w:multiLevelType w:val="multilevel"/>
     <w:tmpl w:val="3FE486B0"/>
@@ -24795,7 +26496,7 @@
       </w:rPr>
     </w:lvl>
   </w:abstractNum>
-  <w:abstractNum w:abstractNumId="20" w15:restartNumberingAfterBreak="0">
+  <w:abstractNum w:abstractNumId="21" w15:restartNumberingAfterBreak="0">
     <w:nsid w:val="29F00629"/>
     <w:multiLevelType w:val="multilevel"/>
     <w:tmpl w:val="1BDAD668"/>
@@ -24944,7 +26645,7 @@
       </w:rPr>
     </w:lvl>
   </w:abstractNum>
-  <w:abstractNum w:abstractNumId="21" w15:restartNumberingAfterBreak="0">
+  <w:abstractNum w:abstractNumId="22" w15:restartNumberingAfterBreak="0">
     <w:nsid w:val="2ABF2D85"/>
     <w:multiLevelType w:val="multilevel"/>
     <w:tmpl w:val="FF8C2CD8"/>
@@ -25093,7 +26794,7 @@
       </w:rPr>
     </w:lvl>
   </w:abstractNum>
-  <w:abstractNum w:abstractNumId="22" w15:restartNumberingAfterBreak="0">
+  <w:abstractNum w:abstractNumId="23" w15:restartNumberingAfterBreak="0">
     <w:nsid w:val="2BE702AC"/>
     <w:multiLevelType w:val="multilevel"/>
     <w:tmpl w:val="5218DFB6"/>
@@ -25242,7 +26943,7 @@
       </w:rPr>
     </w:lvl>
   </w:abstractNum>
-  <w:abstractNum w:abstractNumId="23" w15:restartNumberingAfterBreak="0">
+  <w:abstractNum w:abstractNumId="24" w15:restartNumberingAfterBreak="0">
     <w:nsid w:val="2BE82024"/>
     <w:multiLevelType w:val="multilevel"/>
     <w:tmpl w:val="6BB219B2"/>
@@ -25391,7 +27092,7 @@
       </w:rPr>
     </w:lvl>
   </w:abstractNum>
-  <w:abstractNum w:abstractNumId="24" w15:restartNumberingAfterBreak="0">
+  <w:abstractNum w:abstractNumId="25" w15:restartNumberingAfterBreak="0">
     <w:nsid w:val="2F3F4AE2"/>
     <w:multiLevelType w:val="hybridMultilevel"/>
     <w:tmpl w:val="FE4EB632"/>
@@ -25477,7 +27178,7 @@
       </w:pPr>
     </w:lvl>
   </w:abstractNum>
-  <w:abstractNum w:abstractNumId="25" w15:restartNumberingAfterBreak="0">
+  <w:abstractNum w:abstractNumId="26" w15:restartNumberingAfterBreak="0">
     <w:nsid w:val="312C1D94"/>
     <w:multiLevelType w:val="multilevel"/>
     <w:tmpl w:val="BB1254EA"/>
@@ -25590,7 +27291,7 @@
       </w:pPr>
     </w:lvl>
   </w:abstractNum>
-  <w:abstractNum w:abstractNumId="26" w15:restartNumberingAfterBreak="0">
+  <w:abstractNum w:abstractNumId="27" w15:restartNumberingAfterBreak="0">
     <w:nsid w:val="35606A1F"/>
     <w:multiLevelType w:val="multilevel"/>
     <w:tmpl w:val="0A5A8BE6"/>
@@ -25703,7 +27404,7 @@
       </w:pPr>
     </w:lvl>
   </w:abstractNum>
-  <w:abstractNum w:abstractNumId="27" w15:restartNumberingAfterBreak="0">
+  <w:abstractNum w:abstractNumId="28" w15:restartNumberingAfterBreak="0">
     <w:nsid w:val="360224C3"/>
     <w:multiLevelType w:val="multilevel"/>
     <w:tmpl w:val="30CEC504"/>
@@ -25852,7 +27553,7 @@
       </w:rPr>
     </w:lvl>
   </w:abstractNum>
-  <w:abstractNum w:abstractNumId="28" w15:restartNumberingAfterBreak="0">
+  <w:abstractNum w:abstractNumId="29" w15:restartNumberingAfterBreak="0">
     <w:nsid w:val="384E5343"/>
     <w:multiLevelType w:val="multilevel"/>
     <w:tmpl w:val="CED8C864"/>
@@ -26001,7 +27702,7 @@
       </w:rPr>
     </w:lvl>
   </w:abstractNum>
-  <w:abstractNum w:abstractNumId="29" w15:restartNumberingAfterBreak="0">
+  <w:abstractNum w:abstractNumId="30" w15:restartNumberingAfterBreak="0">
     <w:nsid w:val="39EC590A"/>
     <w:multiLevelType w:val="multilevel"/>
     <w:tmpl w:val="27D8E3E6"/>
@@ -26114,7 +27815,7 @@
       </w:pPr>
     </w:lvl>
   </w:abstractNum>
-  <w:abstractNum w:abstractNumId="30" w15:restartNumberingAfterBreak="0">
+  <w:abstractNum w:abstractNumId="31" w15:restartNumberingAfterBreak="0">
     <w:nsid w:val="3A480ACA"/>
     <w:multiLevelType w:val="multilevel"/>
     <w:tmpl w:val="402673D4"/>
@@ -26231,7 +27932,7 @@
       </w:pPr>
     </w:lvl>
   </w:abstractNum>
-  <w:abstractNum w:abstractNumId="31" w15:restartNumberingAfterBreak="0">
+  <w:abstractNum w:abstractNumId="32" w15:restartNumberingAfterBreak="0">
     <w:nsid w:val="3A522B55"/>
     <w:multiLevelType w:val="multilevel"/>
     <w:tmpl w:val="3D44CB5E"/>
@@ -26380,7 +28081,7 @@
       </w:rPr>
     </w:lvl>
   </w:abstractNum>
-  <w:abstractNum w:abstractNumId="32" w15:restartNumberingAfterBreak="0">
+  <w:abstractNum w:abstractNumId="33" w15:restartNumberingAfterBreak="0">
     <w:nsid w:val="40CF7BA8"/>
     <w:multiLevelType w:val="multilevel"/>
     <w:tmpl w:val="6EB6DCB0"/>
@@ -26493,7 +28194,7 @@
       </w:pPr>
     </w:lvl>
   </w:abstractNum>
-  <w:abstractNum w:abstractNumId="33" w15:restartNumberingAfterBreak="0">
+  <w:abstractNum w:abstractNumId="34" w15:restartNumberingAfterBreak="0">
     <w:nsid w:val="4198200B"/>
     <w:multiLevelType w:val="multilevel"/>
     <w:tmpl w:val="0A420042"/>
@@ -26606,7 +28307,7 @@
       </w:pPr>
     </w:lvl>
   </w:abstractNum>
-  <w:abstractNum w:abstractNumId="34" w15:restartNumberingAfterBreak="0">
+  <w:abstractNum w:abstractNumId="35" w15:restartNumberingAfterBreak="0">
     <w:nsid w:val="42F615D6"/>
     <w:multiLevelType w:val="multilevel"/>
     <w:tmpl w:val="B96E3AD4"/>
@@ -26723,7 +28424,7 @@
       </w:pPr>
     </w:lvl>
   </w:abstractNum>
-  <w:abstractNum w:abstractNumId="35" w15:restartNumberingAfterBreak="0">
+  <w:abstractNum w:abstractNumId="36" w15:restartNumberingAfterBreak="0">
     <w:nsid w:val="44175D88"/>
     <w:multiLevelType w:val="multilevel"/>
     <w:tmpl w:val="08284350"/>
@@ -26872,7 +28573,7 @@
       </w:rPr>
     </w:lvl>
   </w:abstractNum>
-  <w:abstractNum w:abstractNumId="36" w15:restartNumberingAfterBreak="0">
+  <w:abstractNum w:abstractNumId="37" w15:restartNumberingAfterBreak="0">
     <w:nsid w:val="45A8776C"/>
     <w:multiLevelType w:val="multilevel"/>
     <w:tmpl w:val="79343E5E"/>
@@ -26985,7 +28686,7 @@
       </w:pPr>
     </w:lvl>
   </w:abstractNum>
-  <w:abstractNum w:abstractNumId="37" w15:restartNumberingAfterBreak="0">
+  <w:abstractNum w:abstractNumId="38" w15:restartNumberingAfterBreak="0">
     <w:nsid w:val="486D34AE"/>
     <w:multiLevelType w:val="multilevel"/>
     <w:tmpl w:val="6E1E11CA"/>
@@ -27134,7 +28835,7 @@
       </w:rPr>
     </w:lvl>
   </w:abstractNum>
-  <w:abstractNum w:abstractNumId="38" w15:restartNumberingAfterBreak="0">
+  <w:abstractNum w:abstractNumId="39" w15:restartNumberingAfterBreak="0">
     <w:nsid w:val="48DC5853"/>
     <w:multiLevelType w:val="multilevel"/>
     <w:tmpl w:val="595E0096"/>
@@ -27247,7 +28948,7 @@
       </w:pPr>
     </w:lvl>
   </w:abstractNum>
-  <w:abstractNum w:abstractNumId="39" w15:restartNumberingAfterBreak="0">
+  <w:abstractNum w:abstractNumId="40" w15:restartNumberingAfterBreak="0">
     <w:nsid w:val="4AA43310"/>
     <w:multiLevelType w:val="multilevel"/>
     <w:tmpl w:val="47E6B7FA"/>
@@ -27396,7 +29097,7 @@
       </w:rPr>
     </w:lvl>
   </w:abstractNum>
-  <w:abstractNum w:abstractNumId="40" w15:restartNumberingAfterBreak="0">
+  <w:abstractNum w:abstractNumId="41" w15:restartNumberingAfterBreak="0">
     <w:nsid w:val="4AFF65C6"/>
     <w:multiLevelType w:val="multilevel"/>
     <w:tmpl w:val="3AB6EBC0"/>
@@ -27545,7 +29246,7 @@
       </w:rPr>
     </w:lvl>
   </w:abstractNum>
-  <w:abstractNum w:abstractNumId="41" w15:restartNumberingAfterBreak="0">
+  <w:abstractNum w:abstractNumId="42" w15:restartNumberingAfterBreak="0">
     <w:nsid w:val="4D283D42"/>
     <w:multiLevelType w:val="multilevel"/>
     <w:tmpl w:val="90220B94"/>
@@ -27662,7 +29363,7 @@
       </w:pPr>
     </w:lvl>
   </w:abstractNum>
-  <w:abstractNum w:abstractNumId="42" w15:restartNumberingAfterBreak="0">
+  <w:abstractNum w:abstractNumId="43" w15:restartNumberingAfterBreak="0">
     <w:nsid w:val="4F466CD1"/>
     <w:multiLevelType w:val="multilevel"/>
     <w:tmpl w:val="9B465492"/>
@@ -27811,7 +29512,7 @@
       </w:rPr>
     </w:lvl>
   </w:abstractNum>
-  <w:abstractNum w:abstractNumId="43" w15:restartNumberingAfterBreak="0">
+  <w:abstractNum w:abstractNumId="44" w15:restartNumberingAfterBreak="0">
     <w:nsid w:val="51BD0434"/>
     <w:multiLevelType w:val="multilevel"/>
     <w:tmpl w:val="CA4E922C"/>
@@ -27960,7 +29661,7 @@
       </w:rPr>
     </w:lvl>
   </w:abstractNum>
-  <w:abstractNum w:abstractNumId="44" w15:restartNumberingAfterBreak="0">
+  <w:abstractNum w:abstractNumId="45" w15:restartNumberingAfterBreak="0">
     <w:nsid w:val="522E036C"/>
     <w:multiLevelType w:val="multilevel"/>
     <w:tmpl w:val="D048E784"/>
@@ -28109,7 +29810,7 @@
       </w:rPr>
     </w:lvl>
   </w:abstractNum>
-  <w:abstractNum w:abstractNumId="45" w15:restartNumberingAfterBreak="0">
+  <w:abstractNum w:abstractNumId="46" w15:restartNumberingAfterBreak="0">
     <w:nsid w:val="573B29C6"/>
     <w:multiLevelType w:val="multilevel"/>
     <w:tmpl w:val="95429732"/>
@@ -28258,7 +29959,7 @@
       </w:rPr>
     </w:lvl>
   </w:abstractNum>
-  <w:abstractNum w:abstractNumId="46" w15:restartNumberingAfterBreak="0">
+  <w:abstractNum w:abstractNumId="47" w15:restartNumberingAfterBreak="0">
     <w:nsid w:val="57D83D89"/>
     <w:multiLevelType w:val="multilevel"/>
     <w:tmpl w:val="ED9E6DE0"/>
@@ -28407,7 +30108,7 @@
       </w:rPr>
     </w:lvl>
   </w:abstractNum>
-  <w:abstractNum w:abstractNumId="47" w15:restartNumberingAfterBreak="0">
+  <w:abstractNum w:abstractNumId="48" w15:restartNumberingAfterBreak="0">
     <w:nsid w:val="5DC650D9"/>
     <w:multiLevelType w:val="multilevel"/>
     <w:tmpl w:val="A90A813E"/>
@@ -28556,7 +30257,7 @@
       </w:rPr>
     </w:lvl>
   </w:abstractNum>
-  <w:abstractNum w:abstractNumId="48" w15:restartNumberingAfterBreak="0">
+  <w:abstractNum w:abstractNumId="49" w15:restartNumberingAfterBreak="0">
     <w:nsid w:val="63241842"/>
     <w:multiLevelType w:val="multilevel"/>
     <w:tmpl w:val="C0A03098"/>
@@ -28669,7 +30370,7 @@
       </w:pPr>
     </w:lvl>
   </w:abstractNum>
-  <w:abstractNum w:abstractNumId="49" w15:restartNumberingAfterBreak="0">
+  <w:abstractNum w:abstractNumId="50" w15:restartNumberingAfterBreak="0">
     <w:nsid w:val="6586161D"/>
     <w:multiLevelType w:val="multilevel"/>
     <w:tmpl w:val="F66401DA"/>
@@ -28818,7 +30519,7 @@
       </w:rPr>
     </w:lvl>
   </w:abstractNum>
-  <w:abstractNum w:abstractNumId="50" w15:restartNumberingAfterBreak="0">
+  <w:abstractNum w:abstractNumId="51" w15:restartNumberingAfterBreak="0">
     <w:nsid w:val="6B463441"/>
     <w:multiLevelType w:val="multilevel"/>
     <w:tmpl w:val="AD5294F6"/>
@@ -28967,7 +30668,7 @@
       </w:rPr>
     </w:lvl>
   </w:abstractNum>
-  <w:abstractNum w:abstractNumId="51" w15:restartNumberingAfterBreak="0">
+  <w:abstractNum w:abstractNumId="52" w15:restartNumberingAfterBreak="0">
     <w:nsid w:val="6BD16D83"/>
     <w:multiLevelType w:val="multilevel"/>
     <w:tmpl w:val="33C80BE2"/>
@@ -29116,7 +30817,7 @@
       </w:rPr>
     </w:lvl>
   </w:abstractNum>
-  <w:abstractNum w:abstractNumId="52" w15:restartNumberingAfterBreak="0">
+  <w:abstractNum w:abstractNumId="53" w15:restartNumberingAfterBreak="0">
     <w:nsid w:val="6D3D1294"/>
     <w:multiLevelType w:val="multilevel"/>
     <w:tmpl w:val="C1628292"/>
@@ -29265,7 +30966,7 @@
       </w:rPr>
     </w:lvl>
   </w:abstractNum>
-  <w:abstractNum w:abstractNumId="53" w15:restartNumberingAfterBreak="0">
+  <w:abstractNum w:abstractNumId="54" w15:restartNumberingAfterBreak="0">
     <w:nsid w:val="6E5B575B"/>
     <w:multiLevelType w:val="multilevel"/>
     <w:tmpl w:val="FB58035C"/>
@@ -29414,7 +31115,7 @@
       </w:rPr>
     </w:lvl>
   </w:abstractNum>
-  <w:abstractNum w:abstractNumId="54" w15:restartNumberingAfterBreak="0">
+  <w:abstractNum w:abstractNumId="55" w15:restartNumberingAfterBreak="0">
     <w:nsid w:val="6E6C7036"/>
     <w:multiLevelType w:val="multilevel"/>
     <w:tmpl w:val="4922F308"/>
@@ -29563,7 +31264,7 @@
       </w:rPr>
     </w:lvl>
   </w:abstractNum>
-  <w:abstractNum w:abstractNumId="55" w15:restartNumberingAfterBreak="0">
+  <w:abstractNum w:abstractNumId="56" w15:restartNumberingAfterBreak="0">
     <w:nsid w:val="6F8A5DF5"/>
     <w:multiLevelType w:val="hybridMultilevel"/>
     <w:tmpl w:val="898E769C"/>
@@ -29676,7 +31377,7 @@
       </w:rPr>
     </w:lvl>
   </w:abstractNum>
-  <w:abstractNum w:abstractNumId="56" w15:restartNumberingAfterBreak="0">
+  <w:abstractNum w:abstractNumId="57" w15:restartNumberingAfterBreak="0">
     <w:nsid w:val="78D31AFF"/>
     <w:multiLevelType w:val="multilevel"/>
     <w:tmpl w:val="C4B4C400"/>
@@ -29825,7 +31526,7 @@
       </w:rPr>
     </w:lvl>
   </w:abstractNum>
-  <w:abstractNum w:abstractNumId="57" w15:restartNumberingAfterBreak="0">
+  <w:abstractNum w:abstractNumId="58" w15:restartNumberingAfterBreak="0">
     <w:nsid w:val="796D223F"/>
     <w:multiLevelType w:val="multilevel"/>
     <w:tmpl w:val="F9C6E438"/>
@@ -29974,7 +31675,7 @@
       </w:rPr>
     </w:lvl>
   </w:abstractNum>
-  <w:abstractNum w:abstractNumId="58" w15:restartNumberingAfterBreak="0">
+  <w:abstractNum w:abstractNumId="59" w15:restartNumberingAfterBreak="0">
     <w:nsid w:val="79D81BCB"/>
     <w:multiLevelType w:val="multilevel"/>
     <w:tmpl w:val="ED2C4ED0"/>
@@ -30091,7 +31792,7 @@
       </w:pPr>
     </w:lvl>
   </w:abstractNum>
-  <w:abstractNum w:abstractNumId="59" w15:restartNumberingAfterBreak="0">
+  <w:abstractNum w:abstractNumId="60" w15:restartNumberingAfterBreak="0">
     <w:nsid w:val="7A5316AF"/>
     <w:multiLevelType w:val="multilevel"/>
     <w:tmpl w:val="FC90D34A"/>
@@ -30240,7 +31941,7 @@
       </w:rPr>
     </w:lvl>
   </w:abstractNum>
-  <w:abstractNum w:abstractNumId="60" w15:restartNumberingAfterBreak="0">
+  <w:abstractNum w:abstractNumId="61" w15:restartNumberingAfterBreak="0">
     <w:nsid w:val="7ADE7320"/>
     <w:multiLevelType w:val="multilevel"/>
     <w:tmpl w:val="D64243B0"/>
@@ -30357,7 +32058,7 @@
       </w:pPr>
     </w:lvl>
   </w:abstractNum>
-  <w:abstractNum w:abstractNumId="61" w15:restartNumberingAfterBreak="0">
+  <w:abstractNum w:abstractNumId="62" w15:restartNumberingAfterBreak="0">
     <w:nsid w:val="7EC05974"/>
     <w:multiLevelType w:val="multilevel"/>
     <w:tmpl w:val="F42A6F30"/>
@@ -30507,25 +32208,25 @@
     </w:lvl>
   </w:abstractNum>
   <w:num w:numId="1" w16cid:durableId="416024905">
-    <w:abstractNumId w:val="55"/>
+    <w:abstractNumId w:val="56"/>
   </w:num>
   <w:num w:numId="2" w16cid:durableId="710494327">
-    <w:abstractNumId w:val="44"/>
+    <w:abstractNumId w:val="45"/>
   </w:num>
   <w:num w:numId="3" w16cid:durableId="1093623345">
-    <w:abstractNumId w:val="19"/>
+    <w:abstractNumId w:val="20"/>
   </w:num>
   <w:num w:numId="4" w16cid:durableId="112140395">
     <w:abstractNumId w:val="7"/>
   </w:num>
   <w:num w:numId="5" w16cid:durableId="625739516">
-    <w:abstractNumId w:val="34"/>
+    <w:abstractNumId w:val="35"/>
   </w:num>
   <w:num w:numId="6" w16cid:durableId="398022369">
-    <w:abstractNumId w:val="23"/>
+    <w:abstractNumId w:val="24"/>
   </w:num>
   <w:num w:numId="7" w16cid:durableId="1345015352">
-    <w:abstractNumId w:val="23"/>
+    <w:abstractNumId w:val="24"/>
     <w:lvlOverride w:ilvl="1">
       <w:lvl w:ilvl="1">
         <w:numFmt w:val="decimal"/>
@@ -30538,169 +32239,172 @@
     <w:abstractNumId w:val="3"/>
   </w:num>
   <w:num w:numId="9" w16cid:durableId="472598343">
-    <w:abstractNumId w:val="50"/>
+    <w:abstractNumId w:val="51"/>
   </w:num>
   <w:num w:numId="10" w16cid:durableId="214395596">
-    <w:abstractNumId w:val="17"/>
+    <w:abstractNumId w:val="18"/>
   </w:num>
   <w:num w:numId="11" w16cid:durableId="1736585716">
-    <w:abstractNumId w:val="42"/>
+    <w:abstractNumId w:val="43"/>
   </w:num>
   <w:num w:numId="12" w16cid:durableId="1475098963">
-    <w:abstractNumId w:val="47"/>
+    <w:abstractNumId w:val="48"/>
   </w:num>
   <w:num w:numId="13" w16cid:durableId="1324818612">
-    <w:abstractNumId w:val="52"/>
+    <w:abstractNumId w:val="53"/>
   </w:num>
   <w:num w:numId="14" w16cid:durableId="1320839583">
-    <w:abstractNumId w:val="39"/>
+    <w:abstractNumId w:val="40"/>
   </w:num>
   <w:num w:numId="15" w16cid:durableId="210651992">
-    <w:abstractNumId w:val="43"/>
+    <w:abstractNumId w:val="44"/>
   </w:num>
   <w:num w:numId="16" w16cid:durableId="155847272">
-    <w:abstractNumId w:val="20"/>
+    <w:abstractNumId w:val="21"/>
   </w:num>
   <w:num w:numId="17" w16cid:durableId="2098473845">
-    <w:abstractNumId w:val="32"/>
+    <w:abstractNumId w:val="33"/>
   </w:num>
   <w:num w:numId="18" w16cid:durableId="452944098">
     <w:abstractNumId w:val="5"/>
   </w:num>
   <w:num w:numId="19" w16cid:durableId="216824570">
-    <w:abstractNumId w:val="60"/>
+    <w:abstractNumId w:val="61"/>
   </w:num>
   <w:num w:numId="20" w16cid:durableId="1593928772">
     <w:abstractNumId w:val="8"/>
   </w:num>
   <w:num w:numId="21" w16cid:durableId="2143838418">
-    <w:abstractNumId w:val="25"/>
+    <w:abstractNumId w:val="26"/>
   </w:num>
   <w:num w:numId="22" w16cid:durableId="1162621369">
-    <w:abstractNumId w:val="15"/>
+    <w:abstractNumId w:val="16"/>
   </w:num>
   <w:num w:numId="23" w16cid:durableId="1927229004">
-    <w:abstractNumId w:val="40"/>
+    <w:abstractNumId w:val="41"/>
   </w:num>
   <w:num w:numId="24" w16cid:durableId="205262403">
-    <w:abstractNumId w:val="36"/>
+    <w:abstractNumId w:val="37"/>
   </w:num>
   <w:num w:numId="25" w16cid:durableId="836505788">
-    <w:abstractNumId w:val="49"/>
+    <w:abstractNumId w:val="50"/>
   </w:num>
   <w:num w:numId="26" w16cid:durableId="1344894076">
-    <w:abstractNumId w:val="29"/>
+    <w:abstractNumId w:val="30"/>
   </w:num>
   <w:num w:numId="27" w16cid:durableId="1693802876">
-    <w:abstractNumId w:val="14"/>
+    <w:abstractNumId w:val="15"/>
   </w:num>
   <w:num w:numId="28" w16cid:durableId="1936664339">
     <w:abstractNumId w:val="10"/>
   </w:num>
   <w:num w:numId="29" w16cid:durableId="1847477702">
-    <w:abstractNumId w:val="37"/>
+    <w:abstractNumId w:val="38"/>
   </w:num>
   <w:num w:numId="30" w16cid:durableId="1914241241">
     <w:abstractNumId w:val="4"/>
   </w:num>
   <w:num w:numId="31" w16cid:durableId="1065833352">
-    <w:abstractNumId w:val="26"/>
+    <w:abstractNumId w:val="27"/>
   </w:num>
   <w:num w:numId="32" w16cid:durableId="1359624559">
-    <w:abstractNumId w:val="35"/>
+    <w:abstractNumId w:val="36"/>
   </w:num>
   <w:num w:numId="33" w16cid:durableId="1390808608">
-    <w:abstractNumId w:val="11"/>
+    <w:abstractNumId w:val="12"/>
   </w:num>
   <w:num w:numId="34" w16cid:durableId="1948731325">
     <w:abstractNumId w:val="1"/>
   </w:num>
   <w:num w:numId="35" w16cid:durableId="210507133">
-    <w:abstractNumId w:val="18"/>
+    <w:abstractNumId w:val="19"/>
   </w:num>
   <w:num w:numId="36" w16cid:durableId="1662587229">
-    <w:abstractNumId w:val="22"/>
+    <w:abstractNumId w:val="23"/>
   </w:num>
   <w:num w:numId="37" w16cid:durableId="1421021611">
-    <w:abstractNumId w:val="41"/>
+    <w:abstractNumId w:val="42"/>
   </w:num>
   <w:num w:numId="38" w16cid:durableId="527066140">
-    <w:abstractNumId w:val="54"/>
+    <w:abstractNumId w:val="55"/>
   </w:num>
   <w:num w:numId="39" w16cid:durableId="1557548865">
-    <w:abstractNumId w:val="48"/>
+    <w:abstractNumId w:val="49"/>
   </w:num>
   <w:num w:numId="40" w16cid:durableId="1309632665">
     <w:abstractNumId w:val="6"/>
   </w:num>
   <w:num w:numId="41" w16cid:durableId="1777140482">
-    <w:abstractNumId w:val="56"/>
+    <w:abstractNumId w:val="57"/>
   </w:num>
   <w:num w:numId="42" w16cid:durableId="615798999">
     <w:abstractNumId w:val="9"/>
   </w:num>
   <w:num w:numId="43" w16cid:durableId="213548270">
-    <w:abstractNumId w:val="58"/>
+    <w:abstractNumId w:val="59"/>
   </w:num>
   <w:num w:numId="44" w16cid:durableId="1821263913">
-    <w:abstractNumId w:val="21"/>
+    <w:abstractNumId w:val="22"/>
   </w:num>
   <w:num w:numId="45" w16cid:durableId="322247051">
-    <w:abstractNumId w:val="12"/>
+    <w:abstractNumId w:val="13"/>
   </w:num>
   <w:num w:numId="46" w16cid:durableId="118259452">
-    <w:abstractNumId w:val="13"/>
+    <w:abstractNumId w:val="14"/>
   </w:num>
   <w:num w:numId="47" w16cid:durableId="713849993">
-    <w:abstractNumId w:val="53"/>
+    <w:abstractNumId w:val="54"/>
   </w:num>
   <w:num w:numId="48" w16cid:durableId="916013461">
-    <w:abstractNumId w:val="59"/>
+    <w:abstractNumId w:val="60"/>
   </w:num>
   <w:num w:numId="49" w16cid:durableId="1214275377">
     <w:abstractNumId w:val="0"/>
   </w:num>
   <w:num w:numId="50" w16cid:durableId="969671111">
-    <w:abstractNumId w:val="16"/>
+    <w:abstractNumId w:val="17"/>
   </w:num>
   <w:num w:numId="51" w16cid:durableId="514000854">
     <w:abstractNumId w:val="2"/>
   </w:num>
   <w:num w:numId="52" w16cid:durableId="319046282">
-    <w:abstractNumId w:val="30"/>
+    <w:abstractNumId w:val="31"/>
   </w:num>
   <w:num w:numId="53" w16cid:durableId="117381822">
-    <w:abstractNumId w:val="61"/>
+    <w:abstractNumId w:val="62"/>
   </w:num>
   <w:num w:numId="54" w16cid:durableId="2043743854">
-    <w:abstractNumId w:val="38"/>
+    <w:abstractNumId w:val="39"/>
   </w:num>
   <w:num w:numId="55" w16cid:durableId="902987215">
-    <w:abstractNumId w:val="31"/>
+    <w:abstractNumId w:val="32"/>
   </w:num>
   <w:num w:numId="56" w16cid:durableId="1878538762">
-    <w:abstractNumId w:val="27"/>
+    <w:abstractNumId w:val="28"/>
   </w:num>
   <w:num w:numId="57" w16cid:durableId="1929776698">
-    <w:abstractNumId w:val="45"/>
+    <w:abstractNumId w:val="46"/>
   </w:num>
   <w:num w:numId="58" w16cid:durableId="2029600923">
-    <w:abstractNumId w:val="57"/>
+    <w:abstractNumId w:val="58"/>
   </w:num>
   <w:num w:numId="59" w16cid:durableId="563032654">
-    <w:abstractNumId w:val="28"/>
+    <w:abstractNumId w:val="29"/>
   </w:num>
   <w:num w:numId="60" w16cid:durableId="698747028">
-    <w:abstractNumId w:val="51"/>
+    <w:abstractNumId w:val="52"/>
   </w:num>
   <w:num w:numId="61" w16cid:durableId="1554266396">
-    <w:abstractNumId w:val="24"/>
+    <w:abstractNumId w:val="25"/>
   </w:num>
   <w:num w:numId="62" w16cid:durableId="1362049274">
-    <w:abstractNumId w:val="46"/>
+    <w:abstractNumId w:val="47"/>
   </w:num>
   <w:num w:numId="63" w16cid:durableId="659844258">
-    <w:abstractNumId w:val="33"/>
+    <w:abstractNumId w:val="34"/>
+  </w:num>
+  <w:num w:numId="64" w16cid:durableId="870797378">
+    <w:abstractNumId w:val="11"/>
   </w:num>
   <w:numIdMacAtCleanup w:val="63"/>
 </w:numbering>
@@ -31157,7 +32861,6 @@
     <w:next w:val="Normal"/>
     <w:link w:val="Heading3Char"/>
     <w:uiPriority w:val="9"/>
-    <w:semiHidden/>
     <w:unhideWhenUsed/>
     <w:qFormat/>
     <w:rsid w:val="006B40C2"/>
@@ -31309,7 +33012,6 @@
   <w:style w:type="character" w:default="1" w:styleId="DefaultParagraphFont">
     <w:name w:val="Default Paragraph Font"/>
     <w:uiPriority w:val="1"/>
-    <w:semiHidden/>
     <w:unhideWhenUsed/>
   </w:style>
   <w:style w:type="table" w:default="1" w:styleId="TableNormal">
@@ -31364,7 +33066,6 @@
     <w:basedOn w:val="DefaultParagraphFont"/>
     <w:link w:val="Heading3"/>
     <w:uiPriority w:val="9"/>
-    <w:semiHidden/>
     <w:rsid w:val="006B40C2"/>
     <w:rPr>
       <w:rFonts w:eastAsiaTheme="majorEastAsia" w:cstheme="majorBidi"/>
@@ -31788,6 +33489,73 @@
     <w:basedOn w:val="DefaultParagraphFont"/>
     <w:rsid w:val="0033731C"/>
   </w:style>
+  <w:style w:type="paragraph" w:styleId="HTMLPreformatted">
+    <w:name w:val="HTML Preformatted"/>
+    <w:basedOn w:val="Normal"/>
+    <w:link w:val="HTMLPreformattedChar"/>
+    <w:uiPriority w:val="99"/>
+    <w:semiHidden/>
+    <w:unhideWhenUsed/>
+    <w:rsid w:val="008D4DF8"/>
+    <w:pPr>
+      <w:tabs>
+        <w:tab w:val="left" w:pos="916"/>
+        <w:tab w:val="left" w:pos="1832"/>
+        <w:tab w:val="left" w:pos="2748"/>
+        <w:tab w:val="left" w:pos="3664"/>
+        <w:tab w:val="left" w:pos="4580"/>
+        <w:tab w:val="left" w:pos="5496"/>
+        <w:tab w:val="left" w:pos="6412"/>
+        <w:tab w:val="left" w:pos="7328"/>
+        <w:tab w:val="left" w:pos="8244"/>
+        <w:tab w:val="left" w:pos="9160"/>
+        <w:tab w:val="left" w:pos="10076"/>
+        <w:tab w:val="left" w:pos="10992"/>
+        <w:tab w:val="left" w:pos="11908"/>
+        <w:tab w:val="left" w:pos="12824"/>
+        <w:tab w:val="left" w:pos="13740"/>
+        <w:tab w:val="left" w:pos="14656"/>
+      </w:tabs>
+      <w:spacing w:after="0" w:line="240" w:lineRule="auto"/>
+    </w:pPr>
+    <w:rPr>
+      <w:rFonts w:ascii="Courier New" w:eastAsia="Times New Roman" w:hAnsi="Courier New" w:cs="Courier New"/>
+      <w:kern w:val="0"/>
+      <w:sz w:val="20"/>
+      <w:szCs w:val="20"/>
+      <w:lang w:val="en-GB" w:eastAsia="en-GB"/>
+      <w14:ligatures w14:val="none"/>
+    </w:rPr>
+  </w:style>
+  <w:style w:type="character" w:customStyle="1" w:styleId="HTMLPreformattedChar">
+    <w:name w:val="HTML Preformatted Char"/>
+    <w:basedOn w:val="DefaultParagraphFont"/>
+    <w:link w:val="HTMLPreformatted"/>
+    <w:uiPriority w:val="99"/>
+    <w:semiHidden/>
+    <w:rsid w:val="008D4DF8"/>
+    <w:rPr>
+      <w:rFonts w:ascii="Courier New" w:eastAsia="Times New Roman" w:hAnsi="Courier New" w:cs="Courier New"/>
+      <w:kern w:val="0"/>
+      <w:sz w:val="20"/>
+      <w:szCs w:val="20"/>
+      <w:lang w:val="en-GB" w:eastAsia="en-GB"/>
+      <w14:ligatures w14:val="none"/>
+    </w:rPr>
+  </w:style>
+  <w:style w:type="character" w:styleId="HTMLCode">
+    <w:name w:val="HTML Code"/>
+    <w:basedOn w:val="DefaultParagraphFont"/>
+    <w:uiPriority w:val="99"/>
+    <w:semiHidden/>
+    <w:unhideWhenUsed/>
+    <w:rsid w:val="008D4DF8"/>
+    <w:rPr>
+      <w:rFonts w:ascii="Courier New" w:eastAsia="Times New Roman" w:hAnsi="Courier New" w:cs="Courier New"/>
+      <w:sz w:val="20"/>
+      <w:szCs w:val="20"/>
+    </w:rPr>
+  </w:style>
 </w:styles>
 </file>
 
@@ -32107,18 +33875,6 @@
 </file>
 
 <file path=customXml/item1.xml><?xml version="1.0" encoding="utf-8"?>
-<p:properties xmlns:p="http://schemas.microsoft.com/office/2006/metadata/properties" xmlns:xsi="http://www.w3.org/2001/XMLSchema-instance" xmlns:pc="http://schemas.microsoft.com/office/infopath/2007/PartnerControls">
-  <documentManagement>
-    <_activity xmlns="c5de1c3e-7813-4da7-ba52-5366b85aaf02" xsi:nil="true"/>
-  </documentManagement>
-</p:properties>
-</file>
-
-<file path=customXml/item2.xml><?xml version="1.0" encoding="utf-8"?>
-<b:Sources xmlns:b="http://schemas.openxmlformats.org/officeDocument/2006/bibliography" xmlns="http://schemas.openxmlformats.org/officeDocument/2006/bibliography" SelectedStyle="\APASixthEditionOfficeOnline.xsl" StyleName="APA" Version="6"/>
-</file>
-
-<file path=customXml/item3.xml><?xml version="1.0" encoding="utf-8"?>
 <ct:contentTypeSchema xmlns:ct="http://schemas.microsoft.com/office/2006/metadata/contentType" xmlns:ma="http://schemas.microsoft.com/office/2006/metadata/properties/metaAttributes" ct:_="" ma:_="" ma:contentTypeName="Documento" ma:contentTypeID="0x010100A6AC9AE00E36404AA0D09428E6D89785" ma:contentTypeVersion="10" ma:contentTypeDescription="Criar um novo documento." ma:contentTypeScope="" ma:versionID="c0b198167d051d08179437bc8682830a">
   <xsd:schema xmlns:xsd="http://www.w3.org/2001/XMLSchema" xmlns:xs="http://www.w3.org/2001/XMLSchema" xmlns:p="http://schemas.microsoft.com/office/2006/metadata/properties" xmlns:ns3="c5de1c3e-7813-4da7-ba52-5366b85aaf02" targetNamespace="http://schemas.microsoft.com/office/2006/metadata/properties" ma:root="true" ma:fieldsID="7b44b96bc6bb60909a8caa27185ed88e" ns3:_="">
     <xsd:import namespace="c5de1c3e-7813-4da7-ba52-5366b85aaf02"/>
@@ -32298,7 +34054,7 @@
 </ct:contentTypeSchema>
 </file>
 
-<file path=customXml/item4.xml><?xml version="1.0" encoding="utf-8"?>
+<file path=customXml/item2.xml><?xml version="1.0" encoding="utf-8"?>
 <?mso-contentType ?>
 <FormTemplates xmlns="http://schemas.microsoft.com/sharepoint/v3/contenttype/forms">
   <Display>DocumentLibraryForm</Display>
@@ -32307,25 +34063,19 @@
 </FormTemplates>
 </file>
 
-<file path=customXml/itemProps1.xml><?xml version="1.0" encoding="utf-8"?>
-<ds:datastoreItem xmlns:ds="http://schemas.openxmlformats.org/officeDocument/2006/customXml" ds:itemID="{7A782463-2B0C-4645-84B1-84CEC7DFDBB5}">
-  <ds:schemaRefs>
-    <ds:schemaRef ds:uri="http://schemas.microsoft.com/office/2006/metadata/properties"/>
-    <ds:schemaRef ds:uri="http://schemas.microsoft.com/office/infopath/2007/PartnerControls"/>
-    <ds:schemaRef ds:uri="c5de1c3e-7813-4da7-ba52-5366b85aaf02"/>
-  </ds:schemaRefs>
-</ds:datastoreItem>
+<file path=customXml/item3.xml><?xml version="1.0" encoding="utf-8"?>
+<p:properties xmlns:p="http://schemas.microsoft.com/office/2006/metadata/properties" xmlns:xsi="http://www.w3.org/2001/XMLSchema-instance" xmlns:pc="http://schemas.microsoft.com/office/infopath/2007/PartnerControls">
+  <documentManagement>
+    <_activity xmlns="c5de1c3e-7813-4da7-ba52-5366b85aaf02" xsi:nil="true"/>
+  </documentManagement>
+</p:properties>
 </file>
 
-<file path=customXml/itemProps2.xml><?xml version="1.0" encoding="utf-8"?>
-<ds:datastoreItem xmlns:ds="http://schemas.openxmlformats.org/officeDocument/2006/customXml" ds:itemID="{F27A9666-D204-4FC0-B158-784753F11C7F}">
-  <ds:schemaRefs>
-    <ds:schemaRef ds:uri="http://schemas.openxmlformats.org/officeDocument/2006/bibliography"/>
-  </ds:schemaRefs>
-</ds:datastoreItem>
+<file path=customXml/item4.xml><?xml version="1.0" encoding="utf-8"?>
+<b:Sources xmlns:b="http://schemas.openxmlformats.org/officeDocument/2006/bibliography" xmlns="http://schemas.openxmlformats.org/officeDocument/2006/bibliography" SelectedStyle="\APASixthEditionOfficeOnline.xsl" StyleName="APA" Version="6"/>
 </file>
 
-<file path=customXml/itemProps3.xml><?xml version="1.0" encoding="utf-8"?>
+<file path=customXml/itemProps1.xml><?xml version="1.0" encoding="utf-8"?>
 <ds:datastoreItem xmlns:ds="http://schemas.openxmlformats.org/officeDocument/2006/customXml" ds:itemID="{3AC87783-3A45-4707-8F3B-D68AE1B9ACC6}">
   <ds:schemaRefs>
     <ds:schemaRef ds:uri="http://schemas.microsoft.com/office/2006/metadata/contentType"/>
@@ -32343,10 +34093,28 @@
 </ds:datastoreItem>
 </file>
 
-<file path=customXml/itemProps4.xml><?xml version="1.0" encoding="utf-8"?>
+<file path=customXml/itemProps2.xml><?xml version="1.0" encoding="utf-8"?>
 <ds:datastoreItem xmlns:ds="http://schemas.openxmlformats.org/officeDocument/2006/customXml" ds:itemID="{3B7B41E5-2E6C-4883-AFA2-0CCEC581E975}">
   <ds:schemaRefs>
     <ds:schemaRef ds:uri="http://schemas.microsoft.com/sharepoint/v3/contenttype/forms"/>
   </ds:schemaRefs>
 </ds:datastoreItem>
+</file>
+
+<file path=customXml/itemProps3.xml><?xml version="1.0" encoding="utf-8"?>
+<ds:datastoreItem xmlns:ds="http://schemas.openxmlformats.org/officeDocument/2006/customXml" ds:itemID="{7A782463-2B0C-4645-84B1-84CEC7DFDBB5}">
+  <ds:schemaRefs>
+    <ds:schemaRef ds:uri="http://schemas.microsoft.com/office/2006/metadata/properties"/>
+    <ds:schemaRef ds:uri="http://schemas.microsoft.com/office/infopath/2007/PartnerControls"/>
+    <ds:schemaRef ds:uri="c5de1c3e-7813-4da7-ba52-5366b85aaf02"/>
+  </ds:schemaRefs>
+</ds:datastoreItem>
+</file>
+
+<file path=customXml/itemProps4.xml><?xml version="1.0" encoding="utf-8"?>
+<ds:datastoreItem xmlns:ds="http://schemas.openxmlformats.org/officeDocument/2006/customXml" ds:itemID="{F27A9666-D204-4FC0-B158-784753F11C7F}">
+  <ds:schemaRefs>
+    <ds:schemaRef ds:uri="http://schemas.openxmlformats.org/officeDocument/2006/bibliography"/>
+  </ds:schemaRefs>
+</ds:datastoreItem>
 </file>
--- a/notes.docx
+++ b/notes.docx
@@ -583,7 +583,7 @@
           <w:lang w:val="en-GB"/>
         </w:rPr>
         <w:drawing>
-          <wp:anchor distT="0" distB="0" distL="114300" distR="114300" simplePos="0" relativeHeight="251650560" behindDoc="0" locked="0" layoutInCell="1" allowOverlap="1" wp14:anchorId="64D19122" wp14:editId="3E617BF0">
+          <wp:anchor distT="0" distB="0" distL="114300" distR="114300" simplePos="0" relativeHeight="251650560" behindDoc="0" locked="0" layoutInCell="1" allowOverlap="1" wp14:anchorId="64D19122" wp14:editId="38FC657D">
             <wp:simplePos x="0" y="0"/>
             <wp:positionH relativeFrom="margin">
               <wp:align>center</wp:align>
@@ -1688,27 +1688,14 @@
                             <w:r>
                               <w:t xml:space="preserve">Figura </w:t>
                             </w:r>
-                            <w:r>
-                              <w:fldChar w:fldCharType="begin"/>
-                            </w:r>
-                            <w:r>
-                              <w:instrText xml:space="preserve"> SEQ Figura \* ARABIC </w:instrText>
-                            </w:r>
-                            <w:r>
-                              <w:fldChar w:fldCharType="separate"/>
-                            </w:r>
-                            <w:r>
-                              <w:rPr>
-                                <w:noProof/>
-                              </w:rPr>
-                              <w:t>1</w:t>
-                            </w:r>
-                            <w:r>
-                              <w:rPr>
-                                <w:noProof/>
-                              </w:rPr>
-                              <w:fldChar w:fldCharType="end"/>
-                            </w:r>
+                            <w:fldSimple w:instr=" SEQ Figura \* ARABIC ">
+                              <w:r>
+                                <w:rPr>
+                                  <w:noProof/>
+                                </w:rPr>
+                                <w:t>1</w:t>
+                              </w:r>
+                            </w:fldSimple>
                             <w:r>
                               <w:t xml:space="preserve"> página 12 e 13 do paper</w:t>
                             </w:r>
@@ -1747,27 +1734,14 @@
                       <w:r>
                         <w:t xml:space="preserve">Figura </w:t>
                       </w:r>
-                      <w:r>
-                        <w:fldChar w:fldCharType="begin"/>
-                      </w:r>
-                      <w:r>
-                        <w:instrText xml:space="preserve"> SEQ Figura \* ARABIC </w:instrText>
-                      </w:r>
-                      <w:r>
-                        <w:fldChar w:fldCharType="separate"/>
-                      </w:r>
-                      <w:r>
-                        <w:rPr>
-                          <w:noProof/>
-                        </w:rPr>
-                        <w:t>1</w:t>
-                      </w:r>
-                      <w:r>
-                        <w:rPr>
-                          <w:noProof/>
-                        </w:rPr>
-                        <w:fldChar w:fldCharType="end"/>
-                      </w:r>
+                      <w:fldSimple w:instr=" SEQ Figura \* ARABIC ">
+                        <w:r>
+                          <w:rPr>
+                            <w:noProof/>
+                          </w:rPr>
+                          <w:t>1</w:t>
+                        </w:r>
+                      </w:fldSimple>
                       <w:r>
                         <w:t xml:space="preserve"> página 12 e 13 do paper</w:t>
                       </w:r>
@@ -10895,9 +10869,18 @@
             <w:bCs/>
             <w:lang w:val="en-GB"/>
           </w:rPr>
-          <w:t>Crossref</w:t>
+          <w:t>Crossre</w:t>
         </w:r>
         <w:proofErr w:type="spellEnd"/>
+        <w:r>
+          <w:rPr>
+            <w:rStyle w:val="Hyperlink"/>
+            <w:b/>
+            <w:bCs/>
+            <w:lang w:val="en-GB"/>
+          </w:rPr>
+          <w:t>f</w:t>
+        </w:r>
       </w:hyperlink>
     </w:p>
     <w:p>
@@ -12109,12 +12092,14 @@
         <w:rPr>
           <w:b/>
           <w:bCs/>
-        </w:rPr>
-      </w:pPr>
-      <w:r>
-        <w:rPr>
-          <w:b/>
-          <w:bCs/>
+          <w:lang w:val="en-GB"/>
+        </w:rPr>
+      </w:pPr>
+      <w:r>
+        <w:rPr>
+          <w:b/>
+          <w:bCs/>
+          <w:lang w:val="en-GB"/>
         </w:rPr>
         <w:t>57</w:t>
       </w:r>
@@ -12129,47 +12114,10 @@
         </w:rPr>
       </w:pPr>
       <w:r>
-        <w:t xml:space="preserve">A. Sousa, L. Madureira, J. Coelho, J. Pinto, J. Pereira, J. Sousa, P. Dias, LAUV: </w:t>
-      </w:r>
-      <w:proofErr w:type="spellStart"/>
-      <w:r>
-        <w:t>The</w:t>
-      </w:r>
-      <w:proofErr w:type="spellEnd"/>
-      <w:r>
-        <w:t xml:space="preserve"> </w:t>
-      </w:r>
-      <w:proofErr w:type="spellStart"/>
-      <w:r>
-        <w:t>man-portable</w:t>
-      </w:r>
-      <w:proofErr w:type="spellEnd"/>
-      <w:r>
-        <w:t xml:space="preserve"> </w:t>
-      </w:r>
-      <w:proofErr w:type="spellStart"/>
-      <w:r>
-        <w:t>autonomous</w:t>
-      </w:r>
-      <w:proofErr w:type="spellEnd"/>
-      <w:r>
-        <w:t xml:space="preserve"> </w:t>
-      </w:r>
-      <w:proofErr w:type="spellStart"/>
-      <w:r>
-        <w:t>underwater</w:t>
-      </w:r>
-      <w:proofErr w:type="spellEnd"/>
-      <w:r>
-        <w:t xml:space="preserve"> </w:t>
-      </w:r>
-      <w:proofErr w:type="spellStart"/>
-      <w:r>
-        <w:t>vehicle</w:t>
-      </w:r>
-      <w:proofErr w:type="spellEnd"/>
-      <w:r>
-        <w:t>. </w:t>
+        <w:rPr>
+          <w:lang w:val="en-GB"/>
+        </w:rPr>
+        <w:t>A. Sousa, L. Madureira, J. Coelho, J. Pinto, J. Pereira, J. Sousa, P. Dias, LAUV: The man-portable autonomous underwater vehicle. </w:t>
       </w:r>
       <w:r>
         <w:rPr>
@@ -12799,29 +12747,40 @@
         <w:tabs>
           <w:tab w:val="left" w:pos="1859"/>
         </w:tabs>
-        <w:rPr>
-          <w:lang w:val="en-US"/>
-        </w:rPr>
-      </w:pPr>
-      <w:r>
-        <w:rPr>
-          <w:lang w:val="en-US"/>
-        </w:rPr>
-        <w:t>Runde Environmental Centre (Norway); </w:t>
+      </w:pPr>
+      <w:proofErr w:type="spellStart"/>
+      <w:r>
+        <w:t>Runde</w:t>
+      </w:r>
+      <w:proofErr w:type="spellEnd"/>
+      <w:r>
+        <w:t xml:space="preserve"> </w:t>
+      </w:r>
+      <w:proofErr w:type="spellStart"/>
+      <w:r>
+        <w:t>Environmental</w:t>
+      </w:r>
+      <w:proofErr w:type="spellEnd"/>
+      <w:r>
+        <w:t xml:space="preserve"> Centre (</w:t>
+      </w:r>
+      <w:proofErr w:type="spellStart"/>
+      <w:r>
+        <w:t>Norway</w:t>
+      </w:r>
+      <w:proofErr w:type="spellEnd"/>
+      <w:r>
+        <w:t>); </w:t>
       </w:r>
       <w:hyperlink r:id="rId196" w:history="1">
         <w:r>
           <w:rPr>
             <w:rStyle w:val="Hyperlink"/>
-            <w:lang w:val="en-US"/>
           </w:rPr>
           <w:t>http://rundecentre.no</w:t>
         </w:r>
       </w:hyperlink>
       <w:r>
-        <w:rPr>
-          <w:lang w:val="en-US"/>
-        </w:rPr>
         <w:t>.</w:t>
       </w:r>
     </w:p>
@@ -19022,24 +18981,70 @@
         <w:rPr>
           <w:b/>
           <w:bCs/>
-        </w:rPr>
-      </w:pPr>
-      <w:r>
-        <w:rPr>
-          <w:b/>
-          <w:bCs/>
-        </w:rPr>
-        <w:t>Fase 7 — Calcular ICV e escolher patch size + dictionary size</w:t>
-      </w:r>
-    </w:p>
-    <w:p>
-      <w:pPr>
-        <w:tabs>
-          <w:tab w:val="left" w:pos="1859"/>
-        </w:tabs>
-      </w:pPr>
-      <w:r>
-        <w:t xml:space="preserve">O Fossum usa </w:t>
+          <w:lang w:val="en-US"/>
+        </w:rPr>
+      </w:pPr>
+      <w:r>
+        <w:rPr>
+          <w:b/>
+          <w:bCs/>
+          <w:lang w:val="en-US"/>
+        </w:rPr>
+        <w:t xml:space="preserve">Fase 7 — </w:t>
+      </w:r>
+      <w:proofErr w:type="spellStart"/>
+      <w:r>
+        <w:rPr>
+          <w:b/>
+          <w:bCs/>
+          <w:lang w:val="en-US"/>
+        </w:rPr>
+        <w:t>Calcular</w:t>
+      </w:r>
+      <w:proofErr w:type="spellEnd"/>
+      <w:r>
+        <w:rPr>
+          <w:b/>
+          <w:bCs/>
+          <w:lang w:val="en-US"/>
+        </w:rPr>
+        <w:t xml:space="preserve"> ICV e </w:t>
+      </w:r>
+      <w:proofErr w:type="spellStart"/>
+      <w:r>
+        <w:rPr>
+          <w:b/>
+          <w:bCs/>
+          <w:lang w:val="en-US"/>
+        </w:rPr>
+        <w:t>escolher</w:t>
+      </w:r>
+      <w:proofErr w:type="spellEnd"/>
+      <w:r>
+        <w:rPr>
+          <w:b/>
+          <w:bCs/>
+          <w:lang w:val="en-US"/>
+        </w:rPr>
+        <w:t xml:space="preserve"> patch size + dictionary size</w:t>
+      </w:r>
+    </w:p>
+    <w:p>
+      <w:pPr>
+        <w:tabs>
+          <w:tab w:val="left" w:pos="1859"/>
+        </w:tabs>
+      </w:pPr>
+      <w:r>
+        <w:t xml:space="preserve">O </w:t>
+      </w:r>
+      <w:proofErr w:type="spellStart"/>
+      <w:r>
+        <w:t>Fossum</w:t>
+      </w:r>
+      <w:proofErr w:type="spellEnd"/>
+      <w:r>
+        <w:t xml:space="preserve"> usa </w:t>
       </w:r>
       <w:r>
         <w:rPr>
@@ -22548,27 +22553,47 @@
     <w:p>
       <w:pPr>
         <w:rPr>
+          <w:lang w:val="it-IT"/>
+        </w:rPr>
+      </w:pPr>
+      <w:r>
+        <w:rPr>
           <w:lang w:val="en-US"/>
         </w:rPr>
-      </w:pPr>
-      <w:r>
+        <w:t xml:space="preserve">   </w:t>
+      </w:r>
+      <w:r>
+        <w:rPr>
+          <w:lang w:val="it-IT"/>
+        </w:rPr>
+        <w:t xml:space="preserve">7.4 Single-AUV and multi-AUV </w:t>
+      </w:r>
+      <w:proofErr w:type="spellStart"/>
+      <w:r>
+        <w:rPr>
+          <w:lang w:val="it-IT"/>
+        </w:rPr>
+        <w:t>scenarios</w:t>
+      </w:r>
+      <w:proofErr w:type="spellEnd"/>
+    </w:p>
+    <w:p>
+      <w:pPr>
         <w:rPr>
           <w:lang w:val="en-US"/>
         </w:rPr>
-        <w:t xml:space="preserve">   7.4 Single-AUV and multi-AUV scenarios</w:t>
-      </w:r>
-    </w:p>
-    <w:p>
-      <w:pPr>
+      </w:pPr>
+      <w:r>
+        <w:rPr>
+          <w:lang w:val="it-IT"/>
+        </w:rPr>
+        <w:t xml:space="preserve">   </w:t>
+      </w:r>
+      <w:r>
         <w:rPr>
           <w:lang w:val="en-US"/>
         </w:rPr>
-      </w:pPr>
-      <w:r>
-        <w:rPr>
-          <w:lang w:val="en-US"/>
-        </w:rPr>
-        <w:t xml:space="preserve">   7.5 </w:t>
+        <w:t xml:space="preserve">7.5 </w:t>
       </w:r>
       <w:r>
         <w:rPr>
@@ -26231,53 +26256,30 @@
             <w:hideMark/>
           </w:tcPr>
           <w:p>
-            <w:pPr>
-              <w:rPr>
-                <w:lang w:val="en-GB"/>
-              </w:rPr>
-            </w:pPr>
+            <w:r>
+              <w:t xml:space="preserve">Urgente; forte para </w:t>
+            </w:r>
             <w:proofErr w:type="spellStart"/>
             <w:r>
-              <w:rPr>
-                <w:lang w:val="en-GB"/>
-              </w:rPr>
-              <w:t>Urgente</w:t>
+              <w:t>planner</w:t>
             </w:r>
             <w:proofErr w:type="spellEnd"/>
             <w:r>
-              <w:rPr>
-                <w:lang w:val="en-GB"/>
-              </w:rPr>
-              <w:t xml:space="preserve">; forte para planner e </w:t>
+              <w:t xml:space="preserve"> e robótica, fraco para </w:t>
             </w:r>
             <w:proofErr w:type="spellStart"/>
             <w:r>
-              <w:rPr>
-                <w:lang w:val="en-GB"/>
-              </w:rPr>
-              <w:t>robótica</w:t>
+              <w:t>ocean</w:t>
             </w:r>
             <w:proofErr w:type="spellEnd"/>
             <w:r>
-              <w:rPr>
-                <w:lang w:val="en-GB"/>
-              </w:rPr>
-              <w:t xml:space="preserve">, </w:t>
+              <w:t xml:space="preserve"> </w:t>
             </w:r>
             <w:proofErr w:type="spellStart"/>
             <w:r>
-              <w:rPr>
-                <w:lang w:val="en-GB"/>
-              </w:rPr>
-              <w:t>fraco</w:t>
+              <w:t>models</w:t>
             </w:r>
             <w:proofErr w:type="spellEnd"/>
-            <w:r>
-              <w:rPr>
-                <w:lang w:val="en-GB"/>
-              </w:rPr>
-              <w:t xml:space="preserve"> para ocean models</w:t>
-            </w:r>
           </w:p>
         </w:tc>
       </w:tr>
@@ -27520,19 +27522,75 @@
     </w:p>
     <w:p/>
     <w:p>
+      <w:pPr>
+        <w:rPr>
+          <w:lang w:val="en-US"/>
+        </w:rPr>
+      </w:pPr>
+      <w:r>
+        <w:rPr>
+          <w:lang w:val="en-US"/>
+        </w:rPr>
+        <w:t>Introduction: x</w:t>
+      </w:r>
+    </w:p>
+    <w:p>
+      <w:pPr>
+        <w:rPr>
+          <w:lang w:val="en-US"/>
+        </w:rPr>
+      </w:pPr>
+      <w:r>
+        <w:rPr>
+          <w:lang w:val="en-US"/>
+        </w:rPr>
+        <w:t xml:space="preserve">Context and motivation: </w:t>
+      </w:r>
+      <w:r>
+        <w:rPr>
+          <w:lang w:val="en-US"/>
+        </w:rPr>
+        <w:t>x</w:t>
+      </w:r>
+    </w:p>
+    <w:p>
       <w:proofErr w:type="spellStart"/>
       <w:r>
-        <w:t>Introduction</w:t>
+        <w:t>Problem</w:t>
       </w:r>
       <w:proofErr w:type="spellEnd"/>
       <w:r>
+        <w:t xml:space="preserve"> </w:t>
+      </w:r>
+      <w:proofErr w:type="spellStart"/>
+      <w:r>
+        <w:t>statement</w:t>
+      </w:r>
+      <w:proofErr w:type="spellEnd"/>
+      <w:r>
+        <w:t xml:space="preserve">: </w:t>
+      </w:r>
+      <w:r>
+        <w:t>x</w:t>
+      </w:r>
+    </w:p>
+    <w:p>
+      <w:proofErr w:type="spellStart"/>
+      <w:r>
+        <w:t>Objectives</w:t>
+      </w:r>
+      <w:proofErr w:type="spellEnd"/>
+      <w:r>
         <w:t>: x</w:t>
       </w:r>
     </w:p>
     <w:p>
+      <w:r>
+        <w:t xml:space="preserve">Scope </w:t>
+      </w:r>
       <w:proofErr w:type="spellStart"/>
       <w:r>
-        <w:t>Context</w:t>
+        <w:t>and</w:t>
       </w:r>
       <w:proofErr w:type="spellEnd"/>
       <w:r>
@@ -27540,42 +27598,114 @@
       </w:r>
       <w:proofErr w:type="spellStart"/>
       <w:r>
+        <w:t>assumptions</w:t>
+      </w:r>
+      <w:proofErr w:type="spellEnd"/>
+      <w:r>
+        <w:t>: x</w:t>
+      </w:r>
+    </w:p>
+    <w:p>
+      <w:proofErr w:type="spellStart"/>
+      <w:r>
+        <w:t>Expected</w:t>
+      </w:r>
+      <w:proofErr w:type="spellEnd"/>
+      <w:r>
+        <w:t xml:space="preserve"> </w:t>
+      </w:r>
+      <w:proofErr w:type="spellStart"/>
+      <w:r>
+        <w:t>contributions</w:t>
+      </w:r>
+      <w:proofErr w:type="spellEnd"/>
+      <w:r>
+        <w:t>: x</w:t>
+      </w:r>
+    </w:p>
+    <w:p>
+      <w:pPr>
+        <w:rPr>
+          <w:lang w:val="en-US"/>
+        </w:rPr>
+      </w:pPr>
+      <w:r>
+        <w:rPr>
+          <w:lang w:val="en-US"/>
+        </w:rPr>
+        <w:t>Dissertation structure</w:t>
+      </w:r>
+      <w:r>
+        <w:rPr>
+          <w:lang w:val="en-US"/>
+        </w:rPr>
+        <w:t>: x no f</w:t>
+      </w:r>
+      <w:r>
+        <w:rPr>
+          <w:lang w:val="en-US"/>
+        </w:rPr>
+        <w:t xml:space="preserve">inal </w:t>
+      </w:r>
+      <w:proofErr w:type="spellStart"/>
+      <w:r>
+        <w:rPr>
+          <w:lang w:val="en-US"/>
+        </w:rPr>
+        <w:t>ajeitar</w:t>
+      </w:r>
+      <w:proofErr w:type="spellEnd"/>
+      <w:r>
+        <w:rPr>
+          <w:lang w:val="en-US"/>
+        </w:rPr>
+        <w:t>-se</w:t>
+      </w:r>
+    </w:p>
+    <w:p>
+      <w:r>
+        <w:t xml:space="preserve">Background </w:t>
+      </w:r>
+      <w:proofErr w:type="spellStart"/>
+      <w:r>
         <w:t>and</w:t>
       </w:r>
       <w:proofErr w:type="spellEnd"/>
       <w:r>
+        <w:t xml:space="preserve"> Fundamentals</w:t>
+      </w:r>
+      <w:r>
+        <w:t>: aqui falta algo mais</w:t>
+      </w:r>
+      <w:r>
+        <w:t xml:space="preserve"> focado na parte de </w:t>
+      </w:r>
+      <w:proofErr w:type="spellStart"/>
+      <w:r>
+        <w:t>machine</w:t>
+      </w:r>
+      <w:proofErr w:type="spellEnd"/>
+      <w:r>
         <w:t xml:space="preserve"> </w:t>
       </w:r>
       <w:proofErr w:type="spellStart"/>
       <w:r>
-        <w:t>motivation</w:t>
+        <w:t>learning</w:t>
       </w:r>
       <w:proofErr w:type="spellEnd"/>
       <w:r>
-        <w:t xml:space="preserve">: </w:t>
-      </w:r>
-      <w:r>
-        <w:t>x</w:t>
-      </w:r>
-    </w:p>
-    <w:p>
+        <w:t xml:space="preserve"> e </w:t>
+      </w:r>
       <w:proofErr w:type="spellStart"/>
       <w:r>
-        <w:t>Problem</w:t>
+        <w:t>papers</w:t>
       </w:r>
       <w:proofErr w:type="spellEnd"/>
       <w:r>
-        <w:t xml:space="preserve"> </w:t>
-      </w:r>
-      <w:proofErr w:type="spellStart"/>
-      <w:r>
-        <w:t>statement</w:t>
-      </w:r>
-      <w:proofErr w:type="spellEnd"/>
-      <w:r>
-        <w:t xml:space="preserve">: </w:t>
-      </w:r>
-    </w:p>
+        <w:t xml:space="preserve"> que sustentem isso</w:t>
+      </w:r>
+    </w:p>
+    <w:p/>
     <w:sectPr>
       <w:pgSz w:w="11906" w:h="16838"/>
       <w:pgMar w:top="1417" w:right="1701" w:bottom="1417" w:left="1701" w:header="708" w:footer="708" w:gutter="0"/>
@@ -36927,6 +37057,7 @@
   <w:style w:type="character" w:default="1" w:styleId="DefaultParagraphFont">
     <w:name w:val="Default Paragraph Font"/>
     <w:uiPriority w:val="1"/>
+    <w:semiHidden/>
     <w:unhideWhenUsed/>
   </w:style>
   <w:style w:type="table" w:default="1" w:styleId="TableNormal">
@@ -37790,18 +37921,6 @@
 </file>
 
 <file path=customXml/item1.xml><?xml version="1.0" encoding="utf-8"?>
-<p:properties xmlns:p="http://schemas.microsoft.com/office/2006/metadata/properties" xmlns:xsi="http://www.w3.org/2001/XMLSchema-instance" xmlns:pc="http://schemas.microsoft.com/office/infopath/2007/PartnerControls">
-  <documentManagement>
-    <_activity xmlns="c5de1c3e-7813-4da7-ba52-5366b85aaf02" xsi:nil="true"/>
-  </documentManagement>
-</p:properties>
-</file>
-
-<file path=customXml/item2.xml><?xml version="1.0" encoding="utf-8"?>
-<b:Sources xmlns:b="http://schemas.openxmlformats.org/officeDocument/2006/bibliography" xmlns="http://schemas.openxmlformats.org/officeDocument/2006/bibliography" SelectedStyle="\APASixthEditionOfficeOnline.xsl" StyleName="APA" Version="6"/>
-</file>
-
-<file path=customXml/item3.xml><?xml version="1.0" encoding="utf-8"?>
 <ct:contentTypeSchema xmlns:ct="http://schemas.microsoft.com/office/2006/metadata/contentType" xmlns:ma="http://schemas.microsoft.com/office/2006/metadata/properties/metaAttributes" ct:_="" ma:_="" ma:contentTypeName="Documento" ma:contentTypeID="0x010100A6AC9AE00E36404AA0D09428E6D89785" ma:contentTypeVersion="10" ma:contentTypeDescription="Criar um novo documento." ma:contentTypeScope="" ma:versionID="c0b198167d051d08179437bc8682830a">
   <xsd:schema xmlns:xsd="http://www.w3.org/2001/XMLSchema" xmlns:xs="http://www.w3.org/2001/XMLSchema" xmlns:p="http://schemas.microsoft.com/office/2006/metadata/properties" xmlns:ns3="c5de1c3e-7813-4da7-ba52-5366b85aaf02" targetNamespace="http://schemas.microsoft.com/office/2006/metadata/properties" ma:root="true" ma:fieldsID="7b44b96bc6bb60909a8caa27185ed88e" ns3:_="">
     <xsd:import namespace="c5de1c3e-7813-4da7-ba52-5366b85aaf02"/>
@@ -37981,7 +38100,7 @@
 </ct:contentTypeSchema>
 </file>
 
-<file path=customXml/item4.xml><?xml version="1.0" encoding="utf-8"?>
+<file path=customXml/item2.xml><?xml version="1.0" encoding="utf-8"?>
 <?mso-contentType ?>
 <FormTemplates xmlns="http://schemas.microsoft.com/sharepoint/v3/contenttype/forms">
   <Display>DocumentLibraryForm</Display>
@@ -37990,25 +38109,19 @@
 </FormTemplates>
 </file>
 
-<file path=customXml/itemProps1.xml><?xml version="1.0" encoding="utf-8"?>
-<ds:datastoreItem xmlns:ds="http://schemas.openxmlformats.org/officeDocument/2006/customXml" ds:itemID="{7A782463-2B0C-4645-84B1-84CEC7DFDBB5}">
-  <ds:schemaRefs>
-    <ds:schemaRef ds:uri="http://schemas.microsoft.com/office/2006/metadata/properties"/>
-    <ds:schemaRef ds:uri="http://schemas.microsoft.com/office/infopath/2007/PartnerControls"/>
-    <ds:schemaRef ds:uri="c5de1c3e-7813-4da7-ba52-5366b85aaf02"/>
-  </ds:schemaRefs>
-</ds:datastoreItem>
+<file path=customXml/item3.xml><?xml version="1.0" encoding="utf-8"?>
+<p:properties xmlns:p="http://schemas.microsoft.com/office/2006/metadata/properties" xmlns:xsi="http://www.w3.org/2001/XMLSchema-instance" xmlns:pc="http://schemas.microsoft.com/office/infopath/2007/PartnerControls">
+  <documentManagement>
+    <_activity xmlns="c5de1c3e-7813-4da7-ba52-5366b85aaf02" xsi:nil="true"/>
+  </documentManagement>
+</p:properties>
 </file>
 
-<file path=customXml/itemProps2.xml><?xml version="1.0" encoding="utf-8"?>
-<ds:datastoreItem xmlns:ds="http://schemas.openxmlformats.org/officeDocument/2006/customXml" ds:itemID="{F27A9666-D204-4FC0-B158-784753F11C7F}">
-  <ds:schemaRefs>
-    <ds:schemaRef ds:uri="http://schemas.openxmlformats.org/officeDocument/2006/bibliography"/>
-  </ds:schemaRefs>
-</ds:datastoreItem>
+<file path=customXml/item4.xml><?xml version="1.0" encoding="utf-8"?>
+<b:Sources xmlns:b="http://schemas.openxmlformats.org/officeDocument/2006/bibliography" xmlns="http://schemas.openxmlformats.org/officeDocument/2006/bibliography" SelectedStyle="\APASixthEditionOfficeOnline.xsl" StyleName="APA" Version="6"/>
 </file>
 
-<file path=customXml/itemProps3.xml><?xml version="1.0" encoding="utf-8"?>
+<file path=customXml/itemProps1.xml><?xml version="1.0" encoding="utf-8"?>
 <ds:datastoreItem xmlns:ds="http://schemas.openxmlformats.org/officeDocument/2006/customXml" ds:itemID="{3AC87783-3A45-4707-8F3B-D68AE1B9ACC6}">
   <ds:schemaRefs>
     <ds:schemaRef ds:uri="http://schemas.microsoft.com/office/2006/metadata/contentType"/>
@@ -38026,10 +38139,28 @@
 </ds:datastoreItem>
 </file>
 
-<file path=customXml/itemProps4.xml><?xml version="1.0" encoding="utf-8"?>
+<file path=customXml/itemProps2.xml><?xml version="1.0" encoding="utf-8"?>
 <ds:datastoreItem xmlns:ds="http://schemas.openxmlformats.org/officeDocument/2006/customXml" ds:itemID="{3B7B41E5-2E6C-4883-AFA2-0CCEC581E975}">
   <ds:schemaRefs>
     <ds:schemaRef ds:uri="http://schemas.microsoft.com/sharepoint/v3/contenttype/forms"/>
   </ds:schemaRefs>
 </ds:datastoreItem>
+</file>
+
+<file path=customXml/itemProps3.xml><?xml version="1.0" encoding="utf-8"?>
+<ds:datastoreItem xmlns:ds="http://schemas.openxmlformats.org/officeDocument/2006/customXml" ds:itemID="{7A782463-2B0C-4645-84B1-84CEC7DFDBB5}">
+  <ds:schemaRefs>
+    <ds:schemaRef ds:uri="http://schemas.microsoft.com/office/2006/metadata/properties"/>
+    <ds:schemaRef ds:uri="http://schemas.microsoft.com/office/infopath/2007/PartnerControls"/>
+    <ds:schemaRef ds:uri="c5de1c3e-7813-4da7-ba52-5366b85aaf02"/>
+  </ds:schemaRefs>
+</ds:datastoreItem>
+</file>
+
+<file path=customXml/itemProps4.xml><?xml version="1.0" encoding="utf-8"?>
+<ds:datastoreItem xmlns:ds="http://schemas.openxmlformats.org/officeDocument/2006/customXml" ds:itemID="{F27A9666-D204-4FC0-B158-784753F11C7F}">
+  <ds:schemaRefs>
+    <ds:schemaRef ds:uri="http://schemas.openxmlformats.org/officeDocument/2006/bibliography"/>
+  </ds:schemaRefs>
+</ds:datastoreItem>
 </file>
--- a/notes.docx
+++ b/notes.docx
@@ -83,23 +83,7 @@
     </w:p>
     <w:p>
       <w:r>
-        <w:t xml:space="preserve">Um modelo oceanográfico gera </w:t>
-      </w:r>
-      <w:proofErr w:type="gramStart"/>
-      <w:r>
-        <w:t>um previsão</w:t>
-      </w:r>
-      <w:proofErr w:type="gramEnd"/>
-      <w:r>
-        <w:t xml:space="preserve"> para esse </w:t>
-      </w:r>
-      <w:proofErr w:type="gramStart"/>
-      <w:r>
-        <w:t>dia ---&gt; Produz</w:t>
-      </w:r>
-      <w:proofErr w:type="gramEnd"/>
-      <w:r>
-        <w:t xml:space="preserve"> um mapa espacial das incertezas --&gt; Esse mapa serve como input para o algoritmo de planeamento --&gt; O algoritmo determina os pontos ideias de amostragem: </w:t>
+        <w:t xml:space="preserve">Um modelo oceanográfico gera um previsão para esse dia ---&gt; Produz um mapa espacial das incertezas --&gt; Esse mapa serve como input para o algoritmo de planeamento --&gt; O algoritmo determina os pontos ideias de amostragem: </w:t>
       </w:r>
       <w:r>
         <w:rPr>
@@ -121,44 +105,15 @@
           <w:b/>
           <w:bCs/>
         </w:rPr>
-        <w:t xml:space="preserve">minimizando a </w:t>
-      </w:r>
-      <w:proofErr w:type="gramStart"/>
-      <w:r>
-        <w:rPr>
-          <w:b/>
-          <w:bCs/>
-        </w:rPr>
-        <w:t>distancia</w:t>
-      </w:r>
-      <w:proofErr w:type="gramEnd"/>
-      <w:r>
-        <w:rPr>
-          <w:b/>
-          <w:bCs/>
-        </w:rPr>
-        <w:t xml:space="preserve"> percorrida --&gt; </w:t>
+        <w:t xml:space="preserve">minimizando a distancia percorrida --&gt; </w:t>
       </w:r>
       <w:r>
         <w:t>Por fim, a informação recolhida é utilizada para melhorar a próxima previsão</w:t>
       </w:r>
     </w:p>
     <w:p>
-      <w:proofErr w:type="gramStart"/>
-      <w:r>
-        <w:t>Varias</w:t>
-      </w:r>
-      <w:proofErr w:type="gramEnd"/>
-      <w:r>
-        <w:t xml:space="preserve"> tecnologias são usadas para a coletas dados do oceano, </w:t>
-      </w:r>
-      <w:proofErr w:type="gramStart"/>
-      <w:r>
-        <w:t>como:satellite</w:t>
-      </w:r>
-      <w:proofErr w:type="gramEnd"/>
-      <w:r>
-        <w:t xml:space="preserve"> data, that provides data from a wide área, but they have low spatial resolution and depend on the atmospheric conditions</w:t>
+      <w:r>
+        <w:t>Varias tecnologias são usadas para a coletas dados do oceano, como:satellite data, that provides data from a wide área, but they have low spatial resolution and depend on the atmospheric conditions</w:t>
       </w:r>
     </w:p>
     <w:p>
@@ -222,21 +177,12 @@
       <w:r>
         <w:t xml:space="preserve">Portanto, </w:t>
       </w:r>
-      <w:proofErr w:type="gramStart"/>
-      <w:r>
-        <w:rPr>
-          <w:b/>
-          <w:bCs/>
-        </w:rPr>
-        <w:t>θ̂(</w:t>
-      </w:r>
-      <w:proofErr w:type="gramEnd"/>
-      <w:r>
-        <w:rPr>
-          <w:b/>
-          <w:bCs/>
-        </w:rPr>
-        <w:t>k + 1, x, y)</w:t>
+      <w:r>
+        <w:rPr>
+          <w:b/>
+          <w:bCs/>
+        </w:rPr>
+        <w:t>θ̂(k + 1, x, y)</w:t>
       </w:r>
       <w:r>
         <w:t xml:space="preserve"> é:</w:t>
@@ -244,15 +190,7 @@
     </w:p>
     <w:p>
       <w:r>
-        <w:t>“O valor previsto da variável oceanográfica θ (por exemplo temperatura) para o dia seguinte (k+1), naquele ponto geográfico (</w:t>
-      </w:r>
-      <w:proofErr w:type="gramStart"/>
-      <w:r>
-        <w:t>x,y</w:t>
-      </w:r>
-      <w:proofErr w:type="gramEnd"/>
-      <w:r>
-        <w:t>).”</w:t>
+        <w:t>“O valor previsto da variável oceanográfica θ (por exemplo temperatura) para o dia seguinte (k+1), naquele ponto geográfico (x,y).”</w:t>
       </w:r>
     </w:p>
     <w:p/>
@@ -537,15 +475,7 @@
         </w:drawing>
       </w:r>
       <w:r>
-        <w:t xml:space="preserve">Dessa forma a diferença entre o segundo e o terceiro termo me </w:t>
-      </w:r>
-      <w:proofErr w:type="gramStart"/>
-      <w:r>
-        <w:t>da</w:t>
-      </w:r>
-      <w:proofErr w:type="gramEnd"/>
-      <w:r>
-        <w:t xml:space="preserve"> </w:t>
+        <w:t xml:space="preserve">Dessa forma a diferença entre o segundo e o terceiro termo me da </w:t>
       </w:r>
       <w:r>
         <w:t>o prize que ficou por recolher. E eu quero minimizar isso visitando o máximo de pontos possiveis.</w:t>
@@ -583,7 +513,7 @@
           <w:lang w:val="en-GB"/>
         </w:rPr>
         <w:drawing>
-          <wp:anchor distT="0" distB="0" distL="114300" distR="114300" simplePos="0" relativeHeight="251650560" behindDoc="0" locked="0" layoutInCell="1" allowOverlap="1" wp14:anchorId="64D19122" wp14:editId="38FC657D">
+          <wp:anchor distT="0" distB="0" distL="114300" distR="114300" simplePos="0" relativeHeight="251650560" behindDoc="0" locked="0" layoutInCell="1" allowOverlap="1" wp14:anchorId="64D19122" wp14:editId="7ED92872">
             <wp:simplePos x="0" y="0"/>
             <wp:positionH relativeFrom="margin">
               <wp:align>center</wp:align>
@@ -639,26 +569,10 @@
         </w:drawing>
       </w:r>
       <w:r>
-        <w:t xml:space="preserve">A </w:t>
-      </w:r>
-      <w:proofErr w:type="gramStart"/>
-      <w:r>
-        <w:t>distancia</w:t>
-      </w:r>
-      <w:proofErr w:type="gramEnd"/>
-      <w:r>
-        <w:t xml:space="preserve"> entre pontos consecutivos é </w:t>
-      </w:r>
-      <w:r>
-        <w:t xml:space="preserve">calculada através da </w:t>
-      </w:r>
-      <w:proofErr w:type="gramStart"/>
-      <w:r>
-        <w:t>distancia</w:t>
-      </w:r>
-      <w:proofErr w:type="gramEnd"/>
-      <w:r>
-        <w:t xml:space="preserve"> euclidiana, caso os pontos pertençam a</w:t>
+        <w:t xml:space="preserve">A distancia entre pontos consecutivos é </w:t>
+      </w:r>
+      <w:r>
+        <w:t>calculada através da distancia euclidiana, caso os pontos pertençam a</w:t>
       </w:r>
       <w:r>
         <w:t>o</w:t>
@@ -670,15 +584,7 @@
         <w:t>obstáculos,</w:t>
       </w:r>
       <w:r>
-        <w:t xml:space="preserve"> a </w:t>
-      </w:r>
-      <w:proofErr w:type="gramStart"/>
-      <w:r>
-        <w:t>distancia</w:t>
-      </w:r>
-      <w:proofErr w:type="gramEnd"/>
-      <w:r>
-        <w:t xml:space="preserve"> é colocada como infinito</w:t>
+        <w:t xml:space="preserve"> a distancia é colocada como infinito</w:t>
       </w:r>
       <w:r>
         <w:t>.</w:t>
@@ -970,7 +876,7 @@
           </mc:Choice>
           <mc:Fallback>
             <w:pict>
-              <v:shapetype w14:anchorId="2B6657A6" id="_x0000_t38" coordsize="21600,21600" o:spt="38" o:oned="t" path="m,c@0,0@1,5400@1,10800@1,16200@2,21600,21600,21600e" filled="f">
+              <v:shapetype w14:anchorId="172969F2" id="_x0000_t38" coordsize="21600,21600" o:spt="38" o:oned="t" path="m,c@0,0@1,5400@1,10800@1,16200@2,21600,21600,21600e" filled="f">
                 <v:formulas>
                   <v:f eqn="mid #0 0"/>
                   <v:f eqn="val #0"/>
@@ -1688,14 +1594,27 @@
                             <w:r>
                               <w:t xml:space="preserve">Figura </w:t>
                             </w:r>
-                            <w:fldSimple w:instr=" SEQ Figura \* ARABIC ">
-                              <w:r>
-                                <w:rPr>
-                                  <w:noProof/>
-                                </w:rPr>
-                                <w:t>1</w:t>
-                              </w:r>
-                            </w:fldSimple>
+                            <w:r>
+                              <w:fldChar w:fldCharType="begin"/>
+                            </w:r>
+                            <w:r>
+                              <w:instrText xml:space="preserve"> SEQ Figura \* ARABIC </w:instrText>
+                            </w:r>
+                            <w:r>
+                              <w:fldChar w:fldCharType="separate"/>
+                            </w:r>
+                            <w:r>
+                              <w:rPr>
+                                <w:noProof/>
+                              </w:rPr>
+                              <w:t>1</w:t>
+                            </w:r>
+                            <w:r>
+                              <w:rPr>
+                                <w:noProof/>
+                              </w:rPr>
+                              <w:fldChar w:fldCharType="end"/>
+                            </w:r>
                             <w:r>
                               <w:t xml:space="preserve"> página 12 e 13 do paper</w:t>
                             </w:r>
@@ -1734,14 +1653,27 @@
                       <w:r>
                         <w:t xml:space="preserve">Figura </w:t>
                       </w:r>
-                      <w:fldSimple w:instr=" SEQ Figura \* ARABIC ">
-                        <w:r>
-                          <w:rPr>
-                            <w:noProof/>
-                          </w:rPr>
-                          <w:t>1</w:t>
-                        </w:r>
-                      </w:fldSimple>
+                      <w:r>
+                        <w:fldChar w:fldCharType="begin"/>
+                      </w:r>
+                      <w:r>
+                        <w:instrText xml:space="preserve"> SEQ Figura \* ARABIC </w:instrText>
+                      </w:r>
+                      <w:r>
+                        <w:fldChar w:fldCharType="separate"/>
+                      </w:r>
+                      <w:r>
+                        <w:rPr>
+                          <w:noProof/>
+                        </w:rPr>
+                        <w:t>1</w:t>
+                      </w:r>
+                      <w:r>
+                        <w:rPr>
+                          <w:noProof/>
+                        </w:rPr>
+                        <w:fldChar w:fldCharType="end"/>
+                      </w:r>
                       <w:r>
                         <w:t xml:space="preserve"> página 12 e 13 do paper</w:t>
                       </w:r>
@@ -2842,33 +2774,7 @@
           <w:lang w:val="en-GB" w:eastAsia="pt-PT"/>
           <w14:ligatures w14:val="none"/>
         </w:rPr>
-        <w:t xml:space="preserve"> DOI: 10.1109/JOE.2023.3252641. This study develops an algorithm for an AUV to adaptively sample a 3D ocean volume </w:t>
-      </w:r>
-      <w:proofErr w:type="gramStart"/>
-      <w:r>
-        <w:rPr>
-          <w:rFonts w:ascii="Times New Roman" w:eastAsia="Times New Roman" w:hAnsi="Times New Roman" w:cs="Times New Roman"/>
-          <w:color w:val="3A7C22" w:themeColor="accent6" w:themeShade="BF"/>
-          <w:kern w:val="0"/>
-          <w:sz w:val="16"/>
-          <w:szCs w:val="16"/>
-          <w:lang w:val="en-GB" w:eastAsia="pt-PT"/>
-          <w14:ligatures w14:val="none"/>
-        </w:rPr>
-        <w:t>in order to</w:t>
-      </w:r>
-      <w:proofErr w:type="gramEnd"/>
-      <w:r>
-        <w:rPr>
-          <w:rFonts w:ascii="Times New Roman" w:eastAsia="Times New Roman" w:hAnsi="Times New Roman" w:cs="Times New Roman"/>
-          <w:color w:val="3A7C22" w:themeColor="accent6" w:themeShade="BF"/>
-          <w:kern w:val="0"/>
-          <w:sz w:val="16"/>
-          <w:szCs w:val="16"/>
-          <w:lang w:val="en-GB" w:eastAsia="pt-PT"/>
-          <w14:ligatures w14:val="none"/>
-        </w:rPr>
-        <w:t xml:space="preserve"> </w:t>
+        <w:t xml:space="preserve"> DOI: 10.1109/JOE.2023.3252641. This study develops an algorithm for an AUV to adaptively sample a 3D ocean volume in order to </w:t>
       </w:r>
       <w:r>
         <w:rPr>
@@ -4494,15 +4400,7 @@
         <w:t>regime mixing</w:t>
       </w:r>
       <w:r>
-        <w:t xml:space="preserve"> (melhorar </w:t>
-      </w:r>
-      <w:proofErr w:type="gramStart"/>
-      <w:r>
-        <w:t>localmente</w:t>
-      </w:r>
-      <w:proofErr w:type="gramEnd"/>
-      <w:r>
-        <w:t xml:space="preserve"> mas potencialmente degradar o modelo global) está bem posicionada como o problema central da dissertação, ou devo reformular para ficar mais consistente com o foco final???</w:t>
+        <w:t> (melhorar localmente mas potencialmente degradar o modelo global) está bem posicionada como o problema central da dissertação, ou devo reformular para ficar mais consistente com o foco final???</w:t>
       </w:r>
     </w:p>
     <w:p>
@@ -4586,13 +4484,8 @@
         <w:t>Pergunta:</w:t>
       </w:r>
       <w:r>
-        <w:t xml:space="preserve"> Gostava de uma opinião </w:t>
-      </w:r>
-      <w:proofErr w:type="gramStart"/>
-      <w:r>
-        <w:t>sobre !!??</w:t>
-      </w:r>
-      <w:proofErr w:type="gramEnd"/>
+        <w:t> Gostava de uma opinião sobre !!??</w:t>
+      </w:r>
     </w:p>
     <w:p>
       <w:pPr>
@@ -4905,34 +4798,21 @@
         <w:rPr>
           <w:lang w:val="en-GB"/>
         </w:rPr>
-        <w:t>Além disso, faz sentido incluir: “Flow-aware feasibility and cost modelling to ensure routes remain realistic under time-varying currents</w:t>
-      </w:r>
-      <w:proofErr w:type="gramStart"/>
-      <w:r>
-        <w:rPr>
-          <w:lang w:val="en-GB"/>
-        </w:rPr>
-        <w:t>” ???</w:t>
-      </w:r>
-      <w:proofErr w:type="gramEnd"/>
-    </w:p>
-    <w:p>
-      <w:pPr>
-        <w:tabs>
-          <w:tab w:val="left" w:pos="1859"/>
-        </w:tabs>
-        <w:rPr>
-          <w:lang w:val="en-GB"/>
-        </w:rPr>
-      </w:pPr>
-      <w:r>
-        <w:t xml:space="preserve">Na </w:t>
-      </w:r>
-      <w:proofErr w:type="gramStart"/>
-      <w:r>
-        <w:t>sexta feira</w:t>
-      </w:r>
-      <w:proofErr w:type="gramEnd"/>
+        <w:t>Além disso, faz sentido incluir: “Flow-aware feasibility and cost modelling to ensure routes remain realistic under time-varying currents” ???</w:t>
+      </w:r>
+    </w:p>
+    <w:p>
+      <w:pPr>
+        <w:tabs>
+          <w:tab w:val="left" w:pos="1859"/>
+        </w:tabs>
+        <w:rPr>
+          <w:lang w:val="en-GB"/>
+        </w:rPr>
+      </w:pPr>
+      <w:r>
+        <w:t>Na sexta feira</w:t>
+      </w:r>
       <w:r>
         <w:t xml:space="preserve"> </w:t>
       </w:r>
@@ -4964,14 +4844,7 @@
         <w:rPr>
           <w:lang w:val="en-GB"/>
         </w:rPr>
-        <w:t xml:space="preserve"> abaixo como </w:t>
-      </w:r>
-      <w:proofErr w:type="gramStart"/>
-      <w:r>
-        <w:rPr>
-          <w:lang w:val="en-GB"/>
-        </w:rPr>
-        <w:t>referen</w:t>
+        <w:t xml:space="preserve"> abaixo como referen</w:t>
       </w:r>
       <w:r>
         <w:rPr>
@@ -4979,7 +4852,6 @@
         </w:rPr>
         <w:t>cia</w:t>
       </w:r>
-      <w:proofErr w:type="gramEnd"/>
       <w:r>
         <w:rPr>
           <w:lang w:val="en-GB"/>
@@ -5031,15 +4903,7 @@
         </w:tabs>
       </w:pPr>
       <w:r>
-        <w:t xml:space="preserve">Relativamente </w:t>
-      </w:r>
-      <w:proofErr w:type="gramStart"/>
-      <w:r>
-        <w:t>as</w:t>
-      </w:r>
-      <w:proofErr w:type="gramEnd"/>
-      <w:r>
-        <w:t xml:space="preserve"> secções 1.1 e 1.2 </w:t>
+        <w:t xml:space="preserve">Relativamente as secções 1.1 e 1.2 </w:t>
       </w:r>
       <w:r>
         <w:t>Problem statement</w:t>
@@ -5054,15 +4918,7 @@
         <w:t xml:space="preserve">, relativamente a regimes muito diferentes entre si, que o meu problema statement vai muito em direção </w:t>
       </w:r>
       <w:r>
-        <w:t xml:space="preserve">a indentificar esse </w:t>
-      </w:r>
-      <w:proofErr w:type="gramStart"/>
-      <w:r>
-        <w:t>regimes</w:t>
-      </w:r>
-      <w:proofErr w:type="gramEnd"/>
-      <w:r>
-        <w:t xml:space="preserve"> regimes diferentes e aprender com os dados através de machine learning</w:t>
+        <w:t>a indentificar esse regimes regimes diferentes e aprender com os dados através de machine learning</w:t>
       </w:r>
       <w:r>
         <w:t xml:space="preserve"> e fechar o ciclo.</w:t>
@@ -5146,18 +5002,10 @@
         <w:t xml:space="preserve">ver </w:t>
       </w:r>
       <w:r>
-        <w:t xml:space="preserve">o paper da </w:t>
-      </w:r>
-      <w:proofErr w:type="gramStart"/>
-      <w:r>
-        <w:t>filipa</w:t>
-      </w:r>
-      <w:r>
-        <w:t>(</w:t>
-      </w:r>
-      <w:proofErr w:type="gramEnd"/>
-      <w:r>
-        <w:t xml:space="preserve">como ela faz), </w:t>
+        <w:t>o paper da filipa</w:t>
+      </w:r>
+      <w:r>
+        <w:t xml:space="preserve">(como ela faz), </w:t>
       </w:r>
       <w:r>
         <w:t>e assim n</w:t>
@@ -5174,13 +5022,8 @@
       <w:r>
         <w:t xml:space="preserve"> e que já está </w:t>
       </w:r>
-      <w:proofErr w:type="gramStart"/>
-      <w:r>
-        <w:t>nos scope</w:t>
-      </w:r>
-      <w:proofErr w:type="gramEnd"/>
-      <w:r>
-        <w:t xml:space="preserve"> da minha tese.</w:t>
+      <w:r>
+        <w:t>nos scope da minha tese.</w:t>
       </w:r>
     </w:p>
     <w:p>
@@ -5225,15 +5068,7 @@
         <w:t>Meu professor disse para eu usar</w:t>
       </w:r>
       <w:r>
-        <w:t xml:space="preserve"> as </w:t>
-      </w:r>
-      <w:proofErr w:type="gramStart"/>
-      <w:r>
-        <w:t>referencias</w:t>
-      </w:r>
-      <w:proofErr w:type="gramEnd"/>
-      <w:r>
-        <w:t xml:space="preserve"> desse paper ao longo do meu SoA</w:t>
+        <w:t xml:space="preserve"> as referencias desse paper ao longo do meu SoA</w:t>
       </w:r>
       <w:r>
         <w:t>:</w:t>
@@ -5242,23 +5077,7 @@
         <w:br/>
       </w:r>
       <w:r>
-        <w:t xml:space="preserve">Toward adaptive robotic sampling of phytoplankton in the coastal </w:t>
-      </w:r>
-      <w:proofErr w:type="gramStart"/>
-      <w:r>
-        <w:t>ocean(</w:t>
-      </w:r>
-      <w:proofErr w:type="gramEnd"/>
-      <w:r>
-        <w:t xml:space="preserve">ver referencias para esse </w:t>
-      </w:r>
-      <w:proofErr w:type="gramStart"/>
-      <w:r>
-        <w:t>paper)-</w:t>
-      </w:r>
-      <w:proofErr w:type="gramEnd"/>
-      <w:r>
-        <w:t>&gt; 9, 15,16,17,18,19,20,22,23,47,53,55,61</w:t>
+        <w:t>Toward adaptive robotic sampling of phytoplankton in the coastal ocean(ver referencias para esse paper)-&gt; 9, 15,16,17,18,19,20,22,23,47,53,55,61</w:t>
       </w:r>
     </w:p>
     <w:p>
@@ -5318,21 +5137,7 @@
         <w:rPr>
           <w:lang w:val="en-GB"/>
         </w:rPr>
-        <w:t xml:space="preserve">P. G. Falkowski, R. T. Barber, V. Smetacek, Biogeochemical controls and </w:t>
-      </w:r>
-      <w:proofErr w:type="gramStart"/>
-      <w:r>
-        <w:rPr>
-          <w:lang w:val="en-GB"/>
-        </w:rPr>
-        <w:t>feedbacks</w:t>
-      </w:r>
-      <w:proofErr w:type="gramEnd"/>
-      <w:r>
-        <w:rPr>
-          <w:lang w:val="en-GB"/>
-        </w:rPr>
-        <w:t xml:space="preserve"> on ocean primary production. </w:t>
+        <w:t>P. G. Falkowski, R. T. Barber, V. Smetacek, Biogeochemical controls and feedbacks on ocean primary production. </w:t>
       </w:r>
       <w:r>
         <w:rPr>
@@ -5373,7 +5178,6 @@
         </w:rPr>
       </w:pPr>
       <w:hyperlink r:id="rId32" w:tgtFrame="_blank" w:history="1">
-        <w:proofErr w:type="spellStart"/>
         <w:r>
           <w:rPr>
             <w:rStyle w:val="Hyperlink"/>
@@ -5383,7 +5187,6 @@
           </w:rPr>
           <w:t>Crossref</w:t>
         </w:r>
-        <w:proofErr w:type="spellEnd"/>
       </w:hyperlink>
     </w:p>
     <w:p>
@@ -5523,7 +5326,6 @@
         </w:rPr>
       </w:pPr>
       <w:hyperlink r:id="rId36" w:tgtFrame="_blank" w:history="1">
-        <w:proofErr w:type="spellStart"/>
         <w:r>
           <w:rPr>
             <w:rStyle w:val="Hyperlink"/>
@@ -5533,7 +5335,6 @@
           </w:rPr>
           <w:t>Crossref</w:t>
         </w:r>
-        <w:proofErr w:type="spellEnd"/>
       </w:hyperlink>
     </w:p>
     <w:p>
@@ -5652,7 +5453,6 @@
         </w:rPr>
       </w:pPr>
       <w:hyperlink r:id="rId39" w:tgtFrame="_blank" w:history="1">
-        <w:proofErr w:type="spellStart"/>
         <w:r>
           <w:rPr>
             <w:rStyle w:val="Hyperlink"/>
@@ -5662,7 +5462,6 @@
           </w:rPr>
           <w:t>Crossref</w:t>
         </w:r>
-        <w:proofErr w:type="spellEnd"/>
       </w:hyperlink>
     </w:p>
     <w:p>
@@ -5803,7 +5602,6 @@
         </w:rPr>
       </w:pPr>
       <w:hyperlink r:id="rId43" w:tgtFrame="_blank" w:history="1">
-        <w:proofErr w:type="spellStart"/>
         <w:r>
           <w:rPr>
             <w:rStyle w:val="Hyperlink"/>
@@ -5813,7 +5611,6 @@
           </w:rPr>
           <w:t>Crossref</w:t>
         </w:r>
-        <w:proofErr w:type="spellEnd"/>
       </w:hyperlink>
     </w:p>
     <w:p>
@@ -5932,7 +5729,6 @@
         </w:rPr>
       </w:pPr>
       <w:hyperlink r:id="rId46" w:tgtFrame="_blank" w:history="1">
-        <w:proofErr w:type="spellStart"/>
         <w:r>
           <w:rPr>
             <w:rStyle w:val="Hyperlink"/>
@@ -5942,7 +5738,6 @@
           </w:rPr>
           <w:t>Crossref</w:t>
         </w:r>
-        <w:proofErr w:type="spellEnd"/>
       </w:hyperlink>
     </w:p>
     <w:p>
@@ -6061,7 +5856,6 @@
         </w:rPr>
       </w:pPr>
       <w:hyperlink r:id="rId49" w:tgtFrame="_blank" w:history="1">
-        <w:proofErr w:type="spellStart"/>
         <w:r>
           <w:rPr>
             <w:rStyle w:val="Hyperlink"/>
@@ -6071,7 +5865,6 @@
           </w:rPr>
           <w:t>Crossref</w:t>
         </w:r>
-        <w:proofErr w:type="spellEnd"/>
       </w:hyperlink>
     </w:p>
     <w:p>
@@ -6190,7 +5983,6 @@
         </w:rPr>
       </w:pPr>
       <w:hyperlink r:id="rId52" w:tgtFrame="_blank" w:history="1">
-        <w:proofErr w:type="spellStart"/>
         <w:r>
           <w:rPr>
             <w:rStyle w:val="Hyperlink"/>
@@ -6200,7 +5992,6 @@
           </w:rPr>
           <w:t>Crossref</w:t>
         </w:r>
-        <w:proofErr w:type="spellEnd"/>
       </w:hyperlink>
     </w:p>
     <w:p>
@@ -6319,7 +6110,6 @@
         </w:rPr>
       </w:pPr>
       <w:hyperlink r:id="rId55" w:tgtFrame="_blank" w:history="1">
-        <w:proofErr w:type="spellStart"/>
         <w:r>
           <w:rPr>
             <w:rStyle w:val="Hyperlink"/>
@@ -6329,7 +6119,6 @@
           </w:rPr>
           <w:t>Crossref</w:t>
         </w:r>
-        <w:proofErr w:type="spellEnd"/>
       </w:hyperlink>
     </w:p>
     <w:p>
@@ -6448,7 +6237,6 @@
         </w:rPr>
       </w:pPr>
       <w:hyperlink r:id="rId58" w:tgtFrame="_blank" w:history="1">
-        <w:proofErr w:type="spellStart"/>
         <w:r>
           <w:rPr>
             <w:rStyle w:val="Hyperlink"/>
@@ -6458,7 +6246,6 @@
           </w:rPr>
           <w:t>Crossref</w:t>
         </w:r>
-        <w:proofErr w:type="spellEnd"/>
       </w:hyperlink>
     </w:p>
     <w:p>
@@ -6536,21 +6323,7 @@
         <w:rPr>
           <w:lang w:val="en-GB"/>
         </w:rPr>
-        <w:t xml:space="preserve">E. Davies, P. J. Brandvik, F. Leirvik, R. Nepstad, </w:t>
-      </w:r>
-      <w:proofErr w:type="gramStart"/>
-      <w:r>
-        <w:rPr>
-          <w:lang w:val="en-GB"/>
-        </w:rPr>
-        <w:t>The</w:t>
-      </w:r>
-      <w:proofErr w:type="gramEnd"/>
-      <w:r>
-        <w:rPr>
-          <w:lang w:val="en-GB"/>
-        </w:rPr>
-        <w:t xml:space="preserve"> use of wide-band transmittance imaging to size and classify suspended particulate matter in seawater. </w:t>
+        <w:t>E. Davies, P. J. Brandvik, F. Leirvik, R. Nepstad, The use of wide-band transmittance imaging to size and classify suspended particulate matter in seawater. </w:t>
       </w:r>
       <w:r>
         <w:rPr>
@@ -6591,7 +6364,6 @@
         </w:rPr>
       </w:pPr>
       <w:hyperlink r:id="rId61" w:tgtFrame="_blank" w:history="1">
-        <w:proofErr w:type="spellStart"/>
         <w:r>
           <w:rPr>
             <w:rStyle w:val="Hyperlink"/>
@@ -6601,7 +6373,6 @@
           </w:rPr>
           <w:t>Crossref</w:t>
         </w:r>
-        <w:proofErr w:type="spellEnd"/>
       </w:hyperlink>
     </w:p>
     <w:p>
@@ -6741,7 +6512,6 @@
         </w:rPr>
       </w:pPr>
       <w:hyperlink r:id="rId65" w:tgtFrame="_blank" w:history="1">
-        <w:proofErr w:type="spellStart"/>
         <w:r>
           <w:rPr>
             <w:rStyle w:val="Hyperlink"/>
@@ -6751,7 +6521,6 @@
           </w:rPr>
           <w:t>Crossref</w:t>
         </w:r>
-        <w:proofErr w:type="spellEnd"/>
       </w:hyperlink>
     </w:p>
     <w:p>
@@ -6891,7 +6660,6 @@
         </w:rPr>
       </w:pPr>
       <w:hyperlink r:id="rId69" w:tgtFrame="_blank" w:history="1">
-        <w:proofErr w:type="spellStart"/>
         <w:r>
           <w:rPr>
             <w:rStyle w:val="Hyperlink"/>
@@ -6901,7 +6669,6 @@
           </w:rPr>
           <w:t>Crossref</w:t>
         </w:r>
-        <w:proofErr w:type="spellEnd"/>
       </w:hyperlink>
     </w:p>
     <w:p>
@@ -6980,21 +6747,7 @@
         <w:rPr>
           <w:lang w:val="en-GB"/>
         </w:rPr>
-        <w:t xml:space="preserve">G. W. Graham, W. A. M. Nimmo-Smith, </w:t>
-      </w:r>
-      <w:proofErr w:type="gramStart"/>
-      <w:r>
-        <w:rPr>
-          <w:lang w:val="en-GB"/>
-        </w:rPr>
-        <w:t>The</w:t>
-      </w:r>
-      <w:proofErr w:type="gramEnd"/>
-      <w:r>
-        <w:rPr>
-          <w:lang w:val="en-GB"/>
-        </w:rPr>
-        <w:t xml:space="preserve"> application of holography to the analysis of size and settling velocity of suspended cohesive sediments. </w:t>
+        <w:t>G. W. Graham, W. A. M. Nimmo-Smith, The application of holography to the analysis of size and settling velocity of suspended cohesive sediments. </w:t>
       </w:r>
       <w:r>
         <w:rPr>
@@ -7035,7 +6788,6 @@
         </w:rPr>
       </w:pPr>
       <w:hyperlink r:id="rId72" w:tgtFrame="_blank" w:history="1">
-        <w:proofErr w:type="spellStart"/>
         <w:r>
           <w:rPr>
             <w:rStyle w:val="Hyperlink"/>
@@ -7045,7 +6797,6 @@
           </w:rPr>
           <w:t>Crossref</w:t>
         </w:r>
-        <w:proofErr w:type="spellEnd"/>
       </w:hyperlink>
     </w:p>
     <w:p>
@@ -7164,7 +6915,6 @@
         </w:rPr>
       </w:pPr>
       <w:hyperlink r:id="rId75" w:tgtFrame="_blank" w:history="1">
-        <w:proofErr w:type="spellStart"/>
         <w:r>
           <w:rPr>
             <w:rStyle w:val="Hyperlink"/>
@@ -7174,7 +6924,6 @@
           </w:rPr>
           <w:t>Crossref</w:t>
         </w:r>
-        <w:proofErr w:type="spellEnd"/>
       </w:hyperlink>
     </w:p>
     <w:p>
@@ -7293,7 +7042,6 @@
         </w:rPr>
       </w:pPr>
       <w:hyperlink r:id="rId78" w:tgtFrame="_blank" w:history="1">
-        <w:proofErr w:type="spellStart"/>
         <w:r>
           <w:rPr>
             <w:rStyle w:val="Hyperlink"/>
@@ -7303,7 +7051,6 @@
           </w:rPr>
           <w:t>Crossref</w:t>
         </w:r>
-        <w:proofErr w:type="spellEnd"/>
       </w:hyperlink>
     </w:p>
     <w:p>
@@ -7422,7 +7169,6 @@
         </w:rPr>
       </w:pPr>
       <w:hyperlink r:id="rId81" w:tgtFrame="_blank" w:history="1">
-        <w:proofErr w:type="spellStart"/>
         <w:r>
           <w:rPr>
             <w:rStyle w:val="Hyperlink"/>
@@ -7432,7 +7178,6 @@
           </w:rPr>
           <w:t>Crossref</w:t>
         </w:r>
-        <w:proofErr w:type="spellEnd"/>
       </w:hyperlink>
     </w:p>
     <w:p>
@@ -7623,7 +7368,6 @@
         </w:rPr>
       </w:pPr>
       <w:hyperlink r:id="rId85" w:tgtFrame="_blank" w:history="1">
-        <w:proofErr w:type="spellStart"/>
         <w:r>
           <w:rPr>
             <w:rStyle w:val="Hyperlink"/>
@@ -7633,7 +7377,6 @@
           </w:rPr>
           <w:t>Crossref</w:t>
         </w:r>
-        <w:proofErr w:type="spellEnd"/>
       </w:hyperlink>
     </w:p>
     <w:p>
@@ -7752,7 +7495,6 @@
         </w:rPr>
       </w:pPr>
       <w:hyperlink r:id="rId88" w:tgtFrame="_blank" w:history="1">
-        <w:proofErr w:type="spellStart"/>
         <w:r>
           <w:rPr>
             <w:rStyle w:val="Hyperlink"/>
@@ -7762,7 +7504,6 @@
           </w:rPr>
           <w:t>Crossref</w:t>
         </w:r>
-        <w:proofErr w:type="spellEnd"/>
       </w:hyperlink>
     </w:p>
     <w:p>
@@ -7911,21 +7652,7 @@
         <w:rPr>
           <w:lang w:val="en-GB"/>
         </w:rPr>
-        <w:t xml:space="preserve">R. N. Smith, M. Schwager, S. L. Smith, B. H. Jones, D. Rus, G. S. Sukhatme, </w:t>
-      </w:r>
-      <w:proofErr w:type="gramStart"/>
-      <w:r>
-        <w:rPr>
-          <w:lang w:val="en-GB"/>
-        </w:rPr>
-        <w:t>Persistent ocean</w:t>
-      </w:r>
-      <w:proofErr w:type="gramEnd"/>
-      <w:r>
-        <w:rPr>
-          <w:lang w:val="en-GB"/>
-        </w:rPr>
-        <w:t xml:space="preserve"> monitoring with underwater gliders: Adapting sampling resolution. </w:t>
+        <w:t>R. N. Smith, M. Schwager, S. L. Smith, B. H. Jones, D. Rus, G. S. Sukhatme, Persistent ocean monitoring with underwater gliders: Adapting sampling resolution. </w:t>
       </w:r>
       <w:r>
         <w:rPr>
@@ -7966,7 +7693,6 @@
         </w:rPr>
       </w:pPr>
       <w:hyperlink r:id="rId92" w:tgtFrame="_blank" w:history="1">
-        <w:proofErr w:type="spellStart"/>
         <w:r>
           <w:rPr>
             <w:rStyle w:val="Hyperlink"/>
@@ -7976,7 +7702,6 @@
           </w:rPr>
           <w:t>Crossref</w:t>
         </w:r>
-        <w:proofErr w:type="spellEnd"/>
       </w:hyperlink>
     </w:p>
     <w:p>
@@ -8167,7 +7892,6 @@
         </w:rPr>
       </w:pPr>
       <w:hyperlink r:id="rId96" w:tgtFrame="_blank" w:history="1">
-        <w:proofErr w:type="spellStart"/>
         <w:r>
           <w:rPr>
             <w:rStyle w:val="Hyperlink"/>
@@ -8177,7 +7901,6 @@
           </w:rPr>
           <w:t>Crossref</w:t>
         </w:r>
-        <w:proofErr w:type="spellEnd"/>
       </w:hyperlink>
     </w:p>
     <w:p>
@@ -8255,21 +7978,7 @@
         <w:rPr>
           <w:lang w:val="en-GB"/>
         </w:rPr>
-        <w:t xml:space="preserve">G. Johnsen, M. Norli, M. Moline, I. Robbins, C. von Quillfeldt, K. Sørensen, F. Cottier, J. Berge, </w:t>
-      </w:r>
-      <w:proofErr w:type="gramStart"/>
-      <w:r>
-        <w:rPr>
-          <w:lang w:val="en-GB"/>
-        </w:rPr>
-        <w:t>The</w:t>
-      </w:r>
-      <w:proofErr w:type="gramEnd"/>
-      <w:r>
-        <w:rPr>
-          <w:lang w:val="en-GB"/>
-        </w:rPr>
-        <w:t xml:space="preserve"> advective origin of an under-ice spring bloom in the Arctic Ocean using multiple observational platforms. </w:t>
+        <w:t>G. Johnsen, M. Norli, M. Moline, I. Robbins, C. von Quillfeldt, K. Sørensen, F. Cottier, J. Berge, The advective origin of an under-ice spring bloom in the Arctic Ocean using multiple observational platforms. </w:t>
       </w:r>
       <w:r>
         <w:rPr>
@@ -8310,7 +8019,6 @@
         </w:rPr>
       </w:pPr>
       <w:hyperlink r:id="rId99" w:tgtFrame="_blank" w:history="1">
-        <w:proofErr w:type="spellStart"/>
         <w:r>
           <w:rPr>
             <w:rStyle w:val="Hyperlink"/>
@@ -8320,7 +8028,6 @@
           </w:rPr>
           <w:t>Crossref</w:t>
         </w:r>
-        <w:proofErr w:type="spellEnd"/>
       </w:hyperlink>
     </w:p>
     <w:p>
@@ -8460,7 +8167,6 @@
         </w:rPr>
       </w:pPr>
       <w:hyperlink r:id="rId103" w:tgtFrame="_blank" w:history="1">
-        <w:proofErr w:type="spellStart"/>
         <w:r>
           <w:rPr>
             <w:rStyle w:val="Hyperlink"/>
@@ -8470,7 +8176,6 @@
           </w:rPr>
           <w:t>Crossref</w:t>
         </w:r>
-        <w:proofErr w:type="spellEnd"/>
       </w:hyperlink>
     </w:p>
     <w:p>
@@ -8590,7 +8295,6 @@
         </w:rPr>
       </w:pPr>
       <w:hyperlink r:id="rId106" w:tgtFrame="_blank" w:history="1">
-        <w:proofErr w:type="spellStart"/>
         <w:r>
           <w:rPr>
             <w:rStyle w:val="Hyperlink"/>
@@ -8600,7 +8304,6 @@
           </w:rPr>
           <w:t>Crossref</w:t>
         </w:r>
-        <w:proofErr w:type="spellEnd"/>
       </w:hyperlink>
     </w:p>
     <w:p>
@@ -8719,7 +8422,6 @@
         </w:rPr>
       </w:pPr>
       <w:hyperlink r:id="rId109" w:tgtFrame="_blank" w:history="1">
-        <w:proofErr w:type="spellStart"/>
         <w:r>
           <w:rPr>
             <w:rStyle w:val="Hyperlink"/>
@@ -8729,7 +8431,6 @@
           </w:rPr>
           <w:t>Crossref</w:t>
         </w:r>
-        <w:proofErr w:type="spellEnd"/>
       </w:hyperlink>
     </w:p>
     <w:p>
@@ -8848,7 +8549,6 @@
         </w:rPr>
       </w:pPr>
       <w:hyperlink r:id="rId112" w:tgtFrame="_blank" w:history="1">
-        <w:proofErr w:type="spellStart"/>
         <w:r>
           <w:rPr>
             <w:rStyle w:val="Hyperlink"/>
@@ -8858,7 +8558,6 @@
           </w:rPr>
           <w:t>Crossref</w:t>
         </w:r>
-        <w:proofErr w:type="spellEnd"/>
       </w:hyperlink>
     </w:p>
     <w:p>
@@ -8998,7 +8697,6 @@
         </w:rPr>
       </w:pPr>
       <w:hyperlink r:id="rId116" w:tgtFrame="_blank" w:history="1">
-        <w:proofErr w:type="spellStart"/>
         <w:r>
           <w:rPr>
             <w:rStyle w:val="Hyperlink"/>
@@ -9008,7 +8706,6 @@
           </w:rPr>
           <w:t>Crossref</w:t>
         </w:r>
-        <w:proofErr w:type="spellEnd"/>
       </w:hyperlink>
     </w:p>
     <w:p>
@@ -9148,7 +8845,6 @@
         </w:rPr>
       </w:pPr>
       <w:hyperlink r:id="rId120" w:tgtFrame="_blank" w:history="1">
-        <w:proofErr w:type="spellStart"/>
         <w:r>
           <w:rPr>
             <w:rStyle w:val="Hyperlink"/>
@@ -9158,7 +8854,6 @@
           </w:rPr>
           <w:t>Crossref</w:t>
         </w:r>
-        <w:proofErr w:type="spellEnd"/>
       </w:hyperlink>
     </w:p>
     <w:p>
@@ -9348,7 +9043,6 @@
         </w:rPr>
       </w:pPr>
       <w:hyperlink r:id="rId124" w:tgtFrame="_blank" w:history="1">
-        <w:proofErr w:type="spellStart"/>
         <w:r>
           <w:rPr>
             <w:rStyle w:val="Hyperlink"/>
@@ -9358,7 +9052,6 @@
           </w:rPr>
           <w:t>Crossref</w:t>
         </w:r>
-        <w:proofErr w:type="spellEnd"/>
       </w:hyperlink>
     </w:p>
     <w:p>
@@ -9436,21 +9129,7 @@
         <w:rPr>
           <w:lang w:val="en-GB"/>
         </w:rPr>
-        <w:t xml:space="preserve">V. S. Hemsley, T. J. Smyth, A. P. Martin, E. Frajka-Williams, A. F. Thompson, G. Damerell, S. C. Painter, </w:t>
-      </w:r>
-      <w:proofErr w:type="gramStart"/>
-      <w:r>
-        <w:rPr>
-          <w:lang w:val="en-GB"/>
-        </w:rPr>
-        <w:t>Estimating</w:t>
-      </w:r>
-      <w:proofErr w:type="gramEnd"/>
-      <w:r>
-        <w:rPr>
-          <w:lang w:val="en-GB"/>
-        </w:rPr>
-        <w:t xml:space="preserve"> oceanic primary production using vertical irradiance and chlorophyll profiles from ocean gliders in the North Atlantic. </w:t>
+        <w:t>V. S. Hemsley, T. J. Smyth, A. P. Martin, E. Frajka-Williams, A. F. Thompson, G. Damerell, S. C. Painter, Estimating oceanic primary production using vertical irradiance and chlorophyll profiles from ocean gliders in the North Atlantic. </w:t>
       </w:r>
       <w:r>
         <w:rPr>
@@ -9491,7 +9170,6 @@
         </w:rPr>
       </w:pPr>
       <w:hyperlink r:id="rId127" w:tgtFrame="_blank" w:history="1">
-        <w:proofErr w:type="spellStart"/>
         <w:r>
           <w:rPr>
             <w:rStyle w:val="Hyperlink"/>
@@ -9501,7 +9179,6 @@
           </w:rPr>
           <w:t>Crossref</w:t>
         </w:r>
-        <w:proofErr w:type="spellEnd"/>
       </w:hyperlink>
     </w:p>
     <w:p>
@@ -9641,7 +9318,6 @@
         </w:rPr>
       </w:pPr>
       <w:hyperlink r:id="rId131" w:tgtFrame="_blank" w:history="1">
-        <w:proofErr w:type="spellStart"/>
         <w:r>
           <w:rPr>
             <w:rStyle w:val="Hyperlink"/>
@@ -9651,7 +9327,6 @@
           </w:rPr>
           <w:t>Crossref</w:t>
         </w:r>
-        <w:proofErr w:type="spellEnd"/>
       </w:hyperlink>
     </w:p>
     <w:p>
@@ -9772,21 +9447,7 @@
         <w:rPr>
           <w:lang w:val="en-GB"/>
         </w:rPr>
-        <w:t xml:space="preserve">J. J. Cullen, </w:t>
-      </w:r>
-      <w:proofErr w:type="gramStart"/>
-      <w:r>
-        <w:rPr>
-          <w:lang w:val="en-GB"/>
-        </w:rPr>
-        <w:t>The</w:t>
-      </w:r>
-      <w:proofErr w:type="gramEnd"/>
-      <w:r>
-        <w:rPr>
-          <w:lang w:val="en-GB"/>
-        </w:rPr>
-        <w:t xml:space="preserve"> deep chlorophyll maximum: Comparing vertical profiles of chlorophyll </w:t>
+        <w:t>J. J. Cullen, The deep chlorophyll maximum: Comparing vertical profiles of chlorophyll </w:t>
       </w:r>
       <w:r>
         <w:rPr>
@@ -9841,7 +9502,6 @@
         </w:rPr>
       </w:pPr>
       <w:hyperlink r:id="rId134" w:tgtFrame="_blank" w:history="1">
-        <w:proofErr w:type="spellStart"/>
         <w:r>
           <w:rPr>
             <w:rStyle w:val="Hyperlink"/>
@@ -9851,7 +9511,6 @@
           </w:rPr>
           <w:t>Crossref</w:t>
         </w:r>
-        <w:proofErr w:type="spellEnd"/>
       </w:hyperlink>
     </w:p>
     <w:p>
@@ -9970,7 +9629,6 @@
         </w:rPr>
       </w:pPr>
       <w:hyperlink r:id="rId137" w:tgtFrame="_blank" w:history="1">
-        <w:proofErr w:type="spellStart"/>
         <w:r>
           <w:rPr>
             <w:rStyle w:val="Hyperlink"/>
@@ -9980,7 +9638,6 @@
           </w:rPr>
           <w:t>Crossref</w:t>
         </w:r>
-        <w:proofErr w:type="spellEnd"/>
       </w:hyperlink>
     </w:p>
     <w:p>
@@ -10362,7 +10019,6 @@
         </w:rPr>
       </w:pPr>
       <w:hyperlink r:id="rId144" w:tgtFrame="_blank" w:history="1">
-        <w:proofErr w:type="spellStart"/>
         <w:r>
           <w:rPr>
             <w:rStyle w:val="Hyperlink"/>
@@ -10372,7 +10028,6 @@
           </w:rPr>
           <w:t>Crossref</w:t>
         </w:r>
-        <w:proofErr w:type="spellEnd"/>
       </w:hyperlink>
     </w:p>
     <w:p>
@@ -10521,21 +10176,7 @@
         <w:rPr>
           <w:lang w:val="en-GB"/>
         </w:rPr>
-        <w:t xml:space="preserve">G. M. Silsbe, S. Y. Malkin, </w:t>
-      </w:r>
-      <w:proofErr w:type="gramStart"/>
-      <w:r>
-        <w:rPr>
-          <w:lang w:val="en-GB"/>
-        </w:rPr>
-        <w:t>Where</w:t>
-      </w:r>
-      <w:proofErr w:type="gramEnd"/>
-      <w:r>
-        <w:rPr>
-          <w:lang w:val="en-GB"/>
-        </w:rPr>
-        <w:t xml:space="preserve"> light and nutrients collide: The global distribution and activity of subsurface chlorophyll maximum layers, in </w:t>
+        <w:t>G. M. Silsbe, S. Y. Malkin, Where light and nutrients collide: The global distribution and activity of subsurface chlorophyll maximum layers, in </w:t>
       </w:r>
       <w:r>
         <w:rPr>
@@ -10732,7 +10373,6 @@
         </w:rPr>
       </w:pPr>
       <w:hyperlink r:id="rId150" w:tgtFrame="_blank" w:history="1">
-        <w:proofErr w:type="spellStart"/>
         <w:r>
           <w:rPr>
             <w:rStyle w:val="Hyperlink"/>
@@ -10742,7 +10382,6 @@
           </w:rPr>
           <w:t>Crossref</w:t>
         </w:r>
-        <w:proofErr w:type="spellEnd"/>
       </w:hyperlink>
     </w:p>
     <w:p>
@@ -10861,7 +10500,6 @@
         </w:rPr>
       </w:pPr>
       <w:hyperlink r:id="rId153" w:tgtFrame="_blank" w:history="1">
-        <w:proofErr w:type="spellStart"/>
         <w:r>
           <w:rPr>
             <w:rStyle w:val="Hyperlink"/>
@@ -10869,17 +10507,7 @@
             <w:bCs/>
             <w:lang w:val="en-GB"/>
           </w:rPr>
-          <w:t>Crossre</w:t>
-        </w:r>
-        <w:proofErr w:type="spellEnd"/>
-        <w:r>
-          <w:rPr>
-            <w:rStyle w:val="Hyperlink"/>
-            <w:b/>
-            <w:bCs/>
-            <w:lang w:val="en-GB"/>
-          </w:rPr>
-          <w:t>f</w:t>
+          <w:t>Crossref</w:t>
         </w:r>
       </w:hyperlink>
     </w:p>
@@ -10999,7 +10627,6 @@
         </w:rPr>
       </w:pPr>
       <w:hyperlink r:id="rId156" w:tgtFrame="_blank" w:history="1">
-        <w:proofErr w:type="spellStart"/>
         <w:r>
           <w:rPr>
             <w:rStyle w:val="Hyperlink"/>
@@ -11009,7 +10636,6 @@
           </w:rPr>
           <w:t>Crossref</w:t>
         </w:r>
-        <w:proofErr w:type="spellEnd"/>
       </w:hyperlink>
     </w:p>
     <w:p>
@@ -11128,7 +10754,6 @@
         </w:rPr>
       </w:pPr>
       <w:hyperlink r:id="rId159" w:tgtFrame="_blank" w:history="1">
-        <w:proofErr w:type="spellStart"/>
         <w:r>
           <w:rPr>
             <w:rStyle w:val="Hyperlink"/>
@@ -11138,7 +10763,6 @@
           </w:rPr>
           <w:t>Crossref</w:t>
         </w:r>
-        <w:proofErr w:type="spellEnd"/>
       </w:hyperlink>
     </w:p>
     <w:p>
@@ -11257,7 +10881,6 @@
         </w:rPr>
       </w:pPr>
       <w:hyperlink r:id="rId162" w:tgtFrame="_blank" w:history="1">
-        <w:proofErr w:type="spellStart"/>
         <w:r>
           <w:rPr>
             <w:rStyle w:val="Hyperlink"/>
@@ -11267,7 +10890,6 @@
           </w:rPr>
           <w:t>Crossref</w:t>
         </w:r>
-        <w:proofErr w:type="spellEnd"/>
       </w:hyperlink>
     </w:p>
     <w:p>
@@ -11407,7 +11029,6 @@
         </w:rPr>
       </w:pPr>
       <w:hyperlink r:id="rId166" w:tgtFrame="_blank" w:history="1">
-        <w:proofErr w:type="spellStart"/>
         <w:r>
           <w:rPr>
             <w:rStyle w:val="Hyperlink"/>
@@ -11417,7 +11038,6 @@
           </w:rPr>
           <w:t>Crossref</w:t>
         </w:r>
-        <w:proofErr w:type="spellEnd"/>
       </w:hyperlink>
     </w:p>
     <w:p>
@@ -11629,7 +11249,6 @@
         </w:rPr>
       </w:pPr>
       <w:hyperlink r:id="rId171" w:tgtFrame="_blank" w:history="1">
-        <w:proofErr w:type="spellStart"/>
         <w:r>
           <w:rPr>
             <w:rStyle w:val="Hyperlink"/>
@@ -11639,7 +11258,6 @@
           </w:rPr>
           <w:t>Crossref</w:t>
         </w:r>
-        <w:proofErr w:type="spellEnd"/>
       </w:hyperlink>
     </w:p>
     <w:p>
@@ -11717,21 +11335,7 @@
         <w:rPr>
           <w:lang w:val="en-GB"/>
         </w:rPr>
-        <w:t xml:space="preserve">J. Binney, A. Krause, G. S. Sukhatme, </w:t>
-      </w:r>
-      <w:proofErr w:type="gramStart"/>
-      <w:r>
-        <w:rPr>
-          <w:lang w:val="en-GB"/>
-        </w:rPr>
-        <w:t>Optimizing</w:t>
-      </w:r>
-      <w:proofErr w:type="gramEnd"/>
-      <w:r>
-        <w:rPr>
-          <w:lang w:val="en-GB"/>
-        </w:rPr>
-        <w:t xml:space="preserve"> waypoints for monitoring spatiotemporal phenomena. </w:t>
+        <w:t>J. Binney, A. Krause, G. S. Sukhatme, Optimizing waypoints for monitoring spatiotemporal phenomena. </w:t>
       </w:r>
       <w:r>
         <w:rPr>
@@ -11772,7 +11376,6 @@
         </w:rPr>
       </w:pPr>
       <w:hyperlink r:id="rId174" w:tgtFrame="_blank" w:history="1">
-        <w:proofErr w:type="spellStart"/>
         <w:r>
           <w:rPr>
             <w:rStyle w:val="Hyperlink"/>
@@ -11782,7 +11385,6 @@
           </w:rPr>
           <w:t>Crossref</w:t>
         </w:r>
-        <w:proofErr w:type="spellEnd"/>
       </w:hyperlink>
     </w:p>
     <w:p>
@@ -12029,7 +11631,6 @@
         </w:rPr>
       </w:pPr>
       <w:hyperlink r:id="rId179" w:tgtFrame="_blank" w:history="1">
-        <w:proofErr w:type="spellStart"/>
         <w:r>
           <w:rPr>
             <w:rStyle w:val="Hyperlink"/>
@@ -12039,7 +11640,6 @@
           </w:rPr>
           <w:t>Crossref</w:t>
         </w:r>
-        <w:proofErr w:type="spellEnd"/>
       </w:hyperlink>
     </w:p>
     <w:p>
@@ -12092,14 +11692,12 @@
         <w:rPr>
           <w:b/>
           <w:bCs/>
-          <w:lang w:val="en-GB"/>
-        </w:rPr>
-      </w:pPr>
-      <w:r>
-        <w:rPr>
-          <w:b/>
-          <w:bCs/>
-          <w:lang w:val="en-GB"/>
+        </w:rPr>
+      </w:pPr>
+      <w:r>
+        <w:rPr>
+          <w:b/>
+          <w:bCs/>
         </w:rPr>
         <w:t>57</w:t>
       </w:r>
@@ -12114,9 +11712,6 @@
         </w:rPr>
       </w:pPr>
       <w:r>
-        <w:rPr>
-          <w:lang w:val="en-GB"/>
-        </w:rPr>
         <w:t>A. Sousa, L. Madureira, J. Coelho, J. Pinto, J. Pereira, J. Sousa, P. Dias, LAUV: The man-portable autonomous underwater vehicle. </w:t>
       </w:r>
       <w:r>
@@ -12158,7 +11753,6 @@
         </w:rPr>
       </w:pPr>
       <w:hyperlink r:id="rId182" w:tgtFrame="_blank" w:history="1">
-        <w:proofErr w:type="spellStart"/>
         <w:r>
           <w:rPr>
             <w:rStyle w:val="Hyperlink"/>
@@ -12168,7 +11762,6 @@
           </w:rPr>
           <w:t>Crossref</w:t>
         </w:r>
-        <w:proofErr w:type="spellEnd"/>
       </w:hyperlink>
     </w:p>
     <w:p>
@@ -12266,7 +11859,6 @@
         </w:rPr>
       </w:pPr>
       <w:hyperlink r:id="rId184" w:tgtFrame="_blank" w:history="1">
-        <w:proofErr w:type="spellStart"/>
         <w:r>
           <w:rPr>
             <w:rStyle w:val="Hyperlink"/>
@@ -12276,7 +11868,6 @@
           </w:rPr>
           <w:t>Crossref</w:t>
         </w:r>
-        <w:proofErr w:type="spellEnd"/>
       </w:hyperlink>
     </w:p>
     <w:p>
@@ -12395,7 +11986,6 @@
         </w:rPr>
       </w:pPr>
       <w:hyperlink r:id="rId187" w:tgtFrame="_blank" w:history="1">
-        <w:proofErr w:type="spellStart"/>
         <w:r>
           <w:rPr>
             <w:rStyle w:val="Hyperlink"/>
@@ -12405,7 +11995,6 @@
           </w:rPr>
           <w:t>Crossref</w:t>
         </w:r>
-        <w:proofErr w:type="spellEnd"/>
       </w:hyperlink>
     </w:p>
     <w:p>
@@ -12524,7 +12113,6 @@
         </w:rPr>
       </w:pPr>
       <w:hyperlink r:id="rId190" w:tgtFrame="_blank" w:history="1">
-        <w:proofErr w:type="spellStart"/>
         <w:r>
           <w:rPr>
             <w:rStyle w:val="Hyperlink"/>
@@ -12534,7 +12122,6 @@
           </w:rPr>
           <w:t>Crossref</w:t>
         </w:r>
-        <w:proofErr w:type="spellEnd"/>
       </w:hyperlink>
     </w:p>
     <w:p>
@@ -12612,21 +12199,7 @@
         <w:rPr>
           <w:lang w:val="en-GB"/>
         </w:rPr>
-        <w:t xml:space="preserve">S. Frolov, B. Garau, J. Bellingham, </w:t>
-      </w:r>
-      <w:proofErr w:type="gramStart"/>
-      <w:r>
-        <w:rPr>
-          <w:lang w:val="en-GB"/>
-        </w:rPr>
-        <w:t>Can</w:t>
-      </w:r>
-      <w:proofErr w:type="gramEnd"/>
-      <w:r>
-        <w:rPr>
-          <w:lang w:val="en-GB"/>
-        </w:rPr>
-        <w:t xml:space="preserve"> we do better than the grid survey: Optimal synoptic surveys in presence of variable uncertainty and decorrelation scales. </w:t>
+        <w:t>S. Frolov, B. Garau, J. Bellingham, Can we do better than the grid survey: Optimal synoptic surveys in presence of variable uncertainty and decorrelation scales. </w:t>
       </w:r>
       <w:r>
         <w:rPr>
@@ -12667,7 +12240,6 @@
         </w:rPr>
       </w:pPr>
       <w:hyperlink r:id="rId193" w:tgtFrame="_blank" w:history="1">
-        <w:proofErr w:type="spellStart"/>
         <w:r>
           <w:rPr>
             <w:rStyle w:val="Hyperlink"/>
@@ -12677,7 +12249,6 @@
           </w:rPr>
           <w:t>Crossref</w:t>
         </w:r>
-        <w:proofErr w:type="spellEnd"/>
       </w:hyperlink>
     </w:p>
     <w:p>
@@ -12747,40 +12318,29 @@
         <w:tabs>
           <w:tab w:val="left" w:pos="1859"/>
         </w:tabs>
-      </w:pPr>
-      <w:proofErr w:type="spellStart"/>
-      <w:r>
-        <w:t>Runde</w:t>
-      </w:r>
-      <w:proofErr w:type="spellEnd"/>
-      <w:r>
-        <w:t xml:space="preserve"> </w:t>
-      </w:r>
-      <w:proofErr w:type="spellStart"/>
-      <w:r>
-        <w:t>Environmental</w:t>
-      </w:r>
-      <w:proofErr w:type="spellEnd"/>
-      <w:r>
-        <w:t xml:space="preserve"> Centre (</w:t>
-      </w:r>
-      <w:proofErr w:type="spellStart"/>
-      <w:r>
-        <w:t>Norway</w:t>
-      </w:r>
-      <w:proofErr w:type="spellEnd"/>
-      <w:r>
-        <w:t>); </w:t>
+        <w:rPr>
+          <w:lang w:val="en-GB"/>
+        </w:rPr>
+      </w:pPr>
+      <w:r>
+        <w:rPr>
+          <w:lang w:val="en-GB"/>
+        </w:rPr>
+        <w:t>Runde Environmental Centre (Norway); </w:t>
       </w:r>
       <w:hyperlink r:id="rId196" w:history="1">
         <w:r>
           <w:rPr>
             <w:rStyle w:val="Hyperlink"/>
+            <w:lang w:val="en-GB"/>
           </w:rPr>
           <w:t>http://rundecentre.no</w:t>
         </w:r>
       </w:hyperlink>
       <w:r>
+        <w:rPr>
+          <w:lang w:val="en-GB"/>
+        </w:rPr>
         <w:t>.</w:t>
       </w:r>
     </w:p>
@@ -13139,18 +12699,10 @@
         <w:t xml:space="preserve"> diferentes </w:t>
       </w:r>
       <w:r>
-        <w:t xml:space="preserve">usando as </w:t>
-      </w:r>
-      <w:proofErr w:type="gramStart"/>
-      <w:r>
-        <w:t>correntes</w:t>
-      </w:r>
-      <w:r>
-        <w:t>(</w:t>
-      </w:r>
-      <w:proofErr w:type="gramEnd"/>
-      <w:r>
-        <w:t>se possível achar algum paper relacionado com isso)</w:t>
+        <w:t>usando as correntes</w:t>
+      </w:r>
+      <w:r>
+        <w:t>(se possível achar algum paper relacionado com isso)</w:t>
       </w:r>
       <w:r>
         <w:t>.</w:t>
@@ -13200,7 +12752,6 @@
       <w:pPr>
         <w:pStyle w:val="NormalWeb"/>
       </w:pPr>
-      <w:proofErr w:type="gramStart"/>
       <w:r>
         <w:rPr>
           <w:rFonts w:hAnsi="Symbol"/>
@@ -13215,73 +12766,83 @@
           <w:rStyle w:val="Strong"/>
           <w:rFonts w:eastAsiaTheme="majorEastAsia"/>
         </w:rPr>
-        <w:t>Pesquisa</w:t>
-      </w:r>
-      <w:proofErr w:type="gramEnd"/>
+        <w:t>Pesquisa/investigação</w:t>
+      </w:r>
       <w:r>
         <w:rPr>
           <w:rStyle w:val="Strong"/>
           <w:rFonts w:eastAsiaTheme="majorEastAsia"/>
         </w:rPr>
-        <w:t>/investigação</w:t>
+        <w:t xml:space="preserve"> da área</w:t>
+      </w:r>
+      <w:r>
+        <w:t xml:space="preserve"> </w:t>
+      </w:r>
+    </w:p>
+    <w:p>
+      <w:pPr>
+        <w:pStyle w:val="NormalWeb"/>
+      </w:pPr>
+      <w:r>
+        <w:rPr>
+          <w:rFonts w:hAnsi="Symbol"/>
+        </w:rPr>
+        <w:lastRenderedPageBreak/>
+        <w:t></w:t>
+      </w:r>
+      <w:r>
+        <w:t xml:space="preserve">  </w:t>
       </w:r>
       <w:r>
         <w:rPr>
           <w:rStyle w:val="Strong"/>
           <w:rFonts w:eastAsiaTheme="majorEastAsia"/>
         </w:rPr>
-        <w:t xml:space="preserve"> da área</w:t>
+        <w:t>ML</w:t>
       </w:r>
       <w:r>
         <w:t xml:space="preserve"> </w:t>
-      </w:r>
-    </w:p>
-    <w:p>
-      <w:pPr>
-        <w:pStyle w:val="NormalWeb"/>
-      </w:pPr>
-      <w:proofErr w:type="gramStart"/>
-      <w:r>
-        <w:rPr>
-          <w:rFonts w:hAnsi="Symbol"/>
-        </w:rPr>
-        <w:lastRenderedPageBreak/>
-        <w:t></w:t>
-      </w:r>
-      <w:r>
-        <w:t xml:space="preserve">  </w:t>
       </w:r>
       <w:r>
         <w:rPr>
           <w:rStyle w:val="Strong"/>
           <w:rFonts w:eastAsiaTheme="majorEastAsia"/>
         </w:rPr>
-        <w:t>ML</w:t>
-      </w:r>
-      <w:proofErr w:type="gramEnd"/>
-      <w:r>
-        <w:t xml:space="preserve"> </w:t>
+        <w:t>baseado nos dados recolhi</w:t>
       </w:r>
       <w:r>
         <w:rPr>
           <w:rStyle w:val="Strong"/>
           <w:rFonts w:eastAsiaTheme="majorEastAsia"/>
         </w:rPr>
-        <w:t>baseado nos dados recolhi</w:t>
+        <w:t>dos</w:t>
+      </w:r>
+    </w:p>
+    <w:p>
+      <w:pPr>
+        <w:pStyle w:val="NormalWeb"/>
+      </w:pPr>
+      <w:r>
+        <w:rPr>
+          <w:rFonts w:hAnsi="Symbol"/>
+        </w:rPr>
+        <w:t></w:t>
+      </w:r>
+      <w:r>
+        <w:t xml:space="preserve">  </w:t>
       </w:r>
       <w:r>
         <w:rPr>
           <w:rStyle w:val="Strong"/>
           <w:rFonts w:eastAsiaTheme="majorEastAsia"/>
         </w:rPr>
-        <w:t>dos</w:t>
+        <w:t>Comparação de métodos</w:t>
       </w:r>
     </w:p>
     <w:p>
       <w:pPr>
         <w:pStyle w:val="NormalWeb"/>
       </w:pPr>
-      <w:proofErr w:type="gramStart"/>
       <w:r>
         <w:rPr>
           <w:rFonts w:hAnsi="Symbol"/>
@@ -13296,39 +12857,8 @@
           <w:rStyle w:val="Strong"/>
           <w:rFonts w:eastAsiaTheme="majorEastAsia"/>
         </w:rPr>
-        <w:t>Comparação</w:t>
-      </w:r>
-      <w:proofErr w:type="gramEnd"/>
-      <w:r>
-        <w:rPr>
-          <w:rStyle w:val="Strong"/>
-          <w:rFonts w:eastAsiaTheme="majorEastAsia"/>
-        </w:rPr>
-        <w:t xml:space="preserve"> de métodos</w:t>
-      </w:r>
-    </w:p>
-    <w:p>
-      <w:pPr>
-        <w:pStyle w:val="NormalWeb"/>
-      </w:pPr>
-      <w:proofErr w:type="gramStart"/>
-      <w:r>
-        <w:rPr>
-          <w:rFonts w:hAnsi="Symbol"/>
-        </w:rPr>
-        <w:t></w:t>
-      </w:r>
-      <w:r>
-        <w:t xml:space="preserve">  </w:t>
-      </w:r>
-      <w:r>
-        <w:rPr>
-          <w:rStyle w:val="Strong"/>
-          <w:rFonts w:eastAsiaTheme="majorEastAsia"/>
-        </w:rPr>
         <w:t>Escrita</w:t>
       </w:r>
-      <w:proofErr w:type="gramEnd"/>
     </w:p>
     <w:p>
       <w:pPr>
@@ -13343,29 +12873,13 @@
         <w:t>vas</w:t>
       </w:r>
       <w:r>
-        <w:t xml:space="preserve"> referencias que o meu professor me </w:t>
-      </w:r>
-      <w:proofErr w:type="gramStart"/>
-      <w:r>
-        <w:t>forneceu</w:t>
-      </w:r>
-      <w:r>
-        <w:t>(</w:t>
-      </w:r>
-      <w:proofErr w:type="gramEnd"/>
-      <w:r>
-        <w:t>as que estão acima e essas abaixo)</w:t>
-      </w:r>
-      <w:r>
-        <w:t xml:space="preserve">, essas </w:t>
-      </w:r>
-      <w:proofErr w:type="gramStart"/>
-      <w:r>
-        <w:t>referencias</w:t>
-      </w:r>
-      <w:proofErr w:type="gramEnd"/>
-      <w:r>
-        <w:t xml:space="preserve"> abaixo estão todas nos files do project</w:t>
+        <w:t xml:space="preserve"> referencias que o meu professor me forneceu</w:t>
+      </w:r>
+      <w:r>
+        <w:t>(as que estão acima e essas abaixo)</w:t>
+      </w:r>
+      <w:r>
+        <w:t>, essas referencias abaixo estão todas nos files do project</w:t>
       </w:r>
       <w:r>
         <w:t>:</w:t>
@@ -14457,15 +13971,7 @@
         <w:t>exploração</w:t>
       </w:r>
       <w:r>
-        <w:t xml:space="preserve"> desses regimes (ou distribuir veículos por regimes diferentes), para evitar que o </w:t>
-      </w:r>
-      <w:proofErr w:type="gramStart"/>
-      <w:r>
-        <w:t>resultado final</w:t>
-      </w:r>
-      <w:proofErr w:type="gramEnd"/>
-      <w:r>
-        <w:t xml:space="preserve"> da previsão fique desequilibrado: muito bom num sítio, mas fraco noutros.</w:t>
+        <w:t xml:space="preserve"> desses regimes (ou distribuir veículos por regimes diferentes), para evitar que o resultado final da previsão fique desequilibrado: muito bom num sítio, mas fraco noutros.</w:t>
       </w:r>
     </w:p>
     <w:p>
@@ -14505,15 +14011,7 @@
         <w:t>Canhão da Nazaré</w:t>
       </w:r>
       <w:r>
-        <w:t xml:space="preserve"> cria uma divisão topográfica marcante: a norte existe um tipo de regime/variabilidade que responde ao vento de uma forma, e a </w:t>
-      </w:r>
-      <w:proofErr w:type="gramStart"/>
-      <w:r>
-        <w:t>sul</w:t>
-      </w:r>
-      <w:proofErr w:type="gramEnd"/>
-      <w:r>
-        <w:t xml:space="preserve"> existe outro regime que responde de forma diferente. Portanto, a mensagem principal é que </w:t>
+        <w:t xml:space="preserve"> cria uma divisão topográfica marcante: a norte existe um tipo de regime/variabilidade que responde ao vento de uma forma, e a sul existe outro regime que responde de forma diferente. Portanto, a mensagem principal é que </w:t>
       </w:r>
       <w:r>
         <w:rPr>
@@ -14886,21 +14384,7 @@
         <w:rPr>
           <w:lang w:val="en-GB"/>
         </w:rPr>
-        <w:t xml:space="preserve"> </w:t>
-      </w:r>
-      <w:proofErr w:type="gramStart"/>
-      <w:r>
-        <w:rPr>
-          <w:lang w:val="en-GB"/>
-        </w:rPr>
-        <w:t>mean</w:t>
-      </w:r>
-      <w:proofErr w:type="gramEnd"/>
-      <w:r>
-        <w:rPr>
-          <w:lang w:val="en-GB"/>
-        </w:rPr>
-        <w:t xml:space="preserve"> e kriging variance?</w:t>
+        <w:t xml:space="preserve"> mean e kriging variance?</w:t>
       </w:r>
     </w:p>
     <w:p>
@@ -15031,15 +14515,7 @@
         <w:t>o regime</w:t>
       </w:r>
       <w:r>
-        <w:t xml:space="preserve"> eu planear da melhor forma a coordenação e paths </w:t>
-      </w:r>
-      <w:proofErr w:type="gramStart"/>
-      <w:r>
-        <w:t>dos muti</w:t>
-      </w:r>
-      <w:proofErr w:type="gramEnd"/>
-      <w:r>
-        <w:t xml:space="preserve"> agents auv's.</w:t>
+        <w:t xml:space="preserve"> eu planear da melhor forma a coordenação e paths dos muti agents auv's.</w:t>
       </w:r>
     </w:p>
     <w:p>
@@ -15281,15 +14757,7 @@
         </w:tabs>
       </w:pPr>
       <w:r>
-        <w:t xml:space="preserve">Imagens </w:t>
-      </w:r>
-      <w:proofErr w:type="gramStart"/>
-      <w:r>
-        <w:t>multi-canal</w:t>
-      </w:r>
-      <w:proofErr w:type="gramEnd"/>
-      <w:r>
-        <w:t xml:space="preserve"> = </w:t>
+        <w:t xml:space="preserve">Imagens multi-canal = </w:t>
       </w:r>
       <w:r>
         <w:rPr>
@@ -15303,15 +14771,7 @@
       </w:r>
       <w:r>
         <w:br/>
-        <w:t xml:space="preserve">Isto produz regimes do tipo: “mesmo padrão </w:t>
-      </w:r>
-      <w:proofErr w:type="gramStart"/>
-      <w:r>
-        <w:t>térmico</w:t>
-      </w:r>
-      <w:proofErr w:type="gramEnd"/>
-      <w:r>
-        <w:t xml:space="preserve"> mas com incerteza diferente” (útil para planeamento).</w:t>
+        <w:t>Isto produz regimes do tipo: “mesmo padrão térmico mas com incerteza diferente” (útil para planeamento).</w:t>
       </w:r>
     </w:p>
     <w:p>
@@ -15902,23 +15362,7 @@
           <w:b/>
           <w:bCs/>
         </w:rPr>
-        <w:t>5) Validação com AUV (</w:t>
-      </w:r>
-      <w:proofErr w:type="gramStart"/>
-      <w:r>
-        <w:rPr>
-          <w:b/>
-          <w:bCs/>
-        </w:rPr>
-        <w:t>extra forte</w:t>
-      </w:r>
-      <w:proofErr w:type="gramEnd"/>
-      <w:r>
-        <w:rPr>
-          <w:b/>
-          <w:bCs/>
-        </w:rPr>
-        <w:t xml:space="preserve"> no teu dataset)</w:t>
+        <w:t>5) Validação com AUV (extra forte no teu dataset)</w:t>
       </w:r>
     </w:p>
     <w:p>
@@ -15965,15 +15409,7 @@
         <w:t>Basicamente o</w:t>
       </w:r>
       <w:r>
-        <w:t xml:space="preserve"> meu modelo clustering tem </w:t>
-      </w:r>
-      <w:proofErr w:type="gramStart"/>
-      <w:r>
-        <w:t>que</w:t>
-      </w:r>
-      <w:proofErr w:type="gramEnd"/>
-      <w:r>
-        <w:t xml:space="preserve"> ser feito no modelo de previsão determinístico.</w:t>
+        <w:t xml:space="preserve"> meu modelo clustering tem que ser feito no modelo de previsão determinístico.</w:t>
       </w:r>
       <w:r>
         <w:t xml:space="preserve"> Qual modelo é esse?? É o da pasta 2024? Eu consigo obter imagens como a de baixo a partir desses dados?</w:t>
@@ -15999,23 +15435,7 @@
         </w:tabs>
       </w:pPr>
       <w:r>
-        <w:t xml:space="preserve">Os dados da pasta 2024 não estão </w:t>
-      </w:r>
-      <w:proofErr w:type="gramStart"/>
-      <w:r>
-        <w:t>interpolados(</w:t>
-      </w:r>
-      <w:proofErr w:type="gramEnd"/>
-      <w:r>
-        <w:t xml:space="preserve">Passar para a resolução para o planeamento de paths). Provavelmente eu irei ter </w:t>
-      </w:r>
-      <w:proofErr w:type="gramStart"/>
-      <w:r>
-        <w:t>que</w:t>
-      </w:r>
-      <w:proofErr w:type="gramEnd"/>
-      <w:r>
-        <w:t xml:space="preserve"> fazer isso</w:t>
+        <w:t>Os dados da pasta 2024 não estão interpolados(Passar para a resolução para o planeamento de paths). Provavelmente eu irei ter que fazer isso</w:t>
       </w:r>
       <w:r>
         <w:t>.</w:t>
@@ -16031,15 +15451,7 @@
         <w:t xml:space="preserve">Existe outro modelo </w:t>
       </w:r>
       <w:r>
-        <w:t xml:space="preserve">estatístico que corre rápido, é leve que </w:t>
-      </w:r>
-      <w:proofErr w:type="gramStart"/>
-      <w:r>
-        <w:t>da a</w:t>
-      </w:r>
-      <w:proofErr w:type="gramEnd"/>
-      <w:r>
-        <w:t xml:space="preserve"> previsão para um determinado dia para a Temp, bem como o STD</w:t>
+        <w:t>estatístico que corre rápido, é leve que da a previsão para um determinado dia para a Temp, bem como o STD</w:t>
       </w:r>
       <w:r>
         <w:t>.</w:t>
@@ -17543,15 +16955,7 @@
         </w:tabs>
       </w:pPr>
       <w:r>
-        <w:t>profundidade: tempIBHRes2024_</w:t>
-      </w:r>
-      <w:proofErr w:type="gramStart"/>
-      <w:r>
-        <w:t>1.gslib</w:t>
-      </w:r>
-      <w:proofErr w:type="gramEnd"/>
-      <w:r>
-        <w:t xml:space="preserve"> = superfície</w:t>
+        <w:t>profundidade: tempIBHRes2024_1.gslib = superfície</w:t>
       </w:r>
     </w:p>
     <w:p>
@@ -17625,13 +17029,8 @@
         </w:tabs>
       </w:pPr>
       <w:r>
-        <w:t>lê tempIBHRes2024_</w:t>
-      </w:r>
-      <w:proofErr w:type="gramStart"/>
-      <w:r>
-        <w:t>1.gslib</w:t>
-      </w:r>
-      <w:proofErr w:type="gramEnd"/>
+        <w:t>lê tempIBHRes2024_1.gslib</w:t>
+      </w:r>
     </w:p>
     <w:p>
       <w:pPr>
@@ -17714,15 +17113,7 @@
         </w:tabs>
       </w:pPr>
       <w:r>
-        <w:t>lista de dias z=</w:t>
-      </w:r>
-      <w:proofErr w:type="gramStart"/>
-      <w:r>
-        <w:t>1..</w:t>
-      </w:r>
-      <w:proofErr w:type="gramEnd"/>
-      <w:r>
-        <w:t>300</w:t>
+        <w:t>lista de dias z=1..300</w:t>
       </w:r>
     </w:p>
     <w:p>
@@ -18981,70 +18372,24 @@
         <w:rPr>
           <w:b/>
           <w:bCs/>
-          <w:lang w:val="en-US"/>
-        </w:rPr>
-      </w:pPr>
-      <w:r>
-        <w:rPr>
-          <w:b/>
-          <w:bCs/>
-          <w:lang w:val="en-US"/>
-        </w:rPr>
-        <w:t xml:space="preserve">Fase 7 — </w:t>
-      </w:r>
-      <w:proofErr w:type="spellStart"/>
-      <w:r>
-        <w:rPr>
-          <w:b/>
-          <w:bCs/>
-          <w:lang w:val="en-US"/>
-        </w:rPr>
-        <w:t>Calcular</w:t>
-      </w:r>
-      <w:proofErr w:type="spellEnd"/>
-      <w:r>
-        <w:rPr>
-          <w:b/>
-          <w:bCs/>
-          <w:lang w:val="en-US"/>
-        </w:rPr>
-        <w:t xml:space="preserve"> ICV e </w:t>
-      </w:r>
-      <w:proofErr w:type="spellStart"/>
-      <w:r>
-        <w:rPr>
-          <w:b/>
-          <w:bCs/>
-          <w:lang w:val="en-US"/>
-        </w:rPr>
-        <w:t>escolher</w:t>
-      </w:r>
-      <w:proofErr w:type="spellEnd"/>
-      <w:r>
-        <w:rPr>
-          <w:b/>
-          <w:bCs/>
-          <w:lang w:val="en-US"/>
-        </w:rPr>
-        <w:t xml:space="preserve"> patch size + dictionary size</w:t>
-      </w:r>
-    </w:p>
-    <w:p>
-      <w:pPr>
-        <w:tabs>
-          <w:tab w:val="left" w:pos="1859"/>
-        </w:tabs>
-      </w:pPr>
-      <w:r>
-        <w:t xml:space="preserve">O </w:t>
-      </w:r>
-      <w:proofErr w:type="spellStart"/>
-      <w:r>
-        <w:t>Fossum</w:t>
-      </w:r>
-      <w:proofErr w:type="spellEnd"/>
-      <w:r>
-        <w:t xml:space="preserve"> usa </w:t>
+        </w:rPr>
+      </w:pPr>
+      <w:r>
+        <w:rPr>
+          <w:b/>
+          <w:bCs/>
+        </w:rPr>
+        <w:t>Fase 7 — Calcular ICV e escolher patch size + dictionary size</w:t>
+      </w:r>
+    </w:p>
+    <w:p>
+      <w:pPr>
+        <w:tabs>
+          <w:tab w:val="left" w:pos="1859"/>
+        </w:tabs>
+      </w:pPr>
+      <w:r>
+        <w:t xml:space="preserve">O Fossum usa </w:t>
       </w:r>
       <w:r>
         <w:rPr>
@@ -19361,15 +18706,7 @@
         </w:tabs>
       </w:pPr>
       <w:r>
-        <w:t xml:space="preserve">ajuste iterativo do SD até </w:t>
-      </w:r>
-      <w:proofErr w:type="gramStart"/>
-      <w:r>
-        <w:t>a</w:t>
-      </w:r>
-      <w:proofErr w:type="gramEnd"/>
-      <w:r>
-        <w:t xml:space="preserve"> média de imagens por subclasse ser &gt;= 3</w:t>
+        <w:t>ajuste iterativo do SD até a média de imagens por subclasse ser &gt;= 3</w:t>
       </w:r>
     </w:p>
     <w:p>
@@ -20374,27 +19711,13 @@
         <w:rPr>
           <w:lang w:val="en-US"/>
         </w:rPr>
-        <w:t xml:space="preserve"> for crossing relevant </w:t>
-      </w:r>
-      <w:proofErr w:type="gramStart"/>
+        <w:t xml:space="preserve"> for crossing relevant boundaries.</w:t>
+      </w:r>
       <w:r>
         <w:rPr>
           <w:lang w:val="en-US"/>
         </w:rPr>
-        <w:t>boundaries.</w:t>
-      </w:r>
-      <w:r>
-        <w:rPr>
-          <w:lang w:val="en-US"/>
-        </w:rPr>
-        <w:t>reward</w:t>
-      </w:r>
-      <w:proofErr w:type="gramEnd"/>
-      <w:r>
-        <w:rPr>
-          <w:lang w:val="en-US"/>
-        </w:rPr>
-        <w:t xml:space="preserve"> por cobrir regiões </w:t>
+        <w:t xml:space="preserve">reward por cobrir regiões </w:t>
       </w:r>
     </w:p>
     <w:p>
@@ -20543,21 +19866,7 @@
         <w:rPr>
           <w:lang w:val="en-US"/>
         </w:rPr>
-        <w:t>Value= (1-</w:t>
-      </w:r>
-      <w:proofErr w:type="gramStart"/>
-      <w:r>
-        <w:rPr>
-          <w:lang w:val="en-US"/>
-        </w:rPr>
-        <w:t>alpha)*</w:t>
-      </w:r>
-      <w:proofErr w:type="gramEnd"/>
-      <w:r>
-        <w:rPr>
-          <w:lang w:val="en-US"/>
-        </w:rPr>
-        <w:t>Cost1</w:t>
+        <w:t>Value= (1-alpha)*Cost1</w:t>
       </w:r>
       <w:r>
         <w:rPr>
@@ -20594,24 +19903,15 @@
           <w:highlight w:val="yellow"/>
           <w:lang w:val="en-US"/>
         </w:rPr>
-        <w:t>(1-</w:t>
-      </w:r>
-      <w:proofErr w:type="gramStart"/>
+        <w:t>(1-alpha)*</w:t>
+      </w:r>
       <w:r>
         <w:rPr>
           <w:highlight w:val="yellow"/>
           <w:lang w:val="en-US"/>
         </w:rPr>
-        <w:t>alpha)*</w:t>
-      </w:r>
-      <w:r>
-        <w:rPr>
-          <w:highlight w:val="yellow"/>
-          <w:lang w:val="en-US"/>
-        </w:rPr>
         <w:t>Lucrezia(</w:t>
       </w:r>
-      <w:proofErr w:type="gramEnd"/>
       <w:r>
         <w:rPr>
           <w:highlight w:val="yellow"/>
@@ -20848,46 +20148,14 @@
           <w:rFonts w:ascii="Arial" w:hAnsi="Arial" w:cs="Arial"/>
           <w:lang w:val="en-US"/>
         </w:rPr>
-        <w:t xml:space="preserve">these points </w:t>
-      </w:r>
-      <w:proofErr w:type="gramStart"/>
+        <w:t>these points bellow with the penalty</w:t>
+      </w:r>
       <w:r>
         <w:rPr>
           <w:rFonts w:ascii="Arial" w:hAnsi="Arial" w:cs="Arial"/>
           <w:lang w:val="en-US"/>
         </w:rPr>
-        <w:t>bellow</w:t>
-      </w:r>
-      <w:proofErr w:type="gramEnd"/>
-      <w:r>
-        <w:rPr>
-          <w:rFonts w:ascii="Arial" w:hAnsi="Arial" w:cs="Arial"/>
-          <w:lang w:val="en-US"/>
-        </w:rPr>
-        <w:t xml:space="preserve"> with the </w:t>
-      </w:r>
-      <w:proofErr w:type="gramStart"/>
-      <w:r>
-        <w:rPr>
-          <w:rFonts w:ascii="Arial" w:hAnsi="Arial" w:cs="Arial"/>
-          <w:lang w:val="en-US"/>
-        </w:rPr>
-        <w:t>penalty</w:t>
-      </w:r>
-      <w:r>
-        <w:rPr>
-          <w:rFonts w:ascii="Arial" w:hAnsi="Arial" w:cs="Arial"/>
-          <w:lang w:val="en-US"/>
-        </w:rPr>
-        <w:t>(</w:t>
-      </w:r>
-      <w:proofErr w:type="gramEnd"/>
-      <w:r>
-        <w:rPr>
-          <w:rFonts w:ascii="Arial" w:hAnsi="Arial" w:cs="Arial"/>
-          <w:lang w:val="en-US"/>
-        </w:rPr>
-        <w:t>Lucrezia already has the penalty, and it uses the endurance and constraints)</w:t>
+        <w:t>(Lucrezia already has the penalty, and it uses the endurance and constraints)</w:t>
       </w:r>
     </w:p>
     <w:p>
@@ -21122,24 +20390,14 @@
           <w:bCs/>
           <w:lang w:val="en-US"/>
         </w:rPr>
-        <w:t xml:space="preserve">s to be </w:t>
-      </w:r>
-      <w:proofErr w:type="gramStart"/>
+        <w:t>s to be done</w:t>
+      </w:r>
       <w:r>
         <w:rPr>
           <w:b/>
           <w:bCs/>
           <w:lang w:val="en-US"/>
         </w:rPr>
-        <w:t>done</w:t>
-      </w:r>
-      <w:proofErr w:type="gramEnd"/>
-      <w:r>
-        <w:rPr>
-          <w:b/>
-          <w:bCs/>
-          <w:lang w:val="en-US"/>
-        </w:rPr>
         <w:t>:</w:t>
       </w:r>
     </w:p>
@@ -21290,26 +20548,10 @@
         <w:t>possível provar qual é a</w:t>
       </w:r>
       <w:r>
-        <w:t xml:space="preserve"> melhor solução pois eu tenho o problema da </w:t>
-      </w:r>
-      <w:proofErr w:type="gramStart"/>
-      <w:r>
-        <w:t>assimilação</w:t>
-      </w:r>
-      <w:r>
-        <w:t>(</w:t>
-      </w:r>
-      <w:proofErr w:type="gramEnd"/>
-      <w:r>
-        <w:t xml:space="preserve">update numa certa região pode piorar a incerteza noutras regiões. Esse problema é </w:t>
-      </w:r>
-      <w:proofErr w:type="gramStart"/>
-      <w:r>
-        <w:t>uma problema</w:t>
-      </w:r>
-      <w:proofErr w:type="gramEnd"/>
-      <w:r>
-        <w:t xml:space="preserve"> </w:t>
+        <w:t xml:space="preserve"> melhor solução pois eu tenho o problema da assimilação</w:t>
+      </w:r>
+      <w:r>
+        <w:t xml:space="preserve">(update numa certa região pode piorar a incerteza noutras regiões. Esse problema é uma problema </w:t>
       </w:r>
       <w:r>
         <w:t>que ainda não foi resolvido a nível mundial</w:t>
@@ -21344,47 +20586,31 @@
         <w:t xml:space="preserve"> igual</w:t>
       </w:r>
       <w:r>
-        <w:t xml:space="preserve"> a 500</w:t>
-      </w:r>
-      <w:proofErr w:type="gramStart"/>
-      <w:r>
-        <w:t>m(</w:t>
-      </w:r>
-      <w:proofErr w:type="gramEnd"/>
-      <w:r>
-        <w:t>resolução nesse caso é o tamanho de cada grid)</w:t>
-      </w:r>
-    </w:p>
-    <w:p>
-      <w:pPr>
-        <w:tabs>
-          <w:tab w:val="left" w:pos="1859"/>
-        </w:tabs>
-      </w:pPr>
-    </w:p>
-    <w:p>
-      <w:pPr>
-        <w:tabs>
-          <w:tab w:val="left" w:pos="1859"/>
-        </w:tabs>
-      </w:pPr>
-    </w:p>
-    <w:p>
-      <w:pPr>
-        <w:tabs>
-          <w:tab w:val="left" w:pos="1859"/>
-        </w:tabs>
-      </w:pPr>
-      <w:r>
-        <w:t xml:space="preserve">Coisas que tenho </w:t>
-      </w:r>
-      <w:proofErr w:type="gramStart"/>
-      <w:r>
-        <w:t>que</w:t>
-      </w:r>
-      <w:proofErr w:type="gramEnd"/>
-      <w:r>
-        <w:t xml:space="preserve"> fazer urgentemente:</w:t>
+        <w:t xml:space="preserve"> a 500m(resolução nesse caso é o tamanho de cada grid)</w:t>
+      </w:r>
+    </w:p>
+    <w:p>
+      <w:pPr>
+        <w:tabs>
+          <w:tab w:val="left" w:pos="1859"/>
+        </w:tabs>
+      </w:pPr>
+    </w:p>
+    <w:p>
+      <w:pPr>
+        <w:tabs>
+          <w:tab w:val="left" w:pos="1859"/>
+        </w:tabs>
+      </w:pPr>
+    </w:p>
+    <w:p>
+      <w:pPr>
+        <w:tabs>
+          <w:tab w:val="left" w:pos="1859"/>
+        </w:tabs>
+      </w:pPr>
+      <w:r>
+        <w:t>Coisas que tenho que fazer urgentemente:</w:t>
       </w:r>
       <w:r>
         <w:br/>
@@ -21396,33 +20622,17 @@
         <w:t>T</w:t>
       </w:r>
       <w:r>
-        <w:t xml:space="preserve">enho </w:t>
-      </w:r>
-      <w:proofErr w:type="gramStart"/>
-      <w:r>
-        <w:t>que</w:t>
-      </w:r>
-      <w:proofErr w:type="gramEnd"/>
-      <w:r>
-        <w:t xml:space="preserve"> arrumar a cena dos 365 dias</w:t>
-      </w:r>
-    </w:p>
-    <w:p>
-      <w:pPr>
-        <w:tabs>
-          <w:tab w:val="left" w:pos="1859"/>
-        </w:tabs>
-      </w:pPr>
-      <w:r>
-        <w:t xml:space="preserve">Tenho </w:t>
-      </w:r>
-      <w:proofErr w:type="gramStart"/>
-      <w:r>
-        <w:t>que</w:t>
-      </w:r>
-      <w:proofErr w:type="gramEnd"/>
-      <w:r>
-        <w:t xml:space="preserve"> ver se vou precisar correr tudo novamente </w:t>
+        <w:t>enho que arrumar a cena dos 365 dias</w:t>
+      </w:r>
+    </w:p>
+    <w:p>
+      <w:pPr>
+        <w:tabs>
+          <w:tab w:val="left" w:pos="1859"/>
+        </w:tabs>
+      </w:pPr>
+      <w:r>
+        <w:t xml:space="preserve">Tenho que ver se vou precisar correr tudo novamente </w:t>
       </w:r>
       <w:r>
         <w:t>com o mapa de alta resolução ou se não vou precisar</w:t>
@@ -21484,21 +20694,23 @@
           <w:highlight w:val="yellow"/>
         </w:rPr>
         <w:lastRenderedPageBreak/>
-        <w:t xml:space="preserve">eu posso usar a grelha que eu estou a usar atualmente, pois possuem a mesma </w:t>
-      </w:r>
-      <w:proofErr w:type="gramStart"/>
-      <w:r>
+        <w:t>eu posso usar a grelha que eu estou a usar atualmente, pois possuem a mesma resolução(é preciso verificar isso)</w:t>
+      </w:r>
+    </w:p>
+    <w:p>
+      <w:pPr>
+        <w:tabs>
+          <w:tab w:val="left" w:pos="1859"/>
+        </w:tabs>
         <w:rPr>
           <w:highlight w:val="yellow"/>
         </w:rPr>
-        <w:t>resolução(</w:t>
-      </w:r>
-      <w:proofErr w:type="gramEnd"/>
+      </w:pPr>
       <w:r>
         <w:rPr>
           <w:highlight w:val="yellow"/>
         </w:rPr>
-        <w:t>é preciso verificar isso)</w:t>
+        <w:t>O importante para a grelha de missão é ser uma grelha que faça sentido para a velocidade do AUV</w:t>
       </w:r>
     </w:p>
     <w:p>
@@ -21510,22 +20722,22 @@
           <w:highlight w:val="yellow"/>
         </w:rPr>
       </w:pPr>
-      <w:r>
+    </w:p>
+    <w:p>
+      <w:pPr>
+        <w:tabs>
+          <w:tab w:val="left" w:pos="1859"/>
+        </w:tabs>
         <w:rPr>
           <w:highlight w:val="yellow"/>
         </w:rPr>
-        <w:t>O importante para a grelha de missão é ser uma grelha que faça sentido para a velocidade do AUV</w:t>
-      </w:r>
-    </w:p>
-    <w:p>
-      <w:pPr>
-        <w:tabs>
-          <w:tab w:val="left" w:pos="1859"/>
-        </w:tabs>
+      </w:pPr>
+      <w:r>
         <w:rPr>
           <w:highlight w:val="yellow"/>
         </w:rPr>
-      </w:pPr>
+        <w:t>A parte mais importante agora é descobrir como integrar o que tenho com o planeamento seja offline ou on the board. Preciso saber se vou integrar o que tenho na função de custo da Lucrezia ou se vou tentar ao invés tentar usar nºao diretamente na função custo mas como uma condição. O ideal seria fazer algo como o fossum, em que o AUV sabe em que regime estar através dos dados recolhidos(isso seria a opção ).</w:t>
+      </w:r>
     </w:p>
     <w:p>
       <w:pPr>
@@ -21540,50 +20752,60 @@
         <w:rPr>
           <w:highlight w:val="yellow"/>
         </w:rPr>
-        <w:t xml:space="preserve">A parte mais importante agora é descobrir como integrar o que tenho com o planeamento seja offline ou on the board. Preciso saber se vou integrar o que tenho na função de custo da Lucrezia ou se vou tentar ao invés tentar usar nºao diretamente na função </w:t>
-      </w:r>
-      <w:proofErr w:type="gramStart"/>
-      <w:r>
+        <w:t>Ou então na versão offline, em que atribuiria a imagem do forecast feita para um dia em que não tenho no meu data set e atribuiria essa imagem a uma das minhas classes. E depois iria entrar a parte de integrar isso com o que tenho da Lucrezia.</w:t>
+      </w:r>
+    </w:p>
+    <w:p>
+      <w:pPr>
+        <w:tabs>
+          <w:tab w:val="left" w:pos="1859"/>
+        </w:tabs>
         <w:rPr>
           <w:highlight w:val="yellow"/>
         </w:rPr>
-        <w:t>custo</w:t>
-      </w:r>
-      <w:proofErr w:type="gramEnd"/>
+      </w:pPr>
       <w:r>
         <w:rPr>
           <w:highlight w:val="yellow"/>
         </w:rPr>
-        <w:t xml:space="preserve"> mas como uma condição. O ideal seria fazer algo como o fossum, em que o AUV sabe em que regime estar através dos dados </w:t>
-      </w:r>
-      <w:proofErr w:type="gramStart"/>
-      <w:r>
+        <w:t>Em ambas abordagens tenho que arranjar forma de tornar util os meus descriptors e de alguma forma integrar isso no algoritmo de planeamento da lucrezia.</w:t>
+      </w:r>
+    </w:p>
+    <w:p>
+      <w:pPr>
+        <w:tabs>
+          <w:tab w:val="left" w:pos="1859"/>
+        </w:tabs>
         <w:rPr>
           <w:highlight w:val="yellow"/>
         </w:rPr>
-        <w:t>recolhidos(</w:t>
-      </w:r>
-      <w:proofErr w:type="gramEnd"/>
-      <w:r>
+      </w:pPr>
+    </w:p>
+    <w:p>
+      <w:pPr>
+        <w:tabs>
+          <w:tab w:val="left" w:pos="1859"/>
+        </w:tabs>
         <w:rPr>
           <w:highlight w:val="yellow"/>
         </w:rPr>
-        <w:t xml:space="preserve">isso seria a </w:t>
-      </w:r>
-      <w:proofErr w:type="gramStart"/>
+      </w:pPr>
       <w:r>
         <w:rPr>
           <w:highlight w:val="yellow"/>
         </w:rPr>
-        <w:t>opção )</w:t>
-      </w:r>
-      <w:proofErr w:type="gramEnd"/>
-      <w:r>
+        <w:t>Vamos ter uma sessão presencial para vermos isso bem e sugerirmos ideias</w:t>
+      </w:r>
+    </w:p>
+    <w:p>
+      <w:pPr>
+        <w:tabs>
+          <w:tab w:val="left" w:pos="1859"/>
+        </w:tabs>
         <w:rPr>
           <w:highlight w:val="yellow"/>
         </w:rPr>
-        <w:t>.</w:t>
-      </w:r>
+      </w:pPr>
     </w:p>
     <w:p>
       <w:pPr>
@@ -21598,51 +20820,59 @@
         <w:rPr>
           <w:highlight w:val="yellow"/>
         </w:rPr>
-        <w:t xml:space="preserve">Ou então na versão offline, em que atribuiria a imagem do forecast feita para um dia em que não tenho no </w:t>
-      </w:r>
-      <w:proofErr w:type="gramStart"/>
-      <w:r>
+        <w:t>Como eu tenho certeza que "30-10-2024_AUVpredModel_1.nc" é o ficheiro que a Filipa usa no seu pipeline para a missão do AUV, onde o planeamento é feito??</w:t>
+      </w:r>
+    </w:p>
+    <w:p>
+      <w:pPr>
+        <w:tabs>
+          <w:tab w:val="left" w:pos="1859"/>
+        </w:tabs>
         <w:rPr>
           <w:highlight w:val="yellow"/>
         </w:rPr>
-        <w:t>meu data</w:t>
-      </w:r>
-      <w:proofErr w:type="gramEnd"/>
-      <w:r>
+      </w:pPr>
+    </w:p>
+    <w:p>
+      <w:pPr>
+        <w:tabs>
+          <w:tab w:val="left" w:pos="1859"/>
+        </w:tabs>
         <w:rPr>
           <w:highlight w:val="yellow"/>
         </w:rPr>
-        <w:t xml:space="preserve"> set e atribuiria essa imagem a uma das minhas classes. E depois iria entrar a parte de integrar isso com o que tenho da Lucrezia.</w:t>
-      </w:r>
-    </w:p>
-    <w:p>
-      <w:pPr>
-        <w:tabs>
-          <w:tab w:val="left" w:pos="1859"/>
-        </w:tabs>
+      </w:pPr>
+      <w:r>
         <w:rPr>
           <w:highlight w:val="yellow"/>
         </w:rPr>
-      </w:pPr>
-      <w:r>
+        <w:t>Um erro pode ser estar a aplicar a mascara</w:t>
+      </w:r>
+    </w:p>
+    <w:p>
+      <w:pPr>
+        <w:tabs>
+          <w:tab w:val="left" w:pos="1859"/>
+        </w:tabs>
         <w:rPr>
           <w:highlight w:val="yellow"/>
         </w:rPr>
-        <w:t xml:space="preserve">Em ambas abordagens tenho </w:t>
-      </w:r>
-      <w:proofErr w:type="gramStart"/>
-      <w:r>
+      </w:pPr>
+    </w:p>
+    <w:p>
+      <w:pPr>
+        <w:tabs>
+          <w:tab w:val="left" w:pos="1859"/>
+        </w:tabs>
         <w:rPr>
           <w:highlight w:val="yellow"/>
         </w:rPr>
-        <w:t>que</w:t>
-      </w:r>
-      <w:proofErr w:type="gramEnd"/>
+      </w:pPr>
       <w:r>
         <w:rPr>
           <w:highlight w:val="yellow"/>
         </w:rPr>
-        <w:t xml:space="preserve"> arranjar forma de tornar util os meus descriptors e de alguma forma integrar isso no algoritmo de planeamento da lucrezia.</w:t>
+        <w:t>Vou ter que refazer os descriptors já na grelha de planner</w:t>
       </w:r>
     </w:p>
     <w:p>
@@ -21668,7 +20898,7 @@
         <w:rPr>
           <w:highlight w:val="yellow"/>
         </w:rPr>
-        <w:t>Vamos ter uma sessão presencial para vermos isso bem e sugerirmos ideias</w:t>
+        <w:t>Se eu tivesse o algoritmo que a Filipa usou para gerar os mapas de STD a partir dos mapas de alta resolução eu poderia apenas passar os maps gerados a partir de tempres e passa-los para a mesma resolução dos dados de Hresnew e depois eu gerada os mapas de STD's a partir desses mapas transformados de tempres para a resolução de HresNew</w:t>
       </w:r>
     </w:p>
     <w:p>
@@ -21686,181 +20916,13 @@
         <w:tabs>
           <w:tab w:val="left" w:pos="1859"/>
         </w:tabs>
+      </w:pPr>
+      <w:r>
         <w:rPr>
           <w:highlight w:val="yellow"/>
         </w:rPr>
-      </w:pPr>
-      <w:r>
-        <w:rPr>
-          <w:highlight w:val="yellow"/>
-        </w:rPr>
-        <w:t xml:space="preserve">Como eu tenho certeza </w:t>
-      </w:r>
-      <w:proofErr w:type="gramStart"/>
-      <w:r>
-        <w:rPr>
-          <w:highlight w:val="yellow"/>
-        </w:rPr>
-        <w:t>que</w:t>
-      </w:r>
-      <w:proofErr w:type="gramEnd"/>
-      <w:r>
-        <w:rPr>
-          <w:highlight w:val="yellow"/>
-        </w:rPr>
-        <w:t xml:space="preserve"> "30-10-2024_AUVpredModel_1.nc" é o ficheiro que a Filipa usa no seu pipeline para a missão do AUV, onde o planeamento é feito??</w:t>
-      </w:r>
-    </w:p>
-    <w:p>
-      <w:pPr>
-        <w:tabs>
-          <w:tab w:val="left" w:pos="1859"/>
-        </w:tabs>
-        <w:rPr>
-          <w:highlight w:val="yellow"/>
-        </w:rPr>
-      </w:pPr>
-    </w:p>
-    <w:p>
-      <w:pPr>
-        <w:tabs>
-          <w:tab w:val="left" w:pos="1859"/>
-        </w:tabs>
-        <w:rPr>
-          <w:highlight w:val="yellow"/>
-        </w:rPr>
-      </w:pPr>
-      <w:r>
-        <w:rPr>
-          <w:highlight w:val="yellow"/>
-        </w:rPr>
-        <w:t xml:space="preserve">Um erro pode ser estar a aplicar a </w:t>
-      </w:r>
-      <w:proofErr w:type="gramStart"/>
-      <w:r>
-        <w:rPr>
-          <w:highlight w:val="yellow"/>
-        </w:rPr>
-        <w:t>mascara</w:t>
-      </w:r>
-      <w:proofErr w:type="gramEnd"/>
-    </w:p>
-    <w:p>
-      <w:pPr>
-        <w:tabs>
-          <w:tab w:val="left" w:pos="1859"/>
-        </w:tabs>
-        <w:rPr>
-          <w:highlight w:val="yellow"/>
-        </w:rPr>
-      </w:pPr>
-    </w:p>
-    <w:p>
-      <w:pPr>
-        <w:tabs>
-          <w:tab w:val="left" w:pos="1859"/>
-        </w:tabs>
-        <w:rPr>
-          <w:highlight w:val="yellow"/>
-        </w:rPr>
-      </w:pPr>
-      <w:r>
-        <w:rPr>
-          <w:highlight w:val="yellow"/>
-        </w:rPr>
-        <w:t xml:space="preserve">Vou ter </w:t>
-      </w:r>
-      <w:proofErr w:type="gramStart"/>
-      <w:r>
-        <w:rPr>
-          <w:highlight w:val="yellow"/>
-        </w:rPr>
-        <w:t>que</w:t>
-      </w:r>
-      <w:proofErr w:type="gramEnd"/>
-      <w:r>
-        <w:rPr>
-          <w:highlight w:val="yellow"/>
-        </w:rPr>
-        <w:t xml:space="preserve"> refazer os descriptors já na grelha de planner</w:t>
-      </w:r>
-    </w:p>
-    <w:p>
-      <w:pPr>
-        <w:tabs>
-          <w:tab w:val="left" w:pos="1859"/>
-        </w:tabs>
-        <w:rPr>
-          <w:highlight w:val="yellow"/>
-        </w:rPr>
-      </w:pPr>
-    </w:p>
-    <w:p>
-      <w:pPr>
-        <w:tabs>
-          <w:tab w:val="left" w:pos="1859"/>
-        </w:tabs>
-        <w:rPr>
-          <w:highlight w:val="yellow"/>
-        </w:rPr>
-      </w:pPr>
-      <w:r>
-        <w:rPr>
-          <w:highlight w:val="yellow"/>
-        </w:rPr>
-        <w:t xml:space="preserve">Se eu tivesse o algoritmo que a Filipa usou para gerar os mapas de STD a partir dos mapas de alta resolução eu poderia apenas passar os maps gerados a partir de tempres e </w:t>
-      </w:r>
-      <w:proofErr w:type="gramStart"/>
-      <w:r>
-        <w:rPr>
-          <w:highlight w:val="yellow"/>
-        </w:rPr>
-        <w:t>passa-los</w:t>
-      </w:r>
-      <w:proofErr w:type="gramEnd"/>
-      <w:r>
-        <w:rPr>
-          <w:highlight w:val="yellow"/>
-        </w:rPr>
-        <w:t xml:space="preserve"> para a mesma resolução dos dados de Hresnew e depois eu gerada os mapas de STD's a partir desses mapas transformados de tempres para a resolução de HresNew</w:t>
-      </w:r>
-    </w:p>
-    <w:p>
-      <w:pPr>
-        <w:tabs>
-          <w:tab w:val="left" w:pos="1859"/>
-        </w:tabs>
-        <w:rPr>
-          <w:highlight w:val="yellow"/>
-        </w:rPr>
-      </w:pPr>
-    </w:p>
-    <w:p>
-      <w:pPr>
-        <w:tabs>
-          <w:tab w:val="left" w:pos="1859"/>
-        </w:tabs>
-      </w:pPr>
-      <w:r>
-        <w:rPr>
-          <w:highlight w:val="yellow"/>
-        </w:rPr>
         <w:lastRenderedPageBreak/>
-        <w:t xml:space="preserve">Não é possível obter uma georreferencia para os mapas gerados a partir de tempRes através das </w:t>
-      </w:r>
-      <w:proofErr w:type="gramStart"/>
-      <w:r>
-        <w:rPr>
-          <w:highlight w:val="yellow"/>
-        </w:rPr>
-        <w:t>distancias</w:t>
-      </w:r>
-      <w:proofErr w:type="gramEnd"/>
-      <w:r>
-        <w:rPr>
-          <w:highlight w:val="yellow"/>
-        </w:rPr>
-        <w:t xml:space="preserve"> apresensentadas em cada um dos eixos?? Pois eu tenho a os eixos das imagens de alta resolução em latitude e longitude, e sei que Tempres está contido em Hresnew. Então eu não consigo através disso traçar uma georrefencia para tempRes?? Pois eu consigo passar ling/lat para Km's</w:t>
+        <w:t>Não é possível obter uma georreferencia para os mapas gerados a partir de tempRes através das distancias apresensentadas em cada um dos eixos?? Pois eu tenho a os eixos das imagens de alta resolução em latitude e longitude, e sei que Tempres está contido em Hresnew. Então eu não consigo através disso traçar uma georrefencia para tempRes?? Pois eu consigo passar ling/lat para Km's</w:t>
       </w:r>
     </w:p>
     <w:p>
@@ -22566,16 +21628,8 @@
         <w:rPr>
           <w:lang w:val="it-IT"/>
         </w:rPr>
-        <w:t xml:space="preserve">7.4 Single-AUV and multi-AUV </w:t>
-      </w:r>
-      <w:proofErr w:type="spellStart"/>
-      <w:r>
-        <w:rPr>
-          <w:lang w:val="it-IT"/>
-        </w:rPr>
-        <w:t>scenarios</w:t>
-      </w:r>
-      <w:proofErr w:type="spellEnd"/>
+        <w:t>7.4 Single-AUV and multi-AUV scenarios</w:t>
+      </w:r>
     </w:p>
     <w:p>
       <w:pPr>
@@ -22714,31 +21768,7 @@
     </w:p>
     <w:p>
       <w:r>
-        <w:t xml:space="preserve">Preciso entender as diferentes imagens e </w:t>
-      </w:r>
-      <w:proofErr w:type="spellStart"/>
-      <w:r>
-        <w:t>path</w:t>
-      </w:r>
-      <w:proofErr w:type="spellEnd"/>
-      <w:r>
-        <w:t xml:space="preserve"> que tens em figures e perceber como cada uma foi gerada. Se as os </w:t>
-      </w:r>
-      <w:proofErr w:type="spellStart"/>
-      <w:r>
-        <w:t>path</w:t>
-      </w:r>
-      <w:proofErr w:type="spellEnd"/>
-      <w:r>
-        <w:t xml:space="preserve"> tiverem </w:t>
-      </w:r>
-      <w:proofErr w:type="spellStart"/>
-      <w:r>
-        <w:t>overlay</w:t>
-      </w:r>
-      <w:proofErr w:type="spellEnd"/>
-      <w:r>
-        <w:t>, vou ter de resolver isso.</w:t>
+        <w:t>Preciso entender as diferentes imagens e path que tens em figures e perceber como cada uma foi gerada. Se as os path tiverem overlay, vou ter de resolver isso.</w:t>
       </w:r>
     </w:p>
     <w:p>
@@ -22751,25 +21781,7 @@
     </w:p>
     <w:p>
       <w:r>
-        <w:t xml:space="preserve">Aqui os resultados não estão mal de todo. Eu queria que quando fosse um único AUV que ele andasse pelos dois regimes diferentes. Mas o que está a acontecer aqui é que ele cruza o </w:t>
-      </w:r>
-      <w:proofErr w:type="spellStart"/>
-      <w:proofErr w:type="gramStart"/>
-      <w:r>
-        <w:t>boundarie</w:t>
-      </w:r>
-      <w:proofErr w:type="spellEnd"/>
-      <w:proofErr w:type="gramEnd"/>
-      <w:r>
-        <w:t xml:space="preserve"> mas cruza muito pouco, ficando-se apenas pela região do </w:t>
-      </w:r>
-      <w:proofErr w:type="spellStart"/>
-      <w:r>
-        <w:t>boundarie</w:t>
-      </w:r>
-      <w:proofErr w:type="spellEnd"/>
-      <w:r>
-        <w:t>.</w:t>
+        <w:t>Aqui os resultados não estão mal de todo. Eu queria que quando fosse um único AUV que ele andasse pelos dois regimes diferentes. Mas o que está a acontecer aqui é que ele cruza o boundarie mas cruza muito pouco, ficando-se apenas pela região do boundarie.</w:t>
       </w:r>
     </w:p>
     <w:p/>
@@ -22784,21 +21796,8 @@
     <w:p/>
     <w:p>
       <w:r>
-        <w:t xml:space="preserve">Aqui não consigo perceber se está a atravessar os regimes ou não pois em /figures os mapas que aparecem são os de STD. Queria entender a </w:t>
-      </w:r>
-      <w:proofErr w:type="gramStart"/>
-      <w:r>
-        <w:t>logica</w:t>
-      </w:r>
-      <w:proofErr w:type="gramEnd"/>
-      <w:r>
-        <w:t xml:space="preserve"> por </w:t>
-      </w:r>
-      <w:proofErr w:type="spellStart"/>
-      <w:r>
-        <w:t>tras</w:t>
-      </w:r>
-      <w:proofErr w:type="spellEnd"/>
+        <w:t>Aqui não consigo perceber se está a atravessar os regimes ou não pois em /figures os mapas que aparecem são os de STD. Queria entender a logica por tras</w:t>
+      </w:r>
     </w:p>
     <w:p/>
     <w:p>
@@ -22812,29 +21811,8 @@
     <w:p>
       <w:r>
         <w:lastRenderedPageBreak/>
-        <w:t xml:space="preserve">Aqui também aparece os mapas </w:t>
-      </w:r>
-      <w:proofErr w:type="gramStart"/>
-      <w:r>
-        <w:t>STD .</w:t>
-      </w:r>
-      <w:proofErr w:type="gramEnd"/>
-      <w:r>
-        <w:t xml:space="preserve"> Queria entender a </w:t>
-      </w:r>
-      <w:proofErr w:type="gramStart"/>
-      <w:r>
-        <w:t>logica</w:t>
-      </w:r>
-      <w:proofErr w:type="gramEnd"/>
-      <w:r>
-        <w:t xml:space="preserve"> por </w:t>
-      </w:r>
-      <w:proofErr w:type="spellStart"/>
-      <w:r>
-        <w:t>tras</w:t>
-      </w:r>
-      <w:proofErr w:type="spellEnd"/>
+        <w:t>Aqui também aparece os mapas STD . Queria entender a logica por tras</w:t>
+      </w:r>
     </w:p>
     <w:p>
       <w:r>
@@ -22846,21 +21824,8 @@
     </w:p>
     <w:p>
       <w:r>
-        <w:t xml:space="preserve">os mapas que aparecem são os de STD. Queria entender a </w:t>
-      </w:r>
-      <w:proofErr w:type="gramStart"/>
-      <w:r>
-        <w:t>logica</w:t>
-      </w:r>
-      <w:proofErr w:type="gramEnd"/>
-      <w:r>
-        <w:t xml:space="preserve"> por </w:t>
-      </w:r>
-      <w:proofErr w:type="spellStart"/>
-      <w:r>
-        <w:t>tras</w:t>
-      </w:r>
-      <w:proofErr w:type="spellEnd"/>
+        <w:t>os mapas que aparecem são os de STD. Queria entender a logica por tras</w:t>
+      </w:r>
     </w:p>
     <w:p/>
     <w:p>
@@ -22873,29 +21838,8 @@
     </w:p>
     <w:p>
       <w:r>
-        <w:t xml:space="preserve">Esse foi a primeira </w:t>
-      </w:r>
-      <w:proofErr w:type="spellStart"/>
-      <w:r>
-        <w:t>run</w:t>
-      </w:r>
-      <w:proofErr w:type="spellEnd"/>
-      <w:r>
-        <w:t xml:space="preserve"> de todas. Queria entender a </w:t>
-      </w:r>
-      <w:proofErr w:type="gramStart"/>
-      <w:r>
-        <w:t>logica</w:t>
-      </w:r>
-      <w:proofErr w:type="gramEnd"/>
-      <w:r>
-        <w:t xml:space="preserve"> por </w:t>
-      </w:r>
-      <w:proofErr w:type="spellStart"/>
-      <w:r>
-        <w:t>tras</w:t>
-      </w:r>
-      <w:proofErr w:type="spellEnd"/>
+        <w:t>Esse foi a primeira run de todas. Queria entender a logica por tras</w:t>
+      </w:r>
     </w:p>
     <w:p/>
     <w:p>
@@ -22928,17 +21872,8 @@
           <w:b/>
           <w:bCs/>
         </w:rPr>
-        <w:t>Mapa estático de custo/</w:t>
-      </w:r>
-      <w:proofErr w:type="spellStart"/>
-      <w:r>
-        <w:rPr>
-          <w:b/>
-          <w:bCs/>
-        </w:rPr>
-        <w:t>reward</w:t>
-      </w:r>
-      <w:proofErr w:type="spellEnd"/>
+        <w:t>Mapa estático de custo/reward</w:t>
+      </w:r>
       <w:r>
         <w:br/>
       </w:r>
@@ -22946,98 +21881,28 @@
         <w:rPr>
           <w:highlight w:val="yellow"/>
         </w:rPr>
-        <w:t xml:space="preserve">Usar STD + </w:t>
-      </w:r>
-      <w:proofErr w:type="spellStart"/>
-      <w:r>
-        <w:rPr>
+        <w:t xml:space="preserve">Usar STD + boundary_score é simples, mas </w:t>
+      </w:r>
+      <w:r>
+        <w:rPr>
+          <w:b/>
+          <w:bCs/>
           <w:highlight w:val="yellow"/>
         </w:rPr>
-        <w:t>boundary_score</w:t>
-      </w:r>
-      <w:proofErr w:type="spellEnd"/>
+        <w:t>não garante crossing</w:t>
+      </w:r>
       <w:r>
         <w:rPr>
           <w:highlight w:val="yellow"/>
         </w:rPr>
-        <w:t xml:space="preserve"> é simples, mas </w:t>
-      </w:r>
-      <w:r>
-        <w:rPr>
-          <w:b/>
-          <w:bCs/>
+        <w:t xml:space="preserve">. Apenas incentiva o AUV a visitar células valiosas; ele pode continuar do mesmo lado do boundary. </w:t>
+      </w:r>
+      <w:r>
+        <w:rPr>
           <w:highlight w:val="yellow"/>
-        </w:rPr>
-        <w:t xml:space="preserve">não garante </w:t>
-      </w:r>
-      <w:proofErr w:type="spellStart"/>
-      <w:r>
-        <w:rPr>
-          <w:b/>
-          <w:bCs/>
-          <w:highlight w:val="yellow"/>
-        </w:rPr>
-        <w:t>crossing</w:t>
-      </w:r>
-      <w:proofErr w:type="spellEnd"/>
-      <w:r>
-        <w:rPr>
-          <w:highlight w:val="yellow"/>
-        </w:rPr>
-        <w:t xml:space="preserve">. Apenas incentiva o AUV a visitar células valiosas; ele pode continuar do mesmo lado do </w:t>
-      </w:r>
-      <w:proofErr w:type="spellStart"/>
-      <w:r>
-        <w:rPr>
-          <w:highlight w:val="yellow"/>
-        </w:rPr>
-        <w:t>boundary</w:t>
-      </w:r>
-      <w:proofErr w:type="spellEnd"/>
-      <w:r>
-        <w:rPr>
-          <w:highlight w:val="yellow"/>
-        </w:rPr>
-        <w:t xml:space="preserve">. </w:t>
-      </w:r>
-      <w:r>
-        <w:rPr>
-          <w:highlight w:val="yellow"/>
-          <w:lang w:val="en-GB"/>
-        </w:rPr>
-        <w:t xml:space="preserve">Serve </w:t>
-      </w:r>
-      <w:proofErr w:type="spellStart"/>
-      <w:r>
-        <w:rPr>
-          <w:highlight w:val="yellow"/>
-          <w:lang w:val="en-GB"/>
-        </w:rPr>
-        <w:t>como</w:t>
-      </w:r>
-      <w:proofErr w:type="spellEnd"/>
-      <w:r>
-        <w:rPr>
-          <w:highlight w:val="yellow"/>
-          <w:lang w:val="en-GB"/>
-        </w:rPr>
-        <w:t xml:space="preserve"> teste </w:t>
-      </w:r>
-      <w:proofErr w:type="spellStart"/>
-      <w:r>
-        <w:rPr>
-          <w:highlight w:val="yellow"/>
-          <w:lang w:val="en-GB"/>
-        </w:rPr>
-        <w:t>exploratório</w:t>
-      </w:r>
-      <w:proofErr w:type="spellEnd"/>
-      <w:r>
-        <w:rPr>
-          <w:highlight w:val="yellow"/>
-          <w:lang w:val="en-GB"/>
-        </w:rPr>
-        <w:t>.</w:t>
+          <w:lang w:val="en-GB"/>
+        </w:rPr>
+        <w:t>Serve como teste exploratório.</w:t>
       </w:r>
       <w:r>
         <w:rPr>
@@ -23053,73 +21918,16 @@
           <w:numId w:val="64"/>
         </w:numPr>
       </w:pPr>
-      <w:proofErr w:type="spellStart"/>
-      <w:r>
-        <w:rPr>
-          <w:b/>
-          <w:bCs/>
-        </w:rPr>
-        <w:t>Reward</w:t>
-      </w:r>
-      <w:proofErr w:type="spellEnd"/>
-      <w:r>
-        <w:rPr>
-          <w:b/>
-          <w:bCs/>
-        </w:rPr>
-        <w:t xml:space="preserve"> de transição entre regimes</w:t>
+      <w:r>
+        <w:rPr>
+          <w:b/>
+          <w:bCs/>
+        </w:rPr>
+        <w:t>Reward de transição entre regimes</w:t>
       </w:r>
       <w:r>
         <w:br/>
-        <w:t xml:space="preserve">É a opção mais correta cientificamente: premiar a trajetória quando passa de </w:t>
-      </w:r>
-      <w:proofErr w:type="spellStart"/>
-      <w:r>
-        <w:t>region_A</w:t>
-      </w:r>
-      <w:proofErr w:type="spellEnd"/>
-      <w:r>
-        <w:t xml:space="preserve"> para </w:t>
-      </w:r>
-      <w:proofErr w:type="spellStart"/>
-      <w:r>
-        <w:t>region_B</w:t>
-      </w:r>
-      <w:proofErr w:type="spellEnd"/>
-      <w:r>
-        <w:t xml:space="preserve">. O problema é que o </w:t>
-      </w:r>
-      <w:proofErr w:type="spellStart"/>
-      <w:r>
-        <w:t>planner</w:t>
-      </w:r>
-      <w:proofErr w:type="spellEnd"/>
-      <w:r>
-        <w:t xml:space="preserve"> atual parece não suportar </w:t>
-      </w:r>
-      <w:proofErr w:type="spellStart"/>
-      <w:r>
-        <w:t>reward</w:t>
-      </w:r>
-      <w:proofErr w:type="spellEnd"/>
-      <w:r>
-        <w:t xml:space="preserve"> dependente da rota, só prémios estáticos por nó. Teria de modificar o </w:t>
-      </w:r>
-      <w:proofErr w:type="spellStart"/>
-      <w:r>
-        <w:t>planner</w:t>
-      </w:r>
-      <w:proofErr w:type="spellEnd"/>
-      <w:r>
-        <w:t>/</w:t>
-      </w:r>
-      <w:proofErr w:type="spellStart"/>
-      <w:r>
-        <w:t>PyVRP</w:t>
-      </w:r>
-      <w:proofErr w:type="spellEnd"/>
-      <w:r>
-        <w:t xml:space="preserve"> ou criar uma camada externa. </w:t>
+        <w:t xml:space="preserve">É a opção mais correta cientificamente: premiar a trajetória quando passa de region_A para region_B. O problema é que o planner atual parece não suportar reward dependente da rota, só prémios estáticos por nó. Teria de modificar o planner/PyVRP ou criar uma camada externa. </w:t>
       </w:r>
     </w:p>
     <w:p>
@@ -23132,124 +21940,22 @@
           <w:lang w:val="en-GB"/>
         </w:rPr>
       </w:pPr>
-      <w:proofErr w:type="spellStart"/>
-      <w:r>
-        <w:rPr>
-          <w:b/>
-          <w:bCs/>
-        </w:rPr>
-        <w:t>Reward</w:t>
-      </w:r>
-      <w:proofErr w:type="spellEnd"/>
-      <w:r>
-        <w:rPr>
-          <w:b/>
-          <w:bCs/>
-        </w:rPr>
-        <w:t xml:space="preserve"> por cobertura balanceada</w:t>
+      <w:r>
+        <w:rPr>
+          <w:b/>
+          <w:bCs/>
+        </w:rPr>
+        <w:t>Reward por cobertura balanceada</w:t>
       </w:r>
       <w:r>
         <w:br/>
-        <w:t xml:space="preserve">Em vez de contar </w:t>
-      </w:r>
-      <w:proofErr w:type="spellStart"/>
-      <w:r>
-        <w:t>crossing</w:t>
-      </w:r>
-      <w:proofErr w:type="spellEnd"/>
-      <w:r>
-        <w:t xml:space="preserve">, premia-se a presença nos dois regimes, por exemplo com </w:t>
-      </w:r>
-      <w:proofErr w:type="gramStart"/>
-      <w:r>
-        <w:t>min(</w:t>
-      </w:r>
-      <w:proofErr w:type="spellStart"/>
-      <w:proofErr w:type="gramEnd"/>
-      <w:r>
-        <w:t>fraction_A</w:t>
-      </w:r>
-      <w:proofErr w:type="spellEnd"/>
-      <w:r>
-        <w:t xml:space="preserve">, </w:t>
-      </w:r>
-      <w:proofErr w:type="spellStart"/>
-      <w:r>
-        <w:t>fraction_B</w:t>
-      </w:r>
-      <w:proofErr w:type="spellEnd"/>
-      <w:r>
-        <w:t xml:space="preserve">). É melhor do que apenas contar cruzamentos, porque evita uma trajetória que só toca brevemente no outro regime. </w:t>
-      </w:r>
-      <w:proofErr w:type="spellStart"/>
-      <w:r>
-        <w:rPr>
-          <w:lang w:val="en-GB"/>
-        </w:rPr>
-        <w:t>Também</w:t>
-      </w:r>
-      <w:proofErr w:type="spellEnd"/>
-      <w:r>
-        <w:rPr>
-          <w:lang w:val="en-GB"/>
-        </w:rPr>
-        <w:t xml:space="preserve"> </w:t>
-      </w:r>
-      <w:proofErr w:type="spellStart"/>
-      <w:r>
-        <w:rPr>
-          <w:lang w:val="en-GB"/>
-        </w:rPr>
-        <w:t>exige</w:t>
-      </w:r>
-      <w:proofErr w:type="spellEnd"/>
-      <w:r>
-        <w:rPr>
-          <w:lang w:val="en-GB"/>
-        </w:rPr>
-        <w:t xml:space="preserve"> </w:t>
-      </w:r>
-      <w:proofErr w:type="spellStart"/>
-      <w:r>
-        <w:rPr>
-          <w:lang w:val="en-GB"/>
-        </w:rPr>
-        <w:t>objetivo</w:t>
-      </w:r>
-      <w:proofErr w:type="spellEnd"/>
-      <w:r>
-        <w:rPr>
-          <w:lang w:val="en-GB"/>
-        </w:rPr>
-        <w:t xml:space="preserve"> </w:t>
-      </w:r>
-      <w:proofErr w:type="spellStart"/>
-      <w:r>
-        <w:rPr>
-          <w:lang w:val="en-GB"/>
-        </w:rPr>
-        <w:t>dependente</w:t>
-      </w:r>
-      <w:proofErr w:type="spellEnd"/>
-      <w:r>
-        <w:rPr>
-          <w:lang w:val="en-GB"/>
-        </w:rPr>
-        <w:t xml:space="preserve"> da </w:t>
-      </w:r>
-      <w:proofErr w:type="spellStart"/>
-      <w:r>
-        <w:rPr>
-          <w:lang w:val="en-GB"/>
-        </w:rPr>
-        <w:t>trajetória</w:t>
-      </w:r>
-      <w:proofErr w:type="spellEnd"/>
-      <w:r>
-        <w:rPr>
-          <w:lang w:val="en-GB"/>
-        </w:rPr>
-        <w:t xml:space="preserve">. </w:t>
+        <w:t xml:space="preserve">Em vez de contar crossing, premia-se a presença nos dois regimes, por exemplo com min(fraction_A, fraction_B). É melhor do que apenas contar cruzamentos, porque evita uma trajetória que só toca brevemente no outro regime. </w:t>
+      </w:r>
+      <w:r>
+        <w:rPr>
+          <w:lang w:val="en-GB"/>
+        </w:rPr>
+        <w:t xml:space="preserve">Também exige objetivo dependente da trajetória. </w:t>
       </w:r>
     </w:p>
     <w:p>
@@ -23264,17 +21970,8 @@
           <w:b/>
           <w:bCs/>
         </w:rPr>
-        <w:t xml:space="preserve">Hard </w:t>
-      </w:r>
-      <w:proofErr w:type="spellStart"/>
-      <w:r>
-        <w:rPr>
-          <w:b/>
-          <w:bCs/>
-        </w:rPr>
-        <w:t>constraint</w:t>
-      </w:r>
-      <w:proofErr w:type="spellEnd"/>
+        <w:t>Hard constraint</w:t>
+      </w:r>
       <w:r>
         <w:rPr>
           <w:b/>
@@ -23284,23 +21981,7 @@
       </w:r>
       <w:r>
         <w:br/>
-        <w:t xml:space="preserve">Obrigar a trajetória a visitar pelo menos um ou vários pontos em </w:t>
-      </w:r>
-      <w:proofErr w:type="spellStart"/>
-      <w:r>
-        <w:t>region_A</w:t>
-      </w:r>
-      <w:proofErr w:type="spellEnd"/>
-      <w:r>
-        <w:t xml:space="preserve"> e </w:t>
-      </w:r>
-      <w:proofErr w:type="spellStart"/>
-      <w:r>
-        <w:t>region_B</w:t>
-      </w:r>
-      <w:proofErr w:type="spellEnd"/>
-      <w:r>
-        <w:t xml:space="preserve">. Esta opção </w:t>
+        <w:t xml:space="preserve">Obrigar a trajetória a visitar pelo menos um ou vários pontos em region_A e region_B. Esta opção </w:t>
       </w:r>
       <w:r>
         <w:rPr>
@@ -23310,15 +21991,7 @@
         <w:t>garante</w:t>
       </w:r>
       <w:r>
-        <w:t xml:space="preserve"> </w:t>
-      </w:r>
-      <w:proofErr w:type="spellStart"/>
-      <w:r>
-        <w:t>crossing</w:t>
-      </w:r>
-      <w:proofErr w:type="spellEnd"/>
-      <w:r>
-        <w:t xml:space="preserve">/cobertura dos dois regimes, mas pode tornar o problema mais rígido e artificial se a missão for curta ou os regimes forem distantes. </w:t>
+        <w:t xml:space="preserve"> crossing/cobertura dos dois regimes, mas pode tornar o problema mais rígido e artificial se a missão for curta ou os regimes forem distantes. </w:t>
       </w:r>
     </w:p>
     <w:p>
@@ -23328,57 +22001,16 @@
           <w:numId w:val="64"/>
         </w:numPr>
       </w:pPr>
-      <w:proofErr w:type="spellStart"/>
-      <w:r>
-        <w:rPr>
-          <w:b/>
-          <w:bCs/>
-        </w:rPr>
-        <w:t>Waypoints</w:t>
-      </w:r>
-      <w:proofErr w:type="spellEnd"/>
-      <w:r>
-        <w:rPr>
-          <w:b/>
-          <w:bCs/>
-        </w:rPr>
-        <w:t>-alvo nos dois regimes</w:t>
+      <w:r>
+        <w:rPr>
+          <w:b/>
+          <w:bCs/>
+        </w:rPr>
+        <w:t>Waypoints-alvo nos dois regimes</w:t>
       </w:r>
       <w:r>
         <w:br/>
-        <w:t xml:space="preserve">Escolher automaticamente um </w:t>
-      </w:r>
-      <w:proofErr w:type="spellStart"/>
-      <w:r>
-        <w:t>target_A</w:t>
-      </w:r>
-      <w:proofErr w:type="spellEnd"/>
-      <w:r>
-        <w:t xml:space="preserve"> e um </w:t>
-      </w:r>
-      <w:proofErr w:type="spellStart"/>
-      <w:r>
-        <w:t>target_B</w:t>
-      </w:r>
-      <w:proofErr w:type="spellEnd"/>
-      <w:r>
-        <w:t xml:space="preserve">, por exemplo os pontos com maior STD ou mais representativos em cada região. Depois podes dar um </w:t>
-      </w:r>
-      <w:proofErr w:type="spellStart"/>
-      <w:r>
-        <w:t>reward</w:t>
-      </w:r>
-      <w:proofErr w:type="spellEnd"/>
-      <w:r>
-        <w:t xml:space="preserve"> muito alto a esses pontos ou torná-los </w:t>
-      </w:r>
-      <w:proofErr w:type="spellStart"/>
-      <w:r>
-        <w:t>waypoints</w:t>
-      </w:r>
-      <w:proofErr w:type="spellEnd"/>
-      <w:r>
-        <w:t xml:space="preserve"> obrigatórios. </w:t>
+        <w:t xml:space="preserve">Escolher automaticamente um target_A e um target_B, por exemplo os pontos com maior STD ou mais representativos em cada região. Depois podes dar um reward muito alto a esses pontos ou torná-los waypoints obrigatórios. </w:t>
       </w:r>
     </w:p>
     <w:p>
@@ -23417,82 +22049,10 @@
       </w:r>
       <w:r>
         <w:br/>
-        <w:t xml:space="preserve">Correr várias versões do </w:t>
-      </w:r>
-      <w:proofErr w:type="spellStart"/>
-      <w:r>
-        <w:t>planner</w:t>
-      </w:r>
-      <w:proofErr w:type="spellEnd"/>
-      <w:r>
-        <w:t xml:space="preserve">, como </w:t>
-      </w:r>
-      <w:proofErr w:type="spellStart"/>
-      <w:r>
-        <w:t>baseline_STD</w:t>
-      </w:r>
-      <w:proofErr w:type="spellEnd"/>
-      <w:r>
-        <w:t xml:space="preserve">, </w:t>
-      </w:r>
-      <w:proofErr w:type="spellStart"/>
-      <w:r>
-        <w:t>boundary</w:t>
-      </w:r>
-      <w:proofErr w:type="spellEnd"/>
-      <w:r>
-        <w:t xml:space="preserve">, </w:t>
-      </w:r>
-      <w:proofErr w:type="spellStart"/>
-      <w:r>
-        <w:t>region_A_focused</w:t>
-      </w:r>
-      <w:proofErr w:type="spellEnd"/>
-      <w:r>
-        <w:t xml:space="preserve">, </w:t>
-      </w:r>
-      <w:proofErr w:type="spellStart"/>
-      <w:r>
-        <w:t>region_B_focused</w:t>
-      </w:r>
-      <w:proofErr w:type="spellEnd"/>
-      <w:r>
-        <w:t xml:space="preserve">, </w:t>
-      </w:r>
-      <w:proofErr w:type="spellStart"/>
-      <w:r>
-        <w:t>target_A</w:t>
-      </w:r>
-      <w:proofErr w:type="spellEnd"/>
-      <w:r>
-        <w:t>/</w:t>
-      </w:r>
-      <w:proofErr w:type="spellStart"/>
-      <w:r>
-        <w:t>B_bonus</w:t>
-      </w:r>
-      <w:proofErr w:type="spellEnd"/>
-      <w:r>
-        <w:t xml:space="preserve">, e depois escolher a melhor rota com uma função externa que valorize STD, balanceamento entre regimes e </w:t>
-      </w:r>
-      <w:proofErr w:type="spellStart"/>
-      <w:r>
-        <w:t>crossing</w:t>
-      </w:r>
-      <w:proofErr w:type="spellEnd"/>
-      <w:r>
-        <w:t xml:space="preserve">. </w:t>
-      </w:r>
-      <w:r>
-        <w:t xml:space="preserve">Isto é um </w:t>
-      </w:r>
-      <w:proofErr w:type="spellStart"/>
-      <w:r>
-        <w:t>wrapper</w:t>
-      </w:r>
-      <w:proofErr w:type="spellEnd"/>
-      <w:r>
-        <w:t xml:space="preserve"> de seleção pós-solver.</w:t>
+        <w:t xml:space="preserve">Correr várias versões do planner, como baseline_STD, boundary, region_A_focused, region_B_focused, target_A/B_bonus, e depois escolher a melhor rota com uma função externa que valorize STD, balanceamento entre regimes e crossing. </w:t>
+      </w:r>
+      <w:r>
+        <w:t>Isto é um wrapper de seleção pós-solver.</w:t>
       </w:r>
     </w:p>
     <w:p/>
@@ -23510,44 +22070,8 @@
         <w:rPr>
           <w:rStyle w:val="Strong"/>
         </w:rPr>
-        <w:t xml:space="preserve">Passo 3 — Melhorar </w:t>
-      </w:r>
-      <w:proofErr w:type="spellStart"/>
-      <w:r>
-        <w:rPr>
-          <w:rStyle w:val="Strong"/>
-        </w:rPr>
-        <w:t>multi-AUV</w:t>
-      </w:r>
-      <w:proofErr w:type="spellEnd"/>
-      <w:r>
-        <w:rPr>
-          <w:rStyle w:val="Strong"/>
-        </w:rPr>
-        <w:t xml:space="preserve"> com </w:t>
-      </w:r>
-      <w:proofErr w:type="spellStart"/>
-      <w:r>
-        <w:rPr>
-          <w:rStyle w:val="Strong"/>
-        </w:rPr>
-        <w:t>vehicle-specific</w:t>
-      </w:r>
-      <w:proofErr w:type="spellEnd"/>
-      <w:r>
-        <w:rPr>
-          <w:rStyle w:val="Strong"/>
-        </w:rPr>
-        <w:t xml:space="preserve"> </w:t>
-      </w:r>
-      <w:proofErr w:type="spellStart"/>
-      <w:r>
-        <w:rPr>
-          <w:rStyle w:val="Strong"/>
-        </w:rPr>
-        <w:t>maps</w:t>
-      </w:r>
-      <w:proofErr w:type="spellEnd"/>
+        <w:t>Passo 3 — Melhorar multi-AUV com vehicle-specific maps</w:t>
+      </w:r>
       <w:r>
         <w:t>:</w:t>
       </w:r>
@@ -23587,35 +22111,19 @@
       <w:r>
         <w:t xml:space="preserve">A auditoria mostrou que o problema não era tanto o </w:t>
       </w:r>
-      <w:proofErr w:type="spellStart"/>
       <w:r>
         <w:rPr>
           <w:rStyle w:val="Strong"/>
         </w:rPr>
-        <w:t>overlap</w:t>
-      </w:r>
-      <w:proofErr w:type="spellEnd"/>
+        <w:t>overlap exato</w:t>
+      </w:r>
+      <w:r>
+        <w:t xml:space="preserve"> entre trajetórias, porque esse já era baixo. O problema era que os AUVs continuavam atraídos por zonas parecidas de maior valor. Por isso, a melhor direção é usar </w:t>
+      </w:r>
       <w:r>
         <w:rPr>
           <w:rStyle w:val="Strong"/>
         </w:rPr>
-        <w:t xml:space="preserve"> exato</w:t>
-      </w:r>
-      <w:r>
-        <w:t xml:space="preserve"> entre trajetórias, porque esse já era baixo. O problema era que os </w:t>
-      </w:r>
-      <w:proofErr w:type="spellStart"/>
-      <w:r>
-        <w:t>AUVs</w:t>
-      </w:r>
-      <w:proofErr w:type="spellEnd"/>
-      <w:r>
-        <w:t xml:space="preserve"> continuavam atraídos por zonas parecidas de maior valor. Por isso, a melhor direção é usar </w:t>
-      </w:r>
-      <w:r>
-        <w:rPr>
-          <w:rStyle w:val="Strong"/>
-        </w:rPr>
         <w:t>mapas de informação diferentes por veículo</w:t>
       </w:r>
       <w:r>
@@ -23629,19 +22137,11 @@
           <w:lang w:val="en-GB"/>
         </w:rPr>
       </w:pPr>
-      <w:proofErr w:type="spellStart"/>
-      <w:r>
-        <w:rPr>
-          <w:lang w:val="en-GB"/>
-        </w:rPr>
-        <w:t>Formulação</w:t>
-      </w:r>
-      <w:proofErr w:type="spellEnd"/>
-      <w:r>
-        <w:rPr>
-          <w:lang w:val="en-GB"/>
-        </w:rPr>
-        <w:t xml:space="preserve"> base</w:t>
+      <w:r>
+        <w:rPr>
+          <w:lang w:val="en-GB"/>
+        </w:rPr>
+        <w:t>Formulação base</w:t>
       </w:r>
     </w:p>
     <w:p>
@@ -23652,120 +22152,20 @@
         <w:rPr>
           <w:rStyle w:val="HTMLCode"/>
         </w:rPr>
-        <w:t xml:space="preserve">AUV1_map = </w:t>
-      </w:r>
-      <w:proofErr w:type="spellStart"/>
+        <w:t>AUV1_map = w_STD * STD_norm + w_A * prototype_region_A</w:t>
+      </w:r>
+      <w:r>
+        <w:br/>
+      </w:r>
+      <w:r>
+        <w:br/>
+      </w:r>
       <w:r>
         <w:rPr>
           <w:rStyle w:val="HTMLCode"/>
         </w:rPr>
-        <w:t>w_STD</w:t>
-      </w:r>
-      <w:proofErr w:type="spellEnd"/>
-      <w:r>
-        <w:rPr>
-          <w:rStyle w:val="HTMLCode"/>
-        </w:rPr>
-        <w:t xml:space="preserve"> * </w:t>
-      </w:r>
-      <w:proofErr w:type="spellStart"/>
-      <w:r>
-        <w:rPr>
-          <w:rStyle w:val="HTMLCode"/>
-        </w:rPr>
-        <w:t>STD_norm</w:t>
-      </w:r>
-      <w:proofErr w:type="spellEnd"/>
-      <w:r>
-        <w:rPr>
-          <w:rStyle w:val="HTMLCode"/>
-        </w:rPr>
-        <w:t xml:space="preserve"> + </w:t>
-      </w:r>
-      <w:proofErr w:type="spellStart"/>
-      <w:r>
-        <w:rPr>
-          <w:rStyle w:val="HTMLCode"/>
-        </w:rPr>
-        <w:t>w_A</w:t>
-      </w:r>
-      <w:proofErr w:type="spellEnd"/>
-      <w:r>
-        <w:rPr>
-          <w:rStyle w:val="HTMLCode"/>
-        </w:rPr>
-        <w:t xml:space="preserve"> * </w:t>
-      </w:r>
-      <w:proofErr w:type="spellStart"/>
-      <w:r>
-        <w:rPr>
-          <w:rStyle w:val="HTMLCode"/>
-        </w:rPr>
-        <w:t>prototype_region_A</w:t>
-      </w:r>
-      <w:proofErr w:type="spellEnd"/>
-      <w:r>
-        <w:br/>
-      </w:r>
-      <w:r>
-        <w:br/>
-      </w:r>
-      <w:r>
-        <w:rPr>
-          <w:rStyle w:val="HTMLCode"/>
-        </w:rPr>
-        <w:t xml:space="preserve">AUV2_map = </w:t>
-      </w:r>
-      <w:proofErr w:type="spellStart"/>
-      <w:r>
-        <w:rPr>
-          <w:rStyle w:val="HTMLCode"/>
-        </w:rPr>
-        <w:t>w_STD</w:t>
-      </w:r>
-      <w:proofErr w:type="spellEnd"/>
-      <w:r>
-        <w:rPr>
-          <w:rStyle w:val="HTMLCode"/>
-        </w:rPr>
-        <w:t xml:space="preserve"> * </w:t>
-      </w:r>
-      <w:proofErr w:type="spellStart"/>
-      <w:r>
-        <w:rPr>
-          <w:rStyle w:val="HTMLCode"/>
-        </w:rPr>
-        <w:t>STD_norm</w:t>
-      </w:r>
-      <w:proofErr w:type="spellEnd"/>
-      <w:r>
-        <w:rPr>
-          <w:rStyle w:val="HTMLCode"/>
-        </w:rPr>
-        <w:t xml:space="preserve"> + </w:t>
-      </w:r>
-      <w:proofErr w:type="spellStart"/>
-      <w:r>
-        <w:rPr>
-          <w:rStyle w:val="HTMLCode"/>
-        </w:rPr>
-        <w:t>w_B</w:t>
-      </w:r>
-      <w:proofErr w:type="spellEnd"/>
-      <w:r>
-        <w:rPr>
-          <w:rStyle w:val="HTMLCode"/>
-        </w:rPr>
-        <w:t xml:space="preserve"> * </w:t>
-      </w:r>
-      <w:proofErr w:type="spellStart"/>
-      <w:r>
-        <w:rPr>
-          <w:rStyle w:val="HTMLCode"/>
-        </w:rPr>
-        <w:t>prototype_region_B</w:t>
-      </w:r>
-      <w:proofErr w:type="spellEnd"/>
+        <w:t>AUV2_map = w_STD * STD_norm + w_B * prototype_region_B</w:t>
+      </w:r>
     </w:p>
     <w:p>
       <w:pPr>
@@ -23787,33 +22187,98 @@
           <w:rStyle w:val="HTMLCode"/>
           <w:lang w:val="pt-PT"/>
         </w:rPr>
-        <w:t xml:space="preserve">AUV1 = 0.7 * </w:t>
-      </w:r>
-      <w:proofErr w:type="spellStart"/>
+        <w:t>AUV1 = 0.7 * STD_norm + 0.3 * region_A</w:t>
+      </w:r>
+      <w:r>
+        <w:rPr>
+          <w:lang w:val="pt-PT"/>
+        </w:rPr>
+        <w:br/>
+      </w:r>
       <w:r>
         <w:rPr>
           <w:rStyle w:val="HTMLCode"/>
           <w:lang w:val="pt-PT"/>
         </w:rPr>
-        <w:t>STD_norm</w:t>
-      </w:r>
-      <w:proofErr w:type="spellEnd"/>
+        <w:t>AUV2 = 0.7 * STD_norm + 0.3 * region_B</w:t>
+      </w:r>
+    </w:p>
+    <w:p>
+      <w:pPr>
+        <w:pStyle w:val="NormalWeb"/>
+      </w:pPr>
+      <w:r>
+        <w:t>region_A[y, x] = 1 se aquela célula pertence à região A</w:t>
+      </w:r>
+    </w:p>
+    <w:p>
+      <w:pPr>
+        <w:pStyle w:val="NormalWeb"/>
+      </w:pPr>
+      <w:r>
+        <w:t>region_A[y, x] = 0 se não pertence</w:t>
+      </w:r>
+    </w:p>
+    <w:p>
+      <w:pPr>
+        <w:pStyle w:val="NormalWeb"/>
+      </w:pPr>
+      <w:r>
+        <w:t>Assim, a incerteza continua importante, mas cada veículo recebe um incentivo diferente.</w:t>
+      </w:r>
+    </w:p>
+    <w:p>
+      <w:pPr>
+        <w:pStyle w:val="Heading2"/>
+      </w:pPr>
+      <w:r>
+        <w:t>Alternativas principais</w:t>
+      </w:r>
+    </w:p>
+    <w:p>
+      <w:pPr>
+        <w:pStyle w:val="Heading3"/>
+      </w:pPr>
+      <w:r>
+        <w:t>1. Testar pesos diferentes</w:t>
+      </w:r>
+    </w:p>
+    <w:p>
+      <w:pPr>
+        <w:pStyle w:val="NormalWeb"/>
+      </w:pPr>
+      <w:r>
+        <w:t>É a primeira melhoria recomendada:</w:t>
+      </w:r>
+    </w:p>
+    <w:p>
+      <w:pPr>
+        <w:pStyle w:val="HTMLPreformatted"/>
+        <w:rPr>
+          <w:lang w:val="pt-PT"/>
+        </w:rPr>
+      </w:pPr>
       <w:r>
         <w:rPr>
           <w:rStyle w:val="HTMLCode"/>
           <w:lang w:val="pt-PT"/>
         </w:rPr>
-        <w:t xml:space="preserve"> + 0.3 * </w:t>
-      </w:r>
-      <w:proofErr w:type="spellStart"/>
+        <w:lastRenderedPageBreak/>
+        <w:t>0.8 STD + 0.2 região</w:t>
+      </w:r>
+      <w:r>
+        <w:rPr>
+          <w:lang w:val="pt-PT"/>
+        </w:rPr>
+        <w:br/>
+      </w:r>
       <w:r>
         <w:rPr>
           <w:rStyle w:val="HTMLCode"/>
           <w:lang w:val="pt-PT"/>
         </w:rPr>
-        <w:t>region_A</w:t>
-      </w:r>
-      <w:proofErr w:type="spellEnd"/>
+        <w:t>0.7 STD + 0.3 região</w:t>
+      </w:r>
       <w:r>
         <w:rPr>
           <w:lang w:val="pt-PT"/>
@@ -23825,122 +22290,191 @@
           <w:rStyle w:val="HTMLCode"/>
           <w:lang w:val="pt-PT"/>
         </w:rPr>
-        <w:t xml:space="preserve">AUV2 = 0.7 * </w:t>
-      </w:r>
-      <w:proofErr w:type="spellStart"/>
+        <w:t>0.6 STD + 0.4 região</w:t>
+      </w:r>
+    </w:p>
+    <w:p>
+      <w:pPr>
+        <w:pStyle w:val="NormalWeb"/>
+      </w:pPr>
+      <w:r>
+        <w:t xml:space="preserve">Isto permite encontrar o melhor equilíbrio entre </w:t>
+      </w:r>
+      <w:r>
+        <w:rPr>
+          <w:rStyle w:val="Strong"/>
+        </w:rPr>
+        <w:t>STD recolhido</w:t>
+      </w:r>
+      <w:r>
+        <w:t xml:space="preserve"> e </w:t>
+      </w:r>
+      <w:r>
+        <w:rPr>
+          <w:rStyle w:val="Strong"/>
+        </w:rPr>
+        <w:t>cobertura complementar dos regimes</w:t>
+      </w:r>
+      <w:r>
+        <w:t>.</w:t>
+      </w:r>
+    </w:p>
+    <w:p>
+      <w:pPr>
+        <w:pStyle w:val="Heading3"/>
+      </w:pPr>
+      <w:r>
+        <w:t>2. Adicionar boundary com peso baixo</w:t>
+      </w:r>
+      <w:r>
+        <w:t xml:space="preserve"> Não vai funcionar</w:t>
+      </w:r>
+    </w:p>
+    <w:p>
+      <w:pPr>
+        <w:pStyle w:val="NormalWeb"/>
+        <w:rPr>
+          <w:lang w:val="en-GB"/>
+        </w:rPr>
+      </w:pPr>
+      <w:r>
+        <w:rPr>
+          <w:lang w:val="en-GB"/>
+        </w:rPr>
+        <w:t>Pode-se testar:</w:t>
+      </w:r>
+    </w:p>
+    <w:p>
+      <w:pPr>
+        <w:pStyle w:val="HTMLPreformatted"/>
+      </w:pPr>
+      <w:r>
+        <w:rPr>
+          <w:rStyle w:val="HTMLCode"/>
+        </w:rPr>
+        <w:t>AUV1 = 0.6 STD + 0.3 region_A + 0.1 boundary</w:t>
+      </w:r>
+      <w:r>
+        <w:br/>
+      </w:r>
+      <w:r>
+        <w:rPr>
+          <w:rStyle w:val="HTMLCode"/>
+        </w:rPr>
+        <w:t>AUV2 = 0.6 STD + 0.3 region_B + 0.1 boundary</w:t>
+      </w:r>
+    </w:p>
+    <w:p>
+      <w:pPr>
+        <w:pStyle w:val="NormalWeb"/>
+      </w:pPr>
+      <w:r>
+        <w:t xml:space="preserve">Mas o peso do </w:t>
+      </w:r>
+      <w:r>
+        <w:rPr>
+          <w:rStyle w:val="HTMLCode"/>
+        </w:rPr>
+        <w:t>boundary</w:t>
+      </w:r>
+      <w:r>
+        <w:t xml:space="preserve"> deve ser baixo, porque se for demasiado alto os dois AUVs podem voltar a ser atraídos para a mesma zona de fronteira.</w:t>
+      </w:r>
+    </w:p>
+    <w:p>
+      <w:pPr>
+        <w:pStyle w:val="Heading3"/>
+      </w:pPr>
+      <w:r>
+        <w:t>3. Inverter os papéis</w:t>
+      </w:r>
+    </w:p>
+    <w:p>
+      <w:pPr>
+        <w:pStyle w:val="NormalWeb"/>
+      </w:pPr>
+      <w:r>
+        <w:t>Testar as duas opções:</w:t>
+      </w:r>
+    </w:p>
+    <w:p>
+      <w:pPr>
+        <w:pStyle w:val="HTMLPreformatted"/>
+        <w:rPr>
+          <w:lang w:val="pt-PT"/>
+        </w:rPr>
+      </w:pPr>
       <w:r>
         <w:rPr>
           <w:rStyle w:val="HTMLCode"/>
           <w:lang w:val="pt-PT"/>
         </w:rPr>
-        <w:t>STD_norm</w:t>
-      </w:r>
-      <w:proofErr w:type="spellEnd"/>
+        <w:t>AUV1 → region_A / AUV2 → region_B</w:t>
+      </w:r>
+      <w:r>
+        <w:rPr>
+          <w:lang w:val="pt-PT"/>
+        </w:rPr>
+        <w:br/>
+      </w:r>
       <w:r>
         <w:rPr>
           <w:rStyle w:val="HTMLCode"/>
           <w:lang w:val="pt-PT"/>
         </w:rPr>
-        <w:t xml:space="preserve"> + 0.3 * </w:t>
-      </w:r>
-      <w:proofErr w:type="spellStart"/>
+        <w:t>AUV1 → region_B / AUV2 → region_A</w:t>
+      </w:r>
+    </w:p>
+    <w:p>
+      <w:pPr>
+        <w:pStyle w:val="NormalWeb"/>
+      </w:pPr>
+      <w:r>
+        <w:t>Isto é importante porque a posição inicial, recuperação e geometria da missão podem fazer uma ordem ser melhor que a outra.</w:t>
+      </w:r>
+    </w:p>
+    <w:p>
+      <w:pPr>
+        <w:pStyle w:val="Heading3"/>
+      </w:pPr>
+      <w:r>
+        <w:t>4. Sequential planning</w:t>
+      </w:r>
+    </w:p>
+    <w:p>
+      <w:pPr>
+        <w:pStyle w:val="NormalWeb"/>
+      </w:pPr>
+      <w:r>
+        <w:t>Se o planner não suportar mapas diferentes por veículo, podes usar um wrapper:</w:t>
+      </w:r>
+    </w:p>
+    <w:p>
+      <w:pPr>
+        <w:pStyle w:val="HTMLPreformatted"/>
+        <w:rPr>
+          <w:lang w:val="pt-PT"/>
+        </w:rPr>
+      </w:pPr>
       <w:r>
         <w:rPr>
           <w:rStyle w:val="HTMLCode"/>
           <w:lang w:val="pt-PT"/>
         </w:rPr>
-        <w:t>region_B</w:t>
-      </w:r>
-      <w:proofErr w:type="spellEnd"/>
-    </w:p>
-    <w:p>
-      <w:pPr>
-        <w:pStyle w:val="NormalWeb"/>
-      </w:pPr>
-      <w:proofErr w:type="spellStart"/>
-      <w:r>
-        <w:t>region_</w:t>
-      </w:r>
-      <w:proofErr w:type="gramStart"/>
-      <w:r>
-        <w:t>A</w:t>
-      </w:r>
-      <w:proofErr w:type="spellEnd"/>
-      <w:r>
-        <w:t>[</w:t>
-      </w:r>
-      <w:proofErr w:type="gramEnd"/>
-      <w:r>
-        <w:t>y, x] = 1 se aquela célula pertence à região A</w:t>
-      </w:r>
-    </w:p>
-    <w:p>
-      <w:pPr>
-        <w:pStyle w:val="NormalWeb"/>
-      </w:pPr>
-      <w:proofErr w:type="spellStart"/>
-      <w:r>
-        <w:t>region_</w:t>
-      </w:r>
-      <w:proofErr w:type="gramStart"/>
-      <w:r>
-        <w:t>A</w:t>
-      </w:r>
-      <w:proofErr w:type="spellEnd"/>
-      <w:r>
-        <w:t>[</w:t>
-      </w:r>
-      <w:proofErr w:type="gramEnd"/>
-      <w:r>
-        <w:t>y, x] = 0 se não pertence</w:t>
-      </w:r>
-    </w:p>
-    <w:p>
-      <w:pPr>
-        <w:pStyle w:val="NormalWeb"/>
-      </w:pPr>
-      <w:r>
-        <w:t>Assim, a incerteza continua importante, mas cada veículo recebe um incentivo diferente.</w:t>
-      </w:r>
-    </w:p>
-    <w:p>
-      <w:pPr>
-        <w:pStyle w:val="Heading2"/>
-      </w:pPr>
-      <w:r>
-        <w:t>Alternativas principais</w:t>
-      </w:r>
-    </w:p>
-    <w:p>
-      <w:pPr>
-        <w:pStyle w:val="Heading3"/>
-      </w:pPr>
-      <w:r>
-        <w:t>1. Testar pesos diferentes</w:t>
-      </w:r>
-    </w:p>
-    <w:p>
-      <w:pPr>
-        <w:pStyle w:val="NormalWeb"/>
-      </w:pPr>
-      <w:r>
-        <w:t>É a primeira melhoria recomendada:</w:t>
-      </w:r>
-    </w:p>
-    <w:p>
-      <w:pPr>
-        <w:pStyle w:val="HTMLPreformatted"/>
+        <w:t>1. planear AUV1 com mapa A</w:t>
+      </w:r>
+      <w:r>
         <w:rPr>
           <w:lang w:val="pt-PT"/>
         </w:rPr>
-      </w:pPr>
+        <w:br/>
+      </w:r>
       <w:r>
         <w:rPr>
           <w:rStyle w:val="HTMLCode"/>
           <w:lang w:val="pt-PT"/>
         </w:rPr>
-        <w:lastRenderedPageBreak/>
-        <w:t>0.8 STD + 0.2 região</w:t>
+        <w:t>2. reduzir o reward perto da trajetória do AUV1</w:t>
       </w:r>
       <w:r>
         <w:rPr>
@@ -23953,7 +22487,7 @@
           <w:rStyle w:val="HTMLCode"/>
           <w:lang w:val="pt-PT"/>
         </w:rPr>
-        <w:t>0.7 STD + 0.3 região</w:t>
+        <w:t>3. planear AUV2 com mapa B</w:t>
       </w:r>
       <w:r>
         <w:rPr>
@@ -23966,7 +22500,7 @@
           <w:rStyle w:val="HTMLCode"/>
           <w:lang w:val="pt-PT"/>
         </w:rPr>
-        <w:t>0.6 STD + 0.4 região</w:t>
+        <w:t>4. combinar as trajetórias</w:t>
       </w:r>
     </w:p>
     <w:p>
@@ -23974,25 +22508,7 @@
         <w:pStyle w:val="NormalWeb"/>
       </w:pPr>
       <w:r>
-        <w:t xml:space="preserve">Isto permite encontrar o melhor equilíbrio entre </w:t>
-      </w:r>
-      <w:r>
-        <w:rPr>
-          <w:rStyle w:val="Strong"/>
-        </w:rPr>
-        <w:t>STD recolhido</w:t>
-      </w:r>
-      <w:r>
-        <w:t xml:space="preserve"> e </w:t>
-      </w:r>
-      <w:r>
-        <w:rPr>
-          <w:rStyle w:val="Strong"/>
-        </w:rPr>
-        <w:t>cobertura complementar dos regimes</w:t>
-      </w:r>
-      <w:r>
-        <w:t>.</w:t>
+        <w:t>É operacionalmente defensável, mas não é otimização conjunta real.</w:t>
       </w:r>
     </w:p>
     <w:p>
@@ -24000,145 +22516,15 @@
         <w:pStyle w:val="Heading3"/>
       </w:pPr>
       <w:r>
-        <w:t xml:space="preserve">2. Adicionar </w:t>
-      </w:r>
-      <w:proofErr w:type="spellStart"/>
-      <w:r>
-        <w:t>boundary</w:t>
-      </w:r>
-      <w:proofErr w:type="spellEnd"/>
-      <w:r>
-        <w:t xml:space="preserve"> com peso </w:t>
-      </w:r>
-      <w:proofErr w:type="gramStart"/>
-      <w:r>
-        <w:t>baixo</w:t>
-      </w:r>
-      <w:r>
-        <w:t xml:space="preserve"> Não</w:t>
-      </w:r>
-      <w:proofErr w:type="gramEnd"/>
-      <w:r>
-        <w:t xml:space="preserve"> vai funcionar</w:t>
+        <w:t>5. Constraints mínimas por regime</w:t>
       </w:r>
     </w:p>
     <w:p>
       <w:pPr>
         <w:pStyle w:val="NormalWeb"/>
-        <w:rPr>
-          <w:lang w:val="en-GB"/>
-        </w:rPr>
-      </w:pPr>
-      <w:r>
-        <w:rPr>
-          <w:lang w:val="en-GB"/>
-        </w:rPr>
-        <w:t xml:space="preserve">Pode-se </w:t>
-      </w:r>
-      <w:proofErr w:type="spellStart"/>
-      <w:r>
-        <w:rPr>
-          <w:lang w:val="en-GB"/>
-        </w:rPr>
-        <w:t>testar</w:t>
-      </w:r>
-      <w:proofErr w:type="spellEnd"/>
-      <w:r>
-        <w:rPr>
-          <w:lang w:val="en-GB"/>
-        </w:rPr>
-        <w:t>:</w:t>
-      </w:r>
-    </w:p>
-    <w:p>
-      <w:pPr>
-        <w:pStyle w:val="HTMLPreformatted"/>
-      </w:pPr>
-      <w:r>
-        <w:rPr>
-          <w:rStyle w:val="HTMLCode"/>
-        </w:rPr>
-        <w:t xml:space="preserve">AUV1 = 0.6 STD + 0.3 </w:t>
-      </w:r>
-      <w:proofErr w:type="spellStart"/>
-      <w:r>
-        <w:rPr>
-          <w:rStyle w:val="HTMLCode"/>
-        </w:rPr>
-        <w:t>region_A</w:t>
-      </w:r>
-      <w:proofErr w:type="spellEnd"/>
-      <w:r>
-        <w:rPr>
-          <w:rStyle w:val="HTMLCode"/>
-        </w:rPr>
-        <w:t xml:space="preserve"> + 0.1 boundary</w:t>
-      </w:r>
-      <w:r>
-        <w:br/>
-      </w:r>
-      <w:r>
-        <w:rPr>
-          <w:rStyle w:val="HTMLCode"/>
-        </w:rPr>
-        <w:t xml:space="preserve">AUV2 = 0.6 STD + 0.3 </w:t>
-      </w:r>
-      <w:proofErr w:type="spellStart"/>
-      <w:r>
-        <w:rPr>
-          <w:rStyle w:val="HTMLCode"/>
-        </w:rPr>
-        <w:t>region_B</w:t>
-      </w:r>
-      <w:proofErr w:type="spellEnd"/>
-      <w:r>
-        <w:rPr>
-          <w:rStyle w:val="HTMLCode"/>
-        </w:rPr>
-        <w:t xml:space="preserve"> + 0.1 boundary</w:t>
-      </w:r>
-    </w:p>
-    <w:p>
-      <w:pPr>
-        <w:pStyle w:val="NormalWeb"/>
-      </w:pPr>
-      <w:r>
-        <w:t xml:space="preserve">Mas o peso do </w:t>
-      </w:r>
-      <w:proofErr w:type="spellStart"/>
-      <w:r>
-        <w:rPr>
-          <w:rStyle w:val="HTMLCode"/>
-        </w:rPr>
-        <w:t>boundary</w:t>
-      </w:r>
-      <w:proofErr w:type="spellEnd"/>
-      <w:r>
-        <w:t xml:space="preserve"> deve ser baixo, porque se for demasiado alto os dois </w:t>
-      </w:r>
-      <w:proofErr w:type="spellStart"/>
-      <w:r>
-        <w:t>AUVs</w:t>
-      </w:r>
-      <w:proofErr w:type="spellEnd"/>
-      <w:r>
-        <w:t xml:space="preserve"> podem voltar a ser atraídos para a mesma zona de fronteira.</w:t>
-      </w:r>
-    </w:p>
-    <w:p>
-      <w:pPr>
-        <w:pStyle w:val="Heading3"/>
-      </w:pPr>
-      <w:r>
-        <w:t>3. Inverter os papéis</w:t>
-      </w:r>
-    </w:p>
-    <w:p>
-      <w:pPr>
-        <w:pStyle w:val="NormalWeb"/>
-      </w:pPr>
-      <w:r>
-        <w:t>Testar as duas opções:</w:t>
+      </w:pPr>
+      <w:r>
+        <w:t>Mais forte, mas mais difícil:</w:t>
       </w:r>
     </w:p>
     <w:p>
@@ -24153,599 +22539,168 @@
           <w:rStyle w:val="HTMLCode"/>
           <w:lang w:val="pt-PT"/>
         </w:rPr>
-        <w:t xml:space="preserve">AUV1 → </w:t>
-      </w:r>
-      <w:proofErr w:type="spellStart"/>
+        <w:t>A frota deve visitar pelo menos N pontos em region_A</w:t>
+      </w:r>
+      <w:r>
+        <w:rPr>
+          <w:lang w:val="pt-PT"/>
+        </w:rPr>
+        <w:br/>
+      </w:r>
       <w:r>
         <w:rPr>
           <w:rStyle w:val="HTMLCode"/>
           <w:lang w:val="pt-PT"/>
         </w:rPr>
-        <w:t>region_A</w:t>
-      </w:r>
-      <w:proofErr w:type="spellEnd"/>
+        <w:t>e N pontos em region_B.</w:t>
+      </w:r>
+    </w:p>
+    <w:p>
+      <w:pPr>
+        <w:pStyle w:val="NormalWeb"/>
+      </w:pPr>
+      <w:r>
+        <w:t>Ou:</w:t>
+      </w:r>
+    </w:p>
+    <w:p>
+      <w:pPr>
+        <w:pStyle w:val="HTMLPreformatted"/>
+        <w:rPr>
+          <w:lang w:val="pt-PT"/>
+        </w:rPr>
+      </w:pPr>
       <w:r>
         <w:rPr>
           <w:rStyle w:val="HTMLCode"/>
           <w:lang w:val="pt-PT"/>
         </w:rPr>
-        <w:t xml:space="preserve"> / AUV2 → </w:t>
-      </w:r>
-      <w:proofErr w:type="spellStart"/>
+        <w:t>AUV1 deve visitar region_A.</w:t>
+      </w:r>
+      <w:r>
+        <w:rPr>
+          <w:lang w:val="pt-PT"/>
+        </w:rPr>
+        <w:br/>
+      </w:r>
       <w:r>
         <w:rPr>
           <w:rStyle w:val="HTMLCode"/>
           <w:lang w:val="pt-PT"/>
         </w:rPr>
-        <w:t>region_B</w:t>
-      </w:r>
-      <w:proofErr w:type="spellEnd"/>
-      <w:r>
-        <w:rPr>
-          <w:lang w:val="pt-PT"/>
-        </w:rPr>
+        <w:t>AUV2 deve visitar region_B.</w:t>
+      </w:r>
+    </w:p>
+    <w:p>
+      <w:pPr>
+        <w:pStyle w:val="NormalWeb"/>
+      </w:pPr>
+      <w:r>
+        <w:t>Isto garante cobertura, mas pode tornar o problema menos flexível.</w:t>
+      </w:r>
+    </w:p>
+    <w:p>
+      <w:pPr>
+        <w:pStyle w:val="Heading3"/>
+      </w:pPr>
+      <w:r>
+        <w:lastRenderedPageBreak/>
+        <w:t>6. Post-solver selection</w:t>
+      </w:r>
+    </w:p>
+    <w:p>
+      <w:pPr>
+        <w:pStyle w:val="NormalWeb"/>
+      </w:pPr>
+      <w:r>
+        <w:t>Gerar várias trajetórias candidatas e escolher o melhor par com uma função externa:</w:t>
+      </w:r>
+    </w:p>
+    <w:p>
+      <w:pPr>
+        <w:pStyle w:val="HTMLPreformatted"/>
+      </w:pPr>
+      <w:r>
+        <w:rPr>
+          <w:rStyle w:val="HTMLCode"/>
+        </w:rPr>
+        <w:t>score_pair =</w:t>
+      </w:r>
+      <w:r>
         <w:br/>
       </w:r>
       <w:r>
         <w:rPr>
           <w:rStyle w:val="HTMLCode"/>
-          <w:lang w:val="pt-PT"/>
-        </w:rPr>
-        <w:t xml:space="preserve">AUV1 → </w:t>
-      </w:r>
-      <w:proofErr w:type="spellStart"/>
+        </w:rPr>
+        <w:t xml:space="preserve">    STD_total</w:t>
+      </w:r>
+      <w:r>
+        <w:br/>
+      </w:r>
       <w:r>
         <w:rPr>
           <w:rStyle w:val="HTMLCode"/>
-          <w:lang w:val="pt-PT"/>
-        </w:rPr>
-        <w:t>region_B</w:t>
-      </w:r>
-      <w:proofErr w:type="spellEnd"/>
+        </w:rPr>
+        <w:t xml:space="preserve">  + region_A_coverage</w:t>
+      </w:r>
+      <w:r>
+        <w:br/>
+      </w:r>
       <w:r>
         <w:rPr>
           <w:rStyle w:val="HTMLCode"/>
-          <w:lang w:val="pt-PT"/>
-        </w:rPr>
-        <w:t xml:space="preserve"> / AUV2 → </w:t>
-      </w:r>
-      <w:proofErr w:type="spellStart"/>
+        </w:rPr>
+        <w:t xml:space="preserve">  + region_B_coverage</w:t>
+      </w:r>
+      <w:r>
+        <w:br/>
+      </w:r>
       <w:r>
         <w:rPr>
           <w:rStyle w:val="HTMLCode"/>
-          <w:lang w:val="pt-PT"/>
-        </w:rPr>
-        <w:t>region_A</w:t>
-      </w:r>
-      <w:proofErr w:type="spellEnd"/>
+        </w:rPr>
+        <w:t xml:space="preserve">  + regime_balance</w:t>
+      </w:r>
+      <w:r>
+        <w:br/>
+      </w:r>
+      <w:r>
+        <w:rPr>
+          <w:rStyle w:val="HTMLCode"/>
+        </w:rPr>
+        <w:t xml:space="preserve">  - overlap</w:t>
+      </w:r>
+      <w:r>
+        <w:br/>
+      </w:r>
+      <w:r>
+        <w:rPr>
+          <w:rStyle w:val="HTMLCode"/>
+        </w:rPr>
+        <w:t xml:space="preserve">  - operational_cost</w:t>
+      </w:r>
     </w:p>
     <w:p>
       <w:pPr>
         <w:pStyle w:val="NormalWeb"/>
       </w:pPr>
       <w:r>
-        <w:t>Isto é importante porque a posição inicial, recuperação e geometria da missão podem fazer uma ordem ser melhor que a outra.</w:t>
-      </w:r>
-    </w:p>
-    <w:p>
-      <w:pPr>
-        <w:pStyle w:val="Heading3"/>
-      </w:pPr>
-      <w:r>
-        <w:t xml:space="preserve">4. </w:t>
-      </w:r>
-      <w:proofErr w:type="spellStart"/>
-      <w:r>
-        <w:t>Sequential</w:t>
-      </w:r>
-      <w:proofErr w:type="spellEnd"/>
-      <w:r>
-        <w:t xml:space="preserve"> </w:t>
-      </w:r>
-      <w:proofErr w:type="spellStart"/>
-      <w:r>
-        <w:t>planning</w:t>
-      </w:r>
-      <w:proofErr w:type="spellEnd"/>
-    </w:p>
-    <w:p>
-      <w:pPr>
-        <w:pStyle w:val="NormalWeb"/>
-      </w:pPr>
-      <w:r>
-        <w:t xml:space="preserve">Se o </w:t>
-      </w:r>
-      <w:proofErr w:type="spellStart"/>
-      <w:r>
-        <w:t>planner</w:t>
-      </w:r>
-      <w:proofErr w:type="spellEnd"/>
-      <w:r>
-        <w:t xml:space="preserve"> não suportar mapas diferentes por veículo, podes usar um </w:t>
-      </w:r>
-      <w:proofErr w:type="spellStart"/>
-      <w:r>
-        <w:t>wrapper</w:t>
-      </w:r>
-      <w:proofErr w:type="spellEnd"/>
-      <w:r>
-        <w:t>:</w:t>
-      </w:r>
-    </w:p>
-    <w:p>
-      <w:pPr>
-        <w:pStyle w:val="HTMLPreformatted"/>
-        <w:rPr>
-          <w:lang w:val="pt-PT"/>
-        </w:rPr>
-      </w:pPr>
-      <w:r>
-        <w:rPr>
-          <w:rStyle w:val="HTMLCode"/>
-          <w:lang w:val="pt-PT"/>
-        </w:rPr>
-        <w:t>1. planear AUV1 com mapa A</w:t>
-      </w:r>
-      <w:r>
-        <w:rPr>
-          <w:lang w:val="pt-PT"/>
-        </w:rPr>
-        <w:br/>
-      </w:r>
-      <w:r>
-        <w:rPr>
-          <w:rStyle w:val="HTMLCode"/>
-          <w:lang w:val="pt-PT"/>
-        </w:rPr>
-        <w:t xml:space="preserve">2. reduzir o </w:t>
-      </w:r>
-      <w:proofErr w:type="spellStart"/>
-      <w:r>
-        <w:rPr>
-          <w:rStyle w:val="HTMLCode"/>
-          <w:lang w:val="pt-PT"/>
-        </w:rPr>
-        <w:t>reward</w:t>
-      </w:r>
-      <w:proofErr w:type="spellEnd"/>
-      <w:r>
-        <w:rPr>
-          <w:rStyle w:val="HTMLCode"/>
-          <w:lang w:val="pt-PT"/>
-        </w:rPr>
-        <w:t xml:space="preserve"> perto da trajetória do AUV1</w:t>
-      </w:r>
-      <w:r>
-        <w:rPr>
-          <w:lang w:val="pt-PT"/>
-        </w:rPr>
-        <w:br/>
-      </w:r>
-      <w:r>
-        <w:rPr>
-          <w:rStyle w:val="HTMLCode"/>
-          <w:lang w:val="pt-PT"/>
-        </w:rPr>
-        <w:t>3. planear AUV2 com mapa B</w:t>
-      </w:r>
-      <w:r>
-        <w:rPr>
-          <w:lang w:val="pt-PT"/>
-        </w:rPr>
-        <w:br/>
-      </w:r>
-      <w:r>
-        <w:rPr>
-          <w:rStyle w:val="HTMLCode"/>
-          <w:lang w:val="pt-PT"/>
-        </w:rPr>
-        <w:t>4. combinar as trajetórias</w:t>
-      </w:r>
-    </w:p>
-    <w:p>
-      <w:pPr>
-        <w:pStyle w:val="NormalWeb"/>
-      </w:pPr>
-      <w:r>
-        <w:t>É operacionalmente defensável, mas não é otimização conjunta real.</w:t>
-      </w:r>
-    </w:p>
-    <w:p>
-      <w:pPr>
-        <w:pStyle w:val="Heading3"/>
-      </w:pPr>
-      <w:r>
-        <w:t xml:space="preserve">5. </w:t>
-      </w:r>
-      <w:proofErr w:type="spellStart"/>
-      <w:r>
-        <w:t>Constraints</w:t>
-      </w:r>
-      <w:proofErr w:type="spellEnd"/>
-      <w:r>
-        <w:t xml:space="preserve"> mínimas por regime</w:t>
-      </w:r>
-    </w:p>
-    <w:p>
-      <w:pPr>
-        <w:pStyle w:val="NormalWeb"/>
-      </w:pPr>
-      <w:r>
-        <w:t>Mais forte, mas mais difícil:</w:t>
-      </w:r>
-    </w:p>
-    <w:p>
-      <w:pPr>
-        <w:pStyle w:val="HTMLPreformatted"/>
-        <w:rPr>
-          <w:lang w:val="pt-PT"/>
-        </w:rPr>
-      </w:pPr>
-      <w:r>
-        <w:rPr>
-          <w:rStyle w:val="HTMLCode"/>
-          <w:lang w:val="pt-PT"/>
-        </w:rPr>
-        <w:t xml:space="preserve">A frota deve visitar pelo menos N pontos em </w:t>
-      </w:r>
-      <w:proofErr w:type="spellStart"/>
-      <w:r>
-        <w:rPr>
-          <w:rStyle w:val="HTMLCode"/>
-          <w:lang w:val="pt-PT"/>
-        </w:rPr>
-        <w:t>region_A</w:t>
-      </w:r>
-      <w:proofErr w:type="spellEnd"/>
-      <w:r>
-        <w:rPr>
-          <w:lang w:val="pt-PT"/>
-        </w:rPr>
-        <w:br/>
-      </w:r>
-      <w:r>
-        <w:rPr>
-          <w:rStyle w:val="HTMLCode"/>
-          <w:lang w:val="pt-PT"/>
-        </w:rPr>
-        <w:t xml:space="preserve">e N pontos em </w:t>
-      </w:r>
-      <w:proofErr w:type="spellStart"/>
-      <w:r>
-        <w:rPr>
-          <w:rStyle w:val="HTMLCode"/>
-          <w:lang w:val="pt-PT"/>
-        </w:rPr>
-        <w:t>region_B</w:t>
-      </w:r>
-      <w:proofErr w:type="spellEnd"/>
-      <w:r>
-        <w:rPr>
-          <w:rStyle w:val="HTMLCode"/>
-          <w:lang w:val="pt-PT"/>
-        </w:rPr>
-        <w:t>.</w:t>
-      </w:r>
-    </w:p>
-    <w:p>
-      <w:pPr>
-        <w:pStyle w:val="NormalWeb"/>
-      </w:pPr>
-      <w:r>
-        <w:t>Ou:</w:t>
-      </w:r>
-    </w:p>
-    <w:p>
-      <w:pPr>
-        <w:pStyle w:val="HTMLPreformatted"/>
-        <w:rPr>
-          <w:lang w:val="pt-PT"/>
-        </w:rPr>
-      </w:pPr>
-      <w:r>
-        <w:rPr>
-          <w:rStyle w:val="HTMLCode"/>
-          <w:lang w:val="pt-PT"/>
-        </w:rPr>
-        <w:t xml:space="preserve">AUV1 deve visitar </w:t>
-      </w:r>
-      <w:proofErr w:type="spellStart"/>
-      <w:r>
-        <w:rPr>
-          <w:rStyle w:val="HTMLCode"/>
-          <w:lang w:val="pt-PT"/>
-        </w:rPr>
-        <w:t>region_A</w:t>
-      </w:r>
-      <w:proofErr w:type="spellEnd"/>
-      <w:r>
-        <w:rPr>
-          <w:rStyle w:val="HTMLCode"/>
-          <w:lang w:val="pt-PT"/>
-        </w:rPr>
-        <w:t>.</w:t>
-      </w:r>
-      <w:r>
-        <w:rPr>
-          <w:lang w:val="pt-PT"/>
-        </w:rPr>
-        <w:br/>
-      </w:r>
-      <w:r>
-        <w:rPr>
-          <w:rStyle w:val="HTMLCode"/>
-          <w:lang w:val="pt-PT"/>
-        </w:rPr>
-        <w:t xml:space="preserve">AUV2 deve visitar </w:t>
-      </w:r>
-      <w:proofErr w:type="spellStart"/>
-      <w:r>
-        <w:rPr>
-          <w:rStyle w:val="HTMLCode"/>
-          <w:lang w:val="pt-PT"/>
-        </w:rPr>
-        <w:t>region_B</w:t>
-      </w:r>
-      <w:proofErr w:type="spellEnd"/>
-      <w:r>
-        <w:rPr>
-          <w:rStyle w:val="HTMLCode"/>
-          <w:lang w:val="pt-PT"/>
-        </w:rPr>
-        <w:t>.</w:t>
-      </w:r>
-    </w:p>
-    <w:p>
-      <w:pPr>
-        <w:pStyle w:val="NormalWeb"/>
-      </w:pPr>
-      <w:r>
-        <w:t>Isto garante cobertura, mas pode tornar o problema menos flexível.</w:t>
-      </w:r>
-    </w:p>
-    <w:p>
-      <w:pPr>
-        <w:pStyle w:val="Heading3"/>
-      </w:pPr>
-      <w:r>
-        <w:lastRenderedPageBreak/>
-        <w:t xml:space="preserve">6. </w:t>
-      </w:r>
-      <w:proofErr w:type="spellStart"/>
-      <w:r>
-        <w:t>Post</w:t>
-      </w:r>
-      <w:proofErr w:type="spellEnd"/>
-      <w:r>
-        <w:t xml:space="preserve">-solver </w:t>
-      </w:r>
-      <w:proofErr w:type="spellStart"/>
-      <w:r>
-        <w:t>selection</w:t>
-      </w:r>
-      <w:proofErr w:type="spellEnd"/>
-    </w:p>
-    <w:p>
-      <w:pPr>
-        <w:pStyle w:val="NormalWeb"/>
-      </w:pPr>
-      <w:r>
-        <w:t>Gerar várias trajetórias candidatas e escolher o melhor par com uma função externa:</w:t>
-      </w:r>
-    </w:p>
-    <w:p>
-      <w:pPr>
-        <w:pStyle w:val="HTMLPreformatted"/>
-      </w:pPr>
-      <w:proofErr w:type="spellStart"/>
-      <w:r>
-        <w:rPr>
-          <w:rStyle w:val="HTMLCode"/>
-        </w:rPr>
-        <w:t>score_pair</w:t>
-      </w:r>
-      <w:proofErr w:type="spellEnd"/>
-      <w:r>
-        <w:rPr>
-          <w:rStyle w:val="HTMLCode"/>
-        </w:rPr>
-        <w:t xml:space="preserve"> =</w:t>
-      </w:r>
-      <w:r>
-        <w:br/>
-      </w:r>
-      <w:r>
-        <w:rPr>
-          <w:rStyle w:val="HTMLCode"/>
-        </w:rPr>
-        <w:t xml:space="preserve">    </w:t>
-      </w:r>
-      <w:proofErr w:type="spellStart"/>
-      <w:r>
-        <w:rPr>
-          <w:rStyle w:val="HTMLCode"/>
-        </w:rPr>
-        <w:t>STD_total</w:t>
-      </w:r>
-      <w:proofErr w:type="spellEnd"/>
-      <w:r>
-        <w:br/>
-      </w:r>
-      <w:r>
-        <w:rPr>
-          <w:rStyle w:val="HTMLCode"/>
-        </w:rPr>
-        <w:t xml:space="preserve">  + </w:t>
-      </w:r>
-      <w:proofErr w:type="spellStart"/>
-      <w:r>
-        <w:rPr>
-          <w:rStyle w:val="HTMLCode"/>
-        </w:rPr>
-        <w:t>region_A_coverage</w:t>
-      </w:r>
-      <w:proofErr w:type="spellEnd"/>
-      <w:r>
-        <w:br/>
-      </w:r>
-      <w:r>
-        <w:rPr>
-          <w:rStyle w:val="HTMLCode"/>
-        </w:rPr>
-        <w:t xml:space="preserve">  + </w:t>
-      </w:r>
-      <w:proofErr w:type="spellStart"/>
-      <w:r>
-        <w:rPr>
-          <w:rStyle w:val="HTMLCode"/>
-        </w:rPr>
-        <w:t>region_B_coverage</w:t>
-      </w:r>
-      <w:proofErr w:type="spellEnd"/>
-      <w:r>
-        <w:br/>
-      </w:r>
-      <w:r>
-        <w:rPr>
-          <w:rStyle w:val="HTMLCode"/>
-        </w:rPr>
-        <w:t xml:space="preserve">  + </w:t>
-      </w:r>
-      <w:proofErr w:type="spellStart"/>
-      <w:r>
-        <w:rPr>
-          <w:rStyle w:val="HTMLCode"/>
-        </w:rPr>
-        <w:t>regime_balance</w:t>
-      </w:r>
-      <w:proofErr w:type="spellEnd"/>
-      <w:r>
-        <w:br/>
-      </w:r>
-      <w:r>
-        <w:rPr>
-          <w:rStyle w:val="HTMLCode"/>
-        </w:rPr>
-        <w:t xml:space="preserve">  - overlap</w:t>
-      </w:r>
-      <w:r>
-        <w:br/>
-      </w:r>
-      <w:r>
-        <w:rPr>
-          <w:rStyle w:val="HTMLCode"/>
-        </w:rPr>
-        <w:t xml:space="preserve">  - </w:t>
-      </w:r>
-      <w:proofErr w:type="spellStart"/>
-      <w:r>
-        <w:rPr>
-          <w:rStyle w:val="HTMLCode"/>
-        </w:rPr>
-        <w:t>operational_cost</w:t>
-      </w:r>
-      <w:proofErr w:type="spellEnd"/>
-    </w:p>
-    <w:p>
-      <w:pPr>
-        <w:pStyle w:val="NormalWeb"/>
-      </w:pPr>
-      <w:r>
-        <w:t xml:space="preserve">É útil para diagnóstico, mas é mais fraco como solução final do que integrar </w:t>
-      </w:r>
-      <w:proofErr w:type="spellStart"/>
-      <w:r>
-        <w:t>vehicle-specific</w:t>
-      </w:r>
-      <w:proofErr w:type="spellEnd"/>
-      <w:r>
-        <w:t xml:space="preserve"> </w:t>
-      </w:r>
-      <w:proofErr w:type="spellStart"/>
-      <w:r>
-        <w:t>maps</w:t>
-      </w:r>
-      <w:proofErr w:type="spellEnd"/>
-      <w:r>
-        <w:t xml:space="preserve"> diretamente no </w:t>
-      </w:r>
-      <w:proofErr w:type="spellStart"/>
-      <w:r>
-        <w:t>planner</w:t>
-      </w:r>
-      <w:proofErr w:type="spellEnd"/>
-      <w:r>
-        <w:t>.</w:t>
+        <w:t>É útil para diagnóstico, mas é mais fraco como solução final do que integrar vehicle-specific maps diretamente no planner.</w:t>
       </w:r>
     </w:p>
     <w:p/>
     <w:p/>
     <w:p>
       <w:r>
-        <w:t xml:space="preserve">Com single AUV, tenho </w:t>
-      </w:r>
-      <w:proofErr w:type="gramStart"/>
-      <w:r>
-        <w:t>que</w:t>
-      </w:r>
-      <w:proofErr w:type="gramEnd"/>
-      <w:r>
-        <w:t xml:space="preserve"> arranjar uma forma de que ele cruze os dois regimes diferentes, </w:t>
-      </w:r>
-      <w:proofErr w:type="spellStart"/>
-      <w:r>
-        <w:t>tetse</w:t>
-      </w:r>
-      <w:proofErr w:type="spellEnd"/>
-      <w:r>
-        <w:t xml:space="preserve"> com 6h e 12h. Talvez para um </w:t>
-      </w:r>
-      <w:proofErr w:type="spellStart"/>
-      <w:r>
-        <w:t>path</w:t>
-      </w:r>
-      <w:proofErr w:type="spellEnd"/>
-      <w:r>
-        <w:t xml:space="preserve"> mais longo como 20h ou mais ele consiga explorar bem os regimes diferentes.</w:t>
+        <w:t>Com single AUV, tenho que arranjar uma forma de que ele cruze os dois regimes diferentes, tetse com 6h e 12h. Talvez para um path mais longo como 20h ou mais ele consiga explorar bem os regimes diferentes.</w:t>
       </w:r>
       <w:r>
         <w:br/>
       </w:r>
       <w:r>
         <w:br/>
-        <w:t xml:space="preserve">Com </w:t>
-      </w:r>
-      <w:proofErr w:type="spellStart"/>
-      <w:r>
-        <w:t>Multi</w:t>
-      </w:r>
-      <w:proofErr w:type="spellEnd"/>
-      <w:r>
-        <w:t xml:space="preserve"> AUV, os resultados foram melhores, mas em alguns existe um pequeno </w:t>
-      </w:r>
-      <w:proofErr w:type="spellStart"/>
-      <w:r>
-        <w:t>overlap</w:t>
-      </w:r>
-      <w:proofErr w:type="spellEnd"/>
-      <w:r>
-        <w:t xml:space="preserve"> entre </w:t>
-      </w:r>
-      <w:proofErr w:type="spellStart"/>
-      <w:r>
-        <w:t>trajetorias</w:t>
-      </w:r>
-      <w:proofErr w:type="spellEnd"/>
-      <w:r>
-        <w:t xml:space="preserve">. Talvez colocar uma penalização se os </w:t>
-      </w:r>
-      <w:proofErr w:type="spellStart"/>
-      <w:r>
-        <w:t>path</w:t>
-      </w:r>
-      <w:proofErr w:type="spellEnd"/>
-      <w:r>
-        <w:t xml:space="preserve"> do AUV1 e AUV2 ficarem próximos um do outro.</w:t>
+        <w:t>Com Multi AUV, os resultados foram melhores, mas em alguns existe um pequeno overlap entre trajetorias. Talvez colocar uma penalização se os path do AUV1 e AUV2 ficarem próximos um do outro.</w:t>
       </w:r>
     </w:p>
     <w:p/>
@@ -24767,35 +22722,7 @@
         <w:rPr>
           <w:highlight w:val="yellow"/>
         </w:rPr>
-        <w:t xml:space="preserve">penalização nativa no </w:t>
-      </w:r>
-      <w:proofErr w:type="spellStart"/>
-      <w:r>
-        <w:rPr>
-          <w:highlight w:val="yellow"/>
-        </w:rPr>
-        <w:t>objective</w:t>
-      </w:r>
-      <w:proofErr w:type="spellEnd"/>
-      <w:r>
-        <w:rPr>
-          <w:highlight w:val="yellow"/>
-        </w:rPr>
-        <w:t xml:space="preserve"> </w:t>
-      </w:r>
-      <w:proofErr w:type="spellStart"/>
-      <w:r>
-        <w:rPr>
-          <w:highlight w:val="yellow"/>
-        </w:rPr>
-        <w:t>multi-AUV</w:t>
-      </w:r>
-      <w:proofErr w:type="spellEnd"/>
-      <w:r>
-        <w:rPr>
-          <w:highlight w:val="yellow"/>
-        </w:rPr>
-        <w:t xml:space="preserve"> = não</w:t>
+        <w:t>penalização nativa no objective multi-AUV = não</w:t>
       </w:r>
     </w:p>
     <w:p/>
@@ -24814,30 +22741,12 @@
       </w:r>
       <w:r>
         <w:br/>
-        <w:t xml:space="preserve">Testar valores extremos de peso para os </w:t>
-      </w:r>
-      <w:proofErr w:type="spellStart"/>
-      <w:r>
-        <w:t>descriptors</w:t>
-      </w:r>
-      <w:proofErr w:type="spellEnd"/>
-    </w:p>
-    <w:p>
-      <w:proofErr w:type="spellStart"/>
-      <w:r>
-        <w:t>Mission</w:t>
-      </w:r>
-      <w:proofErr w:type="spellEnd"/>
-      <w:r>
-        <w:t xml:space="preserve"> </w:t>
-      </w:r>
-      <w:proofErr w:type="spellStart"/>
-      <w:r>
-        <w:t>duration</w:t>
-      </w:r>
-      <w:proofErr w:type="spellEnd"/>
-      <w:r>
-        <w:t>: 12, 24, 48</w:t>
+        <w:t>Testar valores extremos de peso para os descriptors</w:t>
+      </w:r>
+    </w:p>
+    <w:p>
+      <w:r>
+        <w:t>Mission duration: 12, 24, 48</w:t>
       </w:r>
     </w:p>
     <w:p/>
@@ -24859,24 +22768,14 @@
     </w:p>
     <w:p>
       <w:r>
-        <w:t xml:space="preserve">Justificação na escolha dos </w:t>
-      </w:r>
-      <w:proofErr w:type="spellStart"/>
-      <w:r>
-        <w:t>descriptors</w:t>
-      </w:r>
-      <w:proofErr w:type="spellEnd"/>
+        <w:t>Justificação na escolha dos descriptors</w:t>
+      </w:r>
     </w:p>
     <w:p>
       <w:r>
         <w:lastRenderedPageBreak/>
-        <w:t xml:space="preserve">Confirmar o tempo de </w:t>
-      </w:r>
-      <w:proofErr w:type="spellStart"/>
-      <w:r>
-        <w:t>run</w:t>
-      </w:r>
-      <w:proofErr w:type="spellEnd"/>
+        <w:t>Confirmar o tempo de run</w:t>
+      </w:r>
     </w:p>
     <w:p>
       <w:r>
@@ -24904,85 +22803,19 @@
           <w:b/>
           <w:bCs/>
         </w:rPr>
-        <w:t xml:space="preserve">. IEEE </w:t>
-      </w:r>
-      <w:proofErr w:type="spellStart"/>
-      <w:r>
-        <w:rPr>
-          <w:b/>
-          <w:bCs/>
-        </w:rPr>
-        <w:t>Underwater</w:t>
-      </w:r>
-      <w:proofErr w:type="spellEnd"/>
-      <w:r>
-        <w:rPr>
-          <w:b/>
-          <w:bCs/>
-        </w:rPr>
-        <w:t xml:space="preserve"> </w:t>
-      </w:r>
-      <w:proofErr w:type="spellStart"/>
-      <w:r>
-        <w:rPr>
-          <w:b/>
-          <w:bCs/>
-        </w:rPr>
-        <w:t>Technology</w:t>
-      </w:r>
-      <w:proofErr w:type="spellEnd"/>
-      <w:r>
-        <w:rPr>
-          <w:b/>
-          <w:bCs/>
-        </w:rPr>
-        <w:t xml:space="preserve"> 2027</w:t>
+        <w:t>. IEEE Underwater Technology 2027</w:t>
       </w:r>
       <w:r>
         <w:br/>
         <w:t xml:space="preserve">É a mais alinhada com a tua tese no lado </w:t>
       </w:r>
-      <w:proofErr w:type="spellStart"/>
-      <w:r>
-        <w:rPr>
-          <w:b/>
-          <w:bCs/>
-        </w:rPr>
-        <w:t>underwater</w:t>
-      </w:r>
-      <w:proofErr w:type="spellEnd"/>
-      <w:r>
-        <w:rPr>
-          <w:b/>
-          <w:bCs/>
-        </w:rPr>
-        <w:t>/AUV/</w:t>
-      </w:r>
-      <w:proofErr w:type="spellStart"/>
-      <w:r>
-        <w:rPr>
-          <w:b/>
-          <w:bCs/>
-        </w:rPr>
-        <w:t>ocean</w:t>
-      </w:r>
-      <w:proofErr w:type="spellEnd"/>
-      <w:r>
-        <w:rPr>
-          <w:b/>
-          <w:bCs/>
-        </w:rPr>
-        <w:t xml:space="preserve"> </w:t>
-      </w:r>
-      <w:proofErr w:type="spellStart"/>
-      <w:r>
-        <w:rPr>
-          <w:b/>
-          <w:bCs/>
-        </w:rPr>
-        <w:t>technology</w:t>
-      </w:r>
-      <w:proofErr w:type="spellEnd"/>
+      <w:r>
+        <w:rPr>
+          <w:b/>
+          <w:bCs/>
+        </w:rPr>
+        <w:t>underwater/AUV/ocean technology</w:t>
+      </w:r>
       <w:r>
         <w:t xml:space="preserve">. Prazo confortável: </w:t>
       </w:r>
@@ -25003,490 +22836,272 @@
           <w:b/>
           <w:bCs/>
         </w:rPr>
-        <w:t xml:space="preserve">2. </w:t>
-      </w:r>
-      <w:proofErr w:type="spellStart"/>
-      <w:r>
-        <w:rPr>
-          <w:b/>
-          <w:bCs/>
-        </w:rPr>
-        <w:t>ECoR</w:t>
-      </w:r>
-      <w:proofErr w:type="spellEnd"/>
-      <w:r>
-        <w:rPr>
-          <w:b/>
-          <w:bCs/>
-        </w:rPr>
-        <w:t xml:space="preserve"> 2026</w:t>
+        <w:t>2. ECoR 2026</w:t>
       </w:r>
       <w:r>
         <w:br/>
         <w:t xml:space="preserve">Muito boa porque aceita </w:t>
       </w:r>
-      <w:proofErr w:type="spellStart"/>
-      <w:r>
-        <w:rPr>
-          <w:b/>
-          <w:bCs/>
-        </w:rPr>
-        <w:t>abstract</w:t>
-      </w:r>
-      <w:proofErr w:type="spellEnd"/>
-      <w:r>
-        <w:rPr>
-          <w:b/>
-          <w:bCs/>
-        </w:rPr>
-        <w:t xml:space="preserve"> ou </w:t>
-      </w:r>
-      <w:proofErr w:type="spellStart"/>
-      <w:r>
-        <w:rPr>
-          <w:b/>
-          <w:bCs/>
-        </w:rPr>
-        <w:t>full</w:t>
-      </w:r>
-      <w:proofErr w:type="spellEnd"/>
-      <w:r>
-        <w:rPr>
-          <w:b/>
-          <w:bCs/>
-        </w:rPr>
+      <w:r>
+        <w:rPr>
+          <w:b/>
+          <w:bCs/>
+        </w:rPr>
+        <w:t>abstract ou full paper</w:t>
+      </w:r>
+      <w:r>
+        <w:t xml:space="preserve"> e tem AUVs/path planning explicitamente no scope. Prazo: </w:t>
+      </w:r>
+      <w:r>
+        <w:rPr>
+          <w:b/>
+          <w:bCs/>
+        </w:rPr>
+        <w:t>10 julho 2026</w:t>
+      </w:r>
+      <w:r>
+        <w:t>.</w:t>
+      </w:r>
+    </w:p>
+    <w:p>
+      <w:r>
+        <w:rPr>
+          <w:b/>
+          <w:bCs/>
+        </w:rPr>
+        <w:t>3. ROBOT2026</w:t>
+      </w:r>
+      <w:r>
+        <w:br/>
+        <w:t xml:space="preserve">Boa se quiseres uma submissão mais robótica, com foco no planner, otimização de trajetórias e autonomia. Prazo: </w:t>
+      </w:r>
+      <w:r>
+        <w:rPr>
+          <w:b/>
+          <w:bCs/>
+        </w:rPr>
+        <w:t>23 junho 2026</w:t>
+      </w:r>
+      <w:r>
+        <w:t>.</w:t>
+      </w:r>
+    </w:p>
+    <w:p>
+      <w:r>
+        <w:rPr>
+          <w:b/>
+          <w:bCs/>
+        </w:rPr>
+        <w:t>4. IOCMSE 2026</w:t>
+      </w:r>
+      <w:r>
+        <w:br/>
+        <w:t xml:space="preserve">Boa opção de segurança para apresentar a parte de ocean modelling, uncertainty maps e adaptive sampling. Prazo: </w:t>
+      </w:r>
+      <w:r>
+        <w:rPr>
+          <w:b/>
+          <w:bCs/>
+        </w:rPr>
+        <w:t>10 julho 2026</w:t>
+      </w:r>
+      <w:r>
+        <w:t>.</w:t>
+      </w:r>
+    </w:p>
+    <w:p>
+      <w:r>
+        <w:rPr>
+          <w:b/>
+          <w:bCs/>
+        </w:rPr>
+        <w:t>5. Sea Tech Week 2026</w:t>
+      </w:r>
+      <w:r>
+        <w:br/>
+        <w:t xml:space="preserve">Boa para visibilidade e networking, mas eu não venderia aos orientadores como “paper científico”. </w:t>
+      </w:r>
+      <w:r>
+        <w:t xml:space="preserve">Prazo: </w:t>
+      </w:r>
+      <w:r>
+        <w:rPr>
+          <w:b/>
+          <w:bCs/>
+        </w:rPr>
+        <w:t>30 junho 2026</w:t>
+      </w:r>
+      <w:r>
+        <w:t>.</w:t>
+      </w:r>
+    </w:p>
+    <w:p>
+      <w:r>
+        <w:rPr>
+          <w:lang w:val="en-GB"/>
+        </w:rPr>
+        <w:t></w:t>
+      </w:r>
+      <w:r>
+        <w:t xml:space="preserve">  </w:t>
+      </w:r>
+      <w:r>
+        <w:rPr>
+          <w:b/>
+          <w:bCs/>
+        </w:rPr>
+        <w:t>IEEE Underwater Technology 2027</w:t>
+      </w:r>
+      <w:r>
         <w:t xml:space="preserve"> </w:t>
       </w:r>
-      <w:proofErr w:type="spellStart"/>
-      <w:r>
-        <w:rPr>
-          <w:b/>
-          <w:bCs/>
-        </w:rPr>
-        <w:t>paper</w:t>
-      </w:r>
-      <w:proofErr w:type="spellEnd"/>
-      <w:r>
-        <w:t xml:space="preserve"> e tem </w:t>
-      </w:r>
-      <w:proofErr w:type="spellStart"/>
-      <w:r>
-        <w:t>AUVs</w:t>
-      </w:r>
-      <w:proofErr w:type="spellEnd"/>
-      <w:r>
-        <w:t>/</w:t>
-      </w:r>
-      <w:proofErr w:type="spellStart"/>
-      <w:r>
-        <w:t>path</w:t>
-      </w:r>
-      <w:proofErr w:type="spellEnd"/>
+    </w:p>
+    <w:p>
+      <w:r>
+        <w:rPr>
+          <w:lang w:val="en-GB"/>
+        </w:rPr>
+        <w:t></w:t>
+      </w:r>
+      <w:r>
+        <w:t xml:space="preserve">  </w:t>
+      </w:r>
+      <w:r>
+        <w:rPr>
+          <w:b/>
+          <w:bCs/>
+        </w:rPr>
+        <w:t>OCEANS 2027 Aberdeen</w:t>
+      </w:r>
       <w:r>
         <w:t xml:space="preserve"> </w:t>
       </w:r>
-      <w:proofErr w:type="spellStart"/>
-      <w:r>
-        <w:t>planning</w:t>
-      </w:r>
-      <w:proofErr w:type="spellEnd"/>
-      <w:r>
-        <w:t xml:space="preserve"> explicitamente no scope. Prazo: </w:t>
-      </w:r>
-      <w:r>
-        <w:rPr>
-          <w:b/>
-          <w:bCs/>
-        </w:rPr>
-        <w:t>10 julho 2026</w:t>
-      </w:r>
-      <w:r>
-        <w:t>.</w:t>
-      </w:r>
-    </w:p>
-    <w:p>
-      <w:r>
-        <w:rPr>
-          <w:b/>
-          <w:bCs/>
-        </w:rPr>
-        <w:t>3. ROBOT2026</w:t>
-      </w:r>
-      <w:r>
-        <w:br/>
-        <w:t xml:space="preserve">Boa se quiseres uma submissão mais robótica, com foco no </w:t>
-      </w:r>
-      <w:proofErr w:type="spellStart"/>
-      <w:r>
-        <w:t>planner</w:t>
-      </w:r>
-      <w:proofErr w:type="spellEnd"/>
-      <w:r>
-        <w:t xml:space="preserve">, otimização de trajetórias e autonomia. Prazo: </w:t>
-      </w:r>
-      <w:r>
-        <w:rPr>
-          <w:b/>
-          <w:bCs/>
-        </w:rPr>
-        <w:t>23 junho 2026</w:t>
-      </w:r>
-      <w:r>
-        <w:t>.</w:t>
-      </w:r>
-    </w:p>
-    <w:p>
-      <w:r>
-        <w:rPr>
-          <w:b/>
-          <w:bCs/>
-        </w:rPr>
-        <w:t>4. IOCMSE 2026</w:t>
-      </w:r>
-      <w:r>
-        <w:br/>
-        <w:t xml:space="preserve">Boa opção de segurança para apresentar a parte de </w:t>
-      </w:r>
-      <w:proofErr w:type="spellStart"/>
-      <w:r>
-        <w:t>ocean</w:t>
-      </w:r>
-      <w:proofErr w:type="spellEnd"/>
+    </w:p>
+    <w:p>
+      <w:r>
+        <w:rPr>
+          <w:lang w:val="en-GB"/>
+        </w:rPr>
+        <w:t></w:t>
+      </w:r>
+      <w:r>
+        <w:t xml:space="preserve">  </w:t>
+      </w:r>
+      <w:r>
+        <w:rPr>
+          <w:b/>
+          <w:bCs/>
+        </w:rPr>
+        <w:t>ECoR 2026</w:t>
+      </w:r>
       <w:r>
         <w:t xml:space="preserve"> </w:t>
       </w:r>
-      <w:proofErr w:type="spellStart"/>
-      <w:r>
-        <w:t>modelling</w:t>
-      </w:r>
-      <w:proofErr w:type="spellEnd"/>
-      <w:r>
-        <w:t xml:space="preserve">, </w:t>
-      </w:r>
-      <w:proofErr w:type="spellStart"/>
-      <w:r>
-        <w:t>uncertainty</w:t>
-      </w:r>
-      <w:proofErr w:type="spellEnd"/>
+    </w:p>
+    <w:p>
+      <w:r>
+        <w:rPr>
+          <w:lang w:val="en-GB"/>
+        </w:rPr>
+        <w:t></w:t>
+      </w:r>
+      <w:r>
+        <w:t xml:space="preserve">  </w:t>
+      </w:r>
+      <w:r>
+        <w:rPr>
+          <w:b/>
+          <w:bCs/>
+        </w:rPr>
+        <w:t>ROBOT2026</w:t>
+      </w:r>
       <w:r>
         <w:t xml:space="preserve"> </w:t>
       </w:r>
-      <w:proofErr w:type="spellStart"/>
-      <w:r>
-        <w:t>maps</w:t>
-      </w:r>
-      <w:proofErr w:type="spellEnd"/>
-      <w:r>
-        <w:t xml:space="preserve"> e </w:t>
-      </w:r>
-      <w:proofErr w:type="spellStart"/>
-      <w:r>
-        <w:t>adaptive</w:t>
-      </w:r>
-      <w:proofErr w:type="spellEnd"/>
+    </w:p>
+    <w:p>
+      <w:r>
+        <w:rPr>
+          <w:lang w:val="en-GB"/>
+        </w:rPr>
+        <w:t></w:t>
+      </w:r>
+      <w:r>
+        <w:t xml:space="preserve">  </w:t>
+      </w:r>
+      <w:r>
+        <w:rPr>
+          <w:b/>
+          <w:bCs/>
+        </w:rPr>
+        <w:t>DARS 2026</w:t>
+      </w:r>
       <w:r>
         <w:t xml:space="preserve"> </w:t>
       </w:r>
-      <w:proofErr w:type="spellStart"/>
-      <w:r>
-        <w:t>sampling</w:t>
-      </w:r>
-      <w:proofErr w:type="spellEnd"/>
-      <w:r>
-        <w:t xml:space="preserve">. Prazo: </w:t>
-      </w:r>
-      <w:r>
-        <w:rPr>
-          <w:b/>
-          <w:bCs/>
-        </w:rPr>
-        <w:t>10 julho 2026</w:t>
-      </w:r>
-      <w:r>
-        <w:t>.</w:t>
-      </w:r>
-    </w:p>
-    <w:p>
-      <w:r>
-        <w:rPr>
-          <w:b/>
-          <w:bCs/>
-        </w:rPr>
-        <w:t xml:space="preserve">5. </w:t>
-      </w:r>
-      <w:proofErr w:type="spellStart"/>
-      <w:r>
-        <w:rPr>
-          <w:b/>
-          <w:bCs/>
-        </w:rPr>
-        <w:t>Sea</w:t>
-      </w:r>
-      <w:proofErr w:type="spellEnd"/>
-      <w:r>
-        <w:rPr>
-          <w:b/>
-          <w:bCs/>
+    </w:p>
+    <w:p>
+      <w:pPr>
+        <w:rPr>
+          <w:lang w:val="en-GB"/>
+        </w:rPr>
+      </w:pPr>
+      <w:r>
+        <w:rPr>
+          <w:lang w:val="en-GB"/>
+        </w:rPr>
+        <w:t xml:space="preserve">  </w:t>
+      </w:r>
+      <w:r>
+        <w:rPr>
+          <w:b/>
+          <w:bCs/>
+          <w:lang w:val="en-GB"/>
+        </w:rPr>
+        <w:t>ECC 2027</w:t>
+      </w:r>
+      <w:r>
+        <w:rPr>
+          <w:lang w:val="en-GB"/>
         </w:rPr>
         <w:t xml:space="preserve"> </w:t>
       </w:r>
-      <w:proofErr w:type="spellStart"/>
-      <w:r>
-        <w:rPr>
-          <w:b/>
-          <w:bCs/>
-        </w:rPr>
-        <w:t>Tech</w:t>
-      </w:r>
-      <w:proofErr w:type="spellEnd"/>
-      <w:r>
-        <w:rPr>
-          <w:b/>
-          <w:bCs/>
+    </w:p>
+    <w:p>
+      <w:pPr>
+        <w:rPr>
+          <w:lang w:val="en-GB"/>
+        </w:rPr>
+      </w:pPr>
+      <w:r>
+        <w:rPr>
+          <w:lang w:val="en-GB"/>
+        </w:rPr>
+        <w:t xml:space="preserve">  </w:t>
+      </w:r>
+      <w:r>
+        <w:rPr>
+          <w:b/>
+          <w:bCs/>
+          <w:lang w:val="en-GB"/>
+        </w:rPr>
+        <w:t>IOCMSE 2026</w:t>
+      </w:r>
+      <w:r>
+        <w:rPr>
+          <w:lang w:val="en-GB"/>
         </w:rPr>
         <w:t xml:space="preserve"> </w:t>
       </w:r>
-      <w:proofErr w:type="spellStart"/>
-      <w:r>
-        <w:rPr>
-          <w:b/>
-          <w:bCs/>
-        </w:rPr>
-        <w:t>Week</w:t>
-      </w:r>
-      <w:proofErr w:type="spellEnd"/>
-      <w:r>
-        <w:rPr>
-          <w:b/>
-          <w:bCs/>
-        </w:rPr>
-        <w:t xml:space="preserve"> 2026</w:t>
-      </w:r>
-      <w:r>
-        <w:br/>
-        <w:t xml:space="preserve">Boa para visibilidade e </w:t>
-      </w:r>
-      <w:proofErr w:type="spellStart"/>
-      <w:r>
-        <w:t>networking</w:t>
-      </w:r>
-      <w:proofErr w:type="spellEnd"/>
-      <w:r>
-        <w:t>, mas eu não venderia aos orientadores como “</w:t>
-      </w:r>
-      <w:proofErr w:type="spellStart"/>
-      <w:r>
-        <w:t>paper</w:t>
-      </w:r>
-      <w:proofErr w:type="spellEnd"/>
-      <w:r>
-        <w:t xml:space="preserve"> científico”. </w:t>
-      </w:r>
-      <w:r>
-        <w:t xml:space="preserve">Prazo: </w:t>
-      </w:r>
-      <w:r>
-        <w:rPr>
-          <w:b/>
-          <w:bCs/>
-        </w:rPr>
-        <w:t>30 junho 2026</w:t>
-      </w:r>
-      <w:r>
-        <w:t>.</w:t>
-      </w:r>
-    </w:p>
-    <w:p>
-      <w:proofErr w:type="gramStart"/>
-      <w:r>
-        <w:rPr>
-          <w:lang w:val="en-GB"/>
-        </w:rPr>
-        <w:t></w:t>
-      </w:r>
-      <w:r>
-        <w:t xml:space="preserve">  </w:t>
-      </w:r>
-      <w:r>
-        <w:rPr>
-          <w:b/>
-          <w:bCs/>
-        </w:rPr>
-        <w:t>IEEE</w:t>
-      </w:r>
-      <w:proofErr w:type="gramEnd"/>
-      <w:r>
-        <w:rPr>
-          <w:b/>
-          <w:bCs/>
-        </w:rPr>
-        <w:t xml:space="preserve"> </w:t>
-      </w:r>
-      <w:proofErr w:type="spellStart"/>
-      <w:r>
-        <w:rPr>
-          <w:b/>
-          <w:bCs/>
-        </w:rPr>
-        <w:t>Underwater</w:t>
-      </w:r>
-      <w:proofErr w:type="spellEnd"/>
-      <w:r>
-        <w:rPr>
-          <w:b/>
-          <w:bCs/>
-        </w:rPr>
-        <w:t xml:space="preserve"> </w:t>
-      </w:r>
-      <w:proofErr w:type="spellStart"/>
-      <w:r>
-        <w:rPr>
-          <w:b/>
-          <w:bCs/>
-        </w:rPr>
-        <w:t>Technology</w:t>
-      </w:r>
-      <w:proofErr w:type="spellEnd"/>
-      <w:r>
-        <w:rPr>
-          <w:b/>
-          <w:bCs/>
-        </w:rPr>
-        <w:t xml:space="preserve"> 2027</w:t>
-      </w:r>
-      <w:r>
-        <w:t xml:space="preserve"> </w:t>
-      </w:r>
-    </w:p>
-    <w:p>
-      <w:proofErr w:type="gramStart"/>
-      <w:r>
-        <w:rPr>
-          <w:lang w:val="en-GB"/>
-        </w:rPr>
-        <w:t></w:t>
-      </w:r>
-      <w:r>
-        <w:t xml:space="preserve">  </w:t>
-      </w:r>
-      <w:r>
-        <w:rPr>
-          <w:b/>
-          <w:bCs/>
-        </w:rPr>
-        <w:t>OCEANS</w:t>
-      </w:r>
-      <w:proofErr w:type="gramEnd"/>
-      <w:r>
-        <w:rPr>
-          <w:b/>
-          <w:bCs/>
-        </w:rPr>
-        <w:t xml:space="preserve"> 2027 Aberdeen</w:t>
-      </w:r>
-      <w:r>
-        <w:t xml:space="preserve"> </w:t>
-      </w:r>
-    </w:p>
-    <w:p>
-      <w:proofErr w:type="gramStart"/>
-      <w:r>
-        <w:rPr>
-          <w:lang w:val="en-GB"/>
-        </w:rPr>
-        <w:t></w:t>
-      </w:r>
-      <w:r>
-        <w:t xml:space="preserve">  </w:t>
-      </w:r>
-      <w:proofErr w:type="spellStart"/>
-      <w:r>
-        <w:rPr>
-          <w:b/>
-          <w:bCs/>
-        </w:rPr>
-        <w:t>ECoR</w:t>
-      </w:r>
-      <w:proofErr w:type="spellEnd"/>
-      <w:proofErr w:type="gramEnd"/>
-      <w:r>
-        <w:rPr>
-          <w:b/>
-          <w:bCs/>
-        </w:rPr>
-        <w:t xml:space="preserve"> 2026</w:t>
-      </w:r>
-      <w:r>
-        <w:t xml:space="preserve"> </w:t>
-      </w:r>
-    </w:p>
-    <w:p>
-      <w:proofErr w:type="gramStart"/>
-      <w:r>
-        <w:rPr>
-          <w:lang w:val="en-GB"/>
-        </w:rPr>
-        <w:t></w:t>
-      </w:r>
-      <w:r>
-        <w:t xml:space="preserve">  </w:t>
-      </w:r>
-      <w:r>
-        <w:rPr>
-          <w:b/>
-          <w:bCs/>
-        </w:rPr>
-        <w:t>ROBOT</w:t>
-      </w:r>
-      <w:proofErr w:type="gramEnd"/>
-      <w:r>
-        <w:rPr>
-          <w:b/>
-          <w:bCs/>
-        </w:rPr>
-        <w:t>2026</w:t>
-      </w:r>
-      <w:r>
-        <w:t xml:space="preserve"> </w:t>
-      </w:r>
-    </w:p>
-    <w:p>
-      <w:proofErr w:type="gramStart"/>
-      <w:r>
-        <w:rPr>
-          <w:lang w:val="en-GB"/>
-        </w:rPr>
-        <w:t></w:t>
-      </w:r>
-      <w:r>
-        <w:t xml:space="preserve">  </w:t>
-      </w:r>
-      <w:r>
-        <w:rPr>
-          <w:b/>
-          <w:bCs/>
-        </w:rPr>
-        <w:t>DARS</w:t>
-      </w:r>
-      <w:proofErr w:type="gramEnd"/>
-      <w:r>
-        <w:rPr>
-          <w:b/>
-          <w:bCs/>
-        </w:rPr>
-        <w:t xml:space="preserve"> 2026</w:t>
-      </w:r>
-      <w:r>
-        <w:t xml:space="preserve"> </w:t>
-      </w:r>
-    </w:p>
-    <w:p>
-      <w:pPr>
-        <w:rPr>
-          <w:lang w:val="en-GB"/>
-        </w:rPr>
-      </w:pPr>
-      <w:proofErr w:type="gramStart"/>
+    </w:p>
+    <w:p>
+      <w:pPr>
+        <w:rPr>
+          <w:b/>
+          <w:bCs/>
+          <w:lang w:val="en-GB"/>
+        </w:rPr>
+      </w:pPr>
       <w:r>
         <w:rPr>
           <w:lang w:val="en-GB"/>
@@ -25499,92 +23114,7 @@
           <w:bCs/>
           <w:lang w:val="en-GB"/>
         </w:rPr>
-        <w:t>ECC</w:t>
-      </w:r>
-      <w:proofErr w:type="gramEnd"/>
-      <w:r>
-        <w:rPr>
-          <w:b/>
-          <w:bCs/>
-          <w:lang w:val="en-GB"/>
-        </w:rPr>
-        <w:t xml:space="preserve"> 2027</w:t>
-      </w:r>
-      <w:r>
-        <w:rPr>
-          <w:lang w:val="en-GB"/>
-        </w:rPr>
-        <w:t xml:space="preserve"> </w:t>
-      </w:r>
-    </w:p>
-    <w:p>
-      <w:pPr>
-        <w:rPr>
-          <w:lang w:val="en-GB"/>
-        </w:rPr>
-      </w:pPr>
-      <w:proofErr w:type="gramStart"/>
-      <w:r>
-        <w:rPr>
-          <w:lang w:val="en-GB"/>
-        </w:rPr>
-        <w:t xml:space="preserve">  </w:t>
-      </w:r>
-      <w:r>
-        <w:rPr>
-          <w:b/>
-          <w:bCs/>
-          <w:lang w:val="en-GB"/>
-        </w:rPr>
-        <w:t>IOCMSE</w:t>
-      </w:r>
-      <w:proofErr w:type="gramEnd"/>
-      <w:r>
-        <w:rPr>
-          <w:b/>
-          <w:bCs/>
-          <w:lang w:val="en-GB"/>
-        </w:rPr>
-        <w:t xml:space="preserve"> 2026</w:t>
-      </w:r>
-      <w:r>
-        <w:rPr>
-          <w:lang w:val="en-GB"/>
-        </w:rPr>
-        <w:t xml:space="preserve"> </w:t>
-      </w:r>
-    </w:p>
-    <w:p>
-      <w:pPr>
-        <w:rPr>
-          <w:b/>
-          <w:bCs/>
-          <w:lang w:val="en-GB"/>
-        </w:rPr>
-      </w:pPr>
-      <w:proofErr w:type="gramStart"/>
-      <w:r>
-        <w:rPr>
-          <w:lang w:val="en-GB"/>
-        </w:rPr>
-        <w:t xml:space="preserve">  </w:t>
-      </w:r>
-      <w:r>
-        <w:rPr>
-          <w:b/>
-          <w:bCs/>
-          <w:lang w:val="en-GB"/>
-        </w:rPr>
-        <w:t>Sea</w:t>
-      </w:r>
-      <w:proofErr w:type="gramEnd"/>
-      <w:r>
-        <w:rPr>
-          <w:b/>
-          <w:bCs/>
-          <w:lang w:val="en-GB"/>
-        </w:rPr>
-        <w:t xml:space="preserve"> Tech Week 2026</w:t>
+        <w:t>Sea Tech Week 2026</w:t>
       </w:r>
     </w:p>
     <w:p>
@@ -25614,29 +23144,7 @@
         <w:rPr>
           <w:lang w:val="en-GB"/>
         </w:rPr>
-        <w:t xml:space="preserve"> — San Juan, 28 </w:t>
-      </w:r>
-      <w:proofErr w:type="spellStart"/>
-      <w:proofErr w:type="gramStart"/>
-      <w:r>
-        <w:rPr>
-          <w:lang w:val="en-GB"/>
-        </w:rPr>
-        <w:t>fev</w:t>
-      </w:r>
-      <w:proofErr w:type="spellEnd"/>
-      <w:r>
-        <w:rPr>
-          <w:lang w:val="en-GB"/>
-        </w:rPr>
-        <w:t>.–</w:t>
-      </w:r>
-      <w:proofErr w:type="gramEnd"/>
-      <w:r>
-        <w:rPr>
-          <w:lang w:val="en-GB"/>
-        </w:rPr>
-        <w:t>5 mar. 2027</w:t>
+        <w:t xml:space="preserve"> — San Juan, 28 fev.–5 mar. 2027</w:t>
       </w:r>
     </w:p>
     <w:p>
@@ -25657,73 +23165,39 @@
         <w:rPr>
           <w:lang w:val="en-GB"/>
         </w:rPr>
-        <w:t xml:space="preserve"> — San Francisco, 7–11 </w:t>
-      </w:r>
-      <w:proofErr w:type="spellStart"/>
-      <w:r>
-        <w:rPr>
-          <w:lang w:val="en-GB"/>
-        </w:rPr>
-        <w:t>dez</w:t>
-      </w:r>
-      <w:proofErr w:type="spellEnd"/>
-      <w:r>
-        <w:rPr>
-          <w:lang w:val="en-GB"/>
-        </w:rPr>
-        <w:t>. 2026</w:t>
-      </w:r>
-    </w:p>
-    <w:p>
-      <w:pPr>
-        <w:rPr>
-          <w:lang w:val="en-GB"/>
-        </w:rPr>
-      </w:pPr>
-    </w:p>
-    <w:p>
-      <w:pPr>
-        <w:rPr>
-          <w:lang w:val="en-GB"/>
-        </w:rPr>
-      </w:pPr>
-    </w:p>
-    <w:p>
-      <w:pPr>
-        <w:rPr>
-          <w:b/>
-          <w:bCs/>
-          <w:lang w:val="en-GB"/>
-        </w:rPr>
-      </w:pPr>
-      <w:proofErr w:type="spellStart"/>
-      <w:r>
-        <w:rPr>
-          <w:b/>
-          <w:bCs/>
-          <w:lang w:val="en-GB"/>
-        </w:rPr>
-        <w:t>Tabela</w:t>
-      </w:r>
-      <w:proofErr w:type="spellEnd"/>
-      <w:r>
-        <w:rPr>
-          <w:b/>
-          <w:bCs/>
-          <w:lang w:val="en-GB"/>
-        </w:rPr>
-        <w:t xml:space="preserve"> </w:t>
-      </w:r>
-      <w:proofErr w:type="spellStart"/>
-      <w:r>
-        <w:rPr>
-          <w:b/>
-          <w:bCs/>
-          <w:lang w:val="en-GB"/>
-        </w:rPr>
-        <w:t>comparativa</w:t>
-      </w:r>
-      <w:proofErr w:type="spellEnd"/>
+        <w:t xml:space="preserve"> — San Francisco, 7–11 dez. 2026</w:t>
+      </w:r>
+    </w:p>
+    <w:p>
+      <w:pPr>
+        <w:rPr>
+          <w:lang w:val="en-GB"/>
+        </w:rPr>
+      </w:pPr>
+    </w:p>
+    <w:p>
+      <w:pPr>
+        <w:rPr>
+          <w:lang w:val="en-GB"/>
+        </w:rPr>
+      </w:pPr>
+    </w:p>
+    <w:p>
+      <w:pPr>
+        <w:rPr>
+          <w:b/>
+          <w:bCs/>
+          <w:lang w:val="en-GB"/>
+        </w:rPr>
+      </w:pPr>
+      <w:r>
+        <w:rPr>
+          <w:b/>
+          <w:bCs/>
+          <w:lang w:val="en-GB"/>
+        </w:rPr>
+        <w:t>Tabela comparativa</w:t>
+      </w:r>
     </w:p>
     <w:tbl>
       <w:tblPr>
@@ -25771,7 +23245,6 @@
                 <w:lang w:val="en-GB"/>
               </w:rPr>
             </w:pPr>
-            <w:proofErr w:type="spellStart"/>
             <w:r>
               <w:rPr>
                 <w:b/>
@@ -25780,57 +23253,6 @@
               </w:rPr>
               <w:t>Conferência</w:t>
             </w:r>
-            <w:proofErr w:type="spellEnd"/>
-          </w:p>
-        </w:tc>
-        <w:tc>
-          <w:tcPr>
-            <w:tcW w:w="0" w:type="auto"/>
-            <w:tcBorders>
-              <w:top w:val="single" w:sz="2" w:space="0" w:color="auto"/>
-              <w:left w:val="single" w:sz="2" w:space="0" w:color="auto"/>
-              <w:bottom w:val="single" w:sz="6" w:space="0" w:color="auto"/>
-              <w:right w:val="single" w:sz="2" w:space="0" w:color="auto"/>
-            </w:tcBorders>
-            <w:vAlign w:val="center"/>
-            <w:hideMark/>
-          </w:tcPr>
-          <w:p>
-            <w:pPr>
-              <w:rPr>
-                <w:b/>
-                <w:bCs/>
-                <w:lang w:val="en-GB"/>
-              </w:rPr>
-            </w:pPr>
-            <w:proofErr w:type="spellStart"/>
-            <w:r>
-              <w:rPr>
-                <w:b/>
-                <w:bCs/>
-                <w:lang w:val="en-GB"/>
-              </w:rPr>
-              <w:t>Prazo</w:t>
-            </w:r>
-            <w:proofErr w:type="spellEnd"/>
-            <w:r>
-              <w:rPr>
-                <w:b/>
-                <w:bCs/>
-                <w:lang w:val="en-GB"/>
-              </w:rPr>
-              <w:t xml:space="preserve"> principal </w:t>
-            </w:r>
-            <w:proofErr w:type="spellStart"/>
-            <w:r>
-              <w:rPr>
-                <w:b/>
-                <w:bCs/>
-                <w:lang w:val="en-GB"/>
-              </w:rPr>
-              <w:t>elegível</w:t>
-            </w:r>
-            <w:proofErr w:type="spellEnd"/>
           </w:p>
         </w:tc>
         <w:tc>
@@ -25859,18 +23281,38 @@
                 <w:bCs/>
                 <w:lang w:val="en-GB"/>
               </w:rPr>
-              <w:t xml:space="preserve">Outlet de </w:t>
+              <w:t>Prazo principal elegível</w:t>
             </w:r>
-            <w:proofErr w:type="spellStart"/>
+          </w:p>
+        </w:tc>
+        <w:tc>
+          <w:tcPr>
+            <w:tcW w:w="0" w:type="auto"/>
+            <w:tcBorders>
+              <w:top w:val="single" w:sz="2" w:space="0" w:color="auto"/>
+              <w:left w:val="single" w:sz="2" w:space="0" w:color="auto"/>
+              <w:bottom w:val="single" w:sz="6" w:space="0" w:color="auto"/>
+              <w:right w:val="single" w:sz="2" w:space="0" w:color="auto"/>
+            </w:tcBorders>
+            <w:vAlign w:val="center"/>
+            <w:hideMark/>
+          </w:tcPr>
+          <w:p>
+            <w:pPr>
+              <w:rPr>
+                <w:b/>
+                <w:bCs/>
+                <w:lang w:val="en-GB"/>
+              </w:rPr>
+            </w:pPr>
             <w:r>
               <w:rPr>
                 <w:b/>
                 <w:bCs/>
                 <w:lang w:val="en-GB"/>
               </w:rPr>
-              <w:t>publicação</w:t>
+              <w:t>Outlet de publicação</w:t>
             </w:r>
-            <w:proofErr w:type="spellEnd"/>
           </w:p>
         </w:tc>
         <w:tc>
@@ -25923,34 +23365,14 @@
                 <w:lang w:val="en-GB"/>
               </w:rPr>
             </w:pPr>
-            <w:proofErr w:type="spellStart"/>
             <w:r>
               <w:rPr>
                 <w:b/>
                 <w:bCs/>
                 <w:lang w:val="en-GB"/>
               </w:rPr>
-              <w:t>Comentário</w:t>
+              <w:t>Comentário de decisão</w:t>
             </w:r>
-            <w:proofErr w:type="spellEnd"/>
-            <w:r>
-              <w:rPr>
-                <w:b/>
-                <w:bCs/>
-                <w:lang w:val="en-GB"/>
-              </w:rPr>
-              <w:t xml:space="preserve"> de </w:t>
-            </w:r>
-            <w:proofErr w:type="spellStart"/>
-            <w:r>
-              <w:rPr>
-                <w:b/>
-                <w:bCs/>
-                <w:lang w:val="en-GB"/>
-              </w:rPr>
-              <w:t>decisão</w:t>
-            </w:r>
-            <w:proofErr w:type="spellEnd"/>
           </w:p>
         </w:tc>
       </w:tr>
@@ -26001,21 +23423,7 @@
               <w:rPr>
                 <w:lang w:val="en-GB"/>
               </w:rPr>
-              <w:t xml:space="preserve">6 </w:t>
-            </w:r>
-            <w:proofErr w:type="spellStart"/>
-            <w:r>
-              <w:rPr>
-                <w:lang w:val="en-GB"/>
-              </w:rPr>
-              <w:t>jul</w:t>
-            </w:r>
-            <w:proofErr w:type="spellEnd"/>
-            <w:r>
-              <w:rPr>
-                <w:lang w:val="en-GB"/>
-              </w:rPr>
-              <w:t xml:space="preserve"> 2026</w:t>
+              <w:t>6 jul 2026</w:t>
             </w:r>
           </w:p>
         </w:tc>
@@ -26040,49 +23448,7 @@
               <w:rPr>
                 <w:lang w:val="en-GB"/>
               </w:rPr>
-              <w:t xml:space="preserve">IARIA Press + </w:t>
-            </w:r>
-            <w:proofErr w:type="spellStart"/>
-            <w:r>
-              <w:rPr>
-                <w:lang w:val="en-GB"/>
-              </w:rPr>
-              <w:t>ThinkMind</w:t>
-            </w:r>
-            <w:proofErr w:type="spellEnd"/>
-            <w:r>
-              <w:rPr>
-                <w:lang w:val="en-GB"/>
-              </w:rPr>
-              <w:t xml:space="preserve">; </w:t>
-            </w:r>
-            <w:proofErr w:type="spellStart"/>
-            <w:r>
-              <w:rPr>
-                <w:lang w:val="en-GB"/>
-              </w:rPr>
-              <w:t>convite</w:t>
-            </w:r>
-            <w:proofErr w:type="spellEnd"/>
-            <w:r>
-              <w:rPr>
-                <w:lang w:val="en-GB"/>
-              </w:rPr>
-              <w:t xml:space="preserve"> a </w:t>
-            </w:r>
-            <w:proofErr w:type="spellStart"/>
-            <w:r>
-              <w:rPr>
-                <w:lang w:val="en-GB"/>
-              </w:rPr>
-              <w:t>revista</w:t>
-            </w:r>
-            <w:proofErr w:type="spellEnd"/>
-            <w:r>
-              <w:rPr>
-                <w:lang w:val="en-GB"/>
-              </w:rPr>
-              <w:t xml:space="preserve"> IARIA </w:t>
+              <w:t>IARIA Press + ThinkMind; convite a revista IARIA </w:t>
             </w:r>
           </w:p>
         </w:tc>
@@ -26176,21 +23542,7 @@
               <w:rPr>
                 <w:lang w:val="en-GB"/>
               </w:rPr>
-              <w:t xml:space="preserve">23 </w:t>
-            </w:r>
-            <w:proofErr w:type="spellStart"/>
-            <w:r>
-              <w:rPr>
-                <w:lang w:val="en-GB"/>
-              </w:rPr>
-              <w:t>jun</w:t>
-            </w:r>
-            <w:proofErr w:type="spellEnd"/>
-            <w:r>
-              <w:rPr>
-                <w:lang w:val="en-GB"/>
-              </w:rPr>
-              <w:t xml:space="preserve"> 2026</w:t>
+              <w:t>23 jun 2026</w:t>
             </w:r>
           </w:p>
         </w:tc>
@@ -26257,29 +23609,8 @@
           </w:tcPr>
           <w:p>
             <w:r>
-              <w:t xml:space="preserve">Urgente; forte para </w:t>
+              <w:t>Urgente; forte para planner e robótica, fraco para ocean models</w:t>
             </w:r>
-            <w:proofErr w:type="spellStart"/>
-            <w:r>
-              <w:t>planner</w:t>
-            </w:r>
-            <w:proofErr w:type="spellEnd"/>
-            <w:r>
-              <w:t xml:space="preserve"> e robótica, fraco para </w:t>
-            </w:r>
-            <w:proofErr w:type="spellStart"/>
-            <w:r>
-              <w:t>ocean</w:t>
-            </w:r>
-            <w:proofErr w:type="spellEnd"/>
-            <w:r>
-              <w:t xml:space="preserve"> </w:t>
-            </w:r>
-            <w:proofErr w:type="spellStart"/>
-            <w:r>
-              <w:t>models</w:t>
-            </w:r>
-            <w:proofErr w:type="spellEnd"/>
           </w:p>
         </w:tc>
       </w:tr>
@@ -26301,19 +23632,11 @@
                 <w:lang w:val="en-GB"/>
               </w:rPr>
             </w:pPr>
-            <w:proofErr w:type="spellStart"/>
             <w:r>
               <w:rPr>
                 <w:lang w:val="en-GB"/>
               </w:rPr>
-              <w:t>ECoR</w:t>
-            </w:r>
-            <w:proofErr w:type="spellEnd"/>
-            <w:r>
-              <w:rPr>
-                <w:lang w:val="en-GB"/>
-              </w:rPr>
-              <w:t xml:space="preserve"> 2026 </w:t>
+              <w:t>ECoR 2026 </w:t>
             </w:r>
           </w:p>
         </w:tc>
@@ -26338,21 +23661,7 @@
               <w:rPr>
                 <w:lang w:val="en-GB"/>
               </w:rPr>
-              <w:t xml:space="preserve">10 </w:t>
-            </w:r>
-            <w:proofErr w:type="spellStart"/>
-            <w:r>
-              <w:rPr>
-                <w:lang w:val="en-GB"/>
-              </w:rPr>
-              <w:t>jul</w:t>
-            </w:r>
-            <w:proofErr w:type="spellEnd"/>
-            <w:r>
-              <w:rPr>
-                <w:lang w:val="en-GB"/>
-              </w:rPr>
-              <w:t xml:space="preserve"> 2026</w:t>
+              <w:t>10 jul 2026</w:t>
             </w:r>
           </w:p>
         </w:tc>
@@ -26471,21 +23780,7 @@
               <w:rPr>
                 <w:lang w:val="en-GB"/>
               </w:rPr>
-              <w:t xml:space="preserve">10 </w:t>
-            </w:r>
-            <w:proofErr w:type="spellStart"/>
-            <w:r>
-              <w:rPr>
-                <w:lang w:val="en-GB"/>
-              </w:rPr>
-              <w:t>jul</w:t>
-            </w:r>
-            <w:proofErr w:type="spellEnd"/>
-            <w:r>
-              <w:rPr>
-                <w:lang w:val="en-GB"/>
-              </w:rPr>
-              <w:t xml:space="preserve"> 2026</w:t>
+              <w:t>10 jul 2026</w:t>
             </w:r>
           </w:p>
         </w:tc>
@@ -26506,19 +23801,11 @@
                 <w:lang w:val="en-GB"/>
               </w:rPr>
             </w:pPr>
-            <w:proofErr w:type="spellStart"/>
             <w:r>
               <w:rPr>
                 <w:lang w:val="en-GB"/>
               </w:rPr>
-              <w:t>Sciforum</w:t>
-            </w:r>
-            <w:proofErr w:type="spellEnd"/>
-            <w:r>
-              <w:rPr>
-                <w:lang w:val="en-GB"/>
-              </w:rPr>
-              <w:t xml:space="preserve"> + proceedings MDPI + rota JMSE </w:t>
+              <w:t>Sciforum + proceedings MDPI + rota JMSE </w:t>
             </w:r>
           </w:p>
         </w:tc>
@@ -26612,21 +23899,7 @@
               <w:rPr>
                 <w:lang w:val="en-GB"/>
               </w:rPr>
-              <w:t xml:space="preserve">13 </w:t>
-            </w:r>
-            <w:proofErr w:type="spellStart"/>
-            <w:r>
-              <w:rPr>
-                <w:lang w:val="en-GB"/>
-              </w:rPr>
-              <w:t>jul</w:t>
-            </w:r>
-            <w:proofErr w:type="spellEnd"/>
-            <w:r>
-              <w:rPr>
-                <w:lang w:val="en-GB"/>
-              </w:rPr>
-              <w:t xml:space="preserve"> 2026</w:t>
+              <w:t>13 jul 2026</w:t>
             </w:r>
           </w:p>
         </w:tc>
@@ -26651,21 +23924,7 @@
               <w:rPr>
                 <w:lang w:val="en-GB"/>
               </w:rPr>
-              <w:t xml:space="preserve">ECCV workshop proceedings + </w:t>
-            </w:r>
-            <w:proofErr w:type="spellStart"/>
-            <w:r>
-              <w:rPr>
-                <w:lang w:val="en-GB"/>
-              </w:rPr>
-              <w:t>convite</w:t>
-            </w:r>
-            <w:proofErr w:type="spellEnd"/>
-            <w:r>
-              <w:rPr>
-                <w:lang w:val="en-GB"/>
-              </w:rPr>
-              <w:t xml:space="preserve"> PAA </w:t>
+              <w:t>ECCV workshop proceedings + convite PAA </w:t>
             </w:r>
           </w:p>
         </w:tc>
@@ -26776,31 +24035,7 @@
           </w:tcPr>
           <w:p>
             <w:r>
-              <w:t xml:space="preserve">IEEE </w:t>
-            </w:r>
-            <w:proofErr w:type="spellStart"/>
-            <w:r>
-              <w:t>Xplore</w:t>
-            </w:r>
-            <w:proofErr w:type="spellEnd"/>
-            <w:r>
-              <w:t xml:space="preserve"> para regular/</w:t>
-            </w:r>
-            <w:proofErr w:type="spellStart"/>
-            <w:r>
-              <w:t>special</w:t>
-            </w:r>
-            <w:proofErr w:type="spellEnd"/>
-            <w:r>
-              <w:t xml:space="preserve">; LBR fora de </w:t>
-            </w:r>
-            <w:proofErr w:type="spellStart"/>
-            <w:r>
-              <w:t>Xplore</w:t>
-            </w:r>
-            <w:proofErr w:type="spellEnd"/>
-            <w:r>
-              <w:t> </w:t>
+              <w:t>IEEE Xplore para regular/special; LBR fora de Xplore </w:t>
             </w:r>
           </w:p>
         </w:tc>
@@ -26842,15 +24077,7 @@
           </w:tcPr>
           <w:p>
             <w:r>
-              <w:t xml:space="preserve">Bom </w:t>
-            </w:r>
-            <w:proofErr w:type="spellStart"/>
-            <w:r>
-              <w:t>venue</w:t>
-            </w:r>
-            <w:proofErr w:type="spellEnd"/>
-            <w:r>
-              <w:t xml:space="preserve"> metodológico para autonomia, planeamento e fusão</w:t>
+              <w:t>Bom venue metodológico para autonomia, planeamento e fusão</w:t>
             </w:r>
           </w:p>
         </w:tc>
@@ -26969,15 +24196,7 @@
           </w:tcPr>
           <w:p>
             <w:r>
-              <w:t xml:space="preserve">Excelente </w:t>
-            </w:r>
-            <w:proofErr w:type="spellStart"/>
-            <w:r>
-              <w:t>fit</w:t>
-            </w:r>
-            <w:proofErr w:type="spellEnd"/>
-            <w:r>
-              <w:t>, mas a edição ainda precisa de estabilizar o site público</w:t>
+              <w:t>Excelente fit, mas a edição ainda precisa de estabilizar o site público</w:t>
             </w:r>
           </w:p>
         </w:tc>
@@ -27046,23 +24265,7 @@
           </w:tcPr>
           <w:p>
             <w:r>
-              <w:t xml:space="preserve">Provável IEEE </w:t>
-            </w:r>
-            <w:proofErr w:type="spellStart"/>
-            <w:r>
-              <w:t>proceedings</w:t>
-            </w:r>
-            <w:proofErr w:type="spellEnd"/>
-            <w:r>
-              <w:t>/</w:t>
-            </w:r>
-            <w:proofErr w:type="spellStart"/>
-            <w:r>
-              <w:t>Xplore</w:t>
-            </w:r>
-            <w:proofErr w:type="spellEnd"/>
-            <w:r>
-              <w:t xml:space="preserve">, ainda </w:t>
+              <w:t xml:space="preserve">Provável IEEE proceedings/Xplore, ainda </w:t>
             </w:r>
           </w:p>
         </w:tc>
@@ -27104,15 +24307,7 @@
           </w:tcPr>
           <w:p>
             <w:r>
-              <w:t xml:space="preserve">Fortíssimo para a comunidade </w:t>
-            </w:r>
-            <w:proofErr w:type="spellStart"/>
-            <w:r>
-              <w:t>underwater</w:t>
-            </w:r>
-            <w:proofErr w:type="spellEnd"/>
-            <w:r>
-              <w:t xml:space="preserve">, </w:t>
+              <w:t xml:space="preserve">Fortíssimo para a comunidade underwater, </w:t>
             </w:r>
           </w:p>
         </w:tc>
@@ -27488,37 +24683,8 @@
         <w:t>trajetórias</w:t>
       </w:r>
       <w:r>
-        <w:t xml:space="preserve"> tanto em single </w:t>
-      </w:r>
-      <w:proofErr w:type="spellStart"/>
-      <w:r>
-        <w:t>auv</w:t>
-      </w:r>
-      <w:proofErr w:type="spellEnd"/>
-      <w:r>
-        <w:t xml:space="preserve"> como em </w:t>
-      </w:r>
-      <w:proofErr w:type="spellStart"/>
-      <w:r>
-        <w:t>multi</w:t>
-      </w:r>
-      <w:proofErr w:type="spellEnd"/>
-      <w:r>
-        <w:t xml:space="preserve"> </w:t>
-      </w:r>
-      <w:proofErr w:type="spellStart"/>
-      <w:r>
-        <w:t>auv</w:t>
-      </w:r>
-      <w:proofErr w:type="spellEnd"/>
-      <w:r>
-        <w:t xml:space="preserve"> elas têm </w:t>
-      </w:r>
-      <w:proofErr w:type="spellStart"/>
-      <w:r>
-        <w:t>overlay</w:t>
-      </w:r>
-      <w:proofErr w:type="spellEnd"/>
+        <w:t xml:space="preserve"> tanto em single auv como em multi auv elas têm overlay</w:t>
+      </w:r>
     </w:p>
     <w:p/>
     <w:p>
@@ -27554,155 +24720,652 @@
       </w:r>
     </w:p>
     <w:p>
-      <w:proofErr w:type="spellStart"/>
-      <w:r>
-        <w:t>Problem</w:t>
-      </w:r>
-      <w:proofErr w:type="spellEnd"/>
-      <w:r>
-        <w:t xml:space="preserve"> </w:t>
-      </w:r>
-      <w:proofErr w:type="spellStart"/>
-      <w:r>
-        <w:t>statement</w:t>
-      </w:r>
-      <w:proofErr w:type="spellEnd"/>
-      <w:r>
+      <w:pPr>
+        <w:rPr>
+          <w:lang w:val="en-GB"/>
+        </w:rPr>
+      </w:pPr>
+      <w:r>
+        <w:rPr>
+          <w:lang w:val="en-GB"/>
+        </w:rPr>
+        <w:t xml:space="preserve">Problem statement: </w:t>
+      </w:r>
+      <w:r>
+        <w:rPr>
+          <w:lang w:val="en-GB"/>
+        </w:rPr>
+        <w:t>x</w:t>
+      </w:r>
+    </w:p>
+    <w:p>
+      <w:pPr>
+        <w:rPr>
+          <w:lang w:val="en-GB"/>
+        </w:rPr>
+      </w:pPr>
+      <w:r>
+        <w:rPr>
+          <w:lang w:val="en-GB"/>
+        </w:rPr>
+        <w:t>Objectives: x</w:t>
+      </w:r>
+    </w:p>
+    <w:p>
+      <w:pPr>
+        <w:rPr>
+          <w:lang w:val="en-GB"/>
+        </w:rPr>
+      </w:pPr>
+      <w:r>
+        <w:rPr>
+          <w:lang w:val="en-GB"/>
+        </w:rPr>
+        <w:t>Scope and assumptions: x</w:t>
+      </w:r>
+    </w:p>
+    <w:p>
+      <w:pPr>
+        <w:rPr>
+          <w:lang w:val="en-GB"/>
+        </w:rPr>
+      </w:pPr>
+      <w:r>
+        <w:rPr>
+          <w:lang w:val="en-GB"/>
+        </w:rPr>
+        <w:t>Expected contributions: x</w:t>
+      </w:r>
+    </w:p>
+    <w:p>
+      <w:pPr>
+        <w:rPr>
+          <w:lang w:val="en-US"/>
+        </w:rPr>
+      </w:pPr>
+      <w:r>
+        <w:rPr>
+          <w:lang w:val="en-US"/>
+        </w:rPr>
+        <w:t>Dissertation structure: x no f</w:t>
+      </w:r>
+      <w:r>
+        <w:rPr>
+          <w:lang w:val="en-US"/>
+        </w:rPr>
+        <w:t>inal ajeitar-se</w:t>
+      </w:r>
+    </w:p>
+    <w:p>
+      <w:r>
+        <w:t>Background and Fundamentals: aqui falta algo mais</w:t>
+      </w:r>
+      <w:r>
+        <w:t xml:space="preserve"> focado na parte de machine learning e papers que sustentem isso</w:t>
+      </w:r>
+      <w:r>
+        <w:t>.</w:t>
+      </w:r>
+    </w:p>
+    <w:p>
+      <w:r>
+        <w:t xml:space="preserve">Pegar referencias do paper da filipa para sustentar a parte de </w:t>
+      </w:r>
+      <w:r>
+        <w:t>ocean model / geostatistical prediction</w:t>
+      </w:r>
+    </w:p>
+    <w:p/>
+    <w:p>
+      <w:r>
+        <w:t xml:space="preserve">Ocean modelling and uncertainty: </w:t>
+      </w:r>
+      <w:r>
+        <w:t>x</w:t>
+      </w:r>
+    </w:p>
+    <w:p>
+      <w:r>
+        <w:t xml:space="preserve">Autonomous underwater vehicles and adaptive sampling: </w:t>
+      </w:r>
+      <w:r>
+        <w:t>x</w:t>
+      </w:r>
+    </w:p>
+    <w:p>
+      <w:pPr>
+        <w:rPr>
+          <w:lang w:val="en-GB"/>
+        </w:rPr>
+      </w:pPr>
+      <w:r>
+        <w:rPr>
+          <w:lang w:val="en-GB"/>
+        </w:rPr>
+        <w:t>Geostatistical prediction and uncertainty maps</w:t>
+      </w:r>
+      <w:r>
+        <w:rPr>
+          <w:lang w:val="en-GB"/>
+        </w:rPr>
         <w:t xml:space="preserve">: </w:t>
       </w:r>
       <w:r>
+        <w:rPr>
+          <w:lang w:val="en-GB"/>
+        </w:rPr>
         <w:t>x</w:t>
       </w:r>
     </w:p>
     <w:p>
-      <w:proofErr w:type="spellStart"/>
-      <w:r>
-        <w:t>Objectives</w:t>
-      </w:r>
-      <w:proofErr w:type="spellEnd"/>
-      <w:r>
+      <w:pPr>
+        <w:rPr>
+          <w:lang w:val="en-GB"/>
+        </w:rPr>
+      </w:pPr>
+      <w:r>
+        <w:rPr>
+          <w:lang w:val="en-GB"/>
+        </w:rPr>
+        <w:t>Spatial regimes and pattern discovery in ocean fields</w:t>
+      </w:r>
+      <w:r>
+        <w:rPr>
+          <w:lang w:val="en-GB"/>
+        </w:rPr>
         <w:t>: x</w:t>
       </w:r>
     </w:p>
     <w:p>
       <w:r>
-        <w:t xml:space="preserve">Scope </w:t>
-      </w:r>
-      <w:proofErr w:type="spellStart"/>
-      <w:r>
-        <w:t>and</w:t>
-      </w:r>
-      <w:proofErr w:type="spellEnd"/>
-      <w:r>
-        <w:t xml:space="preserve"> </w:t>
-      </w:r>
-      <w:proofErr w:type="spellStart"/>
-      <w:r>
-        <w:t>assumptions</w:t>
-      </w:r>
-      <w:proofErr w:type="spellEnd"/>
-      <w:r>
+        <w:t>Tem parte dedicada a oceanografia,</w:t>
+      </w:r>
+      <w:r>
+        <w:t xml:space="preserve"> mas pouca coisa de engenharia/machine learning</w:t>
+      </w:r>
+    </w:p>
+    <w:p>
+      <w:pPr>
+        <w:rPr>
+          <w:lang w:val="en-GB"/>
+        </w:rPr>
+      </w:pPr>
+      <w:r>
+        <w:rPr>
+          <w:lang w:val="en-GB"/>
+        </w:rPr>
+        <w:t>Path planning and PC-VRP formulation</w:t>
+      </w:r>
+      <w:r>
+        <w:rPr>
+          <w:lang w:val="en-GB"/>
+        </w:rPr>
         <w:t>: x</w:t>
       </w:r>
     </w:p>
     <w:p>
-      <w:proofErr w:type="spellStart"/>
-      <w:r>
-        <w:t>Expected</w:t>
-      </w:r>
-      <w:proofErr w:type="spellEnd"/>
-      <w:r>
-        <w:t xml:space="preserve"> </w:t>
-      </w:r>
-      <w:proofErr w:type="spellStart"/>
-      <w:r>
-        <w:t>contributions</w:t>
-      </w:r>
-      <w:proofErr w:type="spellEnd"/>
-      <w:r>
+      <w:pPr>
+        <w:rPr>
+          <w:lang w:val="en-GB"/>
+        </w:rPr>
+      </w:pPr>
+      <w:r>
+        <w:rPr>
+          <w:lang w:val="en-GB"/>
+        </w:rPr>
+        <w:t>Summary</w:t>
+      </w:r>
+      <w:r>
+        <w:rPr>
+          <w:lang w:val="en-GB"/>
+        </w:rPr>
         <w:t>: x</w:t>
       </w:r>
     </w:p>
     <w:p>
       <w:pPr>
         <w:rPr>
-          <w:lang w:val="en-US"/>
-        </w:rPr>
-      </w:pPr>
-      <w:r>
-        <w:rPr>
-          <w:lang w:val="en-US"/>
-        </w:rPr>
-        <w:t>Dissertation structure</w:t>
-      </w:r>
-      <w:r>
-        <w:rPr>
-          <w:lang w:val="en-US"/>
-        </w:rPr>
-        <w:t>: x no f</w:t>
-      </w:r>
-      <w:r>
-        <w:rPr>
-          <w:lang w:val="en-US"/>
-        </w:rPr>
-        <w:t xml:space="preserve">inal </w:t>
-      </w:r>
-      <w:proofErr w:type="spellStart"/>
-      <w:r>
-        <w:rPr>
-          <w:lang w:val="en-US"/>
-        </w:rPr>
-        <w:t>ajeitar</w:t>
-      </w:r>
-      <w:proofErr w:type="spellEnd"/>
-      <w:r>
-        <w:rPr>
-          <w:lang w:val="en-US"/>
-        </w:rPr>
-        <w:t>-se</w:t>
-      </w:r>
-    </w:p>
-    <w:p>
-      <w:r>
-        <w:t xml:space="preserve">Background </w:t>
-      </w:r>
-      <w:proofErr w:type="spellStart"/>
-      <w:r>
-        <w:t>and</w:t>
-      </w:r>
-      <w:proofErr w:type="spellEnd"/>
-      <w:r>
-        <w:t xml:space="preserve"> Fundamentals</w:t>
-      </w:r>
-      <w:r>
-        <w:t>: aqui falta algo mais</w:t>
-      </w:r>
-      <w:r>
-        <w:t xml:space="preserve"> focado na parte de </w:t>
-      </w:r>
-      <w:proofErr w:type="spellStart"/>
-      <w:r>
-        <w:t>machine</w:t>
-      </w:r>
-      <w:proofErr w:type="spellEnd"/>
-      <w:r>
-        <w:t xml:space="preserve"> </w:t>
-      </w:r>
-      <w:proofErr w:type="spellStart"/>
-      <w:r>
-        <w:t>learning</w:t>
-      </w:r>
-      <w:proofErr w:type="spellEnd"/>
-      <w:r>
-        <w:t xml:space="preserve"> e </w:t>
-      </w:r>
-      <w:proofErr w:type="spellStart"/>
-      <w:r>
-        <w:t>papers</w:t>
-      </w:r>
-      <w:proofErr w:type="spellEnd"/>
-      <w:r>
-        <w:t xml:space="preserve"> que sustentem isso</w:t>
+          <w:lang w:val="en-GB"/>
+        </w:rPr>
+      </w:pPr>
+    </w:p>
+    <w:p>
+      <w:pPr>
+        <w:rPr>
+          <w:lang w:val="en-GB"/>
+        </w:rPr>
+      </w:pPr>
+    </w:p>
+    <w:p>
+      <w:r>
+        <w:rPr>
+          <w:b/>
+          <w:bCs/>
+        </w:rPr>
+        <w:lastRenderedPageBreak/>
+        <w:t>IQR10</w:t>
+      </w:r>
+      <w:r>
+        <w:t>:</w:t>
+      </w:r>
+    </w:p>
+    <w:p>
+      <w:pPr>
+        <w:rPr>
+          <w:lang w:val="en-GB"/>
+        </w:rPr>
+      </w:pPr>
+      <m:oMathPara>
+        <m:oMath>
+          <m:r>
+            <w:rPr>
+              <w:rFonts w:ascii="Cambria Math" w:hAnsi="Cambria Math"/>
+              <w:lang w:val="en-GB"/>
+            </w:rPr>
+            <m:t>IQ</m:t>
+          </m:r>
+          <m:sSub>
+            <m:sSubPr>
+              <m:ctrlPr>
+                <w:rPr>
+                  <w:rFonts w:ascii="Cambria Math" w:hAnsi="Cambria Math"/>
+                  <w:lang w:val="en-GB"/>
+                </w:rPr>
+              </m:ctrlPr>
+            </m:sSubPr>
+            <m:e>
+              <m:r>
+                <w:rPr>
+                  <w:rFonts w:ascii="Cambria Math" w:hAnsi="Cambria Math"/>
+                  <w:lang w:val="en-GB"/>
+                </w:rPr>
+                <m:t>R</m:t>
+              </m:r>
+            </m:e>
+            <m:sub>
+              <m:r>
+                <w:rPr>
+                  <w:rFonts w:ascii="Cambria Math" w:hAnsi="Cambria Math"/>
+                  <w:lang w:val="en-GB"/>
+                </w:rPr>
+                <m:t>10</m:t>
+              </m:r>
+            </m:sub>
+          </m:sSub>
+          <m:r>
+            <w:rPr>
+              <w:rFonts w:ascii="Cambria Math" w:hAnsi="Cambria Math"/>
+              <w:lang w:val="en-GB"/>
+            </w:rPr>
+            <m:t>(x,y,t)=</m:t>
+          </m:r>
+          <m:sSub>
+            <m:sSubPr>
+              <m:ctrlPr>
+                <w:rPr>
+                  <w:rFonts w:ascii="Cambria Math" w:hAnsi="Cambria Math"/>
+                  <w:lang w:val="en-GB"/>
+                </w:rPr>
+              </m:ctrlPr>
+            </m:sSubPr>
+            <m:e>
+              <m:r>
+                <w:rPr>
+                  <w:rFonts w:ascii="Cambria Math" w:hAnsi="Cambria Math"/>
+                  <w:lang w:val="en-GB"/>
+                </w:rPr>
+                <m:t>P</m:t>
+              </m:r>
+            </m:e>
+            <m:sub>
+              <m:r>
+                <w:rPr>
+                  <w:rFonts w:ascii="Cambria Math" w:hAnsi="Cambria Math"/>
+                  <w:lang w:val="en-GB"/>
+                </w:rPr>
+                <m:t>75</m:t>
+              </m:r>
+            </m:sub>
+          </m:sSub>
+          <m:d>
+            <m:dPr>
+              <m:ctrlPr>
+                <w:rPr>
+                  <w:rFonts w:ascii="Cambria Math" w:hAnsi="Cambria Math"/>
+                  <w:lang w:val="en-GB"/>
+                </w:rPr>
+              </m:ctrlPr>
+            </m:dPr>
+            <m:e>
+              <m:r>
+                <w:rPr>
+                  <w:rFonts w:ascii="Cambria Math" w:hAnsi="Cambria Math"/>
+                  <w:lang w:val="en-GB"/>
+                </w:rPr>
+                <m:t>T(x,y,t-10:t-1)</m:t>
+              </m:r>
+            </m:e>
+          </m:d>
+          <m:r>
+            <w:rPr>
+              <w:rFonts w:ascii="Cambria Math" w:hAnsi="Cambria Math"/>
+              <w:lang w:val="en-GB"/>
+            </w:rPr>
+            <m:t>-</m:t>
+          </m:r>
+          <m:sSub>
+            <m:sSubPr>
+              <m:ctrlPr>
+                <w:rPr>
+                  <w:rFonts w:ascii="Cambria Math" w:hAnsi="Cambria Math"/>
+                  <w:lang w:val="en-GB"/>
+                </w:rPr>
+              </m:ctrlPr>
+            </m:sSubPr>
+            <m:e>
+              <m:r>
+                <w:rPr>
+                  <w:rFonts w:ascii="Cambria Math" w:hAnsi="Cambria Math"/>
+                  <w:lang w:val="en-GB"/>
+                </w:rPr>
+                <m:t>P</m:t>
+              </m:r>
+            </m:e>
+            <m:sub>
+              <m:r>
+                <w:rPr>
+                  <w:rFonts w:ascii="Cambria Math" w:hAnsi="Cambria Math"/>
+                  <w:lang w:val="en-GB"/>
+                </w:rPr>
+                <m:t>25</m:t>
+              </m:r>
+            </m:sub>
+          </m:sSub>
+          <m:d>
+            <m:dPr>
+              <m:ctrlPr>
+                <w:rPr>
+                  <w:rFonts w:ascii="Cambria Math" w:hAnsi="Cambria Math"/>
+                  <w:lang w:val="en-GB"/>
+                </w:rPr>
+              </m:ctrlPr>
+            </m:dPr>
+            <m:e>
+              <m:r>
+                <w:rPr>
+                  <w:rFonts w:ascii="Cambria Math" w:hAnsi="Cambria Math"/>
+                  <w:lang w:val="en-GB"/>
+                </w:rPr>
+                <m:t>T(x,y,t-10:t-1)</m:t>
+              </m:r>
+            </m:e>
+          </m:d>
+          <m:r>
+            <w:rPr>
+              <w:lang w:val="en-GB"/>
+            </w:rPr>
+            <w:br/>
+          </m:r>
+        </m:oMath>
+      </m:oMathPara>
+    </w:p>
+    <w:p>
+      <w:r>
+        <w:t xml:space="preserve">Ou seja, para cada célula </w:t>
+      </w:r>
+      <m:oMath>
+        <m:d>
+          <m:dPr>
+            <m:sepChr m:val=","/>
+            <m:ctrlPr>
+              <w:rPr>
+                <w:rFonts w:ascii="Cambria Math" w:hAnsi="Cambria Math"/>
+                <w:lang w:val="en-GB"/>
+              </w:rPr>
+            </m:ctrlPr>
+          </m:dPr>
+          <m:e>
+            <m:r>
+              <w:rPr>
+                <w:rFonts w:ascii="Cambria Math" w:hAnsi="Cambria Math"/>
+                <w:lang w:val="en-GB"/>
+              </w:rPr>
+              <m:t>x</m:t>
+            </m:r>
+          </m:e>
+          <m:e>
+            <m:r>
+              <w:rPr>
+                <w:rFonts w:ascii="Cambria Math" w:hAnsi="Cambria Math"/>
+                <w:lang w:val="en-GB"/>
+              </w:rPr>
+              <m:t>y</m:t>
+            </m:r>
+          </m:e>
+        </m:d>
+      </m:oMath>
+      <w:r>
+        <w:t xml:space="preserve">, no dia de planeamento </w:t>
+      </w:r>
+      <m:oMath>
+        <m:r>
+          <w:rPr>
+            <w:rFonts w:ascii="Cambria Math" w:hAnsi="Cambria Math"/>
+            <w:lang w:val="en-GB"/>
+          </w:rPr>
+          <m:t>t</m:t>
+        </m:r>
+      </m:oMath>
+      <w:r>
+        <w:t>, calcula a diferença entre o percentil 75 e o percentil 25 da temperatura nos 10 dias anteriores.</w:t>
+      </w:r>
+    </w:p>
+    <w:p>
+      <w:pPr>
+        <w:rPr>
+          <w:lang w:val="en-GB"/>
+        </w:rPr>
+      </w:pPr>
+      <w:r>
+        <w:rPr>
+          <w:lang w:val="en-GB"/>
+        </w:rPr>
+        <w:drawing>
+          <wp:inline distT="0" distB="0" distL="0" distR="0" wp14:anchorId="3E0BC48F" wp14:editId="4482C63A">
+            <wp:extent cx="5400040" cy="2248535"/>
+            <wp:effectExtent l="0" t="0" r="0" b="0"/>
+            <wp:docPr id="1148478057" name="Picture 4"/>
+            <wp:cNvGraphicFramePr>
+              <a:graphicFrameLocks xmlns:a="http://schemas.openxmlformats.org/drawingml/2006/main" noChangeAspect="1"/>
+            </wp:cNvGraphicFramePr>
+            <a:graphic xmlns:a="http://schemas.openxmlformats.org/drawingml/2006/main">
+              <a:graphicData uri="http://schemas.openxmlformats.org/drawingml/2006/picture">
+                <pic:pic xmlns:pic="http://schemas.openxmlformats.org/drawingml/2006/picture">
+                  <pic:nvPicPr>
+                    <pic:cNvPr id="0" name="Picture 8"/>
+                    <pic:cNvPicPr>
+                      <a:picLocks noChangeAspect="1" noChangeArrowheads="1"/>
+                    </pic:cNvPicPr>
+                  </pic:nvPicPr>
+                  <pic:blipFill>
+                    <a:blip r:embed="rId223" cstate="print">
+                      <a:extLst>
+                        <a:ext uri="{28A0092B-C50C-407E-A947-70E740481C1C}">
+                          <a14:useLocalDpi xmlns:a14="http://schemas.microsoft.com/office/drawing/2010/main" val="0"/>
+                        </a:ext>
+                      </a:extLst>
+                    </a:blip>
+                    <a:srcRect/>
+                    <a:stretch>
+                      <a:fillRect/>
+                    </a:stretch>
+                  </pic:blipFill>
+                  <pic:spPr bwMode="auto">
+                    <a:xfrm>
+                      <a:off x="0" y="0"/>
+                      <a:ext cx="5400040" cy="2248535"/>
+                    </a:xfrm>
+                    <a:prstGeom prst="rect">
+                      <a:avLst/>
+                    </a:prstGeom>
+                    <a:noFill/>
+                    <a:ln>
+                      <a:noFill/>
+                    </a:ln>
+                  </pic:spPr>
+                </pic:pic>
+              </a:graphicData>
+            </a:graphic>
+          </wp:inline>
+        </w:drawing>
+      </w:r>
+    </w:p>
+    <w:p>
+      <w:pPr>
+        <w:rPr>
+          <w:lang w:val="en-GB"/>
+        </w:rPr>
+      </w:pPr>
+    </w:p>
+    <w:p>
+      <w:r>
+        <w:t>Score_alpha(c,D) = 0.50 * H_c + 0.30 * S_c,D + 0.20 * (1 - |corr_STD|)</w:t>
+      </w:r>
+    </w:p>
+    <w:p>
+      <w:pPr>
+        <w:rPr>
+          <w:lang w:val="en-GB"/>
+        </w:rPr>
+      </w:pPr>
+      <w:r>
+        <w:rPr>
+          <w:lang w:val="en-GB"/>
+        </w:rPr>
+        <w:t>onde:</w:t>
+      </w:r>
+    </w:p>
+    <w:p>
+      <w:pPr>
+        <w:numPr>
+          <w:ilvl w:val="0"/>
+          <w:numId w:val="65"/>
+        </w:numPr>
+      </w:pPr>
+      <w:r>
+        <w:t>H_c = heterogeneidade da classe/protótipo</w:t>
+      </w:r>
+    </w:p>
+    <w:p>
+      <w:pPr>
+        <w:numPr>
+          <w:ilvl w:val="0"/>
+          <w:numId w:val="65"/>
+        </w:numPr>
+      </w:pPr>
+      <w:r>
+        <w:t>S_c,D = seletividade/contraste do descriptor naquela classe</w:t>
+      </w:r>
+    </w:p>
+    <w:p>
+      <w:pPr>
+        <w:numPr>
+          <w:ilvl w:val="0"/>
+          <w:numId w:val="65"/>
+        </w:numPr>
+      </w:pPr>
+      <w:r>
+        <w:t>corr_STD = correlação entre descriptor e STD</w:t>
+      </w:r>
+    </w:p>
+    <w:p>
+      <w:pPr>
+        <w:numPr>
+          <w:ilvl w:val="0"/>
+          <w:numId w:val="65"/>
+        </w:numPr>
+      </w:pPr>
+      <w:r>
+        <w:t>1 - |corr_STD| = novidade do descriptor em relação ao STD</w:t>
+      </w:r>
+    </w:p>
+    <w:p/>
+    <w:p>
+      <w:pPr>
+        <w:rPr>
+          <w:lang w:val="en-GB"/>
+        </w:rPr>
+      </w:pPr>
+      <w:r>
+        <w:rPr>
+          <w:b/>
+          <w:bCs/>
+          <w:lang w:val="en-GB"/>
+        </w:rPr>
+        <w:t>tradeoff_score</w:t>
+      </w:r>
+      <w:r>
+        <w:rPr>
+          <w:lang w:val="en-GB"/>
+        </w:rPr>
+        <w:t xml:space="preserve"> =</w:t>
+      </w:r>
+    </w:p>
+    <w:p>
+      <w:pPr>
+        <w:rPr>
+          <w:lang w:val="en-GB"/>
+        </w:rPr>
+      </w:pPr>
+      <w:r>
+        <w:rPr>
+          <w:lang w:val="en-GB"/>
+        </w:rPr>
+        <w:t xml:space="preserve">  0.40 * STD_retention</w:t>
+      </w:r>
+    </w:p>
+    <w:p>
+      <w:pPr>
+        <w:rPr>
+          <w:lang w:val="en-GB"/>
+        </w:rPr>
+      </w:pPr>
+      <w:r>
+        <w:rPr>
+          <w:lang w:val="en-GB"/>
+        </w:rPr>
+        <w:t>+ 0.30 * regime_balance</w:t>
+      </w:r>
+    </w:p>
+    <w:p>
+      <w:pPr>
+        <w:rPr>
+          <w:lang w:val="en-GB"/>
+        </w:rPr>
+      </w:pPr>
+      <w:r>
+        <w:rPr>
+          <w:lang w:val="en-GB"/>
+        </w:rPr>
+        <w:t>+ 0.20 * descriptor_gain_norm</w:t>
+      </w:r>
+    </w:p>
+    <w:p>
+      <w:pPr>
+        <w:rPr>
+          <w:lang w:val="en-GB"/>
+        </w:rPr>
+      </w:pPr>
+      <w:r>
+        <w:rPr>
+          <w:lang w:val="en-GB"/>
+        </w:rPr>
+        <w:t>+ 0.10 * path_difference_norm</w:t>
+      </w:r>
+    </w:p>
+    <w:p>
+      <w:r>
+        <w:t>- 0.10 * runtime_penalty</w:t>
       </w:r>
     </w:p>
     <w:p/>
@@ -29720,6 +27383,155 @@
     </w:lvl>
   </w:abstractNum>
   <w:abstractNum w:abstractNumId="15" w15:restartNumberingAfterBreak="0">
+    <w:nsid w:val="191E41EF"/>
+    <w:multiLevelType w:val="multilevel"/>
+    <w:tmpl w:val="5744685A"/>
+    <w:lvl w:ilvl="0">
+      <w:start w:val="1"/>
+      <w:numFmt w:val="bullet"/>
+      <w:lvlText w:val=""/>
+      <w:lvlJc w:val="left"/>
+      <w:pPr>
+        <w:tabs>
+          <w:tab w:val="num" w:pos="720"/>
+        </w:tabs>
+        <w:ind w:left="720" w:hanging="360"/>
+      </w:pPr>
+      <w:rPr>
+        <w:rFonts w:ascii="Symbol" w:hAnsi="Symbol" w:hint="default"/>
+        <w:sz w:val="20"/>
+      </w:rPr>
+    </w:lvl>
+    <w:lvl w:ilvl="1" w:tentative="1">
+      <w:start w:val="1"/>
+      <w:numFmt w:val="bullet"/>
+      <w:lvlText w:val=""/>
+      <w:lvlJc w:val="left"/>
+      <w:pPr>
+        <w:tabs>
+          <w:tab w:val="num" w:pos="1440"/>
+        </w:tabs>
+        <w:ind w:left="1440" w:hanging="360"/>
+      </w:pPr>
+      <w:rPr>
+        <w:rFonts w:ascii="Symbol" w:hAnsi="Symbol" w:hint="default"/>
+        <w:sz w:val="20"/>
+      </w:rPr>
+    </w:lvl>
+    <w:lvl w:ilvl="2" w:tentative="1">
+      <w:start w:val="1"/>
+      <w:numFmt w:val="bullet"/>
+      <w:lvlText w:val=""/>
+      <w:lvlJc w:val="left"/>
+      <w:pPr>
+        <w:tabs>
+          <w:tab w:val="num" w:pos="2160"/>
+        </w:tabs>
+        <w:ind w:left="2160" w:hanging="360"/>
+      </w:pPr>
+      <w:rPr>
+        <w:rFonts w:ascii="Symbol" w:hAnsi="Symbol" w:hint="default"/>
+        <w:sz w:val="20"/>
+      </w:rPr>
+    </w:lvl>
+    <w:lvl w:ilvl="3" w:tentative="1">
+      <w:start w:val="1"/>
+      <w:numFmt w:val="bullet"/>
+      <w:lvlText w:val=""/>
+      <w:lvlJc w:val="left"/>
+      <w:pPr>
+        <w:tabs>
+          <w:tab w:val="num" w:pos="2880"/>
+        </w:tabs>
+        <w:ind w:left="2880" w:hanging="360"/>
+      </w:pPr>
+      <w:rPr>
+        <w:rFonts w:ascii="Symbol" w:hAnsi="Symbol" w:hint="default"/>
+        <w:sz w:val="20"/>
+      </w:rPr>
+    </w:lvl>
+    <w:lvl w:ilvl="4" w:tentative="1">
+      <w:start w:val="1"/>
+      <w:numFmt w:val="bullet"/>
+      <w:lvlText w:val=""/>
+      <w:lvlJc w:val="left"/>
+      <w:pPr>
+        <w:tabs>
+          <w:tab w:val="num" w:pos="3600"/>
+        </w:tabs>
+        <w:ind w:left="3600" w:hanging="360"/>
+      </w:pPr>
+      <w:rPr>
+        <w:rFonts w:ascii="Symbol" w:hAnsi="Symbol" w:hint="default"/>
+        <w:sz w:val="20"/>
+      </w:rPr>
+    </w:lvl>
+    <w:lvl w:ilvl="5" w:tentative="1">
+      <w:start w:val="1"/>
+      <w:numFmt w:val="bullet"/>
+      <w:lvlText w:val=""/>
+      <w:lvlJc w:val="left"/>
+      <w:pPr>
+        <w:tabs>
+          <w:tab w:val="num" w:pos="4320"/>
+        </w:tabs>
+        <w:ind w:left="4320" w:hanging="360"/>
+      </w:pPr>
+      <w:rPr>
+        <w:rFonts w:ascii="Symbol" w:hAnsi="Symbol" w:hint="default"/>
+        <w:sz w:val="20"/>
+      </w:rPr>
+    </w:lvl>
+    <w:lvl w:ilvl="6" w:tentative="1">
+      <w:start w:val="1"/>
+      <w:numFmt w:val="bullet"/>
+      <w:lvlText w:val=""/>
+      <w:lvlJc w:val="left"/>
+      <w:pPr>
+        <w:tabs>
+          <w:tab w:val="num" w:pos="5040"/>
+        </w:tabs>
+        <w:ind w:left="5040" w:hanging="360"/>
+      </w:pPr>
+      <w:rPr>
+        <w:rFonts w:ascii="Symbol" w:hAnsi="Symbol" w:hint="default"/>
+        <w:sz w:val="20"/>
+      </w:rPr>
+    </w:lvl>
+    <w:lvl w:ilvl="7" w:tentative="1">
+      <w:start w:val="1"/>
+      <w:numFmt w:val="bullet"/>
+      <w:lvlText w:val=""/>
+      <w:lvlJc w:val="left"/>
+      <w:pPr>
+        <w:tabs>
+          <w:tab w:val="num" w:pos="5760"/>
+        </w:tabs>
+        <w:ind w:left="5760" w:hanging="360"/>
+      </w:pPr>
+      <w:rPr>
+        <w:rFonts w:ascii="Symbol" w:hAnsi="Symbol" w:hint="default"/>
+        <w:sz w:val="20"/>
+      </w:rPr>
+    </w:lvl>
+    <w:lvl w:ilvl="8" w:tentative="1">
+      <w:start w:val="1"/>
+      <w:numFmt w:val="bullet"/>
+      <w:lvlText w:val=""/>
+      <w:lvlJc w:val="left"/>
+      <w:pPr>
+        <w:tabs>
+          <w:tab w:val="num" w:pos="6480"/>
+        </w:tabs>
+        <w:ind w:left="6480" w:hanging="360"/>
+      </w:pPr>
+      <w:rPr>
+        <w:rFonts w:ascii="Symbol" w:hAnsi="Symbol" w:hint="default"/>
+        <w:sz w:val="20"/>
+      </w:rPr>
+    </w:lvl>
+  </w:abstractNum>
+  <w:abstractNum w:abstractNumId="16" w15:restartNumberingAfterBreak="0">
     <w:nsid w:val="19B32A3F"/>
     <w:multiLevelType w:val="multilevel"/>
     <w:tmpl w:val="F74A54CE"/>
@@ -29868,7 +27680,7 @@
       </w:rPr>
     </w:lvl>
   </w:abstractNum>
-  <w:abstractNum w:abstractNumId="16" w15:restartNumberingAfterBreak="0">
+  <w:abstractNum w:abstractNumId="17" w15:restartNumberingAfterBreak="0">
     <w:nsid w:val="1A1A0BF4"/>
     <w:multiLevelType w:val="multilevel"/>
     <w:tmpl w:val="8878E87C"/>
@@ -29981,7 +27793,7 @@
       </w:pPr>
     </w:lvl>
   </w:abstractNum>
-  <w:abstractNum w:abstractNumId="17" w15:restartNumberingAfterBreak="0">
+  <w:abstractNum w:abstractNumId="18" w15:restartNumberingAfterBreak="0">
     <w:nsid w:val="1DC373F0"/>
     <w:multiLevelType w:val="multilevel"/>
     <w:tmpl w:val="05760296"/>
@@ -30130,7 +27942,7 @@
       </w:rPr>
     </w:lvl>
   </w:abstractNum>
-  <w:abstractNum w:abstractNumId="18" w15:restartNumberingAfterBreak="0">
+  <w:abstractNum w:abstractNumId="19" w15:restartNumberingAfterBreak="0">
     <w:nsid w:val="207735A0"/>
     <w:multiLevelType w:val="multilevel"/>
     <w:tmpl w:val="E1924928"/>
@@ -30279,7 +28091,7 @@
       </w:rPr>
     </w:lvl>
   </w:abstractNum>
-  <w:abstractNum w:abstractNumId="19" w15:restartNumberingAfterBreak="0">
+  <w:abstractNum w:abstractNumId="20" w15:restartNumberingAfterBreak="0">
     <w:nsid w:val="25DC3514"/>
     <w:multiLevelType w:val="multilevel"/>
     <w:tmpl w:val="FD600146"/>
@@ -30392,7 +28204,7 @@
       </w:pPr>
     </w:lvl>
   </w:abstractNum>
-  <w:abstractNum w:abstractNumId="20" w15:restartNumberingAfterBreak="0">
+  <w:abstractNum w:abstractNumId="21" w15:restartNumberingAfterBreak="0">
     <w:nsid w:val="27174A9D"/>
     <w:multiLevelType w:val="multilevel"/>
     <w:tmpl w:val="3FE486B0"/>
@@ -30541,7 +28353,7 @@
       </w:rPr>
     </w:lvl>
   </w:abstractNum>
-  <w:abstractNum w:abstractNumId="21" w15:restartNumberingAfterBreak="0">
+  <w:abstractNum w:abstractNumId="22" w15:restartNumberingAfterBreak="0">
     <w:nsid w:val="29F00629"/>
     <w:multiLevelType w:val="multilevel"/>
     <w:tmpl w:val="1BDAD668"/>
@@ -30690,7 +28502,7 @@
       </w:rPr>
     </w:lvl>
   </w:abstractNum>
-  <w:abstractNum w:abstractNumId="22" w15:restartNumberingAfterBreak="0">
+  <w:abstractNum w:abstractNumId="23" w15:restartNumberingAfterBreak="0">
     <w:nsid w:val="2ABF2D85"/>
     <w:multiLevelType w:val="multilevel"/>
     <w:tmpl w:val="FF8C2CD8"/>
@@ -30839,7 +28651,7 @@
       </w:rPr>
     </w:lvl>
   </w:abstractNum>
-  <w:abstractNum w:abstractNumId="23" w15:restartNumberingAfterBreak="0">
+  <w:abstractNum w:abstractNumId="24" w15:restartNumberingAfterBreak="0">
     <w:nsid w:val="2BE702AC"/>
     <w:multiLevelType w:val="multilevel"/>
     <w:tmpl w:val="5218DFB6"/>
@@ -30988,7 +28800,7 @@
       </w:rPr>
     </w:lvl>
   </w:abstractNum>
-  <w:abstractNum w:abstractNumId="24" w15:restartNumberingAfterBreak="0">
+  <w:abstractNum w:abstractNumId="25" w15:restartNumberingAfterBreak="0">
     <w:nsid w:val="2BE82024"/>
     <w:multiLevelType w:val="multilevel"/>
     <w:tmpl w:val="6BB219B2"/>
@@ -31137,7 +28949,7 @@
       </w:rPr>
     </w:lvl>
   </w:abstractNum>
-  <w:abstractNum w:abstractNumId="25" w15:restartNumberingAfterBreak="0">
+  <w:abstractNum w:abstractNumId="26" w15:restartNumberingAfterBreak="0">
     <w:nsid w:val="2F3F4AE2"/>
     <w:multiLevelType w:val="hybridMultilevel"/>
     <w:tmpl w:val="FE4EB632"/>
@@ -31223,7 +29035,7 @@
       </w:pPr>
     </w:lvl>
   </w:abstractNum>
-  <w:abstractNum w:abstractNumId="26" w15:restartNumberingAfterBreak="0">
+  <w:abstractNum w:abstractNumId="27" w15:restartNumberingAfterBreak="0">
     <w:nsid w:val="312C1D94"/>
     <w:multiLevelType w:val="multilevel"/>
     <w:tmpl w:val="BB1254EA"/>
@@ -31336,7 +29148,7 @@
       </w:pPr>
     </w:lvl>
   </w:abstractNum>
-  <w:abstractNum w:abstractNumId="27" w15:restartNumberingAfterBreak="0">
+  <w:abstractNum w:abstractNumId="28" w15:restartNumberingAfterBreak="0">
     <w:nsid w:val="35606A1F"/>
     <w:multiLevelType w:val="multilevel"/>
     <w:tmpl w:val="0A5A8BE6"/>
@@ -31449,7 +29261,7 @@
       </w:pPr>
     </w:lvl>
   </w:abstractNum>
-  <w:abstractNum w:abstractNumId="28" w15:restartNumberingAfterBreak="0">
+  <w:abstractNum w:abstractNumId="29" w15:restartNumberingAfterBreak="0">
     <w:nsid w:val="360224C3"/>
     <w:multiLevelType w:val="multilevel"/>
     <w:tmpl w:val="30CEC504"/>
@@ -31598,7 +29410,7 @@
       </w:rPr>
     </w:lvl>
   </w:abstractNum>
-  <w:abstractNum w:abstractNumId="29" w15:restartNumberingAfterBreak="0">
+  <w:abstractNum w:abstractNumId="30" w15:restartNumberingAfterBreak="0">
     <w:nsid w:val="384E5343"/>
     <w:multiLevelType w:val="multilevel"/>
     <w:tmpl w:val="CED8C864"/>
@@ -31747,7 +29559,7 @@
       </w:rPr>
     </w:lvl>
   </w:abstractNum>
-  <w:abstractNum w:abstractNumId="30" w15:restartNumberingAfterBreak="0">
+  <w:abstractNum w:abstractNumId="31" w15:restartNumberingAfterBreak="0">
     <w:nsid w:val="39EC590A"/>
     <w:multiLevelType w:val="multilevel"/>
     <w:tmpl w:val="27D8E3E6"/>
@@ -31860,7 +29672,7 @@
       </w:pPr>
     </w:lvl>
   </w:abstractNum>
-  <w:abstractNum w:abstractNumId="31" w15:restartNumberingAfterBreak="0">
+  <w:abstractNum w:abstractNumId="32" w15:restartNumberingAfterBreak="0">
     <w:nsid w:val="3A480ACA"/>
     <w:multiLevelType w:val="multilevel"/>
     <w:tmpl w:val="402673D4"/>
@@ -31977,7 +29789,7 @@
       </w:pPr>
     </w:lvl>
   </w:abstractNum>
-  <w:abstractNum w:abstractNumId="32" w15:restartNumberingAfterBreak="0">
+  <w:abstractNum w:abstractNumId="33" w15:restartNumberingAfterBreak="0">
     <w:nsid w:val="3A522B55"/>
     <w:multiLevelType w:val="multilevel"/>
     <w:tmpl w:val="3D44CB5E"/>
@@ -32126,7 +29938,7 @@
       </w:rPr>
     </w:lvl>
   </w:abstractNum>
-  <w:abstractNum w:abstractNumId="33" w15:restartNumberingAfterBreak="0">
+  <w:abstractNum w:abstractNumId="34" w15:restartNumberingAfterBreak="0">
     <w:nsid w:val="40CF7BA8"/>
     <w:multiLevelType w:val="multilevel"/>
     <w:tmpl w:val="6EB6DCB0"/>
@@ -32239,7 +30051,7 @@
       </w:pPr>
     </w:lvl>
   </w:abstractNum>
-  <w:abstractNum w:abstractNumId="34" w15:restartNumberingAfterBreak="0">
+  <w:abstractNum w:abstractNumId="35" w15:restartNumberingAfterBreak="0">
     <w:nsid w:val="4198200B"/>
     <w:multiLevelType w:val="multilevel"/>
     <w:tmpl w:val="0A420042"/>
@@ -32352,7 +30164,7 @@
       </w:pPr>
     </w:lvl>
   </w:abstractNum>
-  <w:abstractNum w:abstractNumId="35" w15:restartNumberingAfterBreak="0">
+  <w:abstractNum w:abstractNumId="36" w15:restartNumberingAfterBreak="0">
     <w:nsid w:val="42F615D6"/>
     <w:multiLevelType w:val="multilevel"/>
     <w:tmpl w:val="B96E3AD4"/>
@@ -32469,7 +30281,7 @@
       </w:pPr>
     </w:lvl>
   </w:abstractNum>
-  <w:abstractNum w:abstractNumId="36" w15:restartNumberingAfterBreak="0">
+  <w:abstractNum w:abstractNumId="37" w15:restartNumberingAfterBreak="0">
     <w:nsid w:val="44175D88"/>
     <w:multiLevelType w:val="multilevel"/>
     <w:tmpl w:val="08284350"/>
@@ -32618,7 +30430,7 @@
       </w:rPr>
     </w:lvl>
   </w:abstractNum>
-  <w:abstractNum w:abstractNumId="37" w15:restartNumberingAfterBreak="0">
+  <w:abstractNum w:abstractNumId="38" w15:restartNumberingAfterBreak="0">
     <w:nsid w:val="45A8776C"/>
     <w:multiLevelType w:val="multilevel"/>
     <w:tmpl w:val="79343E5E"/>
@@ -32731,7 +30543,7 @@
       </w:pPr>
     </w:lvl>
   </w:abstractNum>
-  <w:abstractNum w:abstractNumId="38" w15:restartNumberingAfterBreak="0">
+  <w:abstractNum w:abstractNumId="39" w15:restartNumberingAfterBreak="0">
     <w:nsid w:val="486D34AE"/>
     <w:multiLevelType w:val="multilevel"/>
     <w:tmpl w:val="6E1E11CA"/>
@@ -32880,7 +30692,7 @@
       </w:rPr>
     </w:lvl>
   </w:abstractNum>
-  <w:abstractNum w:abstractNumId="39" w15:restartNumberingAfterBreak="0">
+  <w:abstractNum w:abstractNumId="40" w15:restartNumberingAfterBreak="0">
     <w:nsid w:val="48DC5853"/>
     <w:multiLevelType w:val="multilevel"/>
     <w:tmpl w:val="595E0096"/>
@@ -32993,7 +30805,7 @@
       </w:pPr>
     </w:lvl>
   </w:abstractNum>
-  <w:abstractNum w:abstractNumId="40" w15:restartNumberingAfterBreak="0">
+  <w:abstractNum w:abstractNumId="41" w15:restartNumberingAfterBreak="0">
     <w:nsid w:val="4AA43310"/>
     <w:multiLevelType w:val="multilevel"/>
     <w:tmpl w:val="47E6B7FA"/>
@@ -33142,7 +30954,7 @@
       </w:rPr>
     </w:lvl>
   </w:abstractNum>
-  <w:abstractNum w:abstractNumId="41" w15:restartNumberingAfterBreak="0">
+  <w:abstractNum w:abstractNumId="42" w15:restartNumberingAfterBreak="0">
     <w:nsid w:val="4AFF65C6"/>
     <w:multiLevelType w:val="multilevel"/>
     <w:tmpl w:val="3AB6EBC0"/>
@@ -33291,7 +31103,7 @@
       </w:rPr>
     </w:lvl>
   </w:abstractNum>
-  <w:abstractNum w:abstractNumId="42" w15:restartNumberingAfterBreak="0">
+  <w:abstractNum w:abstractNumId="43" w15:restartNumberingAfterBreak="0">
     <w:nsid w:val="4D283D42"/>
     <w:multiLevelType w:val="multilevel"/>
     <w:tmpl w:val="90220B94"/>
@@ -33408,7 +31220,7 @@
       </w:pPr>
     </w:lvl>
   </w:abstractNum>
-  <w:abstractNum w:abstractNumId="43" w15:restartNumberingAfterBreak="0">
+  <w:abstractNum w:abstractNumId="44" w15:restartNumberingAfterBreak="0">
     <w:nsid w:val="4F466CD1"/>
     <w:multiLevelType w:val="multilevel"/>
     <w:tmpl w:val="9B465492"/>
@@ -33557,7 +31369,7 @@
       </w:rPr>
     </w:lvl>
   </w:abstractNum>
-  <w:abstractNum w:abstractNumId="44" w15:restartNumberingAfterBreak="0">
+  <w:abstractNum w:abstractNumId="45" w15:restartNumberingAfterBreak="0">
     <w:nsid w:val="51BD0434"/>
     <w:multiLevelType w:val="multilevel"/>
     <w:tmpl w:val="CA4E922C"/>
@@ -33706,7 +31518,7 @@
       </w:rPr>
     </w:lvl>
   </w:abstractNum>
-  <w:abstractNum w:abstractNumId="45" w15:restartNumberingAfterBreak="0">
+  <w:abstractNum w:abstractNumId="46" w15:restartNumberingAfterBreak="0">
     <w:nsid w:val="522E036C"/>
     <w:multiLevelType w:val="multilevel"/>
     <w:tmpl w:val="D048E784"/>
@@ -33855,7 +31667,7 @@
       </w:rPr>
     </w:lvl>
   </w:abstractNum>
-  <w:abstractNum w:abstractNumId="46" w15:restartNumberingAfterBreak="0">
+  <w:abstractNum w:abstractNumId="47" w15:restartNumberingAfterBreak="0">
     <w:nsid w:val="573B29C6"/>
     <w:multiLevelType w:val="multilevel"/>
     <w:tmpl w:val="95429732"/>
@@ -34004,7 +31816,7 @@
       </w:rPr>
     </w:lvl>
   </w:abstractNum>
-  <w:abstractNum w:abstractNumId="47" w15:restartNumberingAfterBreak="0">
+  <w:abstractNum w:abstractNumId="48" w15:restartNumberingAfterBreak="0">
     <w:nsid w:val="57D83D89"/>
     <w:multiLevelType w:val="multilevel"/>
     <w:tmpl w:val="ED9E6DE0"/>
@@ -34153,7 +31965,7 @@
       </w:rPr>
     </w:lvl>
   </w:abstractNum>
-  <w:abstractNum w:abstractNumId="48" w15:restartNumberingAfterBreak="0">
+  <w:abstractNum w:abstractNumId="49" w15:restartNumberingAfterBreak="0">
     <w:nsid w:val="5DC650D9"/>
     <w:multiLevelType w:val="multilevel"/>
     <w:tmpl w:val="A90A813E"/>
@@ -34302,7 +32114,7 @@
       </w:rPr>
     </w:lvl>
   </w:abstractNum>
-  <w:abstractNum w:abstractNumId="49" w15:restartNumberingAfterBreak="0">
+  <w:abstractNum w:abstractNumId="50" w15:restartNumberingAfterBreak="0">
     <w:nsid w:val="63241842"/>
     <w:multiLevelType w:val="multilevel"/>
     <w:tmpl w:val="C0A03098"/>
@@ -34415,7 +32227,7 @@
       </w:pPr>
     </w:lvl>
   </w:abstractNum>
-  <w:abstractNum w:abstractNumId="50" w15:restartNumberingAfterBreak="0">
+  <w:abstractNum w:abstractNumId="51" w15:restartNumberingAfterBreak="0">
     <w:nsid w:val="6586161D"/>
     <w:multiLevelType w:val="multilevel"/>
     <w:tmpl w:val="F66401DA"/>
@@ -34564,7 +32376,7 @@
       </w:rPr>
     </w:lvl>
   </w:abstractNum>
-  <w:abstractNum w:abstractNumId="51" w15:restartNumberingAfterBreak="0">
+  <w:abstractNum w:abstractNumId="52" w15:restartNumberingAfterBreak="0">
     <w:nsid w:val="6B463441"/>
     <w:multiLevelType w:val="multilevel"/>
     <w:tmpl w:val="AD5294F6"/>
@@ -34713,7 +32525,7 @@
       </w:rPr>
     </w:lvl>
   </w:abstractNum>
-  <w:abstractNum w:abstractNumId="52" w15:restartNumberingAfterBreak="0">
+  <w:abstractNum w:abstractNumId="53" w15:restartNumberingAfterBreak="0">
     <w:nsid w:val="6BD16D83"/>
     <w:multiLevelType w:val="multilevel"/>
     <w:tmpl w:val="33C80BE2"/>
@@ -34862,7 +32674,7 @@
       </w:rPr>
     </w:lvl>
   </w:abstractNum>
-  <w:abstractNum w:abstractNumId="53" w15:restartNumberingAfterBreak="0">
+  <w:abstractNum w:abstractNumId="54" w15:restartNumberingAfterBreak="0">
     <w:nsid w:val="6D3D1294"/>
     <w:multiLevelType w:val="multilevel"/>
     <w:tmpl w:val="C1628292"/>
@@ -35011,7 +32823,7 @@
       </w:rPr>
     </w:lvl>
   </w:abstractNum>
-  <w:abstractNum w:abstractNumId="54" w15:restartNumberingAfterBreak="0">
+  <w:abstractNum w:abstractNumId="55" w15:restartNumberingAfterBreak="0">
     <w:nsid w:val="6E5B575B"/>
     <w:multiLevelType w:val="multilevel"/>
     <w:tmpl w:val="FB58035C"/>
@@ -35160,7 +32972,7 @@
       </w:rPr>
     </w:lvl>
   </w:abstractNum>
-  <w:abstractNum w:abstractNumId="55" w15:restartNumberingAfterBreak="0">
+  <w:abstractNum w:abstractNumId="56" w15:restartNumberingAfterBreak="0">
     <w:nsid w:val="6E6C7036"/>
     <w:multiLevelType w:val="multilevel"/>
     <w:tmpl w:val="4922F308"/>
@@ -35309,7 +33121,7 @@
       </w:rPr>
     </w:lvl>
   </w:abstractNum>
-  <w:abstractNum w:abstractNumId="56" w15:restartNumberingAfterBreak="0">
+  <w:abstractNum w:abstractNumId="57" w15:restartNumberingAfterBreak="0">
     <w:nsid w:val="6F8A5DF5"/>
     <w:multiLevelType w:val="hybridMultilevel"/>
     <w:tmpl w:val="898E769C"/>
@@ -35422,7 +33234,7 @@
       </w:rPr>
     </w:lvl>
   </w:abstractNum>
-  <w:abstractNum w:abstractNumId="57" w15:restartNumberingAfterBreak="0">
+  <w:abstractNum w:abstractNumId="58" w15:restartNumberingAfterBreak="0">
     <w:nsid w:val="78D31AFF"/>
     <w:multiLevelType w:val="multilevel"/>
     <w:tmpl w:val="C4B4C400"/>
@@ -35571,7 +33383,7 @@
       </w:rPr>
     </w:lvl>
   </w:abstractNum>
-  <w:abstractNum w:abstractNumId="58" w15:restartNumberingAfterBreak="0">
+  <w:abstractNum w:abstractNumId="59" w15:restartNumberingAfterBreak="0">
     <w:nsid w:val="796D223F"/>
     <w:multiLevelType w:val="multilevel"/>
     <w:tmpl w:val="F9C6E438"/>
@@ -35720,7 +33532,7 @@
       </w:rPr>
     </w:lvl>
   </w:abstractNum>
-  <w:abstractNum w:abstractNumId="59" w15:restartNumberingAfterBreak="0">
+  <w:abstractNum w:abstractNumId="60" w15:restartNumberingAfterBreak="0">
     <w:nsid w:val="79D81BCB"/>
     <w:multiLevelType w:val="multilevel"/>
     <w:tmpl w:val="ED2C4ED0"/>
@@ -35837,7 +33649,7 @@
       </w:pPr>
     </w:lvl>
   </w:abstractNum>
-  <w:abstractNum w:abstractNumId="60" w15:restartNumberingAfterBreak="0">
+  <w:abstractNum w:abstractNumId="61" w15:restartNumberingAfterBreak="0">
     <w:nsid w:val="7A5316AF"/>
     <w:multiLevelType w:val="multilevel"/>
     <w:tmpl w:val="FC90D34A"/>
@@ -35986,7 +33798,7 @@
       </w:rPr>
     </w:lvl>
   </w:abstractNum>
-  <w:abstractNum w:abstractNumId="61" w15:restartNumberingAfterBreak="0">
+  <w:abstractNum w:abstractNumId="62" w15:restartNumberingAfterBreak="0">
     <w:nsid w:val="7ADE7320"/>
     <w:multiLevelType w:val="multilevel"/>
     <w:tmpl w:val="D64243B0"/>
@@ -36103,7 +33915,7 @@
       </w:pPr>
     </w:lvl>
   </w:abstractNum>
-  <w:abstractNum w:abstractNumId="62" w15:restartNumberingAfterBreak="0">
+  <w:abstractNum w:abstractNumId="63" w15:restartNumberingAfterBreak="0">
     <w:nsid w:val="7EC05974"/>
     <w:multiLevelType w:val="multilevel"/>
     <w:tmpl w:val="F42A6F30"/>
@@ -36253,25 +34065,25 @@
     </w:lvl>
   </w:abstractNum>
   <w:num w:numId="1" w16cid:durableId="416024905">
-    <w:abstractNumId w:val="56"/>
+    <w:abstractNumId w:val="57"/>
   </w:num>
   <w:num w:numId="2" w16cid:durableId="710494327">
-    <w:abstractNumId w:val="45"/>
+    <w:abstractNumId w:val="46"/>
   </w:num>
   <w:num w:numId="3" w16cid:durableId="1093623345">
-    <w:abstractNumId w:val="20"/>
+    <w:abstractNumId w:val="21"/>
   </w:num>
   <w:num w:numId="4" w16cid:durableId="112140395">
     <w:abstractNumId w:val="7"/>
   </w:num>
   <w:num w:numId="5" w16cid:durableId="625739516">
-    <w:abstractNumId w:val="35"/>
+    <w:abstractNumId w:val="36"/>
   </w:num>
   <w:num w:numId="6" w16cid:durableId="398022369">
-    <w:abstractNumId w:val="24"/>
+    <w:abstractNumId w:val="25"/>
   </w:num>
   <w:num w:numId="7" w16cid:durableId="1345015352">
-    <w:abstractNumId w:val="24"/>
+    <w:abstractNumId w:val="25"/>
     <w:lvlOverride w:ilvl="1">
       <w:lvl w:ilvl="1">
         <w:numFmt w:val="decimal"/>
@@ -36284,76 +34096,76 @@
     <w:abstractNumId w:val="3"/>
   </w:num>
   <w:num w:numId="9" w16cid:durableId="472598343">
-    <w:abstractNumId w:val="51"/>
+    <w:abstractNumId w:val="52"/>
   </w:num>
   <w:num w:numId="10" w16cid:durableId="214395596">
-    <w:abstractNumId w:val="18"/>
+    <w:abstractNumId w:val="19"/>
   </w:num>
   <w:num w:numId="11" w16cid:durableId="1736585716">
-    <w:abstractNumId w:val="43"/>
+    <w:abstractNumId w:val="44"/>
   </w:num>
   <w:num w:numId="12" w16cid:durableId="1475098963">
-    <w:abstractNumId w:val="48"/>
+    <w:abstractNumId w:val="49"/>
   </w:num>
   <w:num w:numId="13" w16cid:durableId="1324818612">
-    <w:abstractNumId w:val="53"/>
+    <w:abstractNumId w:val="54"/>
   </w:num>
   <w:num w:numId="14" w16cid:durableId="1320839583">
-    <w:abstractNumId w:val="40"/>
+    <w:abstractNumId w:val="41"/>
   </w:num>
   <w:num w:numId="15" w16cid:durableId="210651992">
-    <w:abstractNumId w:val="44"/>
+    <w:abstractNumId w:val="45"/>
   </w:num>
   <w:num w:numId="16" w16cid:durableId="155847272">
-    <w:abstractNumId w:val="21"/>
+    <w:abstractNumId w:val="22"/>
   </w:num>
   <w:num w:numId="17" w16cid:durableId="2098473845">
-    <w:abstractNumId w:val="33"/>
+    <w:abstractNumId w:val="34"/>
   </w:num>
   <w:num w:numId="18" w16cid:durableId="452944098">
     <w:abstractNumId w:val="5"/>
   </w:num>
   <w:num w:numId="19" w16cid:durableId="216824570">
-    <w:abstractNumId w:val="61"/>
+    <w:abstractNumId w:val="62"/>
   </w:num>
   <w:num w:numId="20" w16cid:durableId="1593928772">
     <w:abstractNumId w:val="8"/>
   </w:num>
   <w:num w:numId="21" w16cid:durableId="2143838418">
-    <w:abstractNumId w:val="26"/>
+    <w:abstractNumId w:val="27"/>
   </w:num>
   <w:num w:numId="22" w16cid:durableId="1162621369">
-    <w:abstractNumId w:val="16"/>
+    <w:abstractNumId w:val="17"/>
   </w:num>
   <w:num w:numId="23" w16cid:durableId="1927229004">
-    <w:abstractNumId w:val="41"/>
+    <w:abstractNumId w:val="42"/>
   </w:num>
   <w:num w:numId="24" w16cid:durableId="205262403">
-    <w:abstractNumId w:val="37"/>
+    <w:abstractNumId w:val="38"/>
   </w:num>
   <w:num w:numId="25" w16cid:durableId="836505788">
-    <w:abstractNumId w:val="50"/>
+    <w:abstractNumId w:val="51"/>
   </w:num>
   <w:num w:numId="26" w16cid:durableId="1344894076">
-    <w:abstractNumId w:val="30"/>
+    <w:abstractNumId w:val="31"/>
   </w:num>
   <w:num w:numId="27" w16cid:durableId="1693802876">
-    <w:abstractNumId w:val="15"/>
+    <w:abstractNumId w:val="16"/>
   </w:num>
   <w:num w:numId="28" w16cid:durableId="1936664339">
     <w:abstractNumId w:val="10"/>
   </w:num>
   <w:num w:numId="29" w16cid:durableId="1847477702">
-    <w:abstractNumId w:val="38"/>
+    <w:abstractNumId w:val="39"/>
   </w:num>
   <w:num w:numId="30" w16cid:durableId="1914241241">
     <w:abstractNumId w:val="4"/>
   </w:num>
   <w:num w:numId="31" w16cid:durableId="1065833352">
-    <w:abstractNumId w:val="27"/>
+    <w:abstractNumId w:val="28"/>
   </w:num>
   <w:num w:numId="32" w16cid:durableId="1359624559">
-    <w:abstractNumId w:val="36"/>
+    <w:abstractNumId w:val="37"/>
   </w:num>
   <w:num w:numId="33" w16cid:durableId="1390808608">
     <w:abstractNumId w:val="12"/>
@@ -36362,34 +34174,34 @@
     <w:abstractNumId w:val="1"/>
   </w:num>
   <w:num w:numId="35" w16cid:durableId="210507133">
-    <w:abstractNumId w:val="19"/>
+    <w:abstractNumId w:val="20"/>
   </w:num>
   <w:num w:numId="36" w16cid:durableId="1662587229">
-    <w:abstractNumId w:val="23"/>
+    <w:abstractNumId w:val="24"/>
   </w:num>
   <w:num w:numId="37" w16cid:durableId="1421021611">
-    <w:abstractNumId w:val="42"/>
+    <w:abstractNumId w:val="43"/>
   </w:num>
   <w:num w:numId="38" w16cid:durableId="527066140">
-    <w:abstractNumId w:val="55"/>
+    <w:abstractNumId w:val="56"/>
   </w:num>
   <w:num w:numId="39" w16cid:durableId="1557548865">
-    <w:abstractNumId w:val="49"/>
+    <w:abstractNumId w:val="50"/>
   </w:num>
   <w:num w:numId="40" w16cid:durableId="1309632665">
     <w:abstractNumId w:val="6"/>
   </w:num>
   <w:num w:numId="41" w16cid:durableId="1777140482">
-    <w:abstractNumId w:val="57"/>
+    <w:abstractNumId w:val="58"/>
   </w:num>
   <w:num w:numId="42" w16cid:durableId="615798999">
     <w:abstractNumId w:val="9"/>
   </w:num>
   <w:num w:numId="43" w16cid:durableId="213548270">
-    <w:abstractNumId w:val="59"/>
+    <w:abstractNumId w:val="60"/>
   </w:num>
   <w:num w:numId="44" w16cid:durableId="1821263913">
-    <w:abstractNumId w:val="22"/>
+    <w:abstractNumId w:val="23"/>
   </w:num>
   <w:num w:numId="45" w16cid:durableId="322247051">
     <w:abstractNumId w:val="13"/>
@@ -36398,58 +34210,61 @@
     <w:abstractNumId w:val="14"/>
   </w:num>
   <w:num w:numId="47" w16cid:durableId="713849993">
-    <w:abstractNumId w:val="54"/>
+    <w:abstractNumId w:val="55"/>
   </w:num>
   <w:num w:numId="48" w16cid:durableId="916013461">
-    <w:abstractNumId w:val="60"/>
+    <w:abstractNumId w:val="61"/>
   </w:num>
   <w:num w:numId="49" w16cid:durableId="1214275377">
     <w:abstractNumId w:val="0"/>
   </w:num>
   <w:num w:numId="50" w16cid:durableId="969671111">
-    <w:abstractNumId w:val="17"/>
+    <w:abstractNumId w:val="18"/>
   </w:num>
   <w:num w:numId="51" w16cid:durableId="514000854">
     <w:abstractNumId w:val="2"/>
   </w:num>
   <w:num w:numId="52" w16cid:durableId="319046282">
-    <w:abstractNumId w:val="31"/>
+    <w:abstractNumId w:val="32"/>
   </w:num>
   <w:num w:numId="53" w16cid:durableId="117381822">
-    <w:abstractNumId w:val="62"/>
+    <w:abstractNumId w:val="63"/>
   </w:num>
   <w:num w:numId="54" w16cid:durableId="2043743854">
-    <w:abstractNumId w:val="39"/>
+    <w:abstractNumId w:val="40"/>
   </w:num>
   <w:num w:numId="55" w16cid:durableId="902987215">
-    <w:abstractNumId w:val="32"/>
+    <w:abstractNumId w:val="33"/>
   </w:num>
   <w:num w:numId="56" w16cid:durableId="1878538762">
-    <w:abstractNumId w:val="28"/>
+    <w:abstractNumId w:val="29"/>
   </w:num>
   <w:num w:numId="57" w16cid:durableId="1929776698">
-    <w:abstractNumId w:val="46"/>
+    <w:abstractNumId w:val="47"/>
   </w:num>
   <w:num w:numId="58" w16cid:durableId="2029600923">
-    <w:abstractNumId w:val="58"/>
+    <w:abstractNumId w:val="59"/>
   </w:num>
   <w:num w:numId="59" w16cid:durableId="563032654">
-    <w:abstractNumId w:val="29"/>
+    <w:abstractNumId w:val="30"/>
   </w:num>
   <w:num w:numId="60" w16cid:durableId="698747028">
-    <w:abstractNumId w:val="52"/>
+    <w:abstractNumId w:val="53"/>
   </w:num>
   <w:num w:numId="61" w16cid:durableId="1554266396">
-    <w:abstractNumId w:val="25"/>
+    <w:abstractNumId w:val="26"/>
   </w:num>
   <w:num w:numId="62" w16cid:durableId="1362049274">
-    <w:abstractNumId w:val="47"/>
+    <w:abstractNumId w:val="48"/>
   </w:num>
   <w:num w:numId="63" w16cid:durableId="659844258">
-    <w:abstractNumId w:val="34"/>
+    <w:abstractNumId w:val="35"/>
   </w:num>
   <w:num w:numId="64" w16cid:durableId="870797378">
     <w:abstractNumId w:val="11"/>
+  </w:num>
+  <w:num w:numId="65" w16cid:durableId="1769889482">
+    <w:abstractNumId w:val="15"/>
   </w:num>
   <w:numIdMacAtCleanup w:val="63"/>
 </w:numbering>
@@ -37057,7 +34872,6 @@
   <w:style w:type="character" w:default="1" w:styleId="DefaultParagraphFont">
     <w:name w:val="Default Paragraph Font"/>
     <w:uiPriority w:val="1"/>
-    <w:semiHidden/>
     <w:unhideWhenUsed/>
   </w:style>
   <w:style w:type="table" w:default="1" w:styleId="TableNormal">
@@ -37921,6 +35735,18 @@
 </file>
 
 <file path=customXml/item1.xml><?xml version="1.0" encoding="utf-8"?>
+<p:properties xmlns:p="http://schemas.microsoft.com/office/2006/metadata/properties" xmlns:xsi="http://www.w3.org/2001/XMLSchema-instance" xmlns:pc="http://schemas.microsoft.com/office/infopath/2007/PartnerControls">
+  <documentManagement>
+    <_activity xmlns="c5de1c3e-7813-4da7-ba52-5366b85aaf02" xsi:nil="true"/>
+  </documentManagement>
+</p:properties>
+</file>
+
+<file path=customXml/item2.xml><?xml version="1.0" encoding="utf-8"?>
+<b:Sources xmlns:b="http://schemas.openxmlformats.org/officeDocument/2006/bibliography" xmlns="http://schemas.openxmlformats.org/officeDocument/2006/bibliography" SelectedStyle="\APASixthEditionOfficeOnline.xsl" StyleName="APA" Version="6"/>
+</file>
+
+<file path=customXml/item3.xml><?xml version="1.0" encoding="utf-8"?>
 <ct:contentTypeSchema xmlns:ct="http://schemas.microsoft.com/office/2006/metadata/contentType" xmlns:ma="http://schemas.microsoft.com/office/2006/metadata/properties/metaAttributes" ct:_="" ma:_="" ma:contentTypeName="Documento" ma:contentTypeID="0x010100A6AC9AE00E36404AA0D09428E6D89785" ma:contentTypeVersion="10" ma:contentTypeDescription="Criar um novo documento." ma:contentTypeScope="" ma:versionID="c0b198167d051d08179437bc8682830a">
   <xsd:schema xmlns:xsd="http://www.w3.org/2001/XMLSchema" xmlns:xs="http://www.w3.org/2001/XMLSchema" xmlns:p="http://schemas.microsoft.com/office/2006/metadata/properties" xmlns:ns3="c5de1c3e-7813-4da7-ba52-5366b85aaf02" targetNamespace="http://schemas.microsoft.com/office/2006/metadata/properties" ma:root="true" ma:fieldsID="7b44b96bc6bb60909a8caa27185ed88e" ns3:_="">
     <xsd:import namespace="c5de1c3e-7813-4da7-ba52-5366b85aaf02"/>
@@ -38100,7 +35926,7 @@
 </ct:contentTypeSchema>
 </file>
 
-<file path=customXml/item2.xml><?xml version="1.0" encoding="utf-8"?>
+<file path=customXml/item4.xml><?xml version="1.0" encoding="utf-8"?>
 <?mso-contentType ?>
 <FormTemplates xmlns="http://schemas.microsoft.com/sharepoint/v3/contenttype/forms">
   <Display>DocumentLibraryForm</Display>
@@ -38109,19 +35935,25 @@
 </FormTemplates>
 </file>
 
-<file path=customXml/item3.xml><?xml version="1.0" encoding="utf-8"?>
-<p:properties xmlns:p="http://schemas.microsoft.com/office/2006/metadata/properties" xmlns:xsi="http://www.w3.org/2001/XMLSchema-instance" xmlns:pc="http://schemas.microsoft.com/office/infopath/2007/PartnerControls">
-  <documentManagement>
-    <_activity xmlns="c5de1c3e-7813-4da7-ba52-5366b85aaf02" xsi:nil="true"/>
-  </documentManagement>
-</p:properties>
+<file path=customXml/itemProps1.xml><?xml version="1.0" encoding="utf-8"?>
+<ds:datastoreItem xmlns:ds="http://schemas.openxmlformats.org/officeDocument/2006/customXml" ds:itemID="{7A782463-2B0C-4645-84B1-84CEC7DFDBB5}">
+  <ds:schemaRefs>
+    <ds:schemaRef ds:uri="http://schemas.microsoft.com/office/2006/metadata/properties"/>
+    <ds:schemaRef ds:uri="http://schemas.microsoft.com/office/infopath/2007/PartnerControls"/>
+    <ds:schemaRef ds:uri="c5de1c3e-7813-4da7-ba52-5366b85aaf02"/>
+  </ds:schemaRefs>
+</ds:datastoreItem>
 </file>
 
-<file path=customXml/item4.xml><?xml version="1.0" encoding="utf-8"?>
-<b:Sources xmlns:b="http://schemas.openxmlformats.org/officeDocument/2006/bibliography" xmlns="http://schemas.openxmlformats.org/officeDocument/2006/bibliography" SelectedStyle="\APASixthEditionOfficeOnline.xsl" StyleName="APA" Version="6"/>
+<file path=customXml/itemProps2.xml><?xml version="1.0" encoding="utf-8"?>
+<ds:datastoreItem xmlns:ds="http://schemas.openxmlformats.org/officeDocument/2006/customXml" ds:itemID="{F27A9666-D204-4FC0-B158-784753F11C7F}">
+  <ds:schemaRefs>
+    <ds:schemaRef ds:uri="http://schemas.openxmlformats.org/officeDocument/2006/bibliography"/>
+  </ds:schemaRefs>
+</ds:datastoreItem>
 </file>
 
-<file path=customXml/itemProps1.xml><?xml version="1.0" encoding="utf-8"?>
+<file path=customXml/itemProps3.xml><?xml version="1.0" encoding="utf-8"?>
 <ds:datastoreItem xmlns:ds="http://schemas.openxmlformats.org/officeDocument/2006/customXml" ds:itemID="{3AC87783-3A45-4707-8F3B-D68AE1B9ACC6}">
   <ds:schemaRefs>
     <ds:schemaRef ds:uri="http://schemas.microsoft.com/office/2006/metadata/contentType"/>
@@ -38139,28 +35971,10 @@
 </ds:datastoreItem>
 </file>
 
-<file path=customXml/itemProps2.xml><?xml version="1.0" encoding="utf-8"?>
+<file path=customXml/itemProps4.xml><?xml version="1.0" encoding="utf-8"?>
 <ds:datastoreItem xmlns:ds="http://schemas.openxmlformats.org/officeDocument/2006/customXml" ds:itemID="{3B7B41E5-2E6C-4883-AFA2-0CCEC581E975}">
   <ds:schemaRefs>
     <ds:schemaRef ds:uri="http://schemas.microsoft.com/sharepoint/v3/contenttype/forms"/>
   </ds:schemaRefs>
 </ds:datastoreItem>
-</file>
-
-<file path=customXml/itemProps3.xml><?xml version="1.0" encoding="utf-8"?>
-<ds:datastoreItem xmlns:ds="http://schemas.openxmlformats.org/officeDocument/2006/customXml" ds:itemID="{7A782463-2B0C-4645-84B1-84CEC7DFDBB5}">
-  <ds:schemaRefs>
-    <ds:schemaRef ds:uri="http://schemas.microsoft.com/office/2006/metadata/properties"/>
-    <ds:schemaRef ds:uri="http://schemas.microsoft.com/office/infopath/2007/PartnerControls"/>
-    <ds:schemaRef ds:uri="c5de1c3e-7813-4da7-ba52-5366b85aaf02"/>
-  </ds:schemaRefs>
-</ds:datastoreItem>
-</file>
-
-<file path=customXml/itemProps4.xml><?xml version="1.0" encoding="utf-8"?>
-<ds:datastoreItem xmlns:ds="http://schemas.openxmlformats.org/officeDocument/2006/customXml" ds:itemID="{F27A9666-D204-4FC0-B158-784753F11C7F}">
-  <ds:schemaRefs>
-    <ds:schemaRef ds:uri="http://schemas.openxmlformats.org/officeDocument/2006/bibliography"/>
-  </ds:schemaRefs>
-</ds:datastoreItem>
 </file>